--- a/shuhe-module-project/src/main/resources/templates/report/天融信渗透测试复测模版.docx
+++ b/shuhe-module-project/src/main/resources/templates/report/天融信渗透测试复测模版.docx
@@ -15,7 +15,7 @@
       <w:pPr>
         <w:jc w:val="center"/>
         <w:rPr>
-          <w:rFonts w:ascii="SimSun" w:eastAsia="SimSun" w:hAnsi="SimSun" w:cs="SimSun"/>
+          <w:rFonts w:ascii="宋体" w:eastAsia="宋体" w:hAnsi="宋体" w:cs="宋体" w:hint="eastAsia"/>
           <w:b/>
           <w:bCs/>
           <w:sz w:val="44"/>
@@ -25,7 +25,7 @@
       </w:pPr>
       <w:r>
         <w:rPr>
-          <w:rFonts w:ascii="SimSun" w:eastAsia="SimSun" w:hAnsi="SimSun" w:cs="SimSun" w:hint="eastAsia"/>
+          <w:rFonts w:ascii="宋体" w:eastAsia="宋体" w:hAnsi="宋体" w:cs="宋体" w:hint="eastAsia"/>
           <w:b/>
           <w:bCs/>
           <w:sz w:val="44"/>
@@ -39,13 +39,13 @@
       <w:pPr>
         <w:jc w:val="center"/>
         <w:rPr>
-          <w:rFonts w:ascii="SimHei" w:eastAsia="SimHei" w:hAnsi="SimHei"/>
+          <w:rFonts w:ascii="黑体" w:eastAsia="黑体" w:hAnsi="黑体" w:hint="eastAsia"/>
           <w:lang w:eastAsia="zh-CN"/>
         </w:rPr>
       </w:pPr>
       <w:r>
         <w:rPr>
-          <w:rFonts w:ascii="SimSun" w:eastAsia="SimSun" w:hAnsi="SimSun" w:cs="SimSun" w:hint="eastAsia"/>
+          <w:rFonts w:ascii="宋体" w:eastAsia="宋体" w:hAnsi="宋体" w:cs="宋体" w:hint="eastAsia"/>
           <w:b/>
           <w:bCs/>
           <w:sz w:val="44"/>
@@ -61,7 +61,7 @@
           <w:lang w:eastAsia="zh-CN"/>
         </w:rPr>
         <w:drawing>
-          <wp:anchor distT="0" distB="0" distL="114300" distR="114300" simplePos="0" relativeHeight="251660288" behindDoc="1" locked="0" layoutInCell="0" allowOverlap="1">
+          <wp:anchor distT="0" distB="0" distL="114300" distR="114300" simplePos="0" relativeHeight="251660288" behindDoc="1" locked="0" layoutInCell="0" allowOverlap="1" wp14:anchorId="268F3C80" wp14:editId="6010C520">
             <wp:simplePos x="0" y="0"/>
             <wp:positionH relativeFrom="margin">
               <wp:align>center</wp:align>
@@ -140,7 +140,7 @@
           <w:lang w:eastAsia="zh-CN"/>
         </w:rPr>
         <w:drawing>
-          <wp:inline distT="0" distB="0" distL="0" distR="0">
+          <wp:inline distT="0" distB="0" distL="0" distR="0" wp14:anchorId="7E675987" wp14:editId="5DE28860">
             <wp:extent cx="2152015" cy="837565"/>
             <wp:effectExtent l="0" t="0" r="0" b="0"/>
             <wp:docPr id="1002" name="Filename hint" descr="Alternative text"/>
@@ -320,14 +320,14 @@
     <w:p>
       <w:pPr>
         <w:rPr>
-          <w:rFonts w:ascii="SimHei" w:eastAsia="SimHei" w:hAnsi="SimHei"/>
+          <w:rFonts w:ascii="黑体" w:eastAsia="黑体" w:hAnsi="黑体" w:hint="eastAsia"/>
           <w:b/>
           <w:sz w:val="36"/>
         </w:rPr>
       </w:pPr>
       <w:r>
         <w:rPr>
-          <w:rFonts w:ascii="SimHei" w:eastAsia="SimHei" w:hAnsi="SimHei"/>
+          <w:rFonts w:ascii="黑体" w:eastAsia="黑体" w:hAnsi="黑体"/>
           <w:b/>
           <w:sz w:val="36"/>
         </w:rPr>
@@ -341,7 +341,7 @@
       <w:proofErr w:type="spellStart"/>
       <w:r>
         <w:rPr>
-          <w:rFonts w:ascii="SimHei" w:eastAsia="SimHei" w:hAnsi="SimHei"/>
+          <w:rFonts w:ascii="黑体" w:eastAsia="黑体" w:hAnsi="黑体"/>
           <w:b/>
           <w:sz w:val="36"/>
         </w:rPr>
@@ -387,7 +387,7 @@
             <w:proofErr w:type="spellStart"/>
             <w:r>
               <w:rPr>
-                <w:rFonts w:ascii="SimSun" w:eastAsia="SimSun" w:hAnsi="SimSun"/>
+                <w:rFonts w:ascii="宋体" w:eastAsia="宋体" w:hAnsi="宋体"/>
                 <w:b/>
                 <w:szCs w:val="20"/>
               </w:rPr>
@@ -410,7 +410,7 @@
             <w:proofErr w:type="spellStart"/>
             <w:r>
               <w:rPr>
-                <w:rFonts w:ascii="SimSun" w:eastAsia="SimSun" w:hAnsi="SimSun"/>
+                <w:rFonts w:ascii="宋体" w:eastAsia="宋体" w:hAnsi="宋体"/>
                 <w:b/>
                 <w:szCs w:val="20"/>
               </w:rPr>
@@ -433,7 +433,7 @@
             <w:proofErr w:type="spellStart"/>
             <w:r>
               <w:rPr>
-                <w:rFonts w:ascii="SimSun" w:eastAsia="SimSun" w:hAnsi="SimSun"/>
+                <w:rFonts w:ascii="宋体" w:eastAsia="宋体" w:hAnsi="宋体"/>
                 <w:b/>
                 <w:szCs w:val="20"/>
               </w:rPr>
@@ -456,7 +456,7 @@
             <w:proofErr w:type="spellStart"/>
             <w:r>
               <w:rPr>
-                <w:rFonts w:ascii="SimSun" w:eastAsia="SimSun" w:hAnsi="SimSun"/>
+                <w:rFonts w:ascii="宋体" w:eastAsia="宋体" w:hAnsi="宋体"/>
                 <w:b/>
                 <w:szCs w:val="20"/>
               </w:rPr>
@@ -479,7 +479,7 @@
             <w:proofErr w:type="spellStart"/>
             <w:r>
               <w:rPr>
-                <w:rFonts w:ascii="SimSun" w:eastAsia="SimSun" w:hAnsi="SimSun"/>
+                <w:rFonts w:ascii="宋体" w:eastAsia="宋体" w:hAnsi="宋体"/>
                 <w:b/>
                 <w:szCs w:val="20"/>
               </w:rPr>
@@ -502,7 +502,7 @@
             </w:pPr>
             <w:r>
               <w:rPr>
-                <w:rFonts w:ascii="SimSun" w:eastAsia="SimSun" w:hAnsi="SimSun"/>
+                <w:rFonts w:ascii="宋体" w:eastAsia="宋体" w:hAnsi="宋体"/>
                 <w:szCs w:val="20"/>
               </w:rPr>
               <w:t>1.0</w:t>
@@ -519,14 +519,14 @@
               <w:spacing w:before="100" w:after="100" w:line="240" w:lineRule="auto"/>
               <w:jc w:val="center"/>
               <w:rPr>
-                <w:rFonts w:ascii="SimSun" w:eastAsia="SimSun" w:hAnsi="SimSun"/>
+                <w:rFonts w:ascii="宋体" w:eastAsia="宋体" w:hAnsi="宋体" w:hint="eastAsia"/>
                 <w:szCs w:val="20"/>
                 <w:lang w:eastAsia="zh-CN"/>
               </w:rPr>
             </w:pPr>
             <w:r>
               <w:rPr>
-                <w:rFonts w:ascii="SimSun" w:eastAsia="SimSun" w:hAnsi="SimSun" w:hint="eastAsia"/>
+                <w:rFonts w:ascii="宋体" w:eastAsia="宋体" w:hAnsi="宋体" w:hint="eastAsia"/>
                 <w:szCs w:val="20"/>
                 <w:lang w:eastAsia="zh-CN"/>
               </w:rPr>
@@ -574,7 +574,7 @@
               <w:spacing w:before="100" w:after="100" w:line="240" w:lineRule="auto"/>
               <w:jc w:val="center"/>
               <w:rPr>
-                <w:rFonts w:eastAsia="SimSun"/>
+                <w:rFonts w:eastAsia="宋体"/>
                 <w:color w:val="FF0000"/>
                 <w:lang w:eastAsia="zh-CN"/>
               </w:rPr>
@@ -598,7 +598,7 @@
       <w:proofErr w:type="spellStart"/>
       <w:r>
         <w:rPr>
-          <w:rFonts w:ascii="SimHei" w:eastAsia="SimHei" w:hAnsi="SimHei"/>
+          <w:rFonts w:ascii="黑体" w:eastAsia="黑体" w:hAnsi="黑体"/>
           <w:b/>
           <w:sz w:val="36"/>
         </w:rPr>
@@ -618,7 +618,7 @@
       </w:pPr>
       <w:r>
         <w:rPr>
-          <w:rFonts w:ascii="SimSun" w:eastAsia="SimSun" w:hAnsi="SimSun"/>
+          <w:rFonts w:ascii="宋体" w:eastAsia="宋体" w:hAnsi="宋体"/>
           <w:szCs w:val="24"/>
           <w:lang w:eastAsia="zh-CN"/>
         </w:rPr>
@@ -626,7 +626,7 @@
       </w:r>
       <w:r>
         <w:rPr>
-          <w:rFonts w:ascii="SimSun" w:eastAsia="SimSun" w:hAnsi="SimSun"/>
+          <w:rFonts w:ascii="宋体" w:eastAsia="宋体" w:hAnsi="宋体"/>
           <w:b/>
           <w:szCs w:val="24"/>
           <w:lang w:eastAsia="zh-CN"/>
@@ -635,7 +635,7 @@
       </w:r>
       <w:r>
         <w:rPr>
-          <w:rFonts w:ascii="SimSun" w:eastAsia="SimSun" w:hAnsi="SimSun"/>
+          <w:rFonts w:ascii="宋体" w:eastAsia="宋体" w:hAnsi="宋体"/>
           <w:szCs w:val="24"/>
           <w:lang w:eastAsia="zh-CN"/>
         </w:rPr>
@@ -660,7 +660,7 @@
       </w:pPr>
       <w:r>
         <w:rPr>
-          <w:rFonts w:ascii="SimHei" w:eastAsia="SimHei" w:hAnsi="SimHei"/>
+          <w:rFonts w:ascii="黑体" w:eastAsia="黑体" w:hAnsi="黑体"/>
           <w:b/>
           <w:sz w:val="36"/>
           <w:lang w:eastAsia="zh-CN"/>
@@ -680,7 +680,7 @@
       </w:pPr>
       <w:r>
         <w:rPr>
-          <w:rFonts w:ascii="SimSun" w:eastAsia="SimSun" w:hAnsi="SimSun"/>
+          <w:rFonts w:ascii="宋体" w:eastAsia="宋体" w:hAnsi="宋体"/>
           <w:szCs w:val="24"/>
           <w:lang w:eastAsia="zh-CN"/>
         </w:rPr>
@@ -688,7 +688,7 @@
       </w:r>
       <w:r>
         <w:rPr>
-          <w:rFonts w:ascii="SimSun" w:eastAsia="SimSun" w:hAnsi="SimSun"/>
+          <w:rFonts w:ascii="宋体" w:eastAsia="宋体" w:hAnsi="宋体"/>
           <w:b/>
           <w:szCs w:val="24"/>
           <w:lang w:eastAsia="zh-CN"/>
@@ -697,7 +697,7 @@
       </w:r>
       <w:r>
         <w:rPr>
-          <w:rFonts w:ascii="SimSun" w:eastAsia="SimSun" w:hAnsi="SimSun"/>
+          <w:rFonts w:ascii="宋体" w:eastAsia="宋体" w:hAnsi="宋体"/>
           <w:szCs w:val="24"/>
           <w:lang w:eastAsia="zh-CN"/>
         </w:rPr>
@@ -705,7 +705,7 @@
       </w:r>
       <w:r>
         <w:rPr>
-          <w:rFonts w:ascii="SimSun" w:eastAsia="SimSun" w:hAnsi="SimSun"/>
+          <w:rFonts w:ascii="宋体" w:eastAsia="宋体" w:hAnsi="宋体"/>
           <w:b/>
           <w:szCs w:val="24"/>
           <w:lang w:eastAsia="zh-CN"/>
@@ -714,7 +714,7 @@
       </w:r>
       <w:r>
         <w:rPr>
-          <w:rFonts w:ascii="SimSun" w:eastAsia="SimSun" w:hAnsi="SimSun"/>
+          <w:rFonts w:ascii="宋体" w:eastAsia="宋体" w:hAnsi="宋体"/>
           <w:szCs w:val="24"/>
           <w:lang w:eastAsia="zh-CN"/>
         </w:rPr>
@@ -758,14 +758,14 @@
         <w:ind w:firstLine="480"/>
         <w:jc w:val="left"/>
         <w:rPr>
-          <w:rFonts w:ascii="SimSun" w:eastAsia="SimSun" w:hAnsi="SimSun"/>
+          <w:rFonts w:ascii="宋体" w:eastAsia="宋体" w:hAnsi="宋体" w:hint="eastAsia"/>
           <w:szCs w:val="24"/>
           <w:lang w:eastAsia="zh-CN"/>
         </w:rPr>
       </w:pPr>
       <w:r>
         <w:rPr>
-          <w:rFonts w:ascii="SimSun" w:eastAsia="SimSun" w:hAnsi="SimSun"/>
+          <w:rFonts w:ascii="宋体" w:eastAsia="宋体" w:hAnsi="宋体"/>
           <w:szCs w:val="24"/>
           <w:lang w:eastAsia="zh-CN"/>
         </w:rPr>
@@ -778,14 +778,14 @@
         <w:ind w:firstLine="480"/>
         <w:jc w:val="left"/>
         <w:rPr>
-          <w:rFonts w:ascii="SimSun" w:eastAsia="SimSun" w:hAnsi="SimSun"/>
+          <w:rFonts w:ascii="宋体" w:eastAsia="宋体" w:hAnsi="宋体" w:hint="eastAsia"/>
           <w:szCs w:val="24"/>
           <w:lang w:eastAsia="zh-CN"/>
         </w:rPr>
       </w:pPr>
       <w:r>
         <w:rPr>
-          <w:rFonts w:ascii="SimSun" w:eastAsia="SimSun" w:hAnsi="SimSun"/>
+          <w:rFonts w:ascii="宋体" w:eastAsia="宋体" w:hAnsi="宋体"/>
           <w:szCs w:val="24"/>
           <w:lang w:eastAsia="zh-CN"/>
         </w:rPr>
@@ -793,7 +793,7 @@
       </w:r>
       <w:r>
         <w:rPr>
-          <w:rFonts w:ascii="SimSun" w:eastAsia="SimSun" w:hAnsi="SimSun" w:hint="eastAsia"/>
+          <w:rFonts w:ascii="宋体" w:eastAsia="宋体" w:hAnsi="宋体" w:hint="eastAsia"/>
           <w:color w:val="EE0000"/>
           <w:szCs w:val="24"/>
           <w:lang w:eastAsia="zh-CN"/>
@@ -813,7 +813,7 @@
       </w:pPr>
       <w:r>
         <w:rPr>
-          <w:rFonts w:ascii="SimSun" w:eastAsia="SimSun" w:hAnsi="SimSun"/>
+          <w:rFonts w:ascii="宋体" w:eastAsia="宋体" w:hAnsi="宋体"/>
           <w:szCs w:val="24"/>
           <w:lang w:eastAsia="zh-CN"/>
         </w:rPr>
@@ -821,15 +821,15 @@
       </w:r>
       <w:r>
         <w:rPr>
-          <w:rFonts w:ascii="SimSun" w:eastAsia="SimSun" w:hAnsi="SimSun"/>
+          <w:rFonts w:ascii="宋体" w:eastAsia="宋体" w:hAnsi="宋体"/>
           <w:szCs w:val="24"/>
           <w:lang w:eastAsia="zh-CN"/>
         </w:rPr>
-        <w:t xml:space="preserve">{{targets_text}}</w:t>
+        <w:t>{{targets_text}}</w:t>
       </w:r>
       <w:r>
         <w:rPr>
-          <w:rFonts w:ascii="SimSun" w:eastAsia="SimSun" w:hAnsi="SimSun"/>
+          <w:rFonts w:ascii="宋体" w:eastAsia="宋体" w:hAnsi="宋体"/>
           <w:szCs w:val="24"/>
           <w:lang w:eastAsia="zh-CN"/>
         </w:rPr>
@@ -837,7 +837,7 @@
       </w:r>
       <w:r>
         <w:rPr>
-          <w:rFonts w:ascii="SimSun" w:eastAsia="SimSun" w:hAnsi="SimSun"/>
+          <w:rFonts w:ascii="宋体" w:eastAsia="宋体" w:hAnsi="宋体"/>
           <w:szCs w:val="24"/>
           <w:lang w:eastAsia="zh-CN"/>
         </w:rPr>
@@ -855,7 +855,7 @@
       </w:r>
       <w:r>
         <w:rPr>
-          <w:rFonts w:ascii="SimSun" w:eastAsia="SimSun" w:hAnsi="SimSun"/>
+          <w:rFonts w:ascii="宋体" w:eastAsia="宋体" w:hAnsi="宋体"/>
           <w:szCs w:val="24"/>
           <w:lang w:eastAsia="zh-CN"/>
         </w:rPr>
@@ -957,8 +957,8 @@
           <w:hyperlink w:anchor="_Toc173486398" w:history="1">
             <w:r>
               <w:rPr>
-                <w:rStyle w:val="Hyperlink"/>
-                <w:rFonts w:ascii="SimSun" w:eastAsia="SimSun" w:hAnsi="SimSun" w:cs="SimSun" w:hint="eastAsia"/>
+                <w:rStyle w:val="af0"/>
+                <w:rFonts w:ascii="宋体" w:eastAsia="宋体" w:hAnsi="宋体" w:cs="宋体" w:hint="eastAsia"/>
                 <w:lang w:eastAsia="zh-CN"/>
               </w:rPr>
               <w:t>第一章</w:t>
@@ -974,8 +974,8 @@
             </w:r>
             <w:r>
               <w:rPr>
-                <w:rStyle w:val="Hyperlink"/>
-                <w:rFonts w:ascii="SimSun" w:eastAsia="SimSun" w:hAnsi="SimSun" w:cs="SimSun" w:hint="eastAsia"/>
+                <w:rStyle w:val="af0"/>
+                <w:rFonts w:ascii="宋体" w:eastAsia="宋体" w:hAnsi="宋体" w:cs="宋体" w:hint="eastAsia"/>
                 <w:lang w:eastAsia="zh-CN"/>
               </w:rPr>
               <w:t>项目信息</w:t>
@@ -1017,15 +1017,15 @@
           <w:hyperlink w:anchor="_Toc173486399" w:history="1">
             <w:r>
               <w:rPr>
-                <w:rStyle w:val="Hyperlink"/>
+                <w:rStyle w:val="af0"/>
                 <w:lang w:eastAsia="zh-CN"/>
               </w:rPr>
               <w:t xml:space="preserve">1.1 </w:t>
             </w:r>
             <w:r>
               <w:rPr>
-                <w:rStyle w:val="Hyperlink"/>
-                <w:rFonts w:ascii="SimSun" w:eastAsia="SimSun" w:hAnsi="SimSun" w:cs="SimSun" w:hint="eastAsia"/>
+                <w:rStyle w:val="af0"/>
+                <w:rFonts w:ascii="宋体" w:eastAsia="宋体" w:hAnsi="宋体" w:cs="宋体" w:hint="eastAsia"/>
                 <w:lang w:eastAsia="zh-CN"/>
               </w:rPr>
               <w:t>委托单位信息</w:t>
@@ -1067,15 +1067,15 @@
           <w:hyperlink w:anchor="_Toc173486400" w:history="1">
             <w:r>
               <w:rPr>
-                <w:rStyle w:val="Hyperlink"/>
+                <w:rStyle w:val="af0"/>
                 <w:lang w:eastAsia="zh-CN"/>
               </w:rPr>
               <w:t xml:space="preserve">1.2 </w:t>
             </w:r>
             <w:r>
               <w:rPr>
-                <w:rStyle w:val="Hyperlink"/>
-                <w:rFonts w:ascii="SimSun" w:eastAsia="SimSun" w:hAnsi="SimSun" w:cs="SimSun" w:hint="eastAsia"/>
+                <w:rStyle w:val="af0"/>
+                <w:rFonts w:ascii="宋体" w:eastAsia="宋体" w:hAnsi="宋体" w:cs="宋体" w:hint="eastAsia"/>
                 <w:lang w:eastAsia="zh-CN"/>
               </w:rPr>
               <w:t>测试单位信息</w:t>
@@ -1116,23 +1116,23 @@
           <w:hyperlink w:anchor="_Toc173486401" w:history="1">
             <w:r>
               <w:rPr>
-                <w:rStyle w:val="Hyperlink"/>
-                <w:rFonts w:ascii="SimSun" w:eastAsia="SimSun" w:hAnsi="SimSun" w:cs="SimSun" w:hint="eastAsia"/>
+                <w:rStyle w:val="af0"/>
+                <w:rFonts w:ascii="宋体" w:eastAsia="宋体" w:hAnsi="宋体" w:cs="宋体" w:hint="eastAsia"/>
                 <w:lang w:eastAsia="zh-CN"/>
               </w:rPr>
               <w:t>第二章</w:t>
             </w:r>
             <w:r>
               <w:rPr>
-                <w:rStyle w:val="Hyperlink"/>
+                <w:rStyle w:val="af0"/>
                 <w:lang w:eastAsia="zh-CN"/>
               </w:rPr>
               <w:t xml:space="preserve"> </w:t>
             </w:r>
             <w:r>
               <w:rPr>
-                <w:rStyle w:val="Hyperlink"/>
-                <w:rFonts w:ascii="SimSun" w:eastAsia="SimSun" w:hAnsi="SimSun" w:cs="SimSun" w:hint="eastAsia"/>
+                <w:rStyle w:val="af0"/>
+                <w:rFonts w:ascii="宋体" w:eastAsia="宋体" w:hAnsi="宋体" w:cs="宋体" w:hint="eastAsia"/>
                 <w:lang w:eastAsia="zh-CN"/>
               </w:rPr>
               <w:t>项目概述</w:t>
@@ -1174,15 +1174,15 @@
           <w:hyperlink w:anchor="_Toc173486402" w:history="1">
             <w:r>
               <w:rPr>
-                <w:rStyle w:val="Hyperlink"/>
+                <w:rStyle w:val="af0"/>
                 <w:lang w:eastAsia="zh-CN"/>
               </w:rPr>
               <w:t xml:space="preserve">2.1 </w:t>
             </w:r>
             <w:r>
               <w:rPr>
-                <w:rStyle w:val="Hyperlink"/>
-                <w:rFonts w:ascii="SimSun" w:eastAsia="SimSun" w:hAnsi="SimSun" w:cs="SimSun" w:hint="eastAsia"/>
+                <w:rStyle w:val="af0"/>
+                <w:rFonts w:ascii="宋体" w:eastAsia="宋体" w:hAnsi="宋体" w:cs="宋体" w:hint="eastAsia"/>
                 <w:lang w:eastAsia="zh-CN"/>
               </w:rPr>
               <w:t>测试目的</w:t>
@@ -1224,15 +1224,15 @@
           <w:hyperlink w:anchor="_Toc173486403" w:history="1">
             <w:r>
               <w:rPr>
-                <w:rStyle w:val="Hyperlink"/>
+                <w:rStyle w:val="af0"/>
                 <w:lang w:eastAsia="zh-CN"/>
               </w:rPr>
               <w:t xml:space="preserve">2.2 </w:t>
             </w:r>
             <w:r>
               <w:rPr>
-                <w:rStyle w:val="Hyperlink"/>
-                <w:rFonts w:ascii="SimSun" w:eastAsia="SimSun" w:hAnsi="SimSun" w:cs="SimSun" w:hint="eastAsia"/>
+                <w:rStyle w:val="af0"/>
+                <w:rFonts w:ascii="宋体" w:eastAsia="宋体" w:hAnsi="宋体" w:cs="宋体" w:hint="eastAsia"/>
                 <w:lang w:eastAsia="zh-CN"/>
               </w:rPr>
               <w:t>测试范围</w:t>
@@ -1274,15 +1274,15 @@
           <w:hyperlink w:anchor="_Toc173486404" w:history="1">
             <w:r>
               <w:rPr>
-                <w:rStyle w:val="Hyperlink"/>
+                <w:rStyle w:val="af0"/>
                 <w:lang w:eastAsia="zh-CN"/>
               </w:rPr>
               <w:t xml:space="preserve">2.3 </w:t>
             </w:r>
             <w:r>
               <w:rPr>
-                <w:rStyle w:val="Hyperlink"/>
-                <w:rFonts w:ascii="SimSun" w:eastAsia="SimSun" w:hAnsi="SimSun" w:cs="SimSun" w:hint="eastAsia"/>
+                <w:rStyle w:val="af0"/>
+                <w:rFonts w:ascii="宋体" w:eastAsia="宋体" w:hAnsi="宋体" w:cs="宋体" w:hint="eastAsia"/>
                 <w:lang w:eastAsia="zh-CN"/>
               </w:rPr>
               <w:t>漏洞类型测试</w:t>
@@ -1324,15 +1324,15 @@
           <w:hyperlink w:anchor="_Toc173486405" w:history="1">
             <w:r>
               <w:rPr>
-                <w:rStyle w:val="Hyperlink"/>
+                <w:rStyle w:val="af0"/>
                 <w:lang w:eastAsia="zh-CN"/>
               </w:rPr>
               <w:t xml:space="preserve">2.4 </w:t>
             </w:r>
             <w:r>
               <w:rPr>
-                <w:rStyle w:val="Hyperlink"/>
-                <w:rFonts w:ascii="SimSun" w:eastAsia="SimSun" w:hAnsi="SimSun" w:cs="SimSun" w:hint="eastAsia"/>
+                <w:rStyle w:val="af0"/>
+                <w:rFonts w:ascii="宋体" w:eastAsia="宋体" w:hAnsi="宋体" w:cs="宋体" w:hint="eastAsia"/>
                 <w:lang w:eastAsia="zh-CN"/>
               </w:rPr>
               <w:t>测试过程</w:t>
@@ -1373,23 +1373,23 @@
           <w:hyperlink w:anchor="_Toc173486406" w:history="1">
             <w:r>
               <w:rPr>
-                <w:rStyle w:val="Hyperlink"/>
-                <w:rFonts w:ascii="SimSun" w:eastAsia="SimSun" w:hAnsi="SimSun" w:cs="SimSun" w:hint="eastAsia"/>
+                <w:rStyle w:val="af0"/>
+                <w:rFonts w:ascii="宋体" w:eastAsia="宋体" w:hAnsi="宋体" w:cs="宋体" w:hint="eastAsia"/>
                 <w:lang w:eastAsia="zh-CN"/>
               </w:rPr>
               <w:t>第三章</w:t>
             </w:r>
             <w:r>
               <w:rPr>
-                <w:rStyle w:val="Hyperlink"/>
+                <w:rStyle w:val="af0"/>
                 <w:lang w:eastAsia="zh-CN"/>
               </w:rPr>
               <w:t xml:space="preserve"> </w:t>
             </w:r>
             <w:r>
               <w:rPr>
-                <w:rStyle w:val="Hyperlink"/>
-                <w:rFonts w:ascii="SimSun" w:eastAsia="SimSun" w:hAnsi="SimSun" w:cs="SimSun" w:hint="eastAsia"/>
+                <w:rStyle w:val="af0"/>
+                <w:rFonts w:ascii="宋体" w:eastAsia="宋体" w:hAnsi="宋体" w:cs="宋体" w:hint="eastAsia"/>
                 <w:lang w:eastAsia="zh-CN"/>
               </w:rPr>
               <w:t>安全漏洞归纳</w:t>
@@ -1431,25 +1431,34 @@
           <w:hyperlink w:anchor="_Toc173486407" w:history="1">
             <w:r>
               <w:rPr>
-                <w:rStyle w:val="Hyperlink"/>
+                <w:rStyle w:val="af0"/>
                 <w:lang w:eastAsia="zh-CN"/>
               </w:rPr>
               <w:t xml:space="preserve">3.1 </w:t>
             </w:r>
             <w:r>
               <w:rPr>
-                <w:rStyle w:val="Hyperlink"/>
-                <w:rFonts w:ascii="SimSun" w:eastAsia="SimSun" w:hAnsi="SimSun" w:cs="SimSun" w:hint="eastAsia"/>
+                <w:rStyle w:val="af0"/>
+                <w:rFonts w:ascii="宋体" w:eastAsia="宋体" w:hAnsi="宋体" w:cs="宋体"/>
                 <w:lang w:eastAsia="zh-CN"/>
               </w:rPr>
+              <w:t>{{SUBTITLE}}</w:t>
+            </w:r>
+            <w:r>
+              <w:rPr>
+                <w:rStyle w:val="af0"/>
+                <w:rFonts w:ascii="宋体" w:eastAsia="宋体" w:hAnsi="宋体" w:cs="宋体" w:hint="eastAsia"/>
+                <w:lang w:eastAsia="zh-CN"/>
+              </w:rPr>
               <w:t>存在</w:t>
             </w:r>
             <w:r>
               <w:rPr>
-                <w:rStyle w:val="Hyperlink"/>
+                <w:rStyle w:val="af0"/>
+                <w:rFonts w:ascii="宋体" w:eastAsia="宋体" w:hAnsi="宋体" w:cs="宋体"/>
                 <w:lang w:eastAsia="zh-CN"/>
               </w:rPr>
-              <w:t>{{vulType}}({{riskLevel}})</w:t>
+              <w:t>{{VULTYPE}}-{{RISKLEVEL}}</w:t>
             </w:r>
             <w:r>
               <w:tab/>
@@ -1487,23 +1496,23 @@
           <w:hyperlink w:anchor="_Toc173486408" w:history="1">
             <w:r>
               <w:rPr>
-                <w:rStyle w:val="Hyperlink"/>
-                <w:rFonts w:ascii="SimSun" w:eastAsia="SimSun" w:hAnsi="SimSun" w:cs="SimSun" w:hint="eastAsia"/>
+                <w:rStyle w:val="af0"/>
+                <w:rFonts w:ascii="宋体" w:eastAsia="宋体" w:hAnsi="宋体" w:cs="宋体" w:hint="eastAsia"/>
                 <w:lang w:eastAsia="zh-CN"/>
               </w:rPr>
               <w:t>第四章</w:t>
             </w:r>
             <w:r>
               <w:rPr>
-                <w:rStyle w:val="Hyperlink"/>
+                <w:rStyle w:val="af0"/>
                 <w:lang w:eastAsia="zh-CN"/>
               </w:rPr>
               <w:t xml:space="preserve"> </w:t>
             </w:r>
             <w:r>
               <w:rPr>
-                <w:rStyle w:val="Hyperlink"/>
-                <w:rFonts w:ascii="SimSun" w:eastAsia="SimSun" w:hAnsi="SimSun" w:cs="SimSun" w:hint="eastAsia"/>
+                <w:rStyle w:val="af0"/>
+                <w:rFonts w:ascii="宋体" w:eastAsia="宋体" w:hAnsi="宋体" w:cs="宋体" w:hint="eastAsia"/>
                 <w:lang w:eastAsia="zh-CN"/>
               </w:rPr>
               <w:t>综合分析</w:t>
@@ -1545,15 +1554,15 @@
           <w:hyperlink w:anchor="_Toc173486409" w:history="1">
             <w:r>
               <w:rPr>
-                <w:rStyle w:val="Hyperlink"/>
+                <w:rStyle w:val="af0"/>
                 <w:lang w:eastAsia="zh-CN"/>
               </w:rPr>
               <w:t xml:space="preserve">4.1 </w:t>
             </w:r>
             <w:r>
               <w:rPr>
-                <w:rStyle w:val="Hyperlink"/>
-                <w:rFonts w:ascii="SimSun" w:eastAsia="SimSun" w:hAnsi="SimSun" w:cs="SimSun" w:hint="eastAsia"/>
+                <w:rStyle w:val="af0"/>
+                <w:rFonts w:ascii="宋体" w:eastAsia="宋体" w:hAnsi="宋体" w:cs="宋体" w:hint="eastAsia"/>
                 <w:lang w:eastAsia="zh-CN"/>
               </w:rPr>
               <w:t>安全概况</w:t>
@@ -1595,15 +1604,15 @@
           <w:hyperlink w:anchor="_Toc173486410" w:history="1">
             <w:r>
               <w:rPr>
-                <w:rStyle w:val="Hyperlink"/>
+                <w:rStyle w:val="af0"/>
                 <w:lang w:eastAsia="zh-CN"/>
               </w:rPr>
               <w:t xml:space="preserve">4.2 </w:t>
             </w:r>
             <w:r>
               <w:rPr>
-                <w:rStyle w:val="Hyperlink"/>
-                <w:rFonts w:ascii="SimSun" w:eastAsia="SimSun" w:hAnsi="SimSun" w:cs="SimSun" w:hint="eastAsia"/>
+                <w:rStyle w:val="af0"/>
+                <w:rFonts w:ascii="宋体" w:eastAsia="宋体" w:hAnsi="宋体" w:cs="宋体" w:hint="eastAsia"/>
                 <w:lang w:eastAsia="zh-CN"/>
               </w:rPr>
               <w:t>整体安全建议</w:t>
@@ -1645,15 +1654,15 @@
           <w:hyperlink w:anchor="_Toc173486411" w:history="1">
             <w:r>
               <w:rPr>
-                <w:rStyle w:val="Hyperlink"/>
+                <w:rStyle w:val="af0"/>
                 <w:lang w:eastAsia="zh-CN"/>
               </w:rPr>
               <w:t xml:space="preserve">4.3 </w:t>
             </w:r>
             <w:r>
               <w:rPr>
-                <w:rStyle w:val="Hyperlink"/>
-                <w:rFonts w:ascii="SimSun" w:eastAsia="SimSun" w:hAnsi="SimSun" w:cs="SimSun" w:hint="eastAsia"/>
+                <w:rStyle w:val="af0"/>
+                <w:rFonts w:ascii="宋体" w:eastAsia="宋体" w:hAnsi="宋体" w:cs="宋体" w:hint="eastAsia"/>
                 <w:lang w:eastAsia="zh-CN"/>
               </w:rPr>
               <w:t>下一步工作</w:t>
@@ -1694,23 +1703,23 @@
           <w:hyperlink w:anchor="_Toc173486412" w:history="1">
             <w:r>
               <w:rPr>
-                <w:rStyle w:val="Hyperlink"/>
-                <w:rFonts w:ascii="SimSun" w:eastAsia="SimSun" w:hAnsi="SimSun" w:cs="SimSun" w:hint="eastAsia"/>
+                <w:rStyle w:val="af0"/>
+                <w:rFonts w:ascii="宋体" w:eastAsia="宋体" w:hAnsi="宋体" w:cs="宋体" w:hint="eastAsia"/>
                 <w:lang w:eastAsia="zh-CN"/>
               </w:rPr>
               <w:t>附录</w:t>
             </w:r>
             <w:r>
               <w:rPr>
-                <w:rStyle w:val="Hyperlink"/>
+                <w:rStyle w:val="af0"/>
                 <w:lang w:eastAsia="zh-CN"/>
               </w:rPr>
               <w:t xml:space="preserve">A. </w:t>
             </w:r>
             <w:r>
               <w:rPr>
-                <w:rStyle w:val="Hyperlink"/>
-                <w:rFonts w:ascii="SimSun" w:eastAsia="SimSun" w:hAnsi="SimSun" w:cs="SimSun" w:hint="eastAsia"/>
+                <w:rStyle w:val="af0"/>
+                <w:rFonts w:ascii="宋体" w:eastAsia="宋体" w:hAnsi="宋体" w:cs="宋体" w:hint="eastAsia"/>
                 <w:lang w:eastAsia="zh-CN"/>
               </w:rPr>
               <w:t>安全风险状况等级说明</w:t>
@@ -1756,12 +1765,13 @@
     </w:sdt>
     <w:p>
       <w:pPr>
-        <w:pStyle w:val="Heading1"/>
+        <w:pStyle w:val="1"/>
         <w:numPr>
           <w:ilvl w:val="0"/>
           <w:numId w:val="1"/>
         </w:numPr>
         <w:rPr>
+          <w:rFonts w:hint="eastAsia"/>
           <w:lang w:eastAsia="zh-CN"/>
         </w:rPr>
       </w:pPr>
@@ -1785,8 +1795,9 @@
     </w:p>
     <w:p>
       <w:pPr>
-        <w:pStyle w:val="Heading2"/>
-        <w:rPr>
+        <w:pStyle w:val="2"/>
+        <w:rPr>
+          <w:rFonts w:hint="eastAsia"/>
           <w:lang w:eastAsia="zh-CN"/>
         </w:rPr>
       </w:pPr>
@@ -1844,7 +1855,7 @@
             <w:proofErr w:type="spellStart"/>
             <w:r>
               <w:rPr>
-                <w:rFonts w:ascii="SimSun" w:eastAsia="SimSun" w:hAnsi="SimSun"/>
+                <w:rFonts w:ascii="宋体" w:eastAsia="宋体" w:hAnsi="宋体"/>
                 <w:b/>
                 <w:szCs w:val="20"/>
               </w:rPr>
@@ -1901,7 +1912,7 @@
             <w:proofErr w:type="spellStart"/>
             <w:r>
               <w:rPr>
-                <w:rFonts w:ascii="SimSun" w:eastAsia="SimSun" w:hAnsi="SimSun"/>
+                <w:rFonts w:ascii="宋体" w:eastAsia="宋体" w:hAnsi="宋体"/>
                 <w:b/>
                 <w:szCs w:val="20"/>
               </w:rPr>
@@ -1950,9 +1961,9 @@
     </w:p>
     <w:p>
       <w:pPr>
-        <w:pStyle w:val="Heading2"/>
-        <w:rPr>
-          <w:rFonts w:eastAsiaTheme="minorEastAsia"/>
+        <w:pStyle w:val="2"/>
+        <w:rPr>
+          <w:rFonts w:eastAsiaTheme="minorEastAsia" w:hint="eastAsia"/>
           <w:lang w:eastAsia="zh-CN"/>
         </w:rPr>
       </w:pPr>
@@ -1964,7 +1975,7 @@
           <w:lang w:eastAsia="zh-CN"/>
         </w:rPr>
         <w:drawing>
-          <wp:anchor distT="0" distB="0" distL="114300" distR="114300" simplePos="0" relativeHeight="251659264" behindDoc="1" locked="0" layoutInCell="0" allowOverlap="1">
+          <wp:anchor distT="0" distB="0" distL="114300" distR="114300" simplePos="0" relativeHeight="251659264" behindDoc="1" locked="0" layoutInCell="0" allowOverlap="1" wp14:anchorId="5696C049" wp14:editId="705BA28F">
             <wp:simplePos x="0" y="0"/>
             <wp:positionH relativeFrom="margin">
               <wp:align>center</wp:align>
@@ -2063,7 +2074,7 @@
             <w:proofErr w:type="spellStart"/>
             <w:r>
               <w:rPr>
-                <w:rFonts w:ascii="SimSun" w:eastAsia="SimSun" w:hAnsi="SimSun"/>
+                <w:rFonts w:ascii="宋体" w:eastAsia="宋体" w:hAnsi="宋体"/>
                 <w:b/>
                 <w:szCs w:val="20"/>
               </w:rPr>
@@ -2092,7 +2103,7 @@
             </w:pPr>
             <w:r>
               <w:rPr>
-                <w:rFonts w:ascii="SimSun" w:eastAsia="SimSun" w:hAnsi="SimSun"/>
+                <w:rFonts w:ascii="宋体" w:eastAsia="宋体" w:hAnsi="宋体"/>
                 <w:szCs w:val="20"/>
                 <w:lang w:eastAsia="zh-CN"/>
               </w:rPr>
@@ -2119,7 +2130,7 @@
             <w:proofErr w:type="spellStart"/>
             <w:r>
               <w:rPr>
-                <w:rFonts w:ascii="SimSun" w:eastAsia="SimSun" w:hAnsi="SimSun"/>
+                <w:rFonts w:ascii="宋体" w:eastAsia="宋体" w:hAnsi="宋体"/>
                 <w:b/>
                 <w:szCs w:val="20"/>
               </w:rPr>
@@ -2147,7 +2158,7 @@
             </w:pPr>
             <w:r>
               <w:rPr>
-                <w:rFonts w:ascii="SimSun" w:eastAsia="SimSun" w:hAnsi="SimSun"/>
+                <w:rFonts w:ascii="宋体" w:eastAsia="宋体" w:hAnsi="宋体"/>
                 <w:szCs w:val="20"/>
                 <w:lang w:eastAsia="zh-CN"/>
               </w:rPr>
@@ -2174,7 +2185,7 @@
             <w:proofErr w:type="spellStart"/>
             <w:r>
               <w:rPr>
-                <w:rFonts w:ascii="SimSun" w:eastAsia="SimSun" w:hAnsi="SimSun"/>
+                <w:rFonts w:ascii="宋体" w:eastAsia="宋体" w:hAnsi="宋体"/>
                 <w:b/>
                 <w:szCs w:val="20"/>
               </w:rPr>
@@ -2199,7 +2210,7 @@
             </w:pPr>
             <w:r>
               <w:rPr>
-                <w:rFonts w:ascii="SimSun" w:eastAsia="SimSun" w:hAnsi="SimSun"/>
+                <w:rFonts w:ascii="宋体" w:eastAsia="宋体" w:hAnsi="宋体"/>
                 <w:szCs w:val="20"/>
               </w:rPr>
               <w:t>www.topsec.com.cn</w:t>
@@ -2226,7 +2237,7 @@
             <w:proofErr w:type="spellStart"/>
             <w:r>
               <w:rPr>
-                <w:rFonts w:ascii="SimSun" w:eastAsia="SimSun" w:hAnsi="SimSun"/>
+                <w:rFonts w:ascii="宋体" w:eastAsia="宋体" w:hAnsi="宋体"/>
                 <w:b/>
                 <w:szCs w:val="20"/>
               </w:rPr>
@@ -2252,7 +2263,7 @@
             </w:pPr>
             <w:r>
               <w:rPr>
-                <w:rFonts w:ascii="SimSun" w:eastAsia="SimSun" w:hAnsi="SimSun"/>
+                <w:rFonts w:ascii="宋体" w:eastAsia="宋体" w:hAnsi="宋体"/>
                 <w:szCs w:val="20"/>
               </w:rPr>
               <w:t>100085</w:t>
@@ -2283,8 +2294,9 @@
     </w:p>
     <w:p>
       <w:pPr>
-        <w:pStyle w:val="Heading1"/>
-        <w:rPr>
+        <w:pStyle w:val="1"/>
+        <w:rPr>
+          <w:rFonts w:hint="eastAsia"/>
           <w:lang w:eastAsia="zh-CN"/>
         </w:rPr>
       </w:pPr>
@@ -2302,9 +2314,9 @@
     </w:p>
     <w:p>
       <w:pPr>
-        <w:pStyle w:val="Heading2"/>
-        <w:rPr>
-          <w:rFonts w:ascii="SimSun" w:eastAsia="SimSun" w:hAnsi="SimSun"/>
+        <w:pStyle w:val="2"/>
+        <w:rPr>
+          <w:rFonts w:ascii="宋体" w:eastAsia="宋体" w:hAnsi="宋体" w:hint="eastAsia"/>
           <w:szCs w:val="24"/>
           <w:lang w:eastAsia="zh-CN"/>
         </w:rPr>
@@ -2326,14 +2338,14 @@
         <w:ind w:firstLine="480"/>
         <w:jc w:val="left"/>
         <w:rPr>
-          <w:rFonts w:ascii="SimSun" w:eastAsia="SimSun" w:hAnsi="SimSun"/>
+          <w:rFonts w:ascii="宋体" w:eastAsia="宋体" w:hAnsi="宋体" w:hint="eastAsia"/>
           <w:szCs w:val="24"/>
           <w:lang w:eastAsia="zh-CN"/>
         </w:rPr>
       </w:pPr>
       <w:r>
         <w:rPr>
-          <w:rFonts w:ascii="SimSun" w:eastAsia="SimSun" w:hAnsi="SimSun"/>
+          <w:rFonts w:ascii="宋体" w:eastAsia="宋体" w:hAnsi="宋体"/>
           <w:szCs w:val="24"/>
           <w:lang w:eastAsia="zh-CN"/>
         </w:rPr>
@@ -2341,7 +2353,7 @@
       </w:r>
       <w:r>
         <w:rPr>
-          <w:rFonts w:ascii="SimSun" w:eastAsia="SimSun" w:hAnsi="SimSun"/>
+          <w:rFonts w:ascii="宋体" w:eastAsia="宋体" w:hAnsi="宋体"/>
           <w:szCs w:val="24"/>
           <w:lang w:eastAsia="zh-CN"/>
         </w:rPr>
@@ -2349,15 +2361,15 @@
       </w:r>
       <w:r>
         <w:rPr>
-          <w:rFonts w:ascii="SimSun" w:eastAsia="SimSun" w:hAnsi="SimSun"/>
+          <w:rFonts w:ascii="宋体" w:eastAsia="宋体" w:hAnsi="宋体"/>
           <w:szCs w:val="24"/>
           <w:lang w:eastAsia="zh-CN"/>
         </w:rPr>
-        <w:t xml:space="preserve">{{targets_text}}</w:t>
+        <w:t>{{targets_text}}</w:t>
       </w:r>
       <w:r>
         <w:rPr>
-          <w:rFonts w:ascii="SimSun" w:eastAsia="SimSun" w:hAnsi="SimSun"/>
+          <w:rFonts w:ascii="宋体" w:eastAsia="宋体" w:hAnsi="宋体"/>
           <w:szCs w:val="24"/>
           <w:lang w:eastAsia="zh-CN"/>
         </w:rPr>
@@ -2366,8 +2378,9 @@
     </w:p>
     <w:p>
       <w:pPr>
-        <w:pStyle w:val="Heading2"/>
-        <w:rPr>
+        <w:pStyle w:val="2"/>
+        <w:rPr>
+          <w:rFonts w:hint="eastAsia"/>
           <w:lang w:eastAsia="zh-CN"/>
         </w:rPr>
       </w:pPr>
@@ -2391,7 +2404,7 @@
       </w:pPr>
       <w:r>
         <w:rPr>
-          <w:rFonts w:ascii="SimSun" w:eastAsia="SimSun" w:hAnsi="SimSun"/>
+          <w:rFonts w:ascii="宋体" w:eastAsia="宋体" w:hAnsi="宋体"/>
           <w:lang w:eastAsia="zh-CN"/>
         </w:rPr>
         <w:t>本次渗透测试的范围如下</w:t>
@@ -2430,7 +2443,7 @@
           </w:tcPr>
           <w:p>
             <w:pPr>
-              <w:pStyle w:val="a2"/>
+              <w:pStyle w:val="af4"/>
               <w:spacing w:line="240" w:lineRule="atLeast"/>
               <w:jc w:val="center"/>
               <w:rPr>
@@ -2455,7 +2468,7 @@
           </w:tcPr>
           <w:p>
             <w:pPr>
-              <w:pStyle w:val="a2"/>
+              <w:pStyle w:val="af4"/>
               <w:spacing w:line="240" w:lineRule="atLeast"/>
               <w:jc w:val="center"/>
               <w:rPr>
@@ -2480,7 +2493,7 @@
           </w:tcPr>
           <w:p>
             <w:pPr>
-              <w:pStyle w:val="a2"/>
+              <w:pStyle w:val="af4"/>
               <w:spacing w:line="240" w:lineRule="atLeast"/>
               <w:jc w:val="center"/>
               <w:rPr>
@@ -2510,7 +2523,7 @@
           </w:tcPr>
           <w:p>
             <w:pPr>
-              <w:pStyle w:val="a2"/>
+              <w:pStyle w:val="af4"/>
               <w:jc w:val="both"/>
             </w:pPr>
             <w:r>
@@ -2525,7 +2538,7 @@
           </w:tcPr>
           <w:p>
             <w:pPr>
-              <w:pStyle w:val="a3"/>
+              <w:pStyle w:val="af5"/>
               <w:jc w:val="center"/>
             </w:pPr>
           </w:p>
@@ -2541,7 +2554,7 @@
               <w:spacing w:after="0" w:line="240" w:lineRule="auto"/>
               <w:jc w:val="center"/>
               <w:rPr>
-                <w:rFonts w:ascii="DengXian" w:eastAsia="DengXian" w:hAnsi="DengXian"/>
+                <w:rFonts w:ascii="等线" w:eastAsia="等线" w:hAnsi="等线" w:hint="eastAsia"/>
                 <w:color w:val="000000"/>
                 <w:kern w:val="0"/>
                 <w:sz w:val="22"/>
@@ -2563,7 +2576,7 @@
           </w:tcPr>
           <w:p>
             <w:pPr>
-              <w:pStyle w:val="a2"/>
+              <w:pStyle w:val="af4"/>
               <w:jc w:val="both"/>
             </w:pPr>
             <w:r>
@@ -2578,7 +2591,7 @@
           </w:tcPr>
           <w:p>
             <w:pPr>
-              <w:pStyle w:val="a3"/>
+              <w:pStyle w:val="af5"/>
               <w:jc w:val="center"/>
             </w:pPr>
             <w:r>
@@ -2597,7 +2610,7 @@
               <w:spacing w:after="0" w:line="240" w:lineRule="auto"/>
               <w:jc w:val="center"/>
               <w:rPr>
-                <w:rFonts w:ascii="DengXian" w:eastAsia="DengXian" w:hAnsi="DengXian"/>
+                <w:rFonts w:ascii="等线" w:eastAsia="等线" w:hAnsi="等线" w:hint="eastAsia"/>
                 <w:color w:val="000000"/>
                 <w:kern w:val="0"/>
                 <w:sz w:val="22"/>
@@ -2606,7 +2619,7 @@
             </w:pPr>
             <w:r>
               <w:rPr>
-                <w:rFonts w:ascii="DengXian" w:eastAsia="DengXian" w:hAnsi="DengXian"/>
+                <w:rFonts w:ascii="等线" w:eastAsia="等线" w:hAnsi="等线"/>
                 <w:color w:val="000000"/>
                 <w:kern w:val="0"/>
                 <w:sz w:val="22"/>
@@ -2629,7 +2642,7 @@
           </w:tcPr>
           <w:p>
             <w:pPr>
-              <w:pStyle w:val="a2"/>
+              <w:pStyle w:val="af4"/>
               <w:jc w:val="both"/>
             </w:pPr>
             <w:r>
@@ -2644,7 +2657,7 @@
           </w:tcPr>
           <w:p>
             <w:pPr>
-              <w:pStyle w:val="a3"/>
+              <w:pStyle w:val="af5"/>
               <w:jc w:val="center"/>
             </w:pPr>
           </w:p>
@@ -2660,7 +2673,7 @@
               <w:spacing w:after="0" w:line="240" w:lineRule="auto"/>
               <w:jc w:val="center"/>
               <w:rPr>
-                <w:rFonts w:ascii="DengXian" w:eastAsia="DengXian" w:hAnsi="DengXian"/>
+                <w:rFonts w:ascii="等线" w:eastAsia="等线" w:hAnsi="等线" w:hint="eastAsia"/>
                 <w:color w:val="000000"/>
                 <w:kern w:val="0"/>
                 <w:sz w:val="22"/>
@@ -2681,8 +2694,9 @@
     </w:p>
     <w:p>
       <w:pPr>
-        <w:pStyle w:val="Heading2"/>
-        <w:rPr>
+        <w:pStyle w:val="2"/>
+        <w:rPr>
+          <w:rFonts w:hint="eastAsia"/>
           <w:lang w:eastAsia="zh-CN"/>
         </w:rPr>
       </w:pPr>
@@ -2726,7 +2740,7 @@
           </w:tcPr>
           <w:p>
             <w:pPr>
-              <w:pStyle w:val="a2"/>
+              <w:pStyle w:val="af4"/>
               <w:spacing w:line="240" w:lineRule="atLeast"/>
               <w:jc w:val="center"/>
               <w:rPr>
@@ -2755,7 +2769,7 @@
           </w:tcPr>
           <w:p>
             <w:pPr>
-              <w:pStyle w:val="a2"/>
+              <w:pStyle w:val="af4"/>
               <w:spacing w:line="240" w:lineRule="atLeast"/>
               <w:jc w:val="center"/>
               <w:cnfStyle w:val="100000000000" w:firstRow="1" w:lastRow="0" w:firstColumn="0" w:lastColumn="0" w:oddVBand="0" w:evenVBand="0" w:oddHBand="0" w:evenHBand="0" w:firstRowFirstColumn="0" w:firstRowLastColumn="0" w:lastRowFirstColumn="0" w:lastRowLastColumn="0"/>
@@ -2785,7 +2799,7 @@
           </w:tcPr>
           <w:p>
             <w:pPr>
-              <w:pStyle w:val="a2"/>
+              <w:pStyle w:val="af4"/>
               <w:spacing w:line="240" w:lineRule="atLeast"/>
               <w:jc w:val="center"/>
               <w:cnfStyle w:val="100000000000" w:firstRow="1" w:lastRow="0" w:firstColumn="0" w:lastColumn="0" w:oddVBand="0" w:evenVBand="0" w:oddHBand="0" w:evenHBand="0" w:firstRowFirstColumn="0" w:firstRowLastColumn="0" w:lastRowFirstColumn="0" w:lastRowLastColumn="0"/>
@@ -2823,7 +2837,7 @@
           </w:tcPr>
           <w:p>
             <w:pPr>
-              <w:pStyle w:val="a4"/>
+              <w:pStyle w:val="af6"/>
               <w:wordWrap/>
               <w:spacing w:line="240" w:lineRule="atLeast"/>
               <w:rPr>
@@ -2860,7 +2874,7 @@
           </w:tcPr>
           <w:p>
             <w:pPr>
-              <w:pStyle w:val="a5"/>
+              <w:pStyle w:val="af7"/>
               <w:spacing w:line="240" w:lineRule="atLeast"/>
               <w:jc w:val="center"/>
               <w:cnfStyle w:val="000000000000" w:firstRow="0" w:lastRow="0" w:firstColumn="0" w:lastColumn="0" w:oddVBand="0" w:evenVBand="0" w:oddHBand="0" w:evenHBand="0" w:firstRowFirstColumn="0" w:firstRowLastColumn="0" w:lastRowFirstColumn="0" w:lastRowLastColumn="0"/>
@@ -2898,21 +2912,21 @@
           </w:tcPr>
           <w:p>
             <w:pPr>
-              <w:pStyle w:val="a4"/>
-              <w:wordWrap/>
-              <w:spacing w:line="240" w:lineRule="atLeast"/>
-              <w:cnfStyle w:val="000000000000" w:firstRow="0" w:lastRow="0" w:firstColumn="0" w:lastColumn="0" w:oddVBand="0" w:evenVBand="0" w:oddHBand="0" w:evenHBand="0" w:firstRowFirstColumn="0" w:firstRowLastColumn="0" w:lastRowFirstColumn="0" w:lastRowLastColumn="0"/>
-              <w:rPr>
-                <w:rFonts w:ascii="SimSun" w:hAnsi="SimSun" w:cs="SimSun"/>
-                <w:color w:val="00B050"/>
-              </w:rPr>
-            </w:pPr>
-            <w:r>
-              <w:rPr>
-                <w:rFonts w:ascii="SimSun" w:hAnsi="SimSun" w:cs="SimSun" w:hint="eastAsia"/>
-                <w:color w:val="00B050"/>
-              </w:rPr>
-              <w:t xml:space="preserve">{{check_SQL注入}}</w:t>
+              <w:pStyle w:val="af6"/>
+              <w:wordWrap/>
+              <w:spacing w:line="240" w:lineRule="atLeast"/>
+              <w:cnfStyle w:val="000000000000" w:firstRow="0" w:lastRow="0" w:firstColumn="0" w:lastColumn="0" w:oddVBand="0" w:evenVBand="0" w:oddHBand="0" w:evenHBand="0" w:firstRowFirstColumn="0" w:firstRowLastColumn="0" w:lastRowFirstColumn="0" w:lastRowLastColumn="0"/>
+              <w:rPr>
+                <w:rFonts w:ascii="宋体" w:hAnsi="宋体" w:cs="宋体" w:hint="eastAsia"/>
+                <w:color w:val="00B050"/>
+              </w:rPr>
+            </w:pPr>
+            <w:r>
+              <w:rPr>
+                <w:rFonts w:ascii="宋体" w:hAnsi="宋体" w:cs="宋体" w:hint="eastAsia"/>
+                <w:color w:val="00B050"/>
+              </w:rPr>
+              <w:t>{{check_SQL注入}}</w:t>
             </w:r>
           </w:p>
         </w:tc>
@@ -2936,7 +2950,7 @@
           </w:tcPr>
           <w:p>
             <w:pPr>
-              <w:pStyle w:val="a4"/>
+              <w:pStyle w:val="af6"/>
               <w:wordWrap/>
               <w:spacing w:line="240" w:lineRule="atLeast"/>
               <w:rPr>
@@ -2959,7 +2973,7 @@
           </w:tcPr>
           <w:p>
             <w:pPr>
-              <w:pStyle w:val="a5"/>
+              <w:pStyle w:val="af7"/>
               <w:spacing w:line="240" w:lineRule="atLeast"/>
               <w:jc w:val="center"/>
               <w:cnfStyle w:val="000000000000" w:firstRow="0" w:lastRow="0" w:firstColumn="0" w:lastColumn="0" w:oddVBand="0" w:evenVBand="0" w:oddHBand="0" w:evenHBand="0" w:firstRowFirstColumn="0" w:firstRowLastColumn="0" w:lastRowFirstColumn="0" w:lastRowLastColumn="0"/>
@@ -3004,21 +3018,21 @@
           </w:tcPr>
           <w:p>
             <w:pPr>
-              <w:pStyle w:val="a4"/>
-              <w:wordWrap/>
-              <w:spacing w:line="240" w:lineRule="atLeast"/>
-              <w:cnfStyle w:val="000000000000" w:firstRow="0" w:lastRow="0" w:firstColumn="0" w:lastColumn="0" w:oddVBand="0" w:evenVBand="0" w:oddHBand="0" w:evenHBand="0" w:firstRowFirstColumn="0" w:firstRowLastColumn="0" w:lastRowFirstColumn="0" w:lastRowLastColumn="0"/>
-              <w:rPr>
-                <w:rFonts w:ascii="SimSun" w:hAnsi="SimSun" w:cs="SimSun"/>
-                <w:color w:val="00B050"/>
-              </w:rPr>
-            </w:pPr>
-            <w:r>
-              <w:rPr>
-                <w:rFonts w:ascii="SimSun" w:hAnsi="SimSun" w:cs="SimSun" w:hint="eastAsia"/>
-                <w:color w:val="00B050"/>
-              </w:rPr>
-              <w:t xml:space="preserve">{{check_XSS攻击}}</w:t>
+              <w:pStyle w:val="af6"/>
+              <w:wordWrap/>
+              <w:spacing w:line="240" w:lineRule="atLeast"/>
+              <w:cnfStyle w:val="000000000000" w:firstRow="0" w:lastRow="0" w:firstColumn="0" w:lastColumn="0" w:oddVBand="0" w:evenVBand="0" w:oddHBand="0" w:evenHBand="0" w:firstRowFirstColumn="0" w:firstRowLastColumn="0" w:lastRowFirstColumn="0" w:lastRowLastColumn="0"/>
+              <w:rPr>
+                <w:rFonts w:ascii="宋体" w:hAnsi="宋体" w:cs="宋体" w:hint="eastAsia"/>
+                <w:color w:val="00B050"/>
+              </w:rPr>
+            </w:pPr>
+            <w:r>
+              <w:rPr>
+                <w:rFonts w:ascii="宋体" w:hAnsi="宋体" w:cs="宋体" w:hint="eastAsia"/>
+                <w:color w:val="00B050"/>
+              </w:rPr>
+              <w:t>{{check_XSS攻击}}</w:t>
             </w:r>
           </w:p>
         </w:tc>
@@ -3042,7 +3056,7 @@
           </w:tcPr>
           <w:p>
             <w:pPr>
-              <w:pStyle w:val="a4"/>
+              <w:pStyle w:val="af6"/>
               <w:wordWrap/>
               <w:spacing w:line="240" w:lineRule="atLeast"/>
               <w:rPr>
@@ -3065,7 +3079,7 @@
           </w:tcPr>
           <w:p>
             <w:pPr>
-              <w:pStyle w:val="a5"/>
+              <w:pStyle w:val="af7"/>
               <w:spacing w:line="240" w:lineRule="atLeast"/>
               <w:jc w:val="center"/>
               <w:cnfStyle w:val="000000000000" w:firstRow="0" w:lastRow="0" w:firstColumn="0" w:lastColumn="0" w:oddVBand="0" w:evenVBand="0" w:oddHBand="0" w:evenHBand="0" w:firstRowFirstColumn="0" w:firstRowLastColumn="0" w:lastRowFirstColumn="0" w:lastRowLastColumn="0"/>
@@ -3117,21 +3131,21 @@
           </w:tcPr>
           <w:p>
             <w:pPr>
-              <w:pStyle w:val="a4"/>
-              <w:wordWrap/>
-              <w:spacing w:line="240" w:lineRule="atLeast"/>
-              <w:cnfStyle w:val="000000000000" w:firstRow="0" w:lastRow="0" w:firstColumn="0" w:lastColumn="0" w:oddVBand="0" w:evenVBand="0" w:oddHBand="0" w:evenHBand="0" w:firstRowFirstColumn="0" w:firstRowLastColumn="0" w:lastRowFirstColumn="0" w:lastRowLastColumn="0"/>
-              <w:rPr>
-                <w:rFonts w:ascii="SimSun" w:hAnsi="SimSun" w:cs="SimSun"/>
-                <w:color w:val="00B050"/>
-              </w:rPr>
-            </w:pPr>
-            <w:r>
-              <w:rPr>
-                <w:rFonts w:ascii="SimSun" w:hAnsi="SimSun" w:cs="SimSun" w:hint="eastAsia"/>
-                <w:color w:val="00B050"/>
-              </w:rPr>
-              <w:t xml:space="preserve">{{check_XML外部实体注入}}</w:t>
+              <w:pStyle w:val="af6"/>
+              <w:wordWrap/>
+              <w:spacing w:line="240" w:lineRule="atLeast"/>
+              <w:cnfStyle w:val="000000000000" w:firstRow="0" w:lastRow="0" w:firstColumn="0" w:lastColumn="0" w:oddVBand="0" w:evenVBand="0" w:oddHBand="0" w:evenHBand="0" w:firstRowFirstColumn="0" w:firstRowLastColumn="0" w:lastRowFirstColumn="0" w:lastRowLastColumn="0"/>
+              <w:rPr>
+                <w:rFonts w:ascii="宋体" w:hAnsi="宋体" w:cs="宋体" w:hint="eastAsia"/>
+                <w:color w:val="00B050"/>
+              </w:rPr>
+            </w:pPr>
+            <w:r>
+              <w:rPr>
+                <w:rFonts w:ascii="宋体" w:hAnsi="宋体" w:cs="宋体" w:hint="eastAsia"/>
+                <w:color w:val="00B050"/>
+              </w:rPr>
+              <w:t>{{check_XML外部实体注入}}</w:t>
             </w:r>
           </w:p>
         </w:tc>
@@ -3155,7 +3169,7 @@
           </w:tcPr>
           <w:p>
             <w:pPr>
-              <w:pStyle w:val="a4"/>
+              <w:pStyle w:val="af6"/>
               <w:wordWrap/>
               <w:spacing w:line="240" w:lineRule="atLeast"/>
               <w:rPr>
@@ -3178,7 +3192,7 @@
           </w:tcPr>
           <w:p>
             <w:pPr>
-              <w:pStyle w:val="a5"/>
+              <w:pStyle w:val="af7"/>
               <w:spacing w:line="240" w:lineRule="atLeast"/>
               <w:jc w:val="center"/>
               <w:cnfStyle w:val="000000000000" w:firstRow="0" w:lastRow="0" w:firstColumn="0" w:lastColumn="0" w:oddVBand="0" w:evenVBand="0" w:oddHBand="0" w:evenHBand="0" w:firstRowFirstColumn="0" w:firstRowLastColumn="0" w:lastRowFirstColumn="0" w:lastRowLastColumn="0"/>
@@ -3223,21 +3237,21 @@
           </w:tcPr>
           <w:p>
             <w:pPr>
-              <w:pStyle w:val="a4"/>
-              <w:wordWrap/>
-              <w:spacing w:line="240" w:lineRule="atLeast"/>
-              <w:cnfStyle w:val="000000000000" w:firstRow="0" w:lastRow="0" w:firstColumn="0" w:lastColumn="0" w:oddVBand="0" w:evenVBand="0" w:oddHBand="0" w:evenHBand="0" w:firstRowFirstColumn="0" w:firstRowLastColumn="0" w:lastRowFirstColumn="0" w:lastRowLastColumn="0"/>
-              <w:rPr>
-                <w:rFonts w:ascii="SimSun" w:hAnsi="SimSun" w:cs="SimSun"/>
-                <w:color w:val="00B050"/>
-              </w:rPr>
-            </w:pPr>
-            <w:r>
-              <w:rPr>
-                <w:rFonts w:ascii="SimSun" w:hAnsi="SimSun" w:cs="SimSun" w:hint="eastAsia"/>
-                <w:color w:val="00B050"/>
-              </w:rPr>
-              <w:t xml:space="preserve">{{check_CSRF攻击}}</w:t>
+              <w:pStyle w:val="af6"/>
+              <w:wordWrap/>
+              <w:spacing w:line="240" w:lineRule="atLeast"/>
+              <w:cnfStyle w:val="000000000000" w:firstRow="0" w:lastRow="0" w:firstColumn="0" w:lastColumn="0" w:oddVBand="0" w:evenVBand="0" w:oddHBand="0" w:evenHBand="0" w:firstRowFirstColumn="0" w:firstRowLastColumn="0" w:lastRowFirstColumn="0" w:lastRowLastColumn="0"/>
+              <w:rPr>
+                <w:rFonts w:ascii="宋体" w:hAnsi="宋体" w:cs="宋体" w:hint="eastAsia"/>
+                <w:color w:val="00B050"/>
+              </w:rPr>
+            </w:pPr>
+            <w:r>
+              <w:rPr>
+                <w:rFonts w:ascii="宋体" w:hAnsi="宋体" w:cs="宋体" w:hint="eastAsia"/>
+                <w:color w:val="00B050"/>
+              </w:rPr>
+              <w:t>{{check_CSRF攻击}}</w:t>
             </w:r>
           </w:p>
         </w:tc>
@@ -3261,7 +3275,7 @@
           </w:tcPr>
           <w:p>
             <w:pPr>
-              <w:pStyle w:val="a4"/>
+              <w:pStyle w:val="af6"/>
               <w:wordWrap/>
               <w:spacing w:line="240" w:lineRule="atLeast"/>
               <w:rPr>
@@ -3284,7 +3298,7 @@
           </w:tcPr>
           <w:p>
             <w:pPr>
-              <w:pStyle w:val="a5"/>
+              <w:pStyle w:val="af7"/>
               <w:spacing w:line="240" w:lineRule="atLeast"/>
               <w:jc w:val="center"/>
               <w:cnfStyle w:val="000000000000" w:firstRow="0" w:lastRow="0" w:firstColumn="0" w:lastColumn="0" w:oddVBand="0" w:evenVBand="0" w:oddHBand="0" w:evenHBand="0" w:firstRowFirstColumn="0" w:firstRowLastColumn="0" w:lastRowFirstColumn="0" w:lastRowLastColumn="0"/>
@@ -3329,21 +3343,21 @@
           </w:tcPr>
           <w:p>
             <w:pPr>
-              <w:pStyle w:val="a4"/>
-              <w:wordWrap/>
-              <w:spacing w:line="240" w:lineRule="atLeast"/>
-              <w:cnfStyle w:val="000000000000" w:firstRow="0" w:lastRow="0" w:firstColumn="0" w:lastColumn="0" w:oddVBand="0" w:evenVBand="0" w:oddHBand="0" w:evenHBand="0" w:firstRowFirstColumn="0" w:firstRowLastColumn="0" w:lastRowFirstColumn="0" w:lastRowLastColumn="0"/>
-              <w:rPr>
-                <w:rFonts w:ascii="SimSun" w:hAnsi="SimSun" w:cs="SimSun"/>
-                <w:color w:val="00B050"/>
-              </w:rPr>
-            </w:pPr>
-            <w:r>
-              <w:rPr>
-                <w:rFonts w:ascii="SimSun" w:hAnsi="SimSun" w:cs="SimSun" w:hint="eastAsia"/>
-                <w:color w:val="00B050"/>
-              </w:rPr>
-              <w:t xml:space="preserve">{{check_SSRF服务器端请求伪造}}</w:t>
+              <w:pStyle w:val="af6"/>
+              <w:wordWrap/>
+              <w:spacing w:line="240" w:lineRule="atLeast"/>
+              <w:cnfStyle w:val="000000000000" w:firstRow="0" w:lastRow="0" w:firstColumn="0" w:lastColumn="0" w:oddVBand="0" w:evenVBand="0" w:oddHBand="0" w:evenHBand="0" w:firstRowFirstColumn="0" w:firstRowLastColumn="0" w:lastRowFirstColumn="0" w:lastRowLastColumn="0"/>
+              <w:rPr>
+                <w:rFonts w:ascii="宋体" w:hAnsi="宋体" w:cs="宋体" w:hint="eastAsia"/>
+                <w:color w:val="00B050"/>
+              </w:rPr>
+            </w:pPr>
+            <w:r>
+              <w:rPr>
+                <w:rFonts w:ascii="宋体" w:hAnsi="宋体" w:cs="宋体" w:hint="eastAsia"/>
+                <w:color w:val="00B050"/>
+              </w:rPr>
+              <w:t>{{check_SSRF服务器端请求伪造}}</w:t>
             </w:r>
           </w:p>
         </w:tc>
@@ -3367,7 +3381,7 @@
           </w:tcPr>
           <w:p>
             <w:pPr>
-              <w:pStyle w:val="a4"/>
+              <w:pStyle w:val="af6"/>
               <w:wordWrap/>
               <w:spacing w:line="240" w:lineRule="atLeast"/>
               <w:rPr>
@@ -3390,7 +3404,7 @@
           </w:tcPr>
           <w:p>
             <w:pPr>
-              <w:pStyle w:val="a5"/>
+              <w:pStyle w:val="af7"/>
               <w:spacing w:line="240" w:lineRule="atLeast"/>
               <w:jc w:val="center"/>
               <w:cnfStyle w:val="000000000000" w:firstRow="0" w:lastRow="0" w:firstColumn="0" w:lastColumn="0" w:oddVBand="0" w:evenVBand="0" w:oddHBand="0" w:evenHBand="0" w:firstRowFirstColumn="0" w:firstRowLastColumn="0" w:lastRowFirstColumn="0" w:lastRowLastColumn="0"/>
@@ -3421,21 +3435,21 @@
           </w:tcPr>
           <w:p>
             <w:pPr>
-              <w:pStyle w:val="a4"/>
-              <w:wordWrap/>
-              <w:spacing w:line="240" w:lineRule="atLeast"/>
-              <w:cnfStyle w:val="000000000000" w:firstRow="0" w:lastRow="0" w:firstColumn="0" w:lastColumn="0" w:oddVBand="0" w:evenVBand="0" w:oddHBand="0" w:evenHBand="0" w:firstRowFirstColumn="0" w:firstRowLastColumn="0" w:lastRowFirstColumn="0" w:lastRowLastColumn="0"/>
-              <w:rPr>
-                <w:rFonts w:ascii="SimSun" w:hAnsi="SimSun" w:cs="SimSun"/>
-                <w:color w:val="00B050"/>
-              </w:rPr>
-            </w:pPr>
-            <w:r>
-              <w:rPr>
-                <w:rFonts w:ascii="SimSun" w:hAnsi="SimSun" w:cs="SimSun" w:hint="eastAsia"/>
-                <w:color w:val="00B050"/>
-              </w:rPr>
-              <w:t xml:space="preserve">{{check_文件上传漏洞}}</w:t>
+              <w:pStyle w:val="af6"/>
+              <w:wordWrap/>
+              <w:spacing w:line="240" w:lineRule="atLeast"/>
+              <w:cnfStyle w:val="000000000000" w:firstRow="0" w:lastRow="0" w:firstColumn="0" w:lastColumn="0" w:oddVBand="0" w:evenVBand="0" w:oddHBand="0" w:evenHBand="0" w:firstRowFirstColumn="0" w:firstRowLastColumn="0" w:lastRowFirstColumn="0" w:lastRowLastColumn="0"/>
+              <w:rPr>
+                <w:rFonts w:ascii="宋体" w:hAnsi="宋体" w:cs="宋体" w:hint="eastAsia"/>
+                <w:color w:val="00B050"/>
+              </w:rPr>
+            </w:pPr>
+            <w:r>
+              <w:rPr>
+                <w:rFonts w:ascii="宋体" w:hAnsi="宋体" w:cs="宋体" w:hint="eastAsia"/>
+                <w:color w:val="00B050"/>
+              </w:rPr>
+              <w:t>{{check_文件上传漏洞}}</w:t>
             </w:r>
           </w:p>
         </w:tc>
@@ -3459,7 +3473,7 @@
           </w:tcPr>
           <w:p>
             <w:pPr>
-              <w:pStyle w:val="a4"/>
+              <w:pStyle w:val="af6"/>
               <w:wordWrap/>
               <w:spacing w:line="240" w:lineRule="atLeast"/>
               <w:rPr>
@@ -3482,7 +3496,7 @@
           </w:tcPr>
           <w:p>
             <w:pPr>
-              <w:pStyle w:val="a5"/>
+              <w:pStyle w:val="af7"/>
               <w:spacing w:line="240" w:lineRule="atLeast"/>
               <w:jc w:val="center"/>
               <w:cnfStyle w:val="000000000000" w:firstRow="0" w:lastRow="0" w:firstColumn="0" w:lastColumn="0" w:oddVBand="0" w:evenVBand="0" w:oddHBand="0" w:evenHBand="0" w:firstRowFirstColumn="0" w:firstRowLastColumn="0" w:lastRowFirstColumn="0" w:lastRowLastColumn="0"/>
@@ -3513,21 +3527,21 @@
           </w:tcPr>
           <w:p>
             <w:pPr>
-              <w:pStyle w:val="a4"/>
-              <w:wordWrap/>
-              <w:spacing w:line="240" w:lineRule="atLeast"/>
-              <w:cnfStyle w:val="000000000000" w:firstRow="0" w:lastRow="0" w:firstColumn="0" w:lastColumn="0" w:oddVBand="0" w:evenVBand="0" w:oddHBand="0" w:evenHBand="0" w:firstRowFirstColumn="0" w:firstRowLastColumn="0" w:lastRowFirstColumn="0" w:lastRowLastColumn="0"/>
-              <w:rPr>
-                <w:rFonts w:ascii="SimSun" w:hAnsi="SimSun" w:cs="SimSun"/>
-                <w:color w:val="00B050"/>
-              </w:rPr>
-            </w:pPr>
-            <w:r>
-              <w:rPr>
-                <w:rFonts w:ascii="SimSun" w:hAnsi="SimSun" w:cs="SimSun" w:hint="eastAsia"/>
-                <w:color w:val="00B050"/>
-              </w:rPr>
-              <w:t xml:space="preserve">{{check_任意文件下载}}</w:t>
+              <w:pStyle w:val="af6"/>
+              <w:wordWrap/>
+              <w:spacing w:line="240" w:lineRule="atLeast"/>
+              <w:cnfStyle w:val="000000000000" w:firstRow="0" w:lastRow="0" w:firstColumn="0" w:lastColumn="0" w:oddVBand="0" w:evenVBand="0" w:oddHBand="0" w:evenHBand="0" w:firstRowFirstColumn="0" w:firstRowLastColumn="0" w:lastRowFirstColumn="0" w:lastRowLastColumn="0"/>
+              <w:rPr>
+                <w:rFonts w:ascii="宋体" w:hAnsi="宋体" w:cs="宋体" w:hint="eastAsia"/>
+                <w:color w:val="00B050"/>
+              </w:rPr>
+            </w:pPr>
+            <w:r>
+              <w:rPr>
+                <w:rFonts w:ascii="宋体" w:hAnsi="宋体" w:cs="宋体" w:hint="eastAsia"/>
+                <w:color w:val="00B050"/>
+              </w:rPr>
+              <w:t>{{check_任意文件下载}}</w:t>
             </w:r>
           </w:p>
         </w:tc>
@@ -3551,7 +3565,7 @@
           </w:tcPr>
           <w:p>
             <w:pPr>
-              <w:pStyle w:val="a4"/>
+              <w:pStyle w:val="af6"/>
               <w:wordWrap/>
               <w:spacing w:line="240" w:lineRule="atLeast"/>
               <w:rPr>
@@ -3574,7 +3588,7 @@
           </w:tcPr>
           <w:p>
             <w:pPr>
-              <w:pStyle w:val="a5"/>
+              <w:pStyle w:val="af7"/>
               <w:spacing w:line="240" w:lineRule="atLeast"/>
               <w:jc w:val="center"/>
               <w:cnfStyle w:val="000000000000" w:firstRow="0" w:lastRow="0" w:firstColumn="0" w:lastColumn="0" w:oddVBand="0" w:evenVBand="0" w:oddHBand="0" w:evenHBand="0" w:firstRowFirstColumn="0" w:firstRowLastColumn="0" w:lastRowFirstColumn="0" w:lastRowLastColumn="0"/>
@@ -3605,21 +3619,21 @@
           </w:tcPr>
           <w:p>
             <w:pPr>
-              <w:pStyle w:val="a4"/>
-              <w:wordWrap/>
-              <w:spacing w:line="240" w:lineRule="atLeast"/>
-              <w:cnfStyle w:val="000000000000" w:firstRow="0" w:lastRow="0" w:firstColumn="0" w:lastColumn="0" w:oddVBand="0" w:evenVBand="0" w:oddHBand="0" w:evenHBand="0" w:firstRowFirstColumn="0" w:firstRowLastColumn="0" w:lastRowFirstColumn="0" w:lastRowLastColumn="0"/>
-              <w:rPr>
-                <w:rFonts w:ascii="SimSun" w:hAnsi="SimSun" w:cs="SimSun"/>
-                <w:color w:val="00B050"/>
-              </w:rPr>
-            </w:pPr>
-            <w:r>
-              <w:rPr>
-                <w:rFonts w:ascii="SimSun" w:hAnsi="SimSun" w:cs="SimSun" w:hint="eastAsia"/>
-                <w:color w:val="00B050"/>
-              </w:rPr>
-              <w:t xml:space="preserve">{{check_目录遍历}}</w:t>
+              <w:pStyle w:val="af6"/>
+              <w:wordWrap/>
+              <w:spacing w:line="240" w:lineRule="atLeast"/>
+              <w:cnfStyle w:val="000000000000" w:firstRow="0" w:lastRow="0" w:firstColumn="0" w:lastColumn="0" w:oddVBand="0" w:evenVBand="0" w:oddHBand="0" w:evenHBand="0" w:firstRowFirstColumn="0" w:firstRowLastColumn="0" w:lastRowFirstColumn="0" w:lastRowLastColumn="0"/>
+              <w:rPr>
+                <w:rFonts w:ascii="宋体" w:hAnsi="宋体" w:cs="宋体" w:hint="eastAsia"/>
+                <w:color w:val="00B050"/>
+              </w:rPr>
+            </w:pPr>
+            <w:r>
+              <w:rPr>
+                <w:rFonts w:ascii="宋体" w:hAnsi="宋体" w:cs="宋体" w:hint="eastAsia"/>
+                <w:color w:val="00B050"/>
+              </w:rPr>
+              <w:t>{{check_目录遍历}}</w:t>
             </w:r>
           </w:p>
         </w:tc>
@@ -3643,7 +3657,7 @@
           </w:tcPr>
           <w:p>
             <w:pPr>
-              <w:pStyle w:val="a4"/>
+              <w:pStyle w:val="af6"/>
               <w:wordWrap/>
               <w:spacing w:line="240" w:lineRule="atLeast"/>
               <w:rPr>
@@ -3666,7 +3680,7 @@
           </w:tcPr>
           <w:p>
             <w:pPr>
-              <w:pStyle w:val="a5"/>
+              <w:pStyle w:val="af7"/>
               <w:spacing w:line="240" w:lineRule="atLeast"/>
               <w:jc w:val="center"/>
               <w:cnfStyle w:val="000000000000" w:firstRow="0" w:lastRow="0" w:firstColumn="0" w:lastColumn="0" w:oddVBand="0" w:evenVBand="0" w:oddHBand="0" w:evenHBand="0" w:firstRowFirstColumn="0" w:firstRowLastColumn="0" w:lastRowFirstColumn="0" w:lastRowLastColumn="0"/>
@@ -3720,21 +3734,21 @@
           </w:tcPr>
           <w:p>
             <w:pPr>
-              <w:pStyle w:val="a4"/>
-              <w:wordWrap/>
-              <w:spacing w:line="240" w:lineRule="atLeast"/>
-              <w:cnfStyle w:val="000000000000" w:firstRow="0" w:lastRow="0" w:firstColumn="0" w:lastColumn="0" w:oddVBand="0" w:evenVBand="0" w:oddHBand="0" w:evenHBand="0" w:firstRowFirstColumn="0" w:firstRowLastColumn="0" w:lastRowFirstColumn="0" w:lastRowLastColumn="0"/>
-              <w:rPr>
-                <w:rFonts w:ascii="SimSun" w:hAnsi="SimSun" w:cs="SimSun"/>
-                <w:color w:val="00B050"/>
-              </w:rPr>
-            </w:pPr>
-            <w:r>
-              <w:rPr>
-                <w:rFonts w:ascii="SimSun" w:hAnsi="SimSun" w:cs="SimSun" w:hint="eastAsia"/>
-                <w:color w:val="00B050"/>
-              </w:rPr>
-              <w:t xml:space="preserve">{{check_源代码泄漏}}</w:t>
+              <w:pStyle w:val="af6"/>
+              <w:wordWrap/>
+              <w:spacing w:line="240" w:lineRule="atLeast"/>
+              <w:cnfStyle w:val="000000000000" w:firstRow="0" w:lastRow="0" w:firstColumn="0" w:lastColumn="0" w:oddVBand="0" w:evenVBand="0" w:oddHBand="0" w:evenHBand="0" w:firstRowFirstColumn="0" w:firstRowLastColumn="0" w:lastRowFirstColumn="0" w:lastRowLastColumn="0"/>
+              <w:rPr>
+                <w:rFonts w:ascii="宋体" w:hAnsi="宋体" w:cs="宋体" w:hint="eastAsia"/>
+                <w:color w:val="00B050"/>
+              </w:rPr>
+            </w:pPr>
+            <w:r>
+              <w:rPr>
+                <w:rFonts w:ascii="宋体" w:hAnsi="宋体" w:cs="宋体" w:hint="eastAsia"/>
+                <w:color w:val="00B050"/>
+              </w:rPr>
+              <w:t>{{check_源代码泄漏}}</w:t>
             </w:r>
           </w:p>
         </w:tc>
@@ -3758,7 +3772,7 @@
           </w:tcPr>
           <w:p>
             <w:pPr>
-              <w:pStyle w:val="a4"/>
+              <w:pStyle w:val="af6"/>
               <w:wordWrap/>
               <w:spacing w:line="240" w:lineRule="atLeast"/>
               <w:rPr>
@@ -3781,7 +3795,7 @@
           </w:tcPr>
           <w:p>
             <w:pPr>
-              <w:pStyle w:val="a5"/>
+              <w:pStyle w:val="af7"/>
               <w:spacing w:line="240" w:lineRule="atLeast"/>
               <w:jc w:val="center"/>
               <w:cnfStyle w:val="000000000000" w:firstRow="0" w:lastRow="0" w:firstColumn="0" w:lastColumn="0" w:oddVBand="0" w:evenVBand="0" w:oddHBand="0" w:evenHBand="0" w:firstRowFirstColumn="0" w:firstRowLastColumn="0" w:lastRowFirstColumn="0" w:lastRowLastColumn="0"/>
@@ -3812,21 +3826,21 @@
           </w:tcPr>
           <w:p>
             <w:pPr>
-              <w:pStyle w:val="a4"/>
-              <w:wordWrap/>
-              <w:spacing w:line="240" w:lineRule="atLeast"/>
-              <w:cnfStyle w:val="000000000000" w:firstRow="0" w:lastRow="0" w:firstColumn="0" w:lastColumn="0" w:oddVBand="0" w:evenVBand="0" w:oddHBand="0" w:evenHBand="0" w:firstRowFirstColumn="0" w:firstRowLastColumn="0" w:lastRowFirstColumn="0" w:lastRowLastColumn="0"/>
-              <w:rPr>
-                <w:rFonts w:ascii="SimSun" w:hAnsi="SimSun" w:cs="SimSun"/>
-                <w:color w:val="00B050"/>
-              </w:rPr>
-            </w:pPr>
-            <w:r>
-              <w:rPr>
-                <w:rFonts w:ascii="SimSun" w:hAnsi="SimSun" w:cs="SimSun" w:hint="eastAsia"/>
-                <w:color w:val="00B050"/>
-              </w:rPr>
-              <w:t xml:space="preserve">{{check_信息泄露}}</w:t>
+              <w:pStyle w:val="af6"/>
+              <w:wordWrap/>
+              <w:spacing w:line="240" w:lineRule="atLeast"/>
+              <w:cnfStyle w:val="000000000000" w:firstRow="0" w:lastRow="0" w:firstColumn="0" w:lastColumn="0" w:oddVBand="0" w:evenVBand="0" w:oddHBand="0" w:evenHBand="0" w:firstRowFirstColumn="0" w:firstRowLastColumn="0" w:lastRowFirstColumn="0" w:lastRowLastColumn="0"/>
+              <w:rPr>
+                <w:rFonts w:ascii="宋体" w:hAnsi="宋体" w:cs="宋体" w:hint="eastAsia"/>
+                <w:color w:val="00B050"/>
+              </w:rPr>
+            </w:pPr>
+            <w:r>
+              <w:rPr>
+                <w:rFonts w:ascii="宋体" w:hAnsi="宋体" w:cs="宋体" w:hint="eastAsia"/>
+                <w:color w:val="00B050"/>
+              </w:rPr>
+              <w:t>{{check_信息泄露}}</w:t>
             </w:r>
           </w:p>
         </w:tc>
@@ -3850,7 +3864,7 @@
           </w:tcPr>
           <w:p>
             <w:pPr>
-              <w:pStyle w:val="a4"/>
+              <w:pStyle w:val="af6"/>
               <w:wordWrap/>
               <w:spacing w:line="240" w:lineRule="atLeast"/>
               <w:rPr>
@@ -3873,7 +3887,7 @@
           </w:tcPr>
           <w:p>
             <w:pPr>
-              <w:pStyle w:val="a5"/>
+              <w:pStyle w:val="af7"/>
               <w:spacing w:line="240" w:lineRule="atLeast"/>
               <w:jc w:val="center"/>
               <w:cnfStyle w:val="000000000000" w:firstRow="0" w:lastRow="0" w:firstColumn="0" w:lastColumn="0" w:oddVBand="0" w:evenVBand="0" w:oddHBand="0" w:evenHBand="0" w:firstRowFirstColumn="0" w:firstRowLastColumn="0" w:lastRowFirstColumn="0" w:lastRowLastColumn="0"/>
@@ -3911,21 +3925,21 @@
           </w:tcPr>
           <w:p>
             <w:pPr>
-              <w:pStyle w:val="a4"/>
-              <w:wordWrap/>
-              <w:spacing w:line="240" w:lineRule="atLeast"/>
-              <w:cnfStyle w:val="000000000000" w:firstRow="0" w:lastRow="0" w:firstColumn="0" w:lastColumn="0" w:oddVBand="0" w:evenVBand="0" w:oddHBand="0" w:evenHBand="0" w:firstRowFirstColumn="0" w:firstRowLastColumn="0" w:lastRowFirstColumn="0" w:lastRowLastColumn="0"/>
-              <w:rPr>
-                <w:rFonts w:ascii="SimSun" w:hAnsi="SimSun" w:cs="SimSun"/>
-                <w:color w:val="00B050"/>
-              </w:rPr>
-            </w:pPr>
-            <w:r>
-              <w:rPr>
-                <w:rFonts w:ascii="SimSun" w:hAnsi="SimSun" w:cs="SimSun" w:hint="eastAsia"/>
-                <w:color w:val="00B050"/>
-              </w:rPr>
-              <w:t xml:space="preserve">{{check_CRLF注入}}</w:t>
+              <w:pStyle w:val="af6"/>
+              <w:wordWrap/>
+              <w:spacing w:line="240" w:lineRule="atLeast"/>
+              <w:cnfStyle w:val="000000000000" w:firstRow="0" w:lastRow="0" w:firstColumn="0" w:lastColumn="0" w:oddVBand="0" w:evenVBand="0" w:oddHBand="0" w:evenHBand="0" w:firstRowFirstColumn="0" w:firstRowLastColumn="0" w:lastRowFirstColumn="0" w:lastRowLastColumn="0"/>
+              <w:rPr>
+                <w:rFonts w:ascii="宋体" w:hAnsi="宋体" w:cs="宋体" w:hint="eastAsia"/>
+                <w:color w:val="00B050"/>
+              </w:rPr>
+            </w:pPr>
+            <w:r>
+              <w:rPr>
+                <w:rFonts w:ascii="宋体" w:hAnsi="宋体" w:cs="宋体" w:hint="eastAsia"/>
+                <w:color w:val="00B050"/>
+              </w:rPr>
+              <w:t>{{check_CRLF注入}}</w:t>
             </w:r>
           </w:p>
         </w:tc>
@@ -3949,7 +3963,7 @@
           </w:tcPr>
           <w:p>
             <w:pPr>
-              <w:pStyle w:val="a4"/>
+              <w:pStyle w:val="af6"/>
               <w:wordWrap/>
               <w:spacing w:line="240" w:lineRule="atLeast"/>
               <w:rPr>
@@ -3972,7 +3986,7 @@
           </w:tcPr>
           <w:p>
             <w:pPr>
-              <w:pStyle w:val="a5"/>
+              <w:pStyle w:val="af7"/>
               <w:spacing w:line="240" w:lineRule="atLeast"/>
               <w:jc w:val="center"/>
               <w:cnfStyle w:val="000000000000" w:firstRow="0" w:lastRow="0" w:firstColumn="0" w:lastColumn="0" w:oddVBand="0" w:evenVBand="0" w:oddHBand="0" w:evenHBand="0" w:firstRowFirstColumn="0" w:firstRowLastColumn="0" w:lastRowFirstColumn="0" w:lastRowLastColumn="0"/>
@@ -4003,21 +4017,21 @@
           </w:tcPr>
           <w:p>
             <w:pPr>
-              <w:pStyle w:val="a4"/>
-              <w:wordWrap/>
-              <w:spacing w:line="240" w:lineRule="atLeast"/>
-              <w:cnfStyle w:val="000000000000" w:firstRow="0" w:lastRow="0" w:firstColumn="0" w:lastColumn="0" w:oddVBand="0" w:evenVBand="0" w:oddHBand="0" w:evenHBand="0" w:firstRowFirstColumn="0" w:firstRowLastColumn="0" w:lastRowFirstColumn="0" w:lastRowLastColumn="0"/>
-              <w:rPr>
-                <w:rFonts w:ascii="SimSun" w:hAnsi="SimSun" w:cs="SimSun"/>
-                <w:color w:val="00B050"/>
-              </w:rPr>
-            </w:pPr>
-            <w:r>
-              <w:rPr>
-                <w:rFonts w:ascii="SimSun" w:hAnsi="SimSun" w:cs="SimSun" w:hint="eastAsia"/>
-                <w:color w:val="00B050"/>
-              </w:rPr>
-              <w:t xml:space="preserve">{{check_命令注入}}</w:t>
+              <w:pStyle w:val="af6"/>
+              <w:wordWrap/>
+              <w:spacing w:line="240" w:lineRule="atLeast"/>
+              <w:cnfStyle w:val="000000000000" w:firstRow="0" w:lastRow="0" w:firstColumn="0" w:lastColumn="0" w:oddVBand="0" w:evenVBand="0" w:oddHBand="0" w:evenHBand="0" w:firstRowFirstColumn="0" w:firstRowLastColumn="0" w:lastRowFirstColumn="0" w:lastRowLastColumn="0"/>
+              <w:rPr>
+                <w:rFonts w:ascii="宋体" w:hAnsi="宋体" w:cs="宋体" w:hint="eastAsia"/>
+                <w:color w:val="00B050"/>
+              </w:rPr>
+            </w:pPr>
+            <w:r>
+              <w:rPr>
+                <w:rFonts w:ascii="宋体" w:hAnsi="宋体" w:cs="宋体" w:hint="eastAsia"/>
+                <w:color w:val="00B050"/>
+              </w:rPr>
+              <w:t>{{check_命令注入}}</w:t>
             </w:r>
           </w:p>
         </w:tc>
@@ -4041,7 +4055,7 @@
           </w:tcPr>
           <w:p>
             <w:pPr>
-              <w:pStyle w:val="a4"/>
+              <w:pStyle w:val="af6"/>
               <w:wordWrap/>
               <w:spacing w:line="240" w:lineRule="atLeast"/>
               <w:rPr>
@@ -4064,7 +4078,7 @@
           </w:tcPr>
           <w:p>
             <w:pPr>
-              <w:pStyle w:val="a5"/>
+              <w:pStyle w:val="af7"/>
               <w:spacing w:line="240" w:lineRule="atLeast"/>
               <w:jc w:val="center"/>
               <w:cnfStyle w:val="000000000000" w:firstRow="0" w:lastRow="0" w:firstColumn="0" w:lastColumn="0" w:oddVBand="0" w:evenVBand="0" w:oddHBand="0" w:evenHBand="0" w:firstRowFirstColumn="0" w:firstRowLastColumn="0" w:lastRowFirstColumn="0" w:lastRowLastColumn="0"/>
@@ -4102,21 +4116,21 @@
           </w:tcPr>
           <w:p>
             <w:pPr>
-              <w:pStyle w:val="a4"/>
-              <w:wordWrap/>
-              <w:spacing w:line="240" w:lineRule="atLeast"/>
-              <w:cnfStyle w:val="000000000000" w:firstRow="0" w:lastRow="0" w:firstColumn="0" w:lastColumn="0" w:oddVBand="0" w:evenVBand="0" w:oddHBand="0" w:evenHBand="0" w:firstRowFirstColumn="0" w:firstRowLastColumn="0" w:lastRowFirstColumn="0" w:lastRowLastColumn="0"/>
-              <w:rPr>
-                <w:rFonts w:ascii="SimSun" w:hAnsi="SimSun" w:cs="SimSun"/>
-                <w:color w:val="00B050"/>
-              </w:rPr>
-            </w:pPr>
-            <w:r>
-              <w:rPr>
-                <w:rFonts w:ascii="SimSun" w:hAnsi="SimSun" w:cs="SimSun" w:hint="eastAsia"/>
-                <w:color w:val="00B050"/>
-              </w:rPr>
-              <w:t xml:space="preserve">{{check_未验证的重定向}}</w:t>
+              <w:pStyle w:val="af6"/>
+              <w:wordWrap/>
+              <w:spacing w:line="240" w:lineRule="atLeast"/>
+              <w:cnfStyle w:val="000000000000" w:firstRow="0" w:lastRow="0" w:firstColumn="0" w:lastColumn="0" w:oddVBand="0" w:evenVBand="0" w:oddHBand="0" w:evenHBand="0" w:firstRowFirstColumn="0" w:firstRowLastColumn="0" w:lastRowFirstColumn="0" w:lastRowLastColumn="0"/>
+              <w:rPr>
+                <w:rFonts w:ascii="宋体" w:hAnsi="宋体" w:cs="宋体" w:hint="eastAsia"/>
+                <w:color w:val="00B050"/>
+              </w:rPr>
+            </w:pPr>
+            <w:r>
+              <w:rPr>
+                <w:rFonts w:ascii="宋体" w:hAnsi="宋体" w:cs="宋体" w:hint="eastAsia"/>
+                <w:color w:val="00B050"/>
+              </w:rPr>
+              <w:t>{{check_未验证的重定向}}</w:t>
             </w:r>
           </w:p>
         </w:tc>
@@ -4140,7 +4154,7 @@
           </w:tcPr>
           <w:p>
             <w:pPr>
-              <w:pStyle w:val="a4"/>
+              <w:pStyle w:val="af6"/>
               <w:wordWrap/>
               <w:spacing w:line="240" w:lineRule="atLeast"/>
               <w:rPr>
@@ -4163,7 +4177,7 @@
           </w:tcPr>
           <w:p>
             <w:pPr>
-              <w:pStyle w:val="a5"/>
+              <w:pStyle w:val="af7"/>
               <w:spacing w:line="240" w:lineRule="atLeast"/>
               <w:jc w:val="center"/>
               <w:cnfStyle w:val="000000000000" w:firstRow="0" w:lastRow="0" w:firstColumn="0" w:lastColumn="0" w:oddVBand="0" w:evenVBand="0" w:oddHBand="0" w:evenHBand="0" w:firstRowFirstColumn="0" w:firstRowLastColumn="0" w:lastRowFirstColumn="0" w:lastRowLastColumn="0"/>
@@ -4201,21 +4215,21 @@
           </w:tcPr>
           <w:p>
             <w:pPr>
-              <w:pStyle w:val="a4"/>
-              <w:wordWrap/>
-              <w:spacing w:line="240" w:lineRule="atLeast"/>
-              <w:cnfStyle w:val="000000000000" w:firstRow="0" w:lastRow="0" w:firstColumn="0" w:lastColumn="0" w:oddVBand="0" w:evenVBand="0" w:oddHBand="0" w:evenHBand="0" w:firstRowFirstColumn="0" w:firstRowLastColumn="0" w:lastRowFirstColumn="0" w:lastRowLastColumn="0"/>
-              <w:rPr>
-                <w:rFonts w:ascii="SimSun" w:hAnsi="SimSun" w:cs="SimSun"/>
-                <w:color w:val="00B050"/>
-              </w:rPr>
-            </w:pPr>
-            <w:r>
-              <w:rPr>
-                <w:rFonts w:ascii="SimSun" w:hAnsi="SimSun" w:cs="SimSun" w:hint="eastAsia"/>
-                <w:color w:val="00B050"/>
-              </w:rPr>
-              <w:t xml:space="preserve">{{check_JSON劫持}}</w:t>
+              <w:pStyle w:val="af6"/>
+              <w:wordWrap/>
+              <w:spacing w:line="240" w:lineRule="atLeast"/>
+              <w:cnfStyle w:val="000000000000" w:firstRow="0" w:lastRow="0" w:firstColumn="0" w:lastColumn="0" w:oddVBand="0" w:evenVBand="0" w:oddHBand="0" w:evenHBand="0" w:firstRowFirstColumn="0" w:firstRowLastColumn="0" w:lastRowFirstColumn="0" w:lastRowLastColumn="0"/>
+              <w:rPr>
+                <w:rFonts w:ascii="宋体" w:hAnsi="宋体" w:cs="宋体" w:hint="eastAsia"/>
+                <w:color w:val="00B050"/>
+              </w:rPr>
+            </w:pPr>
+            <w:r>
+              <w:rPr>
+                <w:rFonts w:ascii="宋体" w:hAnsi="宋体" w:cs="宋体" w:hint="eastAsia"/>
+                <w:color w:val="00B050"/>
+              </w:rPr>
+              <w:t>{{check_JSON劫持}}</w:t>
             </w:r>
           </w:p>
         </w:tc>
@@ -4239,7 +4253,7 @@
           </w:tcPr>
           <w:p>
             <w:pPr>
-              <w:pStyle w:val="a4"/>
+              <w:pStyle w:val="af6"/>
               <w:wordWrap/>
               <w:spacing w:line="240" w:lineRule="atLeast"/>
               <w:rPr>
@@ -4262,7 +4276,7 @@
           </w:tcPr>
           <w:p>
             <w:pPr>
-              <w:pStyle w:val="a5"/>
+              <w:pStyle w:val="af7"/>
               <w:spacing w:line="240" w:lineRule="atLeast"/>
               <w:jc w:val="center"/>
               <w:cnfStyle w:val="000000000000" w:firstRow="0" w:lastRow="0" w:firstColumn="0" w:lastColumn="0" w:oddVBand="0" w:evenVBand="0" w:oddHBand="0" w:evenHBand="0" w:firstRowFirstColumn="0" w:firstRowLastColumn="0" w:lastRowFirstColumn="0" w:lastRowLastColumn="0"/>
@@ -4293,21 +4307,21 @@
           </w:tcPr>
           <w:p>
             <w:pPr>
-              <w:pStyle w:val="a4"/>
-              <w:wordWrap/>
-              <w:spacing w:line="240" w:lineRule="atLeast"/>
-              <w:cnfStyle w:val="000000000000" w:firstRow="0" w:lastRow="0" w:firstColumn="0" w:lastColumn="0" w:oddVBand="0" w:evenVBand="0" w:oddHBand="0" w:evenHBand="0" w:firstRowFirstColumn="0" w:firstRowLastColumn="0" w:lastRowFirstColumn="0" w:lastRowLastColumn="0"/>
-              <w:rPr>
-                <w:rFonts w:ascii="SimSun" w:hAnsi="SimSun" w:cs="SimSun"/>
-                <w:color w:val="00B050"/>
-              </w:rPr>
-            </w:pPr>
-            <w:r>
-              <w:rPr>
-                <w:rFonts w:ascii="SimSun" w:hAnsi="SimSun" w:cs="SimSun" w:hint="eastAsia"/>
-                <w:color w:val="00B050"/>
-              </w:rPr>
-              <w:t xml:space="preserve">{{check_不安全的第三方组件}}</w:t>
+              <w:pStyle w:val="af6"/>
+              <w:wordWrap/>
+              <w:spacing w:line="240" w:lineRule="atLeast"/>
+              <w:cnfStyle w:val="000000000000" w:firstRow="0" w:lastRow="0" w:firstColumn="0" w:lastColumn="0" w:oddVBand="0" w:evenVBand="0" w:oddHBand="0" w:evenHBand="0" w:firstRowFirstColumn="0" w:firstRowLastColumn="0" w:lastRowFirstColumn="0" w:lastRowLastColumn="0"/>
+              <w:rPr>
+                <w:rFonts w:ascii="宋体" w:hAnsi="宋体" w:cs="宋体" w:hint="eastAsia"/>
+                <w:color w:val="00B050"/>
+              </w:rPr>
+            </w:pPr>
+            <w:r>
+              <w:rPr>
+                <w:rFonts w:ascii="宋体" w:hAnsi="宋体" w:cs="宋体" w:hint="eastAsia"/>
+                <w:color w:val="00B050"/>
+              </w:rPr>
+              <w:t>{{check_不安全的第三方组件}}</w:t>
             </w:r>
           </w:p>
         </w:tc>
@@ -4331,7 +4345,7 @@
           </w:tcPr>
           <w:p>
             <w:pPr>
-              <w:pStyle w:val="a4"/>
+              <w:pStyle w:val="af6"/>
               <w:wordWrap/>
               <w:spacing w:line="240" w:lineRule="atLeast"/>
               <w:rPr>
@@ -4354,7 +4368,7 @@
           </w:tcPr>
           <w:p>
             <w:pPr>
-              <w:pStyle w:val="a5"/>
+              <w:pStyle w:val="af7"/>
               <w:spacing w:line="240" w:lineRule="atLeast"/>
               <w:jc w:val="center"/>
               <w:cnfStyle w:val="000000000000" w:firstRow="0" w:lastRow="0" w:firstColumn="0" w:lastColumn="0" w:oddVBand="0" w:evenVBand="0" w:oddHBand="0" w:evenHBand="0" w:firstRowFirstColumn="0" w:firstRowLastColumn="0" w:lastRowFirstColumn="0" w:lastRowLastColumn="0"/>
@@ -4399,21 +4413,21 @@
           </w:tcPr>
           <w:p>
             <w:pPr>
-              <w:pStyle w:val="a4"/>
-              <w:wordWrap/>
-              <w:spacing w:line="240" w:lineRule="atLeast"/>
-              <w:cnfStyle w:val="000000000000" w:firstRow="0" w:lastRow="0" w:firstColumn="0" w:lastColumn="0" w:oddVBand="0" w:evenVBand="0" w:oddHBand="0" w:evenHBand="0" w:firstRowFirstColumn="0" w:firstRowLastColumn="0" w:lastRowFirstColumn="0" w:lastRowLastColumn="0"/>
-              <w:rPr>
-                <w:rFonts w:ascii="SimSun" w:hAnsi="SimSun" w:cs="SimSun"/>
-                <w:color w:val="00B050"/>
-              </w:rPr>
-            </w:pPr>
-            <w:r>
-              <w:rPr>
-                <w:rFonts w:ascii="SimSun" w:hAnsi="SimSun" w:cs="SimSun" w:hint="eastAsia"/>
-                <w:color w:val="00B050"/>
-              </w:rPr>
-              <w:t xml:space="preserve">{{check_不安全的文件包含}}</w:t>
+              <w:pStyle w:val="af6"/>
+              <w:wordWrap/>
+              <w:spacing w:line="240" w:lineRule="atLeast"/>
+              <w:cnfStyle w:val="000000000000" w:firstRow="0" w:lastRow="0" w:firstColumn="0" w:lastColumn="0" w:oddVBand="0" w:evenVBand="0" w:oddHBand="0" w:evenHBand="0" w:firstRowFirstColumn="0" w:firstRowLastColumn="0" w:lastRowFirstColumn="0" w:lastRowLastColumn="0"/>
+              <w:rPr>
+                <w:rFonts w:ascii="宋体" w:hAnsi="宋体" w:cs="宋体" w:hint="eastAsia"/>
+                <w:color w:val="00B050"/>
+              </w:rPr>
+            </w:pPr>
+            <w:r>
+              <w:rPr>
+                <w:rFonts w:ascii="宋体" w:hAnsi="宋体" w:cs="宋体" w:hint="eastAsia"/>
+                <w:color w:val="00B050"/>
+              </w:rPr>
+              <w:t>{{check_不安全的文件包含}}</w:t>
             </w:r>
           </w:p>
         </w:tc>
@@ -4437,7 +4451,7 @@
           </w:tcPr>
           <w:p>
             <w:pPr>
-              <w:pStyle w:val="a4"/>
+              <w:pStyle w:val="af6"/>
               <w:wordWrap/>
               <w:spacing w:line="240" w:lineRule="atLeast"/>
               <w:rPr>
@@ -4460,7 +4474,7 @@
           </w:tcPr>
           <w:p>
             <w:pPr>
-              <w:pStyle w:val="a5"/>
+              <w:pStyle w:val="af7"/>
               <w:spacing w:line="240" w:lineRule="atLeast"/>
               <w:jc w:val="center"/>
               <w:cnfStyle w:val="000000000000" w:firstRow="0" w:lastRow="0" w:firstColumn="0" w:lastColumn="0" w:oddVBand="0" w:evenVBand="0" w:oddHBand="0" w:evenHBand="0" w:firstRowFirstColumn="0" w:firstRowLastColumn="0" w:lastRowFirstColumn="0" w:lastRowLastColumn="0"/>
@@ -4491,21 +4505,21 @@
           </w:tcPr>
           <w:p>
             <w:pPr>
-              <w:pStyle w:val="a4"/>
-              <w:wordWrap/>
-              <w:spacing w:line="240" w:lineRule="atLeast"/>
-              <w:cnfStyle w:val="000000000000" w:firstRow="0" w:lastRow="0" w:firstColumn="0" w:lastColumn="0" w:oddVBand="0" w:evenVBand="0" w:oddHBand="0" w:evenHBand="0" w:firstRowFirstColumn="0" w:firstRowLastColumn="0" w:lastRowFirstColumn="0" w:lastRowLastColumn="0"/>
-              <w:rPr>
-                <w:rFonts w:ascii="SimSun" w:hAnsi="SimSun" w:cs="SimSun"/>
-                <w:color w:val="00B050"/>
-              </w:rPr>
-            </w:pPr>
-            <w:r>
-              <w:rPr>
-                <w:rFonts w:ascii="SimSun" w:hAnsi="SimSun" w:cs="SimSun" w:hint="eastAsia"/>
-                <w:color w:val="00B050"/>
-              </w:rPr>
-              <w:t xml:space="preserve">{{check_远程代码执行}}</w:t>
+              <w:pStyle w:val="af6"/>
+              <w:wordWrap/>
+              <w:spacing w:line="240" w:lineRule="atLeast"/>
+              <w:cnfStyle w:val="000000000000" w:firstRow="0" w:lastRow="0" w:firstColumn="0" w:lastColumn="0" w:oddVBand="0" w:evenVBand="0" w:oddHBand="0" w:evenHBand="0" w:firstRowFirstColumn="0" w:firstRowLastColumn="0" w:lastRowFirstColumn="0" w:lastRowLastColumn="0"/>
+              <w:rPr>
+                <w:rFonts w:ascii="宋体" w:hAnsi="宋体" w:cs="宋体" w:hint="eastAsia"/>
+                <w:color w:val="00B050"/>
+              </w:rPr>
+            </w:pPr>
+            <w:r>
+              <w:rPr>
+                <w:rFonts w:ascii="宋体" w:hAnsi="宋体" w:cs="宋体" w:hint="eastAsia"/>
+                <w:color w:val="00B050"/>
+              </w:rPr>
+              <w:t>{{check_远程代码执行}}</w:t>
             </w:r>
           </w:p>
         </w:tc>
@@ -4529,7 +4543,7 @@
           </w:tcPr>
           <w:p>
             <w:pPr>
-              <w:pStyle w:val="a4"/>
+              <w:pStyle w:val="af6"/>
               <w:wordWrap/>
               <w:spacing w:line="240" w:lineRule="atLeast"/>
               <w:rPr>
@@ -4552,7 +4566,7 @@
           </w:tcPr>
           <w:p>
             <w:pPr>
-              <w:pStyle w:val="a5"/>
+              <w:pStyle w:val="af7"/>
               <w:spacing w:line="240" w:lineRule="atLeast"/>
               <w:jc w:val="center"/>
               <w:cnfStyle w:val="000000000000" w:firstRow="0" w:lastRow="0" w:firstColumn="0" w:lastColumn="0" w:oddVBand="0" w:evenVBand="0" w:oddHBand="0" w:evenHBand="0" w:firstRowFirstColumn="0" w:firstRowLastColumn="0" w:lastRowFirstColumn="0" w:lastRowLastColumn="0"/>
@@ -4597,21 +4611,21 @@
           </w:tcPr>
           <w:p>
             <w:pPr>
-              <w:pStyle w:val="a4"/>
-              <w:wordWrap/>
-              <w:spacing w:line="240" w:lineRule="atLeast"/>
-              <w:cnfStyle w:val="000000000000" w:firstRow="0" w:lastRow="0" w:firstColumn="0" w:lastColumn="0" w:oddVBand="0" w:evenVBand="0" w:oddHBand="0" w:evenHBand="0" w:firstRowFirstColumn="0" w:firstRowLastColumn="0" w:lastRowFirstColumn="0" w:lastRowLastColumn="0"/>
-              <w:rPr>
-                <w:rFonts w:ascii="SimSun" w:hAnsi="SimSun" w:cs="SimSun"/>
-                <w:color w:val="00B050"/>
-              </w:rPr>
-            </w:pPr>
-            <w:r>
-              <w:rPr>
-                <w:rFonts w:ascii="SimSun" w:hAnsi="SimSun" w:cs="SimSun" w:hint="eastAsia"/>
-                <w:color w:val="00B050"/>
-              </w:rPr>
-              <w:t xml:space="preserve">{{check_缺少X_XSS_Protection响应头}}</w:t>
+              <w:pStyle w:val="af6"/>
+              <w:wordWrap/>
+              <w:spacing w:line="240" w:lineRule="atLeast"/>
+              <w:cnfStyle w:val="000000000000" w:firstRow="0" w:lastRow="0" w:firstColumn="0" w:lastColumn="0" w:oddVBand="0" w:evenVBand="0" w:oddHBand="0" w:evenHBand="0" w:firstRowFirstColumn="0" w:firstRowLastColumn="0" w:lastRowFirstColumn="0" w:lastRowLastColumn="0"/>
+              <w:rPr>
+                <w:rFonts w:ascii="宋体" w:hAnsi="宋体" w:cs="宋体" w:hint="eastAsia"/>
+                <w:color w:val="00B050"/>
+              </w:rPr>
+            </w:pPr>
+            <w:r>
+              <w:rPr>
+                <w:rFonts w:ascii="宋体" w:hAnsi="宋体" w:cs="宋体" w:hint="eastAsia"/>
+                <w:color w:val="00B050"/>
+              </w:rPr>
+              <w:t>{{check_缺少X_XSS_Protection响应头}}</w:t>
             </w:r>
           </w:p>
         </w:tc>
@@ -4635,7 +4649,7 @@
           </w:tcPr>
           <w:p>
             <w:pPr>
-              <w:pStyle w:val="a4"/>
+              <w:pStyle w:val="af6"/>
               <w:wordWrap/>
               <w:spacing w:line="240" w:lineRule="atLeast"/>
               <w:rPr>
@@ -4658,7 +4672,7 @@
           </w:tcPr>
           <w:p>
             <w:pPr>
-              <w:pStyle w:val="a5"/>
+              <w:pStyle w:val="af7"/>
               <w:spacing w:line="240" w:lineRule="atLeast"/>
               <w:jc w:val="center"/>
               <w:cnfStyle w:val="000000000000" w:firstRow="0" w:lastRow="0" w:firstColumn="0" w:lastColumn="0" w:oddVBand="0" w:evenVBand="0" w:oddHBand="0" w:evenHBand="0" w:firstRowFirstColumn="0" w:firstRowLastColumn="0" w:lastRowFirstColumn="0" w:lastRowLastColumn="0"/>
@@ -4696,21 +4710,21 @@
           </w:tcPr>
           <w:p>
             <w:pPr>
-              <w:pStyle w:val="a4"/>
-              <w:wordWrap/>
-              <w:spacing w:line="240" w:lineRule="atLeast"/>
-              <w:cnfStyle w:val="000000000000" w:firstRow="0" w:lastRow="0" w:firstColumn="0" w:lastColumn="0" w:oddVBand="0" w:evenVBand="0" w:oddHBand="0" w:evenHBand="0" w:firstRowFirstColumn="0" w:firstRowLastColumn="0" w:lastRowFirstColumn="0" w:lastRowLastColumn="0"/>
-              <w:rPr>
-                <w:rFonts w:ascii="SimSun" w:hAnsi="SimSun" w:cs="SimSun"/>
-                <w:color w:val="00B050"/>
-              </w:rPr>
-            </w:pPr>
-            <w:r>
-              <w:rPr>
-                <w:rFonts w:ascii="SimSun" w:hAnsi="SimSun" w:cs="SimSun" w:hint="eastAsia"/>
-                <w:color w:val="00B050"/>
-              </w:rPr>
-              <w:t xml:space="preserve">{{check_Flash_跨域漏洞}}</w:t>
+              <w:pStyle w:val="af6"/>
+              <w:wordWrap/>
+              <w:spacing w:line="240" w:lineRule="atLeast"/>
+              <w:cnfStyle w:val="000000000000" w:firstRow="0" w:lastRow="0" w:firstColumn="0" w:lastColumn="0" w:oddVBand="0" w:evenVBand="0" w:oddHBand="0" w:evenHBand="0" w:firstRowFirstColumn="0" w:firstRowLastColumn="0" w:lastRowFirstColumn="0" w:lastRowLastColumn="0"/>
+              <w:rPr>
+                <w:rFonts w:ascii="宋体" w:hAnsi="宋体" w:cs="宋体" w:hint="eastAsia"/>
+                <w:color w:val="00B050"/>
+              </w:rPr>
+            </w:pPr>
+            <w:r>
+              <w:rPr>
+                <w:rFonts w:ascii="宋体" w:hAnsi="宋体" w:cs="宋体" w:hint="eastAsia"/>
+                <w:color w:val="00B050"/>
+              </w:rPr>
+              <w:t>{{check_Flash_跨域漏洞}}</w:t>
             </w:r>
           </w:p>
         </w:tc>
@@ -4734,7 +4748,7 @@
           </w:tcPr>
           <w:p>
             <w:pPr>
-              <w:pStyle w:val="a4"/>
+              <w:pStyle w:val="af6"/>
               <w:wordWrap/>
               <w:spacing w:line="240" w:lineRule="atLeast"/>
               <w:rPr>
@@ -4757,7 +4771,7 @@
           </w:tcPr>
           <w:p>
             <w:pPr>
-              <w:pStyle w:val="a5"/>
+              <w:pStyle w:val="af7"/>
               <w:spacing w:line="240" w:lineRule="atLeast"/>
               <w:jc w:val="center"/>
               <w:cnfStyle w:val="000000000000" w:firstRow="0" w:lastRow="0" w:firstColumn="0" w:lastColumn="0" w:oddVBand="0" w:evenVBand="0" w:oddHBand="0" w:evenHBand="0" w:firstRowFirstColumn="0" w:firstRowLastColumn="0" w:lastRowFirstColumn="0" w:lastRowLastColumn="0"/>
@@ -4809,21 +4823,21 @@
           </w:tcPr>
           <w:p>
             <w:pPr>
-              <w:pStyle w:val="a4"/>
-              <w:wordWrap/>
-              <w:spacing w:line="240" w:lineRule="atLeast"/>
-              <w:cnfStyle w:val="000000000000" w:firstRow="0" w:lastRow="0" w:firstColumn="0" w:lastColumn="0" w:oddVBand="0" w:evenVBand="0" w:oddHBand="0" w:evenHBand="0" w:firstRowFirstColumn="0" w:firstRowLastColumn="0" w:lastRowFirstColumn="0" w:lastRowLastColumn="0"/>
-              <w:rPr>
-                <w:rFonts w:ascii="SimSun" w:hAnsi="SimSun" w:cs="SimSun"/>
-                <w:color w:val="00B050"/>
-              </w:rPr>
-            </w:pPr>
-            <w:r>
-              <w:rPr>
-                <w:rFonts w:ascii="SimSun" w:hAnsi="SimSun" w:cs="SimSun" w:hint="eastAsia"/>
-                <w:color w:val="00B050"/>
-              </w:rPr>
-              <w:t xml:space="preserve">{{check_缺少CSRF保护}}</w:t>
+              <w:pStyle w:val="af6"/>
+              <w:wordWrap/>
+              <w:spacing w:line="240" w:lineRule="atLeast"/>
+              <w:cnfStyle w:val="000000000000" w:firstRow="0" w:lastRow="0" w:firstColumn="0" w:lastColumn="0" w:oddVBand="0" w:evenVBand="0" w:oddHBand="0" w:evenHBand="0" w:firstRowFirstColumn="0" w:firstRowLastColumn="0" w:lastRowFirstColumn="0" w:lastRowLastColumn="0"/>
+              <w:rPr>
+                <w:rFonts w:ascii="宋体" w:hAnsi="宋体" w:cs="宋体" w:hint="eastAsia"/>
+                <w:color w:val="00B050"/>
+              </w:rPr>
+            </w:pPr>
+            <w:r>
+              <w:rPr>
+                <w:rFonts w:ascii="宋体" w:hAnsi="宋体" w:cs="宋体" w:hint="eastAsia"/>
+                <w:color w:val="00B050"/>
+              </w:rPr>
+              <w:t>{{check_缺少CSRF保护}}</w:t>
             </w:r>
           </w:p>
         </w:tc>
@@ -4847,7 +4861,7 @@
           </w:tcPr>
           <w:p>
             <w:pPr>
-              <w:pStyle w:val="a4"/>
+              <w:pStyle w:val="af6"/>
               <w:wordWrap/>
               <w:spacing w:line="240" w:lineRule="atLeast"/>
               <w:rPr>
@@ -4870,7 +4884,7 @@
           </w:tcPr>
           <w:p>
             <w:pPr>
-              <w:pStyle w:val="a5"/>
+              <w:pStyle w:val="af7"/>
               <w:spacing w:line="240" w:lineRule="atLeast"/>
               <w:jc w:val="center"/>
               <w:cnfStyle w:val="000000000000" w:firstRow="0" w:lastRow="0" w:firstColumn="0" w:lastColumn="0" w:oddVBand="0" w:evenVBand="0" w:oddHBand="0" w:evenHBand="0" w:firstRowFirstColumn="0" w:firstRowLastColumn="0" w:lastRowFirstColumn="0" w:lastRowLastColumn="0"/>
@@ -4908,21 +4922,21 @@
           </w:tcPr>
           <w:p>
             <w:pPr>
-              <w:pStyle w:val="a4"/>
-              <w:wordWrap/>
-              <w:spacing w:line="240" w:lineRule="atLeast"/>
-              <w:cnfStyle w:val="000000000000" w:firstRow="0" w:lastRow="0" w:firstColumn="0" w:lastColumn="0" w:oddVBand="0" w:evenVBand="0" w:oddHBand="0" w:evenHBand="0" w:firstRowFirstColumn="0" w:firstRowLastColumn="0" w:lastRowFirstColumn="0" w:lastRowLastColumn="0"/>
-              <w:rPr>
-                <w:rFonts w:ascii="SimSun" w:hAnsi="SimSun" w:cs="SimSun"/>
-                <w:color w:val="00B050"/>
-              </w:rPr>
-            </w:pPr>
-            <w:r>
-              <w:rPr>
-                <w:rFonts w:ascii="SimSun" w:hAnsi="SimSun" w:cs="SimSun" w:hint="eastAsia"/>
-                <w:color w:val="00B050"/>
-              </w:rPr>
-              <w:t xml:space="preserve">{{check_明文传输}}</w:t>
+              <w:pStyle w:val="af6"/>
+              <w:wordWrap/>
+              <w:spacing w:line="240" w:lineRule="atLeast"/>
+              <w:cnfStyle w:val="000000000000" w:firstRow="0" w:lastRow="0" w:firstColumn="0" w:lastColumn="0" w:oddVBand="0" w:evenVBand="0" w:oddHBand="0" w:evenHBand="0" w:firstRowFirstColumn="0" w:firstRowLastColumn="0" w:lastRowFirstColumn="0" w:lastRowLastColumn="0"/>
+              <w:rPr>
+                <w:rFonts w:ascii="宋体" w:hAnsi="宋体" w:cs="宋体" w:hint="eastAsia"/>
+                <w:color w:val="00B050"/>
+              </w:rPr>
+            </w:pPr>
+            <w:r>
+              <w:rPr>
+                <w:rFonts w:ascii="宋体" w:hAnsi="宋体" w:cs="宋体" w:hint="eastAsia"/>
+                <w:color w:val="00B050"/>
+              </w:rPr>
+              <w:t>{{check_明文传输}}</w:t>
             </w:r>
           </w:p>
         </w:tc>
@@ -4946,7 +4960,7 @@
           </w:tcPr>
           <w:p>
             <w:pPr>
-              <w:pStyle w:val="a4"/>
+              <w:pStyle w:val="af6"/>
               <w:wordWrap/>
               <w:spacing w:line="240" w:lineRule="atLeast"/>
               <w:rPr>
@@ -4969,7 +4983,7 @@
           </w:tcPr>
           <w:p>
             <w:pPr>
-              <w:pStyle w:val="a5"/>
+              <w:pStyle w:val="af7"/>
               <w:spacing w:line="240" w:lineRule="atLeast"/>
               <w:jc w:val="center"/>
               <w:cnfStyle w:val="000000000000" w:firstRow="0" w:lastRow="0" w:firstColumn="0" w:lastColumn="0" w:oddVBand="0" w:evenVBand="0" w:oddHBand="0" w:evenHBand="0" w:firstRowFirstColumn="0" w:firstRowLastColumn="0" w:lastRowFirstColumn="0" w:lastRowLastColumn="0"/>
@@ -5014,21 +5028,21 @@
           </w:tcPr>
           <w:p>
             <w:pPr>
-              <w:pStyle w:val="a4"/>
-              <w:wordWrap/>
-              <w:spacing w:line="240" w:lineRule="atLeast"/>
-              <w:cnfStyle w:val="000000000000" w:firstRow="0" w:lastRow="0" w:firstColumn="0" w:lastColumn="0" w:oddVBand="0" w:evenVBand="0" w:oddHBand="0" w:evenHBand="0" w:firstRowFirstColumn="0" w:firstRowLastColumn="0" w:lastRowFirstColumn="0" w:lastRowLastColumn="0"/>
-              <w:rPr>
-                <w:rFonts w:ascii="SimSun" w:hAnsi="SimSun" w:cs="SimSun"/>
-                <w:color w:val="00B050"/>
-              </w:rPr>
-            </w:pPr>
-            <w:r>
-              <w:rPr>
-                <w:rFonts w:ascii="SimSun" w:hAnsi="SimSun" w:cs="SimSun" w:hint="eastAsia"/>
-                <w:color w:val="00B050"/>
-              </w:rPr>
-              <w:t xml:space="preserve">{{check_通过_GET_传输用户名和密码}}</w:t>
+              <w:pStyle w:val="af6"/>
+              <w:wordWrap/>
+              <w:spacing w:line="240" w:lineRule="atLeast"/>
+              <w:cnfStyle w:val="000000000000" w:firstRow="0" w:lastRow="0" w:firstColumn="0" w:lastColumn="0" w:oddVBand="0" w:evenVBand="0" w:oddHBand="0" w:evenHBand="0" w:firstRowFirstColumn="0" w:firstRowLastColumn="0" w:lastRowFirstColumn="0" w:lastRowLastColumn="0"/>
+              <w:rPr>
+                <w:rFonts w:ascii="宋体" w:hAnsi="宋体" w:cs="宋体" w:hint="eastAsia"/>
+                <w:color w:val="00B050"/>
+              </w:rPr>
+            </w:pPr>
+            <w:r>
+              <w:rPr>
+                <w:rFonts w:ascii="宋体" w:hAnsi="宋体" w:cs="宋体" w:hint="eastAsia"/>
+                <w:color w:val="00B050"/>
+              </w:rPr>
+              <w:t>{{check_通过_GET_传输用户名和密码}}</w:t>
             </w:r>
           </w:p>
         </w:tc>
@@ -5052,7 +5066,7 @@
           </w:tcPr>
           <w:p>
             <w:pPr>
-              <w:pStyle w:val="a4"/>
+              <w:pStyle w:val="af6"/>
               <w:wordWrap/>
               <w:spacing w:line="240" w:lineRule="atLeast"/>
               <w:rPr>
@@ -5075,7 +5089,7 @@
           </w:tcPr>
           <w:p>
             <w:pPr>
-              <w:pStyle w:val="a5"/>
+              <w:pStyle w:val="af7"/>
               <w:spacing w:line="240" w:lineRule="atLeast"/>
               <w:jc w:val="center"/>
               <w:cnfStyle w:val="000000000000" w:firstRow="0" w:lastRow="0" w:firstColumn="0" w:lastColumn="0" w:oddVBand="0" w:evenVBand="0" w:oddHBand="0" w:evenHBand="0" w:firstRowFirstColumn="0" w:firstRowLastColumn="0" w:lastRowFirstColumn="0" w:lastRowLastColumn="0"/>
@@ -5113,21 +5127,21 @@
           </w:tcPr>
           <w:p>
             <w:pPr>
-              <w:pStyle w:val="a4"/>
-              <w:wordWrap/>
-              <w:spacing w:line="240" w:lineRule="atLeast"/>
-              <w:cnfStyle w:val="000000000000" w:firstRow="0" w:lastRow="0" w:firstColumn="0" w:lastColumn="0" w:oddVBand="0" w:evenVBand="0" w:oddHBand="0" w:evenHBand="0" w:firstRowFirstColumn="0" w:firstRowLastColumn="0" w:lastRowFirstColumn="0" w:lastRowLastColumn="0"/>
-              <w:rPr>
-                <w:rFonts w:ascii="SimSun" w:hAnsi="SimSun" w:cs="SimSun"/>
-                <w:color w:val="00B050"/>
-              </w:rPr>
-            </w:pPr>
-            <w:r>
-              <w:rPr>
-                <w:rFonts w:ascii="SimSun" w:hAnsi="SimSun" w:cs="SimSun" w:hint="eastAsia"/>
-                <w:color w:val="00B050"/>
-              </w:rPr>
-              <w:t xml:space="preserve">{{check_未配置_X_Frame_Options_响应头}}</w:t>
+              <w:pStyle w:val="af6"/>
+              <w:wordWrap/>
+              <w:spacing w:line="240" w:lineRule="atLeast"/>
+              <w:cnfStyle w:val="000000000000" w:firstRow="0" w:lastRow="0" w:firstColumn="0" w:lastColumn="0" w:oddVBand="0" w:evenVBand="0" w:oddHBand="0" w:evenHBand="0" w:firstRowFirstColumn="0" w:firstRowLastColumn="0" w:lastRowFirstColumn="0" w:lastRowLastColumn="0"/>
+              <w:rPr>
+                <w:rFonts w:ascii="宋体" w:hAnsi="宋体" w:cs="宋体" w:hint="eastAsia"/>
+                <w:color w:val="00B050"/>
+              </w:rPr>
+            </w:pPr>
+            <w:r>
+              <w:rPr>
+                <w:rFonts w:ascii="宋体" w:hAnsi="宋体" w:cs="宋体" w:hint="eastAsia"/>
+                <w:color w:val="00B050"/>
+              </w:rPr>
+              <w:t>{{check_未配置_X_Frame_Options_响应头}}</w:t>
             </w:r>
           </w:p>
         </w:tc>
@@ -5151,7 +5165,7 @@
           </w:tcPr>
           <w:p>
             <w:pPr>
-              <w:pStyle w:val="a4"/>
+              <w:pStyle w:val="af6"/>
               <w:wordWrap/>
               <w:spacing w:line="240" w:lineRule="atLeast"/>
               <w:rPr>
@@ -5174,7 +5188,7 @@
           </w:tcPr>
           <w:p>
             <w:pPr>
-              <w:pStyle w:val="a5"/>
+              <w:pStyle w:val="af7"/>
               <w:spacing w:line="240" w:lineRule="atLeast"/>
               <w:jc w:val="center"/>
               <w:cnfStyle w:val="000000000000" w:firstRow="0" w:lastRow="0" w:firstColumn="0" w:lastColumn="0" w:oddVBand="0" w:evenVBand="0" w:oddHBand="0" w:evenHBand="0" w:firstRowFirstColumn="0" w:firstRowLastColumn="0" w:lastRowFirstColumn="0" w:lastRowLastColumn="0"/>
@@ -5205,21 +5219,21 @@
           </w:tcPr>
           <w:p>
             <w:pPr>
-              <w:pStyle w:val="a4"/>
-              <w:wordWrap/>
-              <w:spacing w:line="240" w:lineRule="atLeast"/>
-              <w:cnfStyle w:val="000000000000" w:firstRow="0" w:lastRow="0" w:firstColumn="0" w:lastColumn="0" w:oddVBand="0" w:evenVBand="0" w:oddHBand="0" w:evenHBand="0" w:firstRowFirstColumn="0" w:firstRowLastColumn="0" w:lastRowFirstColumn="0" w:lastRowLastColumn="0"/>
-              <w:rPr>
-                <w:rFonts w:ascii="SimSun" w:hAnsi="SimSun" w:cs="SimSun"/>
-                <w:color w:val="00B050"/>
-              </w:rPr>
-            </w:pPr>
-            <w:r>
-              <w:rPr>
-                <w:rFonts w:ascii="SimSun" w:hAnsi="SimSun" w:cs="SimSun" w:hint="eastAsia"/>
-                <w:color w:val="00B050"/>
-              </w:rPr>
-              <w:t xml:space="preserve">{{check_任意文件删除}}</w:t>
+              <w:pStyle w:val="af6"/>
+              <w:wordWrap/>
+              <w:spacing w:line="240" w:lineRule="atLeast"/>
+              <w:cnfStyle w:val="000000000000" w:firstRow="0" w:lastRow="0" w:firstColumn="0" w:lastColumn="0" w:oddVBand="0" w:evenVBand="0" w:oddHBand="0" w:evenHBand="0" w:firstRowFirstColumn="0" w:firstRowLastColumn="0" w:lastRowFirstColumn="0" w:lastRowLastColumn="0"/>
+              <w:rPr>
+                <w:rFonts w:ascii="宋体" w:hAnsi="宋体" w:cs="宋体" w:hint="eastAsia"/>
+                <w:color w:val="00B050"/>
+              </w:rPr>
+            </w:pPr>
+            <w:r>
+              <w:rPr>
+                <w:rFonts w:ascii="宋体" w:hAnsi="宋体" w:cs="宋体" w:hint="eastAsia"/>
+                <w:color w:val="00B050"/>
+              </w:rPr>
+              <w:t>{{check_任意文件删除}}</w:t>
             </w:r>
           </w:p>
         </w:tc>
@@ -5243,7 +5257,7 @@
           </w:tcPr>
           <w:p>
             <w:pPr>
-              <w:pStyle w:val="a4"/>
+              <w:pStyle w:val="af6"/>
               <w:wordWrap/>
               <w:spacing w:line="240" w:lineRule="atLeast"/>
               <w:rPr>
@@ -5266,7 +5280,7 @@
           </w:tcPr>
           <w:p>
             <w:pPr>
-              <w:pStyle w:val="a5"/>
+              <w:pStyle w:val="af7"/>
               <w:spacing w:line="240" w:lineRule="atLeast"/>
               <w:jc w:val="center"/>
               <w:cnfStyle w:val="000000000000" w:firstRow="0" w:lastRow="0" w:firstColumn="0" w:lastColumn="0" w:oddVBand="0" w:evenVBand="0" w:oddHBand="0" w:evenHBand="0" w:firstRowFirstColumn="0" w:firstRowLastColumn="0" w:lastRowFirstColumn="0" w:lastRowLastColumn="0"/>
@@ -5297,21 +5311,21 @@
           </w:tcPr>
           <w:p>
             <w:pPr>
-              <w:pStyle w:val="a4"/>
-              <w:wordWrap/>
-              <w:spacing w:line="240" w:lineRule="atLeast"/>
-              <w:cnfStyle w:val="000000000000" w:firstRow="0" w:lastRow="0" w:firstColumn="0" w:lastColumn="0" w:oddVBand="0" w:evenVBand="0" w:oddHBand="0" w:evenHBand="0" w:firstRowFirstColumn="0" w:firstRowLastColumn="0" w:lastRowFirstColumn="0" w:lastRowLastColumn="0"/>
-              <w:rPr>
-                <w:rFonts w:ascii="SimSun" w:hAnsi="SimSun" w:cs="SimSun"/>
-                <w:color w:val="00B050"/>
-              </w:rPr>
-            </w:pPr>
-            <w:r>
-              <w:rPr>
-                <w:rFonts w:ascii="SimSun" w:hAnsi="SimSun" w:cs="SimSun" w:hint="eastAsia"/>
-                <w:color w:val="00B050"/>
-              </w:rPr>
-              <w:t xml:space="preserve">{{check_绝对路径泄露}}</w:t>
+              <w:pStyle w:val="af6"/>
+              <w:wordWrap/>
+              <w:spacing w:line="240" w:lineRule="atLeast"/>
+              <w:cnfStyle w:val="000000000000" w:firstRow="0" w:lastRow="0" w:firstColumn="0" w:lastColumn="0" w:oddVBand="0" w:evenVBand="0" w:oddHBand="0" w:evenHBand="0" w:firstRowFirstColumn="0" w:firstRowLastColumn="0" w:lastRowFirstColumn="0" w:lastRowLastColumn="0"/>
+              <w:rPr>
+                <w:rFonts w:ascii="宋体" w:hAnsi="宋体" w:cs="宋体" w:hint="eastAsia"/>
+                <w:color w:val="00B050"/>
+              </w:rPr>
+            </w:pPr>
+            <w:r>
+              <w:rPr>
+                <w:rFonts w:ascii="宋体" w:hAnsi="宋体" w:cs="宋体" w:hint="eastAsia"/>
+                <w:color w:val="00B050"/>
+              </w:rPr>
+              <w:t>{{check_绝对路径泄露}}</w:t>
             </w:r>
           </w:p>
         </w:tc>
@@ -5335,7 +5349,7 @@
           </w:tcPr>
           <w:p>
             <w:pPr>
-              <w:pStyle w:val="a4"/>
+              <w:pStyle w:val="af6"/>
               <w:wordWrap/>
               <w:spacing w:line="240" w:lineRule="atLeast"/>
               <w:rPr>
@@ -5358,7 +5372,7 @@
           </w:tcPr>
           <w:p>
             <w:pPr>
-              <w:pStyle w:val="a5"/>
+              <w:pStyle w:val="af7"/>
               <w:spacing w:line="240" w:lineRule="atLeast"/>
               <w:jc w:val="center"/>
               <w:cnfStyle w:val="000000000000" w:firstRow="0" w:lastRow="0" w:firstColumn="0" w:lastColumn="0" w:oddVBand="0" w:evenVBand="0" w:oddHBand="0" w:evenHBand="0" w:firstRowFirstColumn="0" w:firstRowLastColumn="0" w:lastRowFirstColumn="0" w:lastRowLastColumn="0"/>
@@ -5396,21 +5410,21 @@
           </w:tcPr>
           <w:p>
             <w:pPr>
-              <w:pStyle w:val="a4"/>
-              <w:wordWrap/>
-              <w:spacing w:line="240" w:lineRule="atLeast"/>
-              <w:cnfStyle w:val="000000000000" w:firstRow="0" w:lastRow="0" w:firstColumn="0" w:lastColumn="0" w:oddVBand="0" w:evenVBand="0" w:oddHBand="0" w:evenHBand="0" w:firstRowFirstColumn="0" w:firstRowLastColumn="0" w:lastRowFirstColumn="0" w:lastRowLastColumn="0"/>
-              <w:rPr>
-                <w:rFonts w:ascii="SimSun" w:hAnsi="SimSun" w:cs="SimSun"/>
-                <w:color w:val="00B050"/>
-              </w:rPr>
-            </w:pPr>
-            <w:r>
-              <w:rPr>
-                <w:rFonts w:ascii="SimSun" w:hAnsi="SimSun" w:cs="SimSun" w:hint="eastAsia"/>
-                <w:color w:val="00B050"/>
-              </w:rPr>
-              <w:t xml:space="preserve">{{check_Cookie_未设置_HttpOnly_属性}}</w:t>
+              <w:pStyle w:val="af6"/>
+              <w:wordWrap/>
+              <w:spacing w:line="240" w:lineRule="atLeast"/>
+              <w:cnfStyle w:val="000000000000" w:firstRow="0" w:lastRow="0" w:firstColumn="0" w:lastColumn="0" w:oddVBand="0" w:evenVBand="0" w:oddHBand="0" w:evenHBand="0" w:firstRowFirstColumn="0" w:firstRowLastColumn="0" w:lastRowFirstColumn="0" w:lastRowLastColumn="0"/>
+              <w:rPr>
+                <w:rFonts w:ascii="宋体" w:hAnsi="宋体" w:cs="宋体" w:hint="eastAsia"/>
+                <w:color w:val="00B050"/>
+              </w:rPr>
+            </w:pPr>
+            <w:r>
+              <w:rPr>
+                <w:rFonts w:ascii="宋体" w:hAnsi="宋体" w:cs="宋体" w:hint="eastAsia"/>
+                <w:color w:val="00B050"/>
+              </w:rPr>
+              <w:t>{{check_Cookie_未设置_HttpOnly_属性}}</w:t>
             </w:r>
           </w:p>
         </w:tc>
@@ -5434,7 +5448,7 @@
           </w:tcPr>
           <w:p>
             <w:pPr>
-              <w:pStyle w:val="a4"/>
+              <w:pStyle w:val="af6"/>
               <w:wordWrap/>
               <w:spacing w:line="240" w:lineRule="atLeast"/>
               <w:rPr>
@@ -5457,7 +5471,7 @@
           </w:tcPr>
           <w:p>
             <w:pPr>
-              <w:pStyle w:val="a5"/>
+              <w:pStyle w:val="af7"/>
               <w:spacing w:line="240" w:lineRule="atLeast"/>
               <w:jc w:val="center"/>
               <w:cnfStyle w:val="000000000000" w:firstRow="0" w:lastRow="0" w:firstColumn="0" w:lastColumn="0" w:oddVBand="0" w:evenVBand="0" w:oddHBand="0" w:evenHBand="0" w:firstRowFirstColumn="0" w:firstRowLastColumn="0" w:lastRowFirstColumn="0" w:lastRowLastColumn="0"/>
@@ -5495,21 +5509,21 @@
           </w:tcPr>
           <w:p>
             <w:pPr>
-              <w:pStyle w:val="a4"/>
-              <w:wordWrap/>
-              <w:spacing w:line="240" w:lineRule="atLeast"/>
-              <w:cnfStyle w:val="000000000000" w:firstRow="0" w:lastRow="0" w:firstColumn="0" w:lastColumn="0" w:oddVBand="0" w:evenVBand="0" w:oddHBand="0" w:evenHBand="0" w:firstRowFirstColumn="0" w:firstRowLastColumn="0" w:lastRowFirstColumn="0" w:lastRowLastColumn="0"/>
-              <w:rPr>
-                <w:rFonts w:ascii="SimSun" w:hAnsi="SimSun" w:cs="SimSun"/>
-                <w:color w:val="00B050"/>
-              </w:rPr>
-            </w:pPr>
-            <w:r>
-              <w:rPr>
-                <w:rFonts w:ascii="SimSun" w:hAnsi="SimSun" w:cs="SimSun" w:hint="eastAsia"/>
-                <w:color w:val="00B050"/>
-              </w:rPr>
-              <w:t xml:space="preserve">{{check_X_Forwarded_For_伪造}}</w:t>
+              <w:pStyle w:val="af6"/>
+              <w:wordWrap/>
+              <w:spacing w:line="240" w:lineRule="atLeast"/>
+              <w:cnfStyle w:val="000000000000" w:firstRow="0" w:lastRow="0" w:firstColumn="0" w:lastColumn="0" w:oddVBand="0" w:evenVBand="0" w:oddHBand="0" w:evenHBand="0" w:firstRowFirstColumn="0" w:firstRowLastColumn="0" w:lastRowFirstColumn="0" w:lastRowLastColumn="0"/>
+              <w:rPr>
+                <w:rFonts w:ascii="宋体" w:hAnsi="宋体" w:cs="宋体" w:hint="eastAsia"/>
+                <w:color w:val="00B050"/>
+              </w:rPr>
+            </w:pPr>
+            <w:r>
+              <w:rPr>
+                <w:rFonts w:ascii="宋体" w:hAnsi="宋体" w:cs="宋体" w:hint="eastAsia"/>
+                <w:color w:val="00B050"/>
+              </w:rPr>
+              <w:t>{{check_X_Forwarded_For_伪造}}</w:t>
             </w:r>
           </w:p>
         </w:tc>
@@ -5533,7 +5547,7 @@
           </w:tcPr>
           <w:p>
             <w:pPr>
-              <w:pStyle w:val="a4"/>
+              <w:pStyle w:val="af6"/>
               <w:wordWrap/>
               <w:spacing w:line="240" w:lineRule="atLeast"/>
               <w:rPr>
@@ -5556,7 +5570,7 @@
           </w:tcPr>
           <w:p>
             <w:pPr>
-              <w:pStyle w:val="a5"/>
+              <w:pStyle w:val="af7"/>
               <w:spacing w:line="240" w:lineRule="atLeast"/>
               <w:jc w:val="center"/>
               <w:cnfStyle w:val="000000000000" w:firstRow="0" w:lastRow="0" w:firstColumn="0" w:lastColumn="0" w:oddVBand="0" w:evenVBand="0" w:oddHBand="0" w:evenHBand="0" w:firstRowFirstColumn="0" w:firstRowLastColumn="0" w:lastRowFirstColumn="0" w:lastRowLastColumn="0"/>
@@ -5594,21 +5608,21 @@
           </w:tcPr>
           <w:p>
             <w:pPr>
-              <w:pStyle w:val="a4"/>
-              <w:wordWrap/>
-              <w:spacing w:line="240" w:lineRule="atLeast"/>
-              <w:cnfStyle w:val="000000000000" w:firstRow="0" w:lastRow="0" w:firstColumn="0" w:lastColumn="0" w:oddVBand="0" w:evenVBand="0" w:oddHBand="0" w:evenHBand="0" w:firstRowFirstColumn="0" w:firstRowLastColumn="0" w:lastRowFirstColumn="0" w:lastRowLastColumn="0"/>
-              <w:rPr>
-                <w:rFonts w:ascii="SimSun" w:hAnsi="SimSun" w:cs="SimSun"/>
-                <w:color w:val="00B050"/>
-              </w:rPr>
-            </w:pPr>
-            <w:r>
-              <w:rPr>
-                <w:rFonts w:ascii="SimSun" w:hAnsi="SimSun" w:cs="SimSun" w:hint="eastAsia"/>
-                <w:color w:val="00B050"/>
-              </w:rPr>
-              <w:t xml:space="preserve">{{check_不安全的HTTP方法}}</w:t>
+              <w:pStyle w:val="af6"/>
+              <w:wordWrap/>
+              <w:spacing w:line="240" w:lineRule="atLeast"/>
+              <w:cnfStyle w:val="000000000000" w:firstRow="0" w:lastRow="0" w:firstColumn="0" w:lastColumn="0" w:oddVBand="0" w:evenVBand="0" w:oddHBand="0" w:evenHBand="0" w:firstRowFirstColumn="0" w:firstRowLastColumn="0" w:lastRowFirstColumn="0" w:lastRowLastColumn="0"/>
+              <w:rPr>
+                <w:rFonts w:ascii="宋体" w:hAnsi="宋体" w:cs="宋体" w:hint="eastAsia"/>
+                <w:color w:val="00B050"/>
+              </w:rPr>
+            </w:pPr>
+            <w:r>
+              <w:rPr>
+                <w:rFonts w:ascii="宋体" w:hAnsi="宋体" w:cs="宋体" w:hint="eastAsia"/>
+                <w:color w:val="00B050"/>
+              </w:rPr>
+              <w:t>{{check_不安全的HTTP方法}}</w:t>
             </w:r>
           </w:p>
         </w:tc>
@@ -5632,7 +5646,7 @@
           </w:tcPr>
           <w:p>
             <w:pPr>
-              <w:pStyle w:val="a4"/>
+              <w:pStyle w:val="af6"/>
               <w:wordWrap/>
               <w:spacing w:line="240" w:lineRule="atLeast"/>
               <w:rPr>
@@ -5655,7 +5669,7 @@
           </w:tcPr>
           <w:p>
             <w:pPr>
-              <w:pStyle w:val="a5"/>
+              <w:pStyle w:val="af7"/>
               <w:spacing w:line="240" w:lineRule="atLeast"/>
               <w:jc w:val="center"/>
               <w:cnfStyle w:val="000000000000" w:firstRow="0" w:lastRow="0" w:firstColumn="0" w:lastColumn="0" w:oddVBand="0" w:evenVBand="0" w:oddHBand="0" w:evenHBand="0" w:firstRowFirstColumn="0" w:firstRowLastColumn="0" w:lastRowFirstColumn="0" w:lastRowLastColumn="0"/>
@@ -5686,21 +5700,21 @@
           </w:tcPr>
           <w:p>
             <w:pPr>
-              <w:pStyle w:val="a4"/>
-              <w:wordWrap/>
-              <w:spacing w:line="240" w:lineRule="atLeast"/>
-              <w:cnfStyle w:val="000000000000" w:firstRow="0" w:lastRow="0" w:firstColumn="0" w:lastColumn="0" w:oddVBand="0" w:evenVBand="0" w:oddHBand="0" w:evenHBand="0" w:firstRowFirstColumn="0" w:firstRowLastColumn="0" w:lastRowFirstColumn="0" w:lastRowLastColumn="0"/>
-              <w:rPr>
-                <w:rFonts w:ascii="SimSun" w:hAnsi="SimSun" w:cs="SimSun"/>
-                <w:color w:val="00B050"/>
-              </w:rPr>
-            </w:pPr>
-            <w:r>
-              <w:rPr>
-                <w:rFonts w:ascii="SimSun" w:hAnsi="SimSun" w:cs="SimSun" w:hint="eastAsia"/>
-                <w:color w:val="00B050"/>
-              </w:rPr>
-              <w:t xml:space="preserve">{{check_任意文件读取}}</w:t>
+              <w:pStyle w:val="af6"/>
+              <w:wordWrap/>
+              <w:spacing w:line="240" w:lineRule="atLeast"/>
+              <w:cnfStyle w:val="000000000000" w:firstRow="0" w:lastRow="0" w:firstColumn="0" w:lastColumn="0" w:oddVBand="0" w:evenVBand="0" w:oddHBand="0" w:evenHBand="0" w:firstRowFirstColumn="0" w:firstRowLastColumn="0" w:lastRowFirstColumn="0" w:lastRowLastColumn="0"/>
+              <w:rPr>
+                <w:rFonts w:ascii="宋体" w:hAnsi="宋体" w:cs="宋体" w:hint="eastAsia"/>
+                <w:color w:val="00B050"/>
+              </w:rPr>
+            </w:pPr>
+            <w:r>
+              <w:rPr>
+                <w:rFonts w:ascii="宋体" w:hAnsi="宋体" w:cs="宋体" w:hint="eastAsia"/>
+                <w:color w:val="00B050"/>
+              </w:rPr>
+              <w:t>{{check_任意文件读取}}</w:t>
             </w:r>
           </w:p>
         </w:tc>
@@ -5724,7 +5738,7 @@
           </w:tcPr>
           <w:p>
             <w:pPr>
-              <w:pStyle w:val="a4"/>
+              <w:pStyle w:val="af6"/>
               <w:wordWrap/>
               <w:spacing w:line="240" w:lineRule="atLeast"/>
               <w:rPr>
@@ -5754,7 +5768,7 @@
           </w:tcPr>
           <w:p>
             <w:pPr>
-              <w:pStyle w:val="a5"/>
+              <w:pStyle w:val="af7"/>
               <w:spacing w:line="240" w:lineRule="atLeast"/>
               <w:jc w:val="center"/>
               <w:cnfStyle w:val="000000000000" w:firstRow="0" w:lastRow="0" w:firstColumn="0" w:lastColumn="0" w:oddVBand="0" w:evenVBand="0" w:oddHBand="0" w:evenHBand="0" w:firstRowFirstColumn="0" w:firstRowLastColumn="0" w:lastRowFirstColumn="0" w:lastRowLastColumn="0"/>
@@ -5785,21 +5799,21 @@
           </w:tcPr>
           <w:p>
             <w:pPr>
-              <w:pStyle w:val="a4"/>
-              <w:wordWrap/>
-              <w:spacing w:line="240" w:lineRule="atLeast"/>
-              <w:cnfStyle w:val="000000000000" w:firstRow="0" w:lastRow="0" w:firstColumn="0" w:lastColumn="0" w:oddVBand="0" w:evenVBand="0" w:oddHBand="0" w:evenHBand="0" w:firstRowFirstColumn="0" w:firstRowLastColumn="0" w:lastRowFirstColumn="0" w:lastRowLastColumn="0"/>
-              <w:rPr>
-                <w:rFonts w:ascii="SimSun" w:hAnsi="SimSun" w:cs="SimSun"/>
-                <w:color w:val="00B050"/>
-              </w:rPr>
-            </w:pPr>
-            <w:r>
-              <w:rPr>
-                <w:rFonts w:ascii="SimSun" w:hAnsi="SimSun" w:cs="SimSun" w:hint="eastAsia"/>
-                <w:color w:val="00B050"/>
-              </w:rPr>
-              <w:t xml:space="preserve">{{check_网络传输加密方式不安全}}</w:t>
+              <w:pStyle w:val="af6"/>
+              <w:wordWrap/>
+              <w:spacing w:line="240" w:lineRule="atLeast"/>
+              <w:cnfStyle w:val="000000000000" w:firstRow="0" w:lastRow="0" w:firstColumn="0" w:lastColumn="0" w:oddVBand="0" w:evenVBand="0" w:oddHBand="0" w:evenHBand="0" w:firstRowFirstColumn="0" w:firstRowLastColumn="0" w:lastRowFirstColumn="0" w:lastRowLastColumn="0"/>
+              <w:rPr>
+                <w:rFonts w:ascii="宋体" w:hAnsi="宋体" w:cs="宋体" w:hint="eastAsia"/>
+                <w:color w:val="00B050"/>
+              </w:rPr>
+            </w:pPr>
+            <w:r>
+              <w:rPr>
+                <w:rFonts w:ascii="宋体" w:hAnsi="宋体" w:cs="宋体" w:hint="eastAsia"/>
+                <w:color w:val="00B050"/>
+              </w:rPr>
+              <w:t>{{check_网络传输加密方式不安全}}</w:t>
             </w:r>
           </w:p>
         </w:tc>
@@ -5823,7 +5837,7 @@
           </w:tcPr>
           <w:p>
             <w:pPr>
-              <w:pStyle w:val="a4"/>
+              <w:pStyle w:val="af6"/>
               <w:wordWrap/>
               <w:spacing w:line="240" w:lineRule="atLeast"/>
               <w:rPr>
@@ -5846,7 +5860,7 @@
           </w:tcPr>
           <w:p>
             <w:pPr>
-              <w:pStyle w:val="a5"/>
+              <w:pStyle w:val="af7"/>
               <w:spacing w:line="240" w:lineRule="atLeast"/>
               <w:jc w:val="center"/>
               <w:cnfStyle w:val="000000000000" w:firstRow="0" w:lastRow="0" w:firstColumn="0" w:lastColumn="0" w:oddVBand="0" w:evenVBand="0" w:oddHBand="0" w:evenHBand="0" w:firstRowFirstColumn="0" w:firstRowLastColumn="0" w:lastRowFirstColumn="0" w:lastRowLastColumn="0"/>
@@ -5891,21 +5905,21 @@
           </w:tcPr>
           <w:p>
             <w:pPr>
-              <w:pStyle w:val="a4"/>
-              <w:wordWrap/>
-              <w:spacing w:line="240" w:lineRule="atLeast"/>
-              <w:cnfStyle w:val="000000000000" w:firstRow="0" w:lastRow="0" w:firstColumn="0" w:lastColumn="0" w:oddVBand="0" w:evenVBand="0" w:oddHBand="0" w:evenHBand="0" w:firstRowFirstColumn="0" w:firstRowLastColumn="0" w:lastRowFirstColumn="0" w:lastRowLastColumn="0"/>
-              <w:rPr>
-                <w:rFonts w:ascii="SimSun" w:hAnsi="SimSun" w:cs="SimSun"/>
-                <w:color w:val="00B050"/>
-              </w:rPr>
-            </w:pPr>
-            <w:r>
-              <w:rPr>
-                <w:rFonts w:ascii="SimSun" w:hAnsi="SimSun" w:cs="SimSun" w:hint="eastAsia"/>
-                <w:color w:val="00B050"/>
-              </w:rPr>
-              <w:t xml:space="preserve">{{check_使用不安全的_Telnet_协议}}</w:t>
+              <w:pStyle w:val="af6"/>
+              <w:wordWrap/>
+              <w:spacing w:line="240" w:lineRule="atLeast"/>
+              <w:cnfStyle w:val="000000000000" w:firstRow="0" w:lastRow="0" w:firstColumn="0" w:lastColumn="0" w:oddVBand="0" w:evenVBand="0" w:oddHBand="0" w:evenHBand="0" w:firstRowFirstColumn="0" w:firstRowLastColumn="0" w:lastRowFirstColumn="0" w:lastRowLastColumn="0"/>
+              <w:rPr>
+                <w:rFonts w:ascii="宋体" w:hAnsi="宋体" w:cs="宋体" w:hint="eastAsia"/>
+                <w:color w:val="00B050"/>
+              </w:rPr>
+            </w:pPr>
+            <w:r>
+              <w:rPr>
+                <w:rFonts w:ascii="宋体" w:hAnsi="宋体" w:cs="宋体" w:hint="eastAsia"/>
+                <w:color w:val="00B050"/>
+              </w:rPr>
+              <w:t>{{check_使用不安全的_Telnet_协议}}</w:t>
             </w:r>
           </w:p>
         </w:tc>
@@ -5929,7 +5943,7 @@
           </w:tcPr>
           <w:p>
             <w:pPr>
-              <w:pStyle w:val="a4"/>
+              <w:pStyle w:val="af6"/>
               <w:wordWrap/>
               <w:spacing w:line="240" w:lineRule="atLeast"/>
               <w:rPr>
@@ -5959,7 +5973,7 @@
           </w:tcPr>
           <w:p>
             <w:pPr>
-              <w:pStyle w:val="a5"/>
+              <w:pStyle w:val="af7"/>
               <w:spacing w:line="240" w:lineRule="atLeast"/>
               <w:jc w:val="center"/>
               <w:cnfStyle w:val="000000000000" w:firstRow="0" w:lastRow="0" w:firstColumn="0" w:lastColumn="0" w:oddVBand="0" w:evenVBand="0" w:oddHBand="0" w:evenHBand="0" w:firstRowFirstColumn="0" w:firstRowLastColumn="0" w:lastRowFirstColumn="0" w:lastRowLastColumn="0"/>
@@ -5990,21 +6004,21 @@
           </w:tcPr>
           <w:p>
             <w:pPr>
-              <w:pStyle w:val="a4"/>
-              <w:wordWrap/>
-              <w:spacing w:line="240" w:lineRule="atLeast"/>
-              <w:cnfStyle w:val="000000000000" w:firstRow="0" w:lastRow="0" w:firstColumn="0" w:lastColumn="0" w:oddVBand="0" w:evenVBand="0" w:oddHBand="0" w:evenHBand="0" w:firstRowFirstColumn="0" w:firstRowLastColumn="0" w:lastRowFirstColumn="0" w:lastRowLastColumn="0"/>
-              <w:rPr>
-                <w:rFonts w:ascii="SimSun" w:hAnsi="SimSun" w:cs="SimSun"/>
-                <w:color w:val="00B050"/>
-              </w:rPr>
-            </w:pPr>
-            <w:r>
-              <w:rPr>
-                <w:rFonts w:ascii="SimSun" w:hAnsi="SimSun" w:cs="SimSun" w:hint="eastAsia"/>
-                <w:color w:val="00B050"/>
-              </w:rPr>
-              <w:t xml:space="preserve">{{check_验证码爆破_验证码失效_验证码绕过}}</w:t>
+              <w:pStyle w:val="af6"/>
+              <w:wordWrap/>
+              <w:spacing w:line="240" w:lineRule="atLeast"/>
+              <w:cnfStyle w:val="000000000000" w:firstRow="0" w:lastRow="0" w:firstColumn="0" w:lastColumn="0" w:oddVBand="0" w:evenVBand="0" w:oddHBand="0" w:evenHBand="0" w:firstRowFirstColumn="0" w:firstRowLastColumn="0" w:lastRowFirstColumn="0" w:lastRowLastColumn="0"/>
+              <w:rPr>
+                <w:rFonts w:ascii="宋体" w:hAnsi="宋体" w:cs="宋体" w:hint="eastAsia"/>
+                <w:color w:val="00B050"/>
+              </w:rPr>
+            </w:pPr>
+            <w:r>
+              <w:rPr>
+                <w:rFonts w:ascii="宋体" w:hAnsi="宋体" w:cs="宋体" w:hint="eastAsia"/>
+                <w:color w:val="00B050"/>
+              </w:rPr>
+              <w:t>{{check_验证码爆破_验证码失效_验证码绕过}}</w:t>
             </w:r>
           </w:p>
         </w:tc>
@@ -6028,7 +6042,7 @@
           </w:tcPr>
           <w:p>
             <w:pPr>
-              <w:pStyle w:val="a4"/>
+              <w:pStyle w:val="af6"/>
               <w:wordWrap/>
               <w:spacing w:line="240" w:lineRule="atLeast"/>
               <w:rPr>
@@ -6051,7 +6065,7 @@
           </w:tcPr>
           <w:p>
             <w:pPr>
-              <w:pStyle w:val="a5"/>
+              <w:pStyle w:val="af7"/>
               <w:spacing w:line="240" w:lineRule="atLeast"/>
               <w:jc w:val="center"/>
               <w:cnfStyle w:val="000000000000" w:firstRow="0" w:lastRow="0" w:firstColumn="0" w:lastColumn="0" w:oddVBand="0" w:evenVBand="0" w:oddHBand="0" w:evenHBand="0" w:firstRowFirstColumn="0" w:firstRowLastColumn="0" w:lastRowFirstColumn="0" w:lastRowLastColumn="0"/>
@@ -6082,21 +6096,21 @@
           </w:tcPr>
           <w:p>
             <w:pPr>
-              <w:pStyle w:val="a4"/>
-              <w:wordWrap/>
-              <w:spacing w:line="240" w:lineRule="atLeast"/>
-              <w:cnfStyle w:val="000000000000" w:firstRow="0" w:lastRow="0" w:firstColumn="0" w:lastColumn="0" w:oddVBand="0" w:evenVBand="0" w:oddHBand="0" w:evenHBand="0" w:firstRowFirstColumn="0" w:firstRowLastColumn="0" w:lastRowFirstColumn="0" w:lastRowLastColumn="0"/>
-              <w:rPr>
-                <w:rFonts w:ascii="SimSun" w:hAnsi="SimSun" w:cs="SimSun"/>
-                <w:color w:val="00B050"/>
-              </w:rPr>
-            </w:pPr>
-            <w:r>
-              <w:rPr>
-                <w:rFonts w:ascii="SimSun" w:hAnsi="SimSun" w:cs="SimSun" w:hint="eastAsia"/>
-                <w:color w:val="00B050"/>
-              </w:rPr>
-              <w:t xml:space="preserve">{{check_不安全的反序列化}}</w:t>
+              <w:pStyle w:val="af6"/>
+              <w:wordWrap/>
+              <w:spacing w:line="240" w:lineRule="atLeast"/>
+              <w:cnfStyle w:val="000000000000" w:firstRow="0" w:lastRow="0" w:firstColumn="0" w:lastColumn="0" w:oddVBand="0" w:evenVBand="0" w:oddHBand="0" w:evenHBand="0" w:firstRowFirstColumn="0" w:firstRowLastColumn="0" w:lastRowFirstColumn="0" w:lastRowLastColumn="0"/>
+              <w:rPr>
+                <w:rFonts w:ascii="宋体" w:hAnsi="宋体" w:cs="宋体" w:hint="eastAsia"/>
+                <w:color w:val="00B050"/>
+              </w:rPr>
+            </w:pPr>
+            <w:r>
+              <w:rPr>
+                <w:rFonts w:ascii="宋体" w:hAnsi="宋体" w:cs="宋体" w:hint="eastAsia"/>
+                <w:color w:val="00B050"/>
+              </w:rPr>
+              <w:t>{{check_不安全的反序列化}}</w:t>
             </w:r>
           </w:p>
         </w:tc>
@@ -6120,7 +6134,7 @@
           </w:tcPr>
           <w:p>
             <w:pPr>
-              <w:pStyle w:val="a4"/>
+              <w:pStyle w:val="af6"/>
               <w:wordWrap/>
               <w:spacing w:line="240" w:lineRule="atLeast"/>
               <w:rPr>
@@ -6143,7 +6157,7 @@
           </w:tcPr>
           <w:p>
             <w:pPr>
-              <w:pStyle w:val="a5"/>
+              <w:pStyle w:val="af7"/>
               <w:spacing w:line="240" w:lineRule="atLeast"/>
               <w:jc w:val="center"/>
               <w:cnfStyle w:val="000000000000" w:firstRow="0" w:lastRow="0" w:firstColumn="0" w:lastColumn="0" w:oddVBand="0" w:evenVBand="0" w:oddHBand="0" w:evenHBand="0" w:firstRowFirstColumn="0" w:firstRowLastColumn="0" w:lastRowFirstColumn="0" w:lastRowLastColumn="0"/>
@@ -6174,21 +6188,21 @@
           </w:tcPr>
           <w:p>
             <w:pPr>
-              <w:pStyle w:val="a4"/>
-              <w:wordWrap/>
-              <w:spacing w:line="240" w:lineRule="atLeast"/>
-              <w:cnfStyle w:val="000000000000" w:firstRow="0" w:lastRow="0" w:firstColumn="0" w:lastColumn="0" w:oddVBand="0" w:evenVBand="0" w:oddHBand="0" w:evenHBand="0" w:firstRowFirstColumn="0" w:firstRowLastColumn="0" w:lastRowFirstColumn="0" w:lastRowLastColumn="0"/>
-              <w:rPr>
-                <w:rFonts w:ascii="SimSun" w:hAnsi="SimSun" w:cs="SimSun"/>
-                <w:color w:val="00B050"/>
-              </w:rPr>
-            </w:pPr>
-            <w:r>
-              <w:rPr>
-                <w:rFonts w:ascii="SimSun" w:hAnsi="SimSun" w:cs="SimSun" w:hint="eastAsia"/>
-                <w:color w:val="00B050"/>
-              </w:rPr>
-              <w:t xml:space="preserve">{{check_用户名枚举}}</w:t>
+              <w:pStyle w:val="af6"/>
+              <w:wordWrap/>
+              <w:spacing w:line="240" w:lineRule="atLeast"/>
+              <w:cnfStyle w:val="000000000000" w:firstRow="0" w:lastRow="0" w:firstColumn="0" w:lastColumn="0" w:oddVBand="0" w:evenVBand="0" w:oddHBand="0" w:evenHBand="0" w:firstRowFirstColumn="0" w:firstRowLastColumn="0" w:lastRowFirstColumn="0" w:lastRowLastColumn="0"/>
+              <w:rPr>
+                <w:rFonts w:ascii="宋体" w:hAnsi="宋体" w:cs="宋体" w:hint="eastAsia"/>
+                <w:color w:val="00B050"/>
+              </w:rPr>
+            </w:pPr>
+            <w:r>
+              <w:rPr>
+                <w:rFonts w:ascii="宋体" w:hAnsi="宋体" w:cs="宋体" w:hint="eastAsia"/>
+                <w:color w:val="00B050"/>
+              </w:rPr>
+              <w:t>{{check_用户名枚举}}</w:t>
             </w:r>
           </w:p>
         </w:tc>
@@ -6212,7 +6226,7 @@
           </w:tcPr>
           <w:p>
             <w:pPr>
-              <w:pStyle w:val="a4"/>
+              <w:pStyle w:val="af6"/>
               <w:wordWrap/>
               <w:spacing w:line="240" w:lineRule="atLeast"/>
               <w:rPr>
@@ -6235,7 +6249,7 @@
           </w:tcPr>
           <w:p>
             <w:pPr>
-              <w:pStyle w:val="a5"/>
+              <w:pStyle w:val="af7"/>
               <w:spacing w:line="240" w:lineRule="atLeast"/>
               <w:jc w:val="center"/>
               <w:cnfStyle w:val="000000000000" w:firstRow="0" w:lastRow="0" w:firstColumn="0" w:lastColumn="0" w:oddVBand="0" w:evenVBand="0" w:oddHBand="0" w:evenHBand="0" w:firstRowFirstColumn="0" w:firstRowLastColumn="0" w:lastRowFirstColumn="0" w:lastRowLastColumn="0"/>
@@ -6266,21 +6280,21 @@
           </w:tcPr>
           <w:p>
             <w:pPr>
-              <w:pStyle w:val="a4"/>
-              <w:wordWrap/>
-              <w:spacing w:line="240" w:lineRule="atLeast"/>
-              <w:cnfStyle w:val="000000000000" w:firstRow="0" w:lastRow="0" w:firstColumn="0" w:lastColumn="0" w:oddVBand="0" w:evenVBand="0" w:oddHBand="0" w:evenHBand="0" w:firstRowFirstColumn="0" w:firstRowLastColumn="0" w:lastRowFirstColumn="0" w:lastRowLastColumn="0"/>
-              <w:rPr>
-                <w:rFonts w:ascii="SimSun" w:hAnsi="SimSun" w:cs="SimSun"/>
-                <w:color w:val="00B050"/>
-              </w:rPr>
-            </w:pPr>
-            <w:r>
-              <w:rPr>
-                <w:rFonts w:ascii="SimSun" w:hAnsi="SimSun" w:cs="SimSun" w:hint="eastAsia"/>
-                <w:color w:val="00B050"/>
-              </w:rPr>
-              <w:t xml:space="preserve">{{check_用户密码枚举}}</w:t>
+              <w:pStyle w:val="af6"/>
+              <w:wordWrap/>
+              <w:spacing w:line="240" w:lineRule="atLeast"/>
+              <w:cnfStyle w:val="000000000000" w:firstRow="0" w:lastRow="0" w:firstColumn="0" w:lastColumn="0" w:oddVBand="0" w:evenVBand="0" w:oddHBand="0" w:evenHBand="0" w:firstRowFirstColumn="0" w:firstRowLastColumn="0" w:lastRowFirstColumn="0" w:lastRowLastColumn="0"/>
+              <w:rPr>
+                <w:rFonts w:ascii="宋体" w:hAnsi="宋体" w:cs="宋体" w:hint="eastAsia"/>
+                <w:color w:val="00B050"/>
+              </w:rPr>
+            </w:pPr>
+            <w:r>
+              <w:rPr>
+                <w:rFonts w:ascii="宋体" w:hAnsi="宋体" w:cs="宋体" w:hint="eastAsia"/>
+                <w:color w:val="00B050"/>
+              </w:rPr>
+              <w:t>{{check_用户密码枚举}}</w:t>
             </w:r>
           </w:p>
         </w:tc>
@@ -6304,7 +6318,7 @@
           </w:tcPr>
           <w:p>
             <w:pPr>
-              <w:pStyle w:val="a4"/>
+              <w:pStyle w:val="af6"/>
               <w:wordWrap/>
               <w:spacing w:line="240" w:lineRule="atLeast"/>
               <w:rPr>
@@ -6327,7 +6341,7 @@
           </w:tcPr>
           <w:p>
             <w:pPr>
-              <w:pStyle w:val="a5"/>
+              <w:pStyle w:val="af7"/>
               <w:spacing w:line="240" w:lineRule="atLeast"/>
               <w:jc w:val="center"/>
               <w:cnfStyle w:val="000000000000" w:firstRow="0" w:lastRow="0" w:firstColumn="0" w:lastColumn="0" w:oddVBand="0" w:evenVBand="0" w:oddHBand="0" w:evenHBand="0" w:firstRowFirstColumn="0" w:firstRowLastColumn="0" w:lastRowFirstColumn="0" w:lastRowLastColumn="0"/>
@@ -6358,21 +6372,21 @@
           </w:tcPr>
           <w:p>
             <w:pPr>
-              <w:pStyle w:val="a4"/>
-              <w:wordWrap/>
-              <w:spacing w:line="240" w:lineRule="atLeast"/>
-              <w:cnfStyle w:val="000000000000" w:firstRow="0" w:lastRow="0" w:firstColumn="0" w:lastColumn="0" w:oddVBand="0" w:evenVBand="0" w:oddHBand="0" w:evenHBand="0" w:firstRowFirstColumn="0" w:firstRowLastColumn="0" w:lastRowFirstColumn="0" w:lastRowLastColumn="0"/>
-              <w:rPr>
-                <w:rFonts w:ascii="SimSun" w:hAnsi="SimSun" w:cs="SimSun"/>
-                <w:color w:val="00B050"/>
-              </w:rPr>
-            </w:pPr>
-            <w:r>
-              <w:rPr>
-                <w:rFonts w:ascii="SimSun" w:hAnsi="SimSun" w:cs="SimSun" w:hint="eastAsia"/>
-                <w:color w:val="00B050"/>
-              </w:rPr>
-              <w:t xml:space="preserve">{{check_弱口令}}</w:t>
+              <w:pStyle w:val="af6"/>
+              <w:wordWrap/>
+              <w:spacing w:line="240" w:lineRule="atLeast"/>
+              <w:cnfStyle w:val="000000000000" w:firstRow="0" w:lastRow="0" w:firstColumn="0" w:lastColumn="0" w:oddVBand="0" w:evenVBand="0" w:oddHBand="0" w:evenHBand="0" w:firstRowFirstColumn="0" w:firstRowLastColumn="0" w:lastRowFirstColumn="0" w:lastRowLastColumn="0"/>
+              <w:rPr>
+                <w:rFonts w:ascii="宋体" w:hAnsi="宋体" w:cs="宋体" w:hint="eastAsia"/>
+                <w:color w:val="00B050"/>
+              </w:rPr>
+            </w:pPr>
+            <w:r>
+              <w:rPr>
+                <w:rFonts w:ascii="宋体" w:hAnsi="宋体" w:cs="宋体" w:hint="eastAsia"/>
+                <w:color w:val="00B050"/>
+              </w:rPr>
+              <w:t>{{check_弱口令}}</w:t>
             </w:r>
           </w:p>
         </w:tc>
@@ -6396,7 +6410,7 @@
           </w:tcPr>
           <w:p>
             <w:pPr>
-              <w:pStyle w:val="a4"/>
+              <w:pStyle w:val="af6"/>
               <w:wordWrap/>
               <w:spacing w:line="240" w:lineRule="atLeast"/>
               <w:rPr>
@@ -6419,7 +6433,7 @@
           </w:tcPr>
           <w:p>
             <w:pPr>
-              <w:pStyle w:val="a5"/>
+              <w:pStyle w:val="af7"/>
               <w:spacing w:line="240" w:lineRule="atLeast"/>
               <w:jc w:val="center"/>
               <w:cnfStyle w:val="000000000000" w:firstRow="0" w:lastRow="0" w:firstColumn="0" w:lastColumn="0" w:oddVBand="0" w:evenVBand="0" w:oddHBand="0" w:evenHBand="0" w:firstRowFirstColumn="0" w:firstRowLastColumn="0" w:lastRowFirstColumn="0" w:lastRowLastColumn="0"/>
@@ -6450,21 +6464,21 @@
           </w:tcPr>
           <w:p>
             <w:pPr>
-              <w:pStyle w:val="a4"/>
-              <w:wordWrap/>
-              <w:spacing w:line="240" w:lineRule="atLeast"/>
-              <w:cnfStyle w:val="000000000000" w:firstRow="0" w:lastRow="0" w:firstColumn="0" w:lastColumn="0" w:oddVBand="0" w:evenVBand="0" w:oddHBand="0" w:evenHBand="0" w:firstRowFirstColumn="0" w:firstRowLastColumn="0" w:lastRowFirstColumn="0" w:lastRowLastColumn="0"/>
-              <w:rPr>
-                <w:rFonts w:ascii="SimSun" w:hAnsi="SimSun" w:cs="SimSun"/>
-                <w:color w:val="00B050"/>
-              </w:rPr>
-            </w:pPr>
-            <w:r>
-              <w:rPr>
-                <w:rFonts w:ascii="SimSun" w:hAnsi="SimSun" w:cs="SimSun" w:hint="eastAsia"/>
-                <w:color w:val="00B050"/>
-              </w:rPr>
-              <w:t xml:space="preserve">{{check_会话固定攻击}}</w:t>
+              <w:pStyle w:val="af6"/>
+              <w:wordWrap/>
+              <w:spacing w:line="240" w:lineRule="atLeast"/>
+              <w:cnfStyle w:val="000000000000" w:firstRow="0" w:lastRow="0" w:firstColumn="0" w:lastColumn="0" w:oddVBand="0" w:evenVBand="0" w:oddHBand="0" w:evenHBand="0" w:firstRowFirstColumn="0" w:firstRowLastColumn="0" w:lastRowFirstColumn="0" w:lastRowLastColumn="0"/>
+              <w:rPr>
+                <w:rFonts w:ascii="宋体" w:hAnsi="宋体" w:cs="宋体" w:hint="eastAsia"/>
+                <w:color w:val="00B050"/>
+              </w:rPr>
+            </w:pPr>
+            <w:r>
+              <w:rPr>
+                <w:rFonts w:ascii="宋体" w:hAnsi="宋体" w:cs="宋体" w:hint="eastAsia"/>
+                <w:color w:val="00B050"/>
+              </w:rPr>
+              <w:t>{{check_会话固定攻击}}</w:t>
             </w:r>
           </w:p>
         </w:tc>
@@ -6488,7 +6502,7 @@
           </w:tcPr>
           <w:p>
             <w:pPr>
-              <w:pStyle w:val="a4"/>
+              <w:pStyle w:val="af6"/>
               <w:wordWrap/>
               <w:spacing w:line="240" w:lineRule="atLeast"/>
               <w:rPr>
@@ -6511,7 +6525,7 @@
           </w:tcPr>
           <w:p>
             <w:pPr>
-              <w:pStyle w:val="a5"/>
+              <w:pStyle w:val="af7"/>
               <w:spacing w:line="240" w:lineRule="atLeast"/>
               <w:jc w:val="center"/>
               <w:cnfStyle w:val="000000000000" w:firstRow="0" w:lastRow="0" w:firstColumn="0" w:lastColumn="0" w:oddVBand="0" w:evenVBand="0" w:oddHBand="0" w:evenHBand="0" w:firstRowFirstColumn="0" w:firstRowLastColumn="0" w:lastRowFirstColumn="0" w:lastRowLastColumn="0"/>
@@ -6542,21 +6556,21 @@
           </w:tcPr>
           <w:p>
             <w:pPr>
-              <w:pStyle w:val="a4"/>
-              <w:wordWrap/>
-              <w:spacing w:line="240" w:lineRule="atLeast"/>
-              <w:cnfStyle w:val="000000000000" w:firstRow="0" w:lastRow="0" w:firstColumn="0" w:lastColumn="0" w:oddVBand="0" w:evenVBand="0" w:oddHBand="0" w:evenHBand="0" w:firstRowFirstColumn="0" w:firstRowLastColumn="0" w:lastRowFirstColumn="0" w:lastRowLastColumn="0"/>
-              <w:rPr>
-                <w:rFonts w:ascii="SimSun" w:hAnsi="SimSun" w:cs="SimSun"/>
-                <w:color w:val="00B050"/>
-              </w:rPr>
-            </w:pPr>
-            <w:r>
-              <w:rPr>
-                <w:rFonts w:ascii="SimSun" w:hAnsi="SimSun" w:cs="SimSun" w:hint="eastAsia"/>
-                <w:color w:val="00B050"/>
-              </w:rPr>
-              <w:t xml:space="preserve">{{check_平行越权}}</w:t>
+              <w:pStyle w:val="af6"/>
+              <w:wordWrap/>
+              <w:spacing w:line="240" w:lineRule="atLeast"/>
+              <w:cnfStyle w:val="000000000000" w:firstRow="0" w:lastRow="0" w:firstColumn="0" w:lastColumn="0" w:oddVBand="0" w:evenVBand="0" w:oddHBand="0" w:evenHBand="0" w:firstRowFirstColumn="0" w:firstRowLastColumn="0" w:lastRowFirstColumn="0" w:lastRowLastColumn="0"/>
+              <w:rPr>
+                <w:rFonts w:ascii="宋体" w:hAnsi="宋体" w:cs="宋体" w:hint="eastAsia"/>
+                <w:color w:val="00B050"/>
+              </w:rPr>
+            </w:pPr>
+            <w:r>
+              <w:rPr>
+                <w:rFonts w:ascii="宋体" w:hAnsi="宋体" w:cs="宋体" w:hint="eastAsia"/>
+                <w:color w:val="00B050"/>
+              </w:rPr>
+              <w:t>{{check_平行越权}}</w:t>
             </w:r>
           </w:p>
         </w:tc>
@@ -6580,7 +6594,7 @@
           </w:tcPr>
           <w:p>
             <w:pPr>
-              <w:pStyle w:val="a4"/>
+              <w:pStyle w:val="af6"/>
               <w:wordWrap/>
               <w:spacing w:line="240" w:lineRule="atLeast"/>
               <w:rPr>
@@ -6603,7 +6617,7 @@
           </w:tcPr>
           <w:p>
             <w:pPr>
-              <w:pStyle w:val="a5"/>
+              <w:pStyle w:val="af7"/>
               <w:spacing w:line="240" w:lineRule="atLeast"/>
               <w:jc w:val="center"/>
               <w:cnfStyle w:val="000000000000" w:firstRow="0" w:lastRow="0" w:firstColumn="0" w:lastColumn="0" w:oddVBand="0" w:evenVBand="0" w:oddHBand="0" w:evenHBand="0" w:firstRowFirstColumn="0" w:firstRowLastColumn="0" w:lastRowFirstColumn="0" w:lastRowLastColumn="0"/>
@@ -6634,21 +6648,21 @@
           </w:tcPr>
           <w:p>
             <w:pPr>
-              <w:pStyle w:val="a4"/>
-              <w:wordWrap/>
-              <w:spacing w:line="240" w:lineRule="atLeast"/>
-              <w:cnfStyle w:val="000000000000" w:firstRow="0" w:lastRow="0" w:firstColumn="0" w:lastColumn="0" w:oddVBand="0" w:evenVBand="0" w:oddHBand="0" w:evenHBand="0" w:firstRowFirstColumn="0" w:firstRowLastColumn="0" w:lastRowFirstColumn="0" w:lastRowLastColumn="0"/>
-              <w:rPr>
-                <w:rFonts w:ascii="SimSun" w:hAnsi="SimSun" w:cs="SimSun"/>
-                <w:color w:val="00B050"/>
-              </w:rPr>
-            </w:pPr>
-            <w:r>
-              <w:rPr>
-                <w:rFonts w:ascii="SimSun" w:hAnsi="SimSun" w:cs="SimSun" w:hint="eastAsia"/>
-                <w:color w:val="00B050"/>
-              </w:rPr>
-              <w:t xml:space="preserve">{{check_垂直越权}}</w:t>
+              <w:pStyle w:val="af6"/>
+              <w:wordWrap/>
+              <w:spacing w:line="240" w:lineRule="atLeast"/>
+              <w:cnfStyle w:val="000000000000" w:firstRow="0" w:lastRow="0" w:firstColumn="0" w:lastColumn="0" w:oddVBand="0" w:evenVBand="0" w:oddHBand="0" w:evenHBand="0" w:firstRowFirstColumn="0" w:firstRowLastColumn="0" w:lastRowFirstColumn="0" w:lastRowLastColumn="0"/>
+              <w:rPr>
+                <w:rFonts w:ascii="宋体" w:hAnsi="宋体" w:cs="宋体" w:hint="eastAsia"/>
+                <w:color w:val="00B050"/>
+              </w:rPr>
+            </w:pPr>
+            <w:r>
+              <w:rPr>
+                <w:rFonts w:ascii="宋体" w:hAnsi="宋体" w:cs="宋体" w:hint="eastAsia"/>
+                <w:color w:val="00B050"/>
+              </w:rPr>
+              <w:t>{{check_垂直越权}}</w:t>
             </w:r>
           </w:p>
         </w:tc>
@@ -6672,7 +6686,7 @@
           </w:tcPr>
           <w:p>
             <w:pPr>
-              <w:pStyle w:val="a4"/>
+              <w:pStyle w:val="af6"/>
               <w:wordWrap/>
               <w:spacing w:line="240" w:lineRule="atLeast"/>
               <w:rPr>
@@ -6695,7 +6709,7 @@
           </w:tcPr>
           <w:p>
             <w:pPr>
-              <w:pStyle w:val="a5"/>
+              <w:pStyle w:val="af7"/>
               <w:spacing w:line="240" w:lineRule="atLeast"/>
               <w:jc w:val="center"/>
               <w:cnfStyle w:val="000000000000" w:firstRow="0" w:lastRow="0" w:firstColumn="0" w:lastColumn="0" w:oddVBand="0" w:evenVBand="0" w:oddHBand="0" w:evenHBand="0" w:firstRowFirstColumn="0" w:firstRowLastColumn="0" w:lastRowFirstColumn="0" w:lastRowLastColumn="0"/>
@@ -6726,21 +6740,21 @@
           </w:tcPr>
           <w:p>
             <w:pPr>
-              <w:pStyle w:val="a4"/>
-              <w:wordWrap/>
-              <w:spacing w:line="240" w:lineRule="atLeast"/>
-              <w:cnfStyle w:val="000000000000" w:firstRow="0" w:lastRow="0" w:firstColumn="0" w:lastColumn="0" w:oddVBand="0" w:evenVBand="0" w:oddHBand="0" w:evenHBand="0" w:firstRowFirstColumn="0" w:firstRowLastColumn="0" w:lastRowFirstColumn="0" w:lastRowLastColumn="0"/>
-              <w:rPr>
-                <w:rFonts w:ascii="SimSun" w:hAnsi="SimSun" w:cs="SimSun"/>
-                <w:color w:val="00B050"/>
-              </w:rPr>
-            </w:pPr>
-            <w:r>
-              <w:rPr>
-                <w:rFonts w:ascii="SimSun" w:hAnsi="SimSun" w:cs="SimSun" w:hint="eastAsia"/>
-                <w:color w:val="00B050"/>
-              </w:rPr>
-              <w:t xml:space="preserve">{{check_未授权访问}}</w:t>
+              <w:pStyle w:val="af6"/>
+              <w:wordWrap/>
+              <w:spacing w:line="240" w:lineRule="atLeast"/>
+              <w:cnfStyle w:val="000000000000" w:firstRow="0" w:lastRow="0" w:firstColumn="0" w:lastColumn="0" w:oddVBand="0" w:evenVBand="0" w:oddHBand="0" w:evenHBand="0" w:firstRowFirstColumn="0" w:firstRowLastColumn="0" w:lastRowFirstColumn="0" w:lastRowLastColumn="0"/>
+              <w:rPr>
+                <w:rFonts w:ascii="宋体" w:hAnsi="宋体" w:cs="宋体" w:hint="eastAsia"/>
+                <w:color w:val="00B050"/>
+              </w:rPr>
+            </w:pPr>
+            <w:r>
+              <w:rPr>
+                <w:rFonts w:ascii="宋体" w:hAnsi="宋体" w:cs="宋体" w:hint="eastAsia"/>
+                <w:color w:val="00B050"/>
+              </w:rPr>
+              <w:t>{{check_未授权访问}}</w:t>
             </w:r>
           </w:p>
         </w:tc>
@@ -6764,7 +6778,7 @@
           </w:tcPr>
           <w:p>
             <w:pPr>
-              <w:pStyle w:val="a4"/>
+              <w:pStyle w:val="af6"/>
               <w:wordWrap/>
               <w:spacing w:line="240" w:lineRule="atLeast"/>
               <w:rPr>
@@ -6787,7 +6801,7 @@
           </w:tcPr>
           <w:p>
             <w:pPr>
-              <w:pStyle w:val="a5"/>
+              <w:pStyle w:val="af7"/>
               <w:spacing w:line="240" w:lineRule="atLeast"/>
               <w:jc w:val="center"/>
               <w:cnfStyle w:val="000000000000" w:firstRow="0" w:lastRow="0" w:firstColumn="0" w:lastColumn="0" w:oddVBand="0" w:evenVBand="0" w:oddHBand="0" w:evenHBand="0" w:firstRowFirstColumn="0" w:firstRowLastColumn="0" w:lastRowFirstColumn="0" w:lastRowLastColumn="0"/>
@@ -6818,21 +6832,21 @@
           </w:tcPr>
           <w:p>
             <w:pPr>
-              <w:pStyle w:val="a4"/>
-              <w:wordWrap/>
-              <w:spacing w:line="240" w:lineRule="atLeast"/>
-              <w:cnfStyle w:val="000000000000" w:firstRow="0" w:lastRow="0" w:firstColumn="0" w:lastColumn="0" w:oddVBand="0" w:evenVBand="0" w:oddHBand="0" w:evenHBand="0" w:firstRowFirstColumn="0" w:firstRowLastColumn="0" w:lastRowFirstColumn="0" w:lastRowLastColumn="0"/>
-              <w:rPr>
-                <w:rFonts w:ascii="SimSun" w:hAnsi="SimSun" w:cs="SimSun"/>
-                <w:color w:val="00B050"/>
-              </w:rPr>
-            </w:pPr>
-            <w:r>
-              <w:rPr>
-                <w:rFonts w:ascii="SimSun" w:hAnsi="SimSun" w:cs="SimSun" w:hint="eastAsia"/>
-                <w:color w:val="00B050"/>
-              </w:rPr>
-              <w:t xml:space="preserve">{{check_业务逻辑漏洞}}</w:t>
+              <w:pStyle w:val="af6"/>
+              <w:wordWrap/>
+              <w:spacing w:line="240" w:lineRule="atLeast"/>
+              <w:cnfStyle w:val="000000000000" w:firstRow="0" w:lastRow="0" w:firstColumn="0" w:lastColumn="0" w:oddVBand="0" w:evenVBand="0" w:oddHBand="0" w:evenHBand="0" w:firstRowFirstColumn="0" w:firstRowLastColumn="0" w:lastRowFirstColumn="0" w:lastRowLastColumn="0"/>
+              <w:rPr>
+                <w:rFonts w:ascii="宋体" w:hAnsi="宋体" w:cs="宋体" w:hint="eastAsia"/>
+                <w:color w:val="00B050"/>
+              </w:rPr>
+            </w:pPr>
+            <w:r>
+              <w:rPr>
+                <w:rFonts w:ascii="宋体" w:hAnsi="宋体" w:cs="宋体" w:hint="eastAsia"/>
+                <w:color w:val="00B050"/>
+              </w:rPr>
+              <w:t>{{check_业务逻辑漏洞}}</w:t>
             </w:r>
           </w:p>
         </w:tc>
@@ -6856,7 +6870,7 @@
           </w:tcPr>
           <w:p>
             <w:pPr>
-              <w:pStyle w:val="a4"/>
+              <w:pStyle w:val="af6"/>
               <w:wordWrap/>
               <w:spacing w:line="240" w:lineRule="atLeast"/>
               <w:rPr>
@@ -6879,7 +6893,7 @@
           </w:tcPr>
           <w:p>
             <w:pPr>
-              <w:pStyle w:val="a5"/>
+              <w:pStyle w:val="af7"/>
               <w:spacing w:line="240" w:lineRule="atLeast"/>
               <w:jc w:val="center"/>
               <w:cnfStyle w:val="000000000000" w:firstRow="0" w:lastRow="0" w:firstColumn="0" w:lastColumn="0" w:oddVBand="0" w:evenVBand="0" w:oddHBand="0" w:evenHBand="0" w:firstRowFirstColumn="0" w:firstRowLastColumn="0" w:lastRowFirstColumn="0" w:lastRowLastColumn="0"/>
@@ -6910,21 +6924,21 @@
           </w:tcPr>
           <w:p>
             <w:pPr>
-              <w:pStyle w:val="a4"/>
-              <w:wordWrap/>
-              <w:spacing w:line="240" w:lineRule="atLeast"/>
-              <w:cnfStyle w:val="000000000000" w:firstRow="0" w:lastRow="0" w:firstColumn="0" w:lastColumn="0" w:oddVBand="0" w:evenVBand="0" w:oddHBand="0" w:evenHBand="0" w:firstRowFirstColumn="0" w:firstRowLastColumn="0" w:lastRowFirstColumn="0" w:lastRowLastColumn="0"/>
-              <w:rPr>
-                <w:rFonts w:ascii="SimSun" w:hAnsi="SimSun" w:cs="SimSun"/>
-                <w:color w:val="00B050"/>
-              </w:rPr>
-            </w:pPr>
-            <w:r>
-              <w:rPr>
-                <w:rFonts w:ascii="SimSun" w:hAnsi="SimSun" w:cs="SimSun" w:hint="eastAsia"/>
-                <w:color w:val="00B050"/>
-              </w:rPr>
-              <w:t xml:space="preserve">{{check_短信轰炸}}</w:t>
+              <w:pStyle w:val="af6"/>
+              <w:wordWrap/>
+              <w:spacing w:line="240" w:lineRule="atLeast"/>
+              <w:cnfStyle w:val="000000000000" w:firstRow="0" w:lastRow="0" w:firstColumn="0" w:lastColumn="0" w:oddVBand="0" w:evenVBand="0" w:oddHBand="0" w:evenHBand="0" w:firstRowFirstColumn="0" w:firstRowLastColumn="0" w:lastRowFirstColumn="0" w:lastRowLastColumn="0"/>
+              <w:rPr>
+                <w:rFonts w:ascii="宋体" w:hAnsi="宋体" w:cs="宋体" w:hint="eastAsia"/>
+                <w:color w:val="00B050"/>
+              </w:rPr>
+            </w:pPr>
+            <w:r>
+              <w:rPr>
+                <w:rFonts w:ascii="宋体" w:hAnsi="宋体" w:cs="宋体" w:hint="eastAsia"/>
+                <w:color w:val="00B050"/>
+              </w:rPr>
+              <w:t>{{check_短信轰炸}}</w:t>
             </w:r>
           </w:p>
         </w:tc>
@@ -6948,7 +6962,7 @@
           </w:tcPr>
           <w:p>
             <w:pPr>
-              <w:pStyle w:val="a4"/>
+              <w:pStyle w:val="af6"/>
               <w:wordWrap/>
               <w:spacing w:line="240" w:lineRule="atLeast"/>
               <w:rPr>
@@ -6971,7 +6985,7 @@
           </w:tcPr>
           <w:p>
             <w:pPr>
-              <w:pStyle w:val="a5"/>
+              <w:pStyle w:val="af7"/>
               <w:spacing w:line="240" w:lineRule="atLeast"/>
               <w:jc w:val="center"/>
               <w:cnfStyle w:val="000000000000" w:firstRow="0" w:lastRow="0" w:firstColumn="0" w:lastColumn="0" w:oddVBand="0" w:evenVBand="0" w:oddHBand="0" w:evenHBand="0" w:firstRowFirstColumn="0" w:firstRowLastColumn="0" w:lastRowFirstColumn="0" w:lastRowLastColumn="0"/>
@@ -7009,21 +7023,21 @@
           </w:tcPr>
           <w:p>
             <w:pPr>
-              <w:pStyle w:val="a4"/>
-              <w:wordWrap/>
-              <w:spacing w:line="240" w:lineRule="atLeast"/>
-              <w:cnfStyle w:val="000000000000" w:firstRow="0" w:lastRow="0" w:firstColumn="0" w:lastColumn="0" w:oddVBand="0" w:evenVBand="0" w:oddHBand="0" w:evenHBand="0" w:firstRowFirstColumn="0" w:firstRowLastColumn="0" w:lastRowFirstColumn="0" w:lastRowLastColumn="0"/>
-              <w:rPr>
-                <w:rFonts w:ascii="SimSun" w:hAnsi="SimSun" w:cs="SimSun"/>
-                <w:color w:val="00B050"/>
-              </w:rPr>
-            </w:pPr>
-            <w:r>
-              <w:rPr>
-                <w:rFonts w:ascii="SimSun" w:hAnsi="SimSun" w:cs="SimSun" w:hint="eastAsia"/>
-                <w:color w:val="00B050"/>
-              </w:rPr>
-              <w:t xml:space="preserve">{{check_Flash_未混淆导致反编译}}</w:t>
+              <w:pStyle w:val="af6"/>
+              <w:wordWrap/>
+              <w:spacing w:line="240" w:lineRule="atLeast"/>
+              <w:cnfStyle w:val="000000000000" w:firstRow="0" w:lastRow="0" w:firstColumn="0" w:lastColumn="0" w:oddVBand="0" w:evenVBand="0" w:oddHBand="0" w:evenHBand="0" w:firstRowFirstColumn="0" w:firstRowLastColumn="0" w:lastRowFirstColumn="0" w:lastRowLastColumn="0"/>
+              <w:rPr>
+                <w:rFonts w:ascii="宋体" w:hAnsi="宋体" w:cs="宋体" w:hint="eastAsia"/>
+                <w:color w:val="00B050"/>
+              </w:rPr>
+            </w:pPr>
+            <w:r>
+              <w:rPr>
+                <w:rFonts w:ascii="宋体" w:hAnsi="宋体" w:cs="宋体" w:hint="eastAsia"/>
+                <w:color w:val="00B050"/>
+              </w:rPr>
+              <w:t>{{check_Flash_未混淆导致反编译}}</w:t>
             </w:r>
           </w:p>
         </w:tc>
@@ -7047,7 +7061,7 @@
           </w:tcPr>
           <w:p>
             <w:pPr>
-              <w:pStyle w:val="a4"/>
+              <w:pStyle w:val="af6"/>
               <w:wordWrap/>
               <w:spacing w:line="240" w:lineRule="atLeast"/>
               <w:rPr>
@@ -7077,7 +7091,7 @@
           </w:tcPr>
           <w:p>
             <w:pPr>
-              <w:pStyle w:val="a5"/>
+              <w:pStyle w:val="af7"/>
               <w:spacing w:line="240" w:lineRule="atLeast"/>
               <w:jc w:val="center"/>
               <w:cnfStyle w:val="000000000000" w:firstRow="0" w:lastRow="0" w:firstColumn="0" w:lastColumn="0" w:oddVBand="0" w:evenVBand="0" w:oddHBand="0" w:evenHBand="0" w:firstRowFirstColumn="0" w:firstRowLastColumn="0" w:lastRowFirstColumn="0" w:lastRowLastColumn="0"/>
@@ -7108,21 +7122,21 @@
           </w:tcPr>
           <w:p>
             <w:pPr>
-              <w:pStyle w:val="a4"/>
-              <w:wordWrap/>
-              <w:spacing w:line="240" w:lineRule="atLeast"/>
-              <w:cnfStyle w:val="000000000000" w:firstRow="0" w:lastRow="0" w:firstColumn="0" w:lastColumn="0" w:oddVBand="0" w:evenVBand="0" w:oddHBand="0" w:evenHBand="0" w:firstRowFirstColumn="0" w:firstRowLastColumn="0" w:lastRowFirstColumn="0" w:lastRowLastColumn="0"/>
-              <w:rPr>
-                <w:rFonts w:ascii="SimSun" w:hAnsi="SimSun" w:cs="SimSun"/>
-                <w:color w:val="00B050"/>
-              </w:rPr>
-            </w:pPr>
-            <w:r>
-              <w:rPr>
-                <w:rFonts w:ascii="SimSun" w:hAnsi="SimSun" w:cs="SimSun" w:hint="eastAsia"/>
-                <w:color w:val="00B050"/>
-              </w:rPr>
-              <w:t xml:space="preserve">{{check_中间件配置缺陷}}</w:t>
+              <w:pStyle w:val="af6"/>
+              <w:wordWrap/>
+              <w:spacing w:line="240" w:lineRule="atLeast"/>
+              <w:cnfStyle w:val="000000000000" w:firstRow="0" w:lastRow="0" w:firstColumn="0" w:lastColumn="0" w:oddVBand="0" w:evenVBand="0" w:oddHBand="0" w:evenHBand="0" w:firstRowFirstColumn="0" w:firstRowLastColumn="0" w:lastRowFirstColumn="0" w:lastRowLastColumn="0"/>
+              <w:rPr>
+                <w:rFonts w:ascii="宋体" w:hAnsi="宋体" w:cs="宋体" w:hint="eastAsia"/>
+                <w:color w:val="00B050"/>
+              </w:rPr>
+            </w:pPr>
+            <w:r>
+              <w:rPr>
+                <w:rFonts w:ascii="宋体" w:hAnsi="宋体" w:cs="宋体" w:hint="eastAsia"/>
+                <w:color w:val="00B050"/>
+              </w:rPr>
+              <w:t>{{check_中间件配置缺陷}}</w:t>
             </w:r>
           </w:p>
         </w:tc>
@@ -7146,7 +7160,7 @@
           </w:tcPr>
           <w:p>
             <w:pPr>
-              <w:pStyle w:val="a4"/>
+              <w:pStyle w:val="af6"/>
               <w:wordWrap/>
               <w:spacing w:line="240" w:lineRule="atLeast"/>
               <w:rPr>
@@ -7169,7 +7183,7 @@
           </w:tcPr>
           <w:p>
             <w:pPr>
-              <w:pStyle w:val="a5"/>
+              <w:pStyle w:val="af7"/>
               <w:spacing w:line="240" w:lineRule="atLeast"/>
               <w:jc w:val="center"/>
               <w:cnfStyle w:val="000000000000" w:firstRow="0" w:lastRow="0" w:firstColumn="0" w:lastColumn="0" w:oddVBand="0" w:evenVBand="0" w:oddHBand="0" w:evenHBand="0" w:firstRowFirstColumn="0" w:firstRowLastColumn="0" w:lastRowFirstColumn="0" w:lastRowLastColumn="0"/>
@@ -7200,21 +7214,21 @@
           </w:tcPr>
           <w:p>
             <w:pPr>
-              <w:pStyle w:val="a4"/>
-              <w:wordWrap/>
-              <w:spacing w:line="240" w:lineRule="atLeast"/>
-              <w:cnfStyle w:val="000000000000" w:firstRow="0" w:lastRow="0" w:firstColumn="0" w:lastColumn="0" w:oddVBand="0" w:evenVBand="0" w:oddHBand="0" w:evenHBand="0" w:firstRowFirstColumn="0" w:firstRowLastColumn="0" w:lastRowFirstColumn="0" w:lastRowLastColumn="0"/>
-              <w:rPr>
-                <w:rFonts w:ascii="SimSun" w:hAnsi="SimSun" w:cs="SimSun"/>
-                <w:color w:val="00B050"/>
-              </w:rPr>
-            </w:pPr>
-            <w:r>
-              <w:rPr>
-                <w:rFonts w:ascii="SimSun" w:hAnsi="SimSun" w:cs="SimSun" w:hint="eastAsia"/>
-                <w:color w:val="00B050"/>
-              </w:rPr>
-              <w:t xml:space="preserve">{{check_中间件弱口令}}</w:t>
+              <w:pStyle w:val="af6"/>
+              <w:wordWrap/>
+              <w:spacing w:line="240" w:lineRule="atLeast"/>
+              <w:cnfStyle w:val="000000000000" w:firstRow="0" w:lastRow="0" w:firstColumn="0" w:lastColumn="0" w:oddVBand="0" w:evenVBand="0" w:oddHBand="0" w:evenHBand="0" w:firstRowFirstColumn="0" w:firstRowLastColumn="0" w:lastRowFirstColumn="0" w:lastRowLastColumn="0"/>
+              <w:rPr>
+                <w:rFonts w:ascii="宋体" w:hAnsi="宋体" w:cs="宋体" w:hint="eastAsia"/>
+                <w:color w:val="00B050"/>
+              </w:rPr>
+            </w:pPr>
+            <w:r>
+              <w:rPr>
+                <w:rFonts w:ascii="宋体" w:hAnsi="宋体" w:cs="宋体" w:hint="eastAsia"/>
+                <w:color w:val="00B050"/>
+              </w:rPr>
+              <w:t>{{check_中间件弱口令}}</w:t>
             </w:r>
           </w:p>
         </w:tc>
@@ -7238,7 +7252,7 @@
           </w:tcPr>
           <w:p>
             <w:pPr>
-              <w:pStyle w:val="a4"/>
+              <w:pStyle w:val="af6"/>
               <w:wordWrap/>
               <w:spacing w:line="300" w:lineRule="auto"/>
               <w:rPr>
@@ -7261,7 +7275,7 @@
           </w:tcPr>
           <w:p>
             <w:pPr>
-              <w:pStyle w:val="a5"/>
+              <w:pStyle w:val="af7"/>
               <w:jc w:val="center"/>
               <w:cnfStyle w:val="000000000000" w:firstRow="0" w:lastRow="0" w:firstColumn="0" w:lastColumn="0" w:oddVBand="0" w:evenVBand="0" w:oddHBand="0" w:evenHBand="0" w:firstRowFirstColumn="0" w:firstRowLastColumn="0" w:lastRowFirstColumn="0" w:lastRowLastColumn="0"/>
               <w:rPr>
@@ -7300,21 +7314,21 @@
           </w:tcPr>
           <w:p>
             <w:pPr>
-              <w:pStyle w:val="a4"/>
-              <w:wordWrap/>
-              <w:spacing w:line="240" w:lineRule="atLeast"/>
-              <w:cnfStyle w:val="000000000000" w:firstRow="0" w:lastRow="0" w:firstColumn="0" w:lastColumn="0" w:oddVBand="0" w:evenVBand="0" w:oddHBand="0" w:evenHBand="0" w:firstRowFirstColumn="0" w:firstRowLastColumn="0" w:lastRowFirstColumn="0" w:lastRowLastColumn="0"/>
-              <w:rPr>
-                <w:rFonts w:ascii="SimSun" w:hAnsi="SimSun" w:cs="SimSun"/>
-                <w:color w:val="00B050"/>
-              </w:rPr>
-            </w:pPr>
-            <w:r>
-              <w:rPr>
-                <w:rFonts w:ascii="SimSun" w:hAnsi="SimSun" w:cs="SimSun" w:hint="eastAsia"/>
-                <w:color w:val="00B050"/>
-              </w:rPr>
-              <w:t xml:space="preserve">{{check_JBoss_反序列化导致远程命令执行}}</w:t>
+              <w:pStyle w:val="af6"/>
+              <w:wordWrap/>
+              <w:spacing w:line="240" w:lineRule="atLeast"/>
+              <w:cnfStyle w:val="000000000000" w:firstRow="0" w:lastRow="0" w:firstColumn="0" w:lastColumn="0" w:oddVBand="0" w:evenVBand="0" w:oddHBand="0" w:evenHBand="0" w:firstRowFirstColumn="0" w:firstRowLastColumn="0" w:lastRowFirstColumn="0" w:lastRowLastColumn="0"/>
+              <w:rPr>
+                <w:rFonts w:ascii="宋体" w:hAnsi="宋体" w:cs="宋体" w:hint="eastAsia"/>
+                <w:color w:val="00B050"/>
+              </w:rPr>
+            </w:pPr>
+            <w:r>
+              <w:rPr>
+                <w:rFonts w:ascii="宋体" w:hAnsi="宋体" w:cs="宋体" w:hint="eastAsia"/>
+                <w:color w:val="00B050"/>
+              </w:rPr>
+              <w:t>{{check_JBoss_反序列化导致远程命令执行}}</w:t>
             </w:r>
           </w:p>
         </w:tc>
@@ -7338,7 +7352,7 @@
           </w:tcPr>
           <w:p>
             <w:pPr>
-              <w:pStyle w:val="a4"/>
+              <w:pStyle w:val="af6"/>
               <w:wordWrap/>
               <w:spacing w:line="300" w:lineRule="auto"/>
               <w:rPr>
@@ -7361,7 +7375,7 @@
           </w:tcPr>
           <w:p>
             <w:pPr>
-              <w:pStyle w:val="a5"/>
+              <w:pStyle w:val="af7"/>
               <w:jc w:val="center"/>
               <w:cnfStyle w:val="000000000000" w:firstRow="0" w:lastRow="0" w:firstColumn="0" w:lastColumn="0" w:oddVBand="0" w:evenVBand="0" w:oddHBand="0" w:evenHBand="0" w:firstRowFirstColumn="0" w:firstRowLastColumn="0" w:lastRowFirstColumn="0" w:lastRowLastColumn="0"/>
               <w:rPr>
@@ -7407,21 +7421,21 @@
           </w:tcPr>
           <w:p>
             <w:pPr>
-              <w:pStyle w:val="a4"/>
-              <w:wordWrap/>
-              <w:spacing w:line="240" w:lineRule="atLeast"/>
-              <w:cnfStyle w:val="000000000000" w:firstRow="0" w:lastRow="0" w:firstColumn="0" w:lastColumn="0" w:oddVBand="0" w:evenVBand="0" w:oddHBand="0" w:evenHBand="0" w:firstRowFirstColumn="0" w:firstRowLastColumn="0" w:lastRowFirstColumn="0" w:lastRowLastColumn="0"/>
-              <w:rPr>
-                <w:rFonts w:ascii="SimSun" w:hAnsi="SimSun" w:cs="SimSun"/>
-                <w:color w:val="00B050"/>
-              </w:rPr>
-            </w:pPr>
-            <w:r>
-              <w:rPr>
-                <w:rFonts w:ascii="SimSun" w:hAnsi="SimSun" w:cs="SimSun" w:hint="eastAsia"/>
-                <w:color w:val="00B050"/>
-              </w:rPr>
-              <w:t xml:space="preserve">{{check_WebSphere_反序列化导致远程命令执行}}</w:t>
+              <w:pStyle w:val="af6"/>
+              <w:wordWrap/>
+              <w:spacing w:line="240" w:lineRule="atLeast"/>
+              <w:cnfStyle w:val="000000000000" w:firstRow="0" w:lastRow="0" w:firstColumn="0" w:lastColumn="0" w:oddVBand="0" w:evenVBand="0" w:oddHBand="0" w:evenHBand="0" w:firstRowFirstColumn="0" w:firstRowLastColumn="0" w:lastRowFirstColumn="0" w:lastRowLastColumn="0"/>
+              <w:rPr>
+                <w:rFonts w:ascii="宋体" w:hAnsi="宋体" w:cs="宋体" w:hint="eastAsia"/>
+                <w:color w:val="00B050"/>
+              </w:rPr>
+            </w:pPr>
+            <w:r>
+              <w:rPr>
+                <w:rFonts w:ascii="宋体" w:hAnsi="宋体" w:cs="宋体" w:hint="eastAsia"/>
+                <w:color w:val="00B050"/>
+              </w:rPr>
+              <w:t>{{check_WebSphere_反序列化导致远程命令执行}}</w:t>
             </w:r>
           </w:p>
         </w:tc>
@@ -7445,7 +7459,7 @@
           </w:tcPr>
           <w:p>
             <w:pPr>
-              <w:pStyle w:val="a4"/>
+              <w:pStyle w:val="af6"/>
               <w:wordWrap/>
               <w:spacing w:line="300" w:lineRule="auto"/>
               <w:rPr>
@@ -7468,7 +7482,7 @@
           </w:tcPr>
           <w:p>
             <w:pPr>
-              <w:pStyle w:val="a5"/>
+              <w:pStyle w:val="af7"/>
               <w:jc w:val="center"/>
               <w:cnfStyle w:val="000000000000" w:firstRow="0" w:lastRow="0" w:firstColumn="0" w:lastColumn="0" w:oddVBand="0" w:evenVBand="0" w:oddHBand="0" w:evenHBand="0" w:firstRowFirstColumn="0" w:firstRowLastColumn="0" w:lastRowFirstColumn="0" w:lastRowLastColumn="0"/>
               <w:rPr>
@@ -7505,21 +7519,21 @@
           </w:tcPr>
           <w:p>
             <w:pPr>
-              <w:pStyle w:val="a4"/>
-              <w:wordWrap/>
-              <w:spacing w:line="240" w:lineRule="atLeast"/>
-              <w:cnfStyle w:val="000000000000" w:firstRow="0" w:lastRow="0" w:firstColumn="0" w:lastColumn="0" w:oddVBand="0" w:evenVBand="0" w:oddHBand="0" w:evenHBand="0" w:firstRowFirstColumn="0" w:firstRowLastColumn="0" w:lastRowFirstColumn="0" w:lastRowLastColumn="0"/>
-              <w:rPr>
-                <w:rFonts w:ascii="SimSun" w:hAnsi="SimSun" w:cs="SimSun"/>
-                <w:color w:val="00B050"/>
-              </w:rPr>
-            </w:pPr>
-            <w:r>
-              <w:rPr>
-                <w:rFonts w:ascii="SimSun" w:hAnsi="SimSun" w:cs="SimSun" w:hint="eastAsia"/>
-                <w:color w:val="00B050"/>
-              </w:rPr>
-              <w:t xml:space="preserve">{{check_Jenkins_反序列化命令执行}}</w:t>
+              <w:pStyle w:val="af6"/>
+              <w:wordWrap/>
+              <w:spacing w:line="240" w:lineRule="atLeast"/>
+              <w:cnfStyle w:val="000000000000" w:firstRow="0" w:lastRow="0" w:firstColumn="0" w:lastColumn="0" w:oddVBand="0" w:evenVBand="0" w:oddHBand="0" w:evenHBand="0" w:firstRowFirstColumn="0" w:firstRowLastColumn="0" w:lastRowFirstColumn="0" w:lastRowLastColumn="0"/>
+              <w:rPr>
+                <w:rFonts w:ascii="宋体" w:hAnsi="宋体" w:cs="宋体" w:hint="eastAsia"/>
+                <w:color w:val="00B050"/>
+              </w:rPr>
+            </w:pPr>
+            <w:r>
+              <w:rPr>
+                <w:rFonts w:ascii="宋体" w:hAnsi="宋体" w:cs="宋体" w:hint="eastAsia"/>
+                <w:color w:val="00B050"/>
+              </w:rPr>
+              <w:t>{{check_Jenkins_反序列化命令执行}}</w:t>
             </w:r>
           </w:p>
         </w:tc>
@@ -7543,7 +7557,7 @@
           </w:tcPr>
           <w:p>
             <w:pPr>
-              <w:pStyle w:val="a4"/>
+              <w:pStyle w:val="af6"/>
               <w:wordWrap/>
               <w:spacing w:line="300" w:lineRule="auto"/>
               <w:rPr>
@@ -7566,7 +7580,7 @@
           </w:tcPr>
           <w:p>
             <w:pPr>
-              <w:pStyle w:val="a5"/>
+              <w:pStyle w:val="af7"/>
               <w:jc w:val="center"/>
               <w:cnfStyle w:val="000000000000" w:firstRow="0" w:lastRow="0" w:firstColumn="0" w:lastColumn="0" w:oddVBand="0" w:evenVBand="0" w:oddHBand="0" w:evenHBand="0" w:firstRowFirstColumn="0" w:firstRowLastColumn="0" w:lastRowFirstColumn="0" w:lastRowLastColumn="0"/>
               <w:rPr>
@@ -7603,21 +7617,21 @@
           </w:tcPr>
           <w:p>
             <w:pPr>
-              <w:pStyle w:val="a4"/>
-              <w:wordWrap/>
-              <w:spacing w:line="240" w:lineRule="atLeast"/>
-              <w:cnfStyle w:val="000000000000" w:firstRow="0" w:lastRow="0" w:firstColumn="0" w:lastColumn="0" w:oddVBand="0" w:evenVBand="0" w:oddHBand="0" w:evenHBand="0" w:firstRowFirstColumn="0" w:firstRowLastColumn="0" w:lastRowFirstColumn="0" w:lastRowLastColumn="0"/>
-              <w:rPr>
-                <w:rFonts w:ascii="SimSun" w:hAnsi="SimSun" w:cs="SimSun"/>
-                <w:color w:val="00B050"/>
-              </w:rPr>
-            </w:pPr>
-            <w:r>
-              <w:rPr>
-                <w:rFonts w:ascii="SimSun" w:hAnsi="SimSun" w:cs="SimSun" w:hint="eastAsia"/>
-                <w:color w:val="00B050"/>
-              </w:rPr>
-              <w:t xml:space="preserve">{{check_JBoss_反序列化导致远程命令执行}}</w:t>
+              <w:pStyle w:val="af6"/>
+              <w:wordWrap/>
+              <w:spacing w:line="240" w:lineRule="atLeast"/>
+              <w:cnfStyle w:val="000000000000" w:firstRow="0" w:lastRow="0" w:firstColumn="0" w:lastColumn="0" w:oddVBand="0" w:evenVBand="0" w:oddHBand="0" w:evenHBand="0" w:firstRowFirstColumn="0" w:firstRowLastColumn="0" w:lastRowFirstColumn="0" w:lastRowLastColumn="0"/>
+              <w:rPr>
+                <w:rFonts w:ascii="宋体" w:hAnsi="宋体" w:cs="宋体" w:hint="eastAsia"/>
+                <w:color w:val="00B050"/>
+              </w:rPr>
+            </w:pPr>
+            <w:r>
+              <w:rPr>
+                <w:rFonts w:ascii="宋体" w:hAnsi="宋体" w:cs="宋体" w:hint="eastAsia"/>
+                <w:color w:val="00B050"/>
+              </w:rPr>
+              <w:t>{{check_JBoss_反序列化导致远程命令执行}}</w:t>
             </w:r>
           </w:p>
         </w:tc>
@@ -7641,7 +7655,7 @@
           </w:tcPr>
           <w:p>
             <w:pPr>
-              <w:pStyle w:val="a4"/>
+              <w:pStyle w:val="af6"/>
               <w:wordWrap/>
               <w:spacing w:line="300" w:lineRule="auto"/>
               <w:rPr>
@@ -7664,7 +7678,7 @@
           </w:tcPr>
           <w:p>
             <w:pPr>
-              <w:pStyle w:val="a5"/>
+              <w:pStyle w:val="af7"/>
               <w:jc w:val="center"/>
               <w:cnfStyle w:val="000000000000" w:firstRow="0" w:lastRow="0" w:firstColumn="0" w:lastColumn="0" w:oddVBand="0" w:evenVBand="0" w:oddHBand="0" w:evenHBand="0" w:firstRowFirstColumn="0" w:firstRowLastColumn="0" w:lastRowFirstColumn="0" w:lastRowLastColumn="0"/>
               <w:rPr>
@@ -7703,21 +7717,21 @@
           </w:tcPr>
           <w:p>
             <w:pPr>
-              <w:pStyle w:val="a4"/>
-              <w:wordWrap/>
-              <w:spacing w:line="240" w:lineRule="atLeast"/>
-              <w:cnfStyle w:val="000000000000" w:firstRow="0" w:lastRow="0" w:firstColumn="0" w:lastColumn="0" w:oddVBand="0" w:evenVBand="0" w:oddHBand="0" w:evenHBand="0" w:firstRowFirstColumn="0" w:firstRowLastColumn="0" w:lastRowFirstColumn="0" w:lastRowLastColumn="0"/>
-              <w:rPr>
-                <w:rFonts w:ascii="SimSun" w:hAnsi="SimSun" w:cs="SimSun"/>
-                <w:color w:val="00B050"/>
-              </w:rPr>
-            </w:pPr>
-            <w:r>
-              <w:rPr>
-                <w:rFonts w:ascii="SimSun" w:hAnsi="SimSun" w:cs="SimSun" w:hint="eastAsia"/>
-                <w:color w:val="00B050"/>
-              </w:rPr>
-              <w:t xml:space="preserve">{{check_WebLogic_反序列化导致远程命令执行}}</w:t>
+              <w:pStyle w:val="af6"/>
+              <w:wordWrap/>
+              <w:spacing w:line="240" w:lineRule="atLeast"/>
+              <w:cnfStyle w:val="000000000000" w:firstRow="0" w:lastRow="0" w:firstColumn="0" w:lastColumn="0" w:oddVBand="0" w:evenVBand="0" w:oddHBand="0" w:evenHBand="0" w:firstRowFirstColumn="0" w:firstRowLastColumn="0" w:lastRowFirstColumn="0" w:lastRowLastColumn="0"/>
+              <w:rPr>
+                <w:rFonts w:ascii="宋体" w:hAnsi="宋体" w:cs="宋体" w:hint="eastAsia"/>
+                <w:color w:val="00B050"/>
+              </w:rPr>
+            </w:pPr>
+            <w:r>
+              <w:rPr>
+                <w:rFonts w:ascii="宋体" w:hAnsi="宋体" w:cs="宋体" w:hint="eastAsia"/>
+                <w:color w:val="00B050"/>
+              </w:rPr>
+              <w:t>{{check_WebLogic_反序列化导致远程命令执行}}</w:t>
             </w:r>
           </w:p>
         </w:tc>
@@ -7741,7 +7755,7 @@
           </w:tcPr>
           <w:p>
             <w:pPr>
-              <w:pStyle w:val="a4"/>
+              <w:pStyle w:val="af6"/>
               <w:wordWrap/>
               <w:spacing w:line="300" w:lineRule="auto"/>
               <w:rPr>
@@ -7764,7 +7778,7 @@
           </w:tcPr>
           <w:p>
             <w:pPr>
-              <w:pStyle w:val="a5"/>
+              <w:pStyle w:val="af7"/>
               <w:jc w:val="center"/>
               <w:cnfStyle w:val="000000000000" w:firstRow="0" w:lastRow="0" w:firstColumn="0" w:lastColumn="0" w:oddVBand="0" w:evenVBand="0" w:oddHBand="0" w:evenHBand="0" w:firstRowFirstColumn="0" w:firstRowLastColumn="0" w:lastRowFirstColumn="0" w:lastRowLastColumn="0"/>
               <w:rPr>
@@ -7815,21 +7829,21 @@
           </w:tcPr>
           <w:p>
             <w:pPr>
-              <w:pStyle w:val="a4"/>
-              <w:wordWrap/>
-              <w:spacing w:line="240" w:lineRule="atLeast"/>
-              <w:cnfStyle w:val="000000000000" w:firstRow="0" w:lastRow="0" w:firstColumn="0" w:lastColumn="0" w:oddVBand="0" w:evenVBand="0" w:oddHBand="0" w:evenHBand="0" w:firstRowFirstColumn="0" w:firstRowLastColumn="0" w:lastRowFirstColumn="0" w:lastRowLastColumn="0"/>
-              <w:rPr>
-                <w:rFonts w:ascii="SimSun" w:hAnsi="SimSun" w:cs="SimSun"/>
-                <w:color w:val="00B050"/>
-              </w:rPr>
-            </w:pPr>
-            <w:r>
-              <w:rPr>
-                <w:rFonts w:ascii="SimSun" w:hAnsi="SimSun" w:cs="SimSun" w:hint="eastAsia"/>
-                <w:color w:val="00B050"/>
-              </w:rPr>
-              <w:t xml:space="preserve">{{check_Apache_Tomcat_样例目录与_Session_操纵}}</w:t>
+              <w:pStyle w:val="af6"/>
+              <w:wordWrap/>
+              <w:spacing w:line="240" w:lineRule="atLeast"/>
+              <w:cnfStyle w:val="000000000000" w:firstRow="0" w:lastRow="0" w:firstColumn="0" w:lastColumn="0" w:oddVBand="0" w:evenVBand="0" w:oddHBand="0" w:evenHBand="0" w:firstRowFirstColumn="0" w:firstRowLastColumn="0" w:lastRowFirstColumn="0" w:lastRowLastColumn="0"/>
+              <w:rPr>
+                <w:rFonts w:ascii="宋体" w:hAnsi="宋体" w:cs="宋体" w:hint="eastAsia"/>
+                <w:color w:val="00B050"/>
+              </w:rPr>
+            </w:pPr>
+            <w:r>
+              <w:rPr>
+                <w:rFonts w:ascii="宋体" w:hAnsi="宋体" w:cs="宋体" w:hint="eastAsia"/>
+                <w:color w:val="00B050"/>
+              </w:rPr>
+              <w:t>{{check_Apache_Tomcat_样例目录与_Session_操纵}}</w:t>
             </w:r>
           </w:p>
         </w:tc>
@@ -7853,7 +7867,7 @@
           </w:tcPr>
           <w:p>
             <w:pPr>
-              <w:pStyle w:val="a4"/>
+              <w:pStyle w:val="af6"/>
               <w:wordWrap/>
               <w:spacing w:line="300" w:lineRule="auto"/>
               <w:rPr>
@@ -7866,7 +7880,6 @@
                 <w:b w:val="0"/>
                 <w:color w:val="000000"/>
               </w:rPr>
-              <w:lastRenderedPageBreak/>
               <w:t>服务器安全</w:t>
             </w:r>
           </w:p>
@@ -7884,7 +7897,7 @@
           </w:tcPr>
           <w:p>
             <w:pPr>
-              <w:pStyle w:val="a5"/>
+              <w:pStyle w:val="af7"/>
               <w:jc w:val="center"/>
               <w:cnfStyle w:val="000000000000" w:firstRow="0" w:lastRow="0" w:firstColumn="0" w:lastColumn="0" w:oddVBand="0" w:evenVBand="0" w:oddHBand="0" w:evenHBand="0" w:firstRowFirstColumn="0" w:firstRowLastColumn="0" w:lastRowFirstColumn="0" w:lastRowLastColumn="0"/>
               <w:rPr>
@@ -7914,21 +7927,21 @@
           </w:tcPr>
           <w:p>
             <w:pPr>
-              <w:pStyle w:val="a4"/>
-              <w:wordWrap/>
-              <w:spacing w:line="240" w:lineRule="atLeast"/>
-              <w:cnfStyle w:val="000000000000" w:firstRow="0" w:lastRow="0" w:firstColumn="0" w:lastColumn="0" w:oddVBand="0" w:evenVBand="0" w:oddHBand="0" w:evenHBand="0" w:firstRowFirstColumn="0" w:firstRowLastColumn="0" w:lastRowFirstColumn="0" w:lastRowLastColumn="0"/>
-              <w:rPr>
-                <w:rFonts w:ascii="SimSun" w:hAnsi="SimSun" w:cs="SimSun"/>
-                <w:color w:val="00B050"/>
-              </w:rPr>
-            </w:pPr>
-            <w:r>
-              <w:rPr>
-                <w:rFonts w:ascii="SimSun" w:hAnsi="SimSun" w:cs="SimSun" w:hint="eastAsia"/>
-                <w:color w:val="00B050"/>
-              </w:rPr>
-              <w:t xml:space="preserve">{{check_文件解析导致代码执行}}</w:t>
+              <w:pStyle w:val="af6"/>
+              <w:wordWrap/>
+              <w:spacing w:line="240" w:lineRule="atLeast"/>
+              <w:cnfStyle w:val="000000000000" w:firstRow="0" w:lastRow="0" w:firstColumn="0" w:lastColumn="0" w:oddVBand="0" w:evenVBand="0" w:oddHBand="0" w:evenHBand="0" w:firstRowFirstColumn="0" w:firstRowLastColumn="0" w:lastRowFirstColumn="0" w:lastRowLastColumn="0"/>
+              <w:rPr>
+                <w:rFonts w:ascii="宋体" w:hAnsi="宋体" w:cs="宋体" w:hint="eastAsia"/>
+                <w:color w:val="00B050"/>
+              </w:rPr>
+            </w:pPr>
+            <w:r>
+              <w:rPr>
+                <w:rFonts w:ascii="宋体" w:hAnsi="宋体" w:cs="宋体" w:hint="eastAsia"/>
+                <w:color w:val="00B050"/>
+              </w:rPr>
+              <w:t>{{check_文件解析导致代码执行}}</w:t>
             </w:r>
           </w:p>
         </w:tc>
@@ -7952,7 +7965,7 @@
           </w:tcPr>
           <w:p>
             <w:pPr>
-              <w:pStyle w:val="a4"/>
+              <w:pStyle w:val="af6"/>
               <w:wordWrap/>
               <w:spacing w:line="300" w:lineRule="auto"/>
               <w:rPr>
@@ -7975,7 +7988,7 @@
           </w:tcPr>
           <w:p>
             <w:pPr>
-              <w:pStyle w:val="a5"/>
+              <w:pStyle w:val="af7"/>
               <w:jc w:val="center"/>
               <w:cnfStyle w:val="000000000000" w:firstRow="0" w:lastRow="0" w:firstColumn="0" w:lastColumn="0" w:oddVBand="0" w:evenVBand="0" w:oddHBand="0" w:evenHBand="0" w:firstRowFirstColumn="0" w:firstRowLastColumn="0" w:lastRowFirstColumn="0" w:lastRowLastColumn="0"/>
               <w:rPr>
@@ -8005,21 +8018,21 @@
           </w:tcPr>
           <w:p>
             <w:pPr>
-              <w:pStyle w:val="a4"/>
-              <w:wordWrap/>
-              <w:spacing w:line="240" w:lineRule="atLeast"/>
-              <w:cnfStyle w:val="000000000000" w:firstRow="0" w:lastRow="0" w:firstColumn="0" w:lastColumn="0" w:oddVBand="0" w:evenVBand="0" w:oddHBand="0" w:evenHBand="0" w:firstRowFirstColumn="0" w:firstRowLastColumn="0" w:lastRowFirstColumn="0" w:lastRowLastColumn="0"/>
-              <w:rPr>
-                <w:rFonts w:ascii="SimSun" w:hAnsi="SimSun" w:cs="SimSun"/>
-                <w:color w:val="00B050"/>
-              </w:rPr>
-            </w:pPr>
-            <w:r>
-              <w:rPr>
-                <w:rFonts w:ascii="SimSun" w:hAnsi="SimSun" w:cs="SimSun" w:hint="eastAsia"/>
-                <w:color w:val="00B050"/>
-              </w:rPr>
-              <w:t xml:space="preserve">{{check_域传送_DNS_Zone_Transfer_漏洞}}</w:t>
+              <w:pStyle w:val="af6"/>
+              <w:wordWrap/>
+              <w:spacing w:line="240" w:lineRule="atLeast"/>
+              <w:cnfStyle w:val="000000000000" w:firstRow="0" w:lastRow="0" w:firstColumn="0" w:lastColumn="0" w:oddVBand="0" w:evenVBand="0" w:oddHBand="0" w:evenHBand="0" w:firstRowFirstColumn="0" w:firstRowLastColumn="0" w:lastRowFirstColumn="0" w:lastRowLastColumn="0"/>
+              <w:rPr>
+                <w:rFonts w:ascii="宋体" w:hAnsi="宋体" w:cs="宋体" w:hint="eastAsia"/>
+                <w:color w:val="00B050"/>
+              </w:rPr>
+            </w:pPr>
+            <w:r>
+              <w:rPr>
+                <w:rFonts w:ascii="宋体" w:hAnsi="宋体" w:cs="宋体" w:hint="eastAsia"/>
+                <w:color w:val="00B050"/>
+              </w:rPr>
+              <w:t>{{check_域传送_DNS_Zone_Transfer_漏洞}}</w:t>
             </w:r>
           </w:p>
         </w:tc>
@@ -8043,7 +8056,7 @@
           </w:tcPr>
           <w:p>
             <w:pPr>
-              <w:pStyle w:val="a4"/>
+              <w:pStyle w:val="af6"/>
               <w:wordWrap/>
               <w:spacing w:line="300" w:lineRule="auto"/>
               <w:rPr>
@@ -8066,7 +8079,7 @@
           </w:tcPr>
           <w:p>
             <w:pPr>
-              <w:pStyle w:val="a5"/>
+              <w:pStyle w:val="af7"/>
               <w:jc w:val="center"/>
               <w:cnfStyle w:val="000000000000" w:firstRow="0" w:lastRow="0" w:firstColumn="0" w:lastColumn="0" w:oddVBand="0" w:evenVBand="0" w:oddHBand="0" w:evenHBand="0" w:firstRowFirstColumn="0" w:firstRowLastColumn="0" w:lastRowFirstColumn="0" w:lastRowLastColumn="0"/>
               <w:rPr>
@@ -8103,21 +8116,21 @@
           </w:tcPr>
           <w:p>
             <w:pPr>
-              <w:pStyle w:val="a4"/>
-              <w:wordWrap/>
-              <w:spacing w:line="240" w:lineRule="atLeast"/>
-              <w:cnfStyle w:val="000000000000" w:firstRow="0" w:lastRow="0" w:firstColumn="0" w:lastColumn="0" w:oddVBand="0" w:evenVBand="0" w:oddHBand="0" w:evenHBand="0" w:firstRowFirstColumn="0" w:firstRowLastColumn="0" w:lastRowFirstColumn="0" w:lastRowLastColumn="0"/>
-              <w:rPr>
-                <w:rFonts w:ascii="SimSun" w:hAnsi="SimSun" w:cs="SimSun"/>
-                <w:color w:val="00B050"/>
-              </w:rPr>
-            </w:pPr>
-            <w:r>
-              <w:rPr>
-                <w:rFonts w:ascii="SimSun" w:hAnsi="SimSun" w:cs="SimSun" w:hint="eastAsia"/>
-                <w:color w:val="00B050"/>
-              </w:rPr>
-              <w:t xml:space="preserve">{{check_Redis_未授权访问}}</w:t>
+              <w:pStyle w:val="af6"/>
+              <w:wordWrap/>
+              <w:spacing w:line="240" w:lineRule="atLeast"/>
+              <w:cnfStyle w:val="000000000000" w:firstRow="0" w:lastRow="0" w:firstColumn="0" w:lastColumn="0" w:oddVBand="0" w:evenVBand="0" w:oddHBand="0" w:evenHBand="0" w:firstRowFirstColumn="0" w:firstRowLastColumn="0" w:lastRowFirstColumn="0" w:lastRowLastColumn="0"/>
+              <w:rPr>
+                <w:rFonts w:ascii="宋体" w:hAnsi="宋体" w:cs="宋体" w:hint="eastAsia"/>
+                <w:color w:val="00B050"/>
+              </w:rPr>
+            </w:pPr>
+            <w:r>
+              <w:rPr>
+                <w:rFonts w:ascii="宋体" w:hAnsi="宋体" w:cs="宋体" w:hint="eastAsia"/>
+                <w:color w:val="00B050"/>
+              </w:rPr>
+              <w:t>{{check_Redis_未授权访问}}</w:t>
             </w:r>
           </w:p>
         </w:tc>
@@ -8141,7 +8154,7 @@
           </w:tcPr>
           <w:p>
             <w:pPr>
-              <w:pStyle w:val="a4"/>
+              <w:pStyle w:val="af6"/>
               <w:wordWrap/>
               <w:spacing w:line="300" w:lineRule="auto"/>
               <w:rPr>
@@ -8164,7 +8177,7 @@
           </w:tcPr>
           <w:p>
             <w:pPr>
-              <w:pStyle w:val="a5"/>
+              <w:pStyle w:val="af7"/>
               <w:jc w:val="center"/>
               <w:cnfStyle w:val="000000000000" w:firstRow="0" w:lastRow="0" w:firstColumn="0" w:lastColumn="0" w:oddVBand="0" w:evenVBand="0" w:oddHBand="0" w:evenHBand="0" w:firstRowFirstColumn="0" w:firstRowLastColumn="0" w:lastRowFirstColumn="0" w:lastRowLastColumn="0"/>
               <w:rPr>
@@ -8201,21 +8214,21 @@
           </w:tcPr>
           <w:p>
             <w:pPr>
-              <w:pStyle w:val="a4"/>
-              <w:wordWrap/>
-              <w:spacing w:line="240" w:lineRule="atLeast"/>
-              <w:cnfStyle w:val="000000000000" w:firstRow="0" w:lastRow="0" w:firstColumn="0" w:lastColumn="0" w:oddVBand="0" w:evenVBand="0" w:oddHBand="0" w:evenHBand="0" w:firstRowFirstColumn="0" w:firstRowLastColumn="0" w:lastRowFirstColumn="0" w:lastRowLastColumn="0"/>
-              <w:rPr>
-                <w:rFonts w:ascii="SimSun" w:hAnsi="SimSun" w:cs="SimSun"/>
-                <w:color w:val="00B050"/>
-              </w:rPr>
-            </w:pPr>
-            <w:r>
-              <w:rPr>
-                <w:rFonts w:ascii="SimSun" w:hAnsi="SimSun" w:cs="SimSun" w:hint="eastAsia"/>
-                <w:color w:val="00B050"/>
-              </w:rPr>
-              <w:t xml:space="preserve">{{check_MongoDB_未授权访问}}</w:t>
+              <w:pStyle w:val="af6"/>
+              <w:wordWrap/>
+              <w:spacing w:line="240" w:lineRule="atLeast"/>
+              <w:cnfStyle w:val="000000000000" w:firstRow="0" w:lastRow="0" w:firstColumn="0" w:lastColumn="0" w:oddVBand="0" w:evenVBand="0" w:oddHBand="0" w:evenHBand="0" w:firstRowFirstColumn="0" w:firstRowLastColumn="0" w:lastRowFirstColumn="0" w:lastRowLastColumn="0"/>
+              <w:rPr>
+                <w:rFonts w:ascii="宋体" w:hAnsi="宋体" w:cs="宋体" w:hint="eastAsia"/>
+                <w:color w:val="00B050"/>
+              </w:rPr>
+            </w:pPr>
+            <w:r>
+              <w:rPr>
+                <w:rFonts w:ascii="宋体" w:hAnsi="宋体" w:cs="宋体" w:hint="eastAsia"/>
+                <w:color w:val="00B050"/>
+              </w:rPr>
+              <w:t>{{check_MongoDB_未授权访问}}</w:t>
             </w:r>
           </w:p>
         </w:tc>
@@ -8239,7 +8252,7 @@
           </w:tcPr>
           <w:p>
             <w:pPr>
-              <w:pStyle w:val="a4"/>
+              <w:pStyle w:val="af6"/>
               <w:wordWrap/>
               <w:spacing w:line="300" w:lineRule="auto"/>
               <w:rPr>
@@ -8262,7 +8275,7 @@
           </w:tcPr>
           <w:p>
             <w:pPr>
-              <w:pStyle w:val="a5"/>
+              <w:pStyle w:val="af7"/>
               <w:jc w:val="center"/>
               <w:cnfStyle w:val="000000000000" w:firstRow="0" w:lastRow="0" w:firstColumn="0" w:lastColumn="0" w:oddVBand="0" w:evenVBand="0" w:oddHBand="0" w:evenHBand="0" w:firstRowFirstColumn="0" w:firstRowLastColumn="0" w:lastRowFirstColumn="0" w:lastRowLastColumn="0"/>
               <w:rPr>
@@ -8292,21 +8305,21 @@
           </w:tcPr>
           <w:p>
             <w:pPr>
-              <w:pStyle w:val="a4"/>
-              <w:wordWrap/>
-              <w:spacing w:line="240" w:lineRule="atLeast"/>
-              <w:cnfStyle w:val="000000000000" w:firstRow="0" w:lastRow="0" w:firstColumn="0" w:lastColumn="0" w:oddVBand="0" w:evenVBand="0" w:oddHBand="0" w:evenHBand="0" w:firstRowFirstColumn="0" w:firstRowLastColumn="0" w:lastRowFirstColumn="0" w:lastRowLastColumn="0"/>
-              <w:rPr>
-                <w:rFonts w:ascii="SimSun" w:hAnsi="SimSun" w:cs="SimSun"/>
-                <w:color w:val="00B050"/>
-              </w:rPr>
-            </w:pPr>
-            <w:r>
-              <w:rPr>
-                <w:rFonts w:ascii="SimSun" w:hAnsi="SimSun" w:cs="SimSun" w:hint="eastAsia"/>
-                <w:color w:val="00B050"/>
-              </w:rPr>
-              <w:t xml:space="preserve">{{check_操作系统弱口令}}</w:t>
+              <w:pStyle w:val="af6"/>
+              <w:wordWrap/>
+              <w:spacing w:line="240" w:lineRule="atLeast"/>
+              <w:cnfStyle w:val="000000000000" w:firstRow="0" w:lastRow="0" w:firstColumn="0" w:lastColumn="0" w:oddVBand="0" w:evenVBand="0" w:oddHBand="0" w:evenHBand="0" w:firstRowFirstColumn="0" w:firstRowLastColumn="0" w:lastRowFirstColumn="0" w:lastRowLastColumn="0"/>
+              <w:rPr>
+                <w:rFonts w:ascii="宋体" w:hAnsi="宋体" w:cs="宋体" w:hint="eastAsia"/>
+                <w:color w:val="00B050"/>
+              </w:rPr>
+            </w:pPr>
+            <w:r>
+              <w:rPr>
+                <w:rFonts w:ascii="宋体" w:hAnsi="宋体" w:cs="宋体" w:hint="eastAsia"/>
+                <w:color w:val="00B050"/>
+              </w:rPr>
+              <w:t>{{check_操作系统弱口令}}</w:t>
             </w:r>
           </w:p>
         </w:tc>
@@ -8330,7 +8343,7 @@
           </w:tcPr>
           <w:p>
             <w:pPr>
-              <w:pStyle w:val="a4"/>
+              <w:pStyle w:val="af6"/>
               <w:wordWrap/>
               <w:spacing w:line="300" w:lineRule="auto"/>
               <w:rPr>
@@ -8353,7 +8366,7 @@
           </w:tcPr>
           <w:p>
             <w:pPr>
-              <w:pStyle w:val="a5"/>
+              <w:pStyle w:val="af7"/>
               <w:jc w:val="center"/>
               <w:cnfStyle w:val="000000000000" w:firstRow="0" w:lastRow="0" w:firstColumn="0" w:lastColumn="0" w:oddVBand="0" w:evenVBand="0" w:oddHBand="0" w:evenHBand="0" w:firstRowFirstColumn="0" w:firstRowLastColumn="0" w:lastRowFirstColumn="0" w:lastRowLastColumn="0"/>
               <w:rPr>
@@ -8383,21 +8396,21 @@
           </w:tcPr>
           <w:p>
             <w:pPr>
-              <w:pStyle w:val="a4"/>
-              <w:wordWrap/>
-              <w:spacing w:line="240" w:lineRule="atLeast"/>
-              <w:cnfStyle w:val="000000000000" w:firstRow="0" w:lastRow="0" w:firstColumn="0" w:lastColumn="0" w:oddVBand="0" w:evenVBand="0" w:oddHBand="0" w:evenHBand="0" w:firstRowFirstColumn="0" w:firstRowLastColumn="0" w:lastRowFirstColumn="0" w:lastRowLastColumn="0"/>
-              <w:rPr>
-                <w:rFonts w:ascii="SimSun" w:hAnsi="SimSun" w:cs="SimSun"/>
-                <w:color w:val="00B050"/>
-              </w:rPr>
-            </w:pPr>
-            <w:r>
-              <w:rPr>
-                <w:rFonts w:ascii="SimSun" w:hAnsi="SimSun" w:cs="SimSun" w:hint="eastAsia"/>
-                <w:color w:val="00B050"/>
-              </w:rPr>
-              <w:t xml:space="preserve">{{check_数据库弱口令}}</w:t>
+              <w:pStyle w:val="af6"/>
+              <w:wordWrap/>
+              <w:spacing w:line="240" w:lineRule="atLeast"/>
+              <w:cnfStyle w:val="000000000000" w:firstRow="0" w:lastRow="0" w:firstColumn="0" w:lastColumn="0" w:oddVBand="0" w:evenVBand="0" w:oddHBand="0" w:evenHBand="0" w:firstRowFirstColumn="0" w:firstRowLastColumn="0" w:lastRowFirstColumn="0" w:lastRowLastColumn="0"/>
+              <w:rPr>
+                <w:rFonts w:ascii="宋体" w:hAnsi="宋体" w:cs="宋体" w:hint="eastAsia"/>
+                <w:color w:val="00B050"/>
+              </w:rPr>
+            </w:pPr>
+            <w:r>
+              <w:rPr>
+                <w:rFonts w:ascii="宋体" w:hAnsi="宋体" w:cs="宋体" w:hint="eastAsia"/>
+                <w:color w:val="00B050"/>
+              </w:rPr>
+              <w:t>{{check_数据库弱口令}}</w:t>
             </w:r>
           </w:p>
         </w:tc>
@@ -8421,7 +8434,7 @@
           </w:tcPr>
           <w:p>
             <w:pPr>
-              <w:pStyle w:val="a4"/>
+              <w:pStyle w:val="af6"/>
               <w:wordWrap/>
               <w:spacing w:line="300" w:lineRule="auto"/>
               <w:rPr>
@@ -8444,7 +8457,7 @@
           </w:tcPr>
           <w:p>
             <w:pPr>
-              <w:pStyle w:val="a5"/>
+              <w:pStyle w:val="af7"/>
               <w:jc w:val="center"/>
               <w:cnfStyle w:val="000000000000" w:firstRow="0" w:lastRow="0" w:firstColumn="0" w:lastColumn="0" w:oddVBand="0" w:evenVBand="0" w:oddHBand="0" w:evenHBand="0" w:firstRowFirstColumn="0" w:firstRowLastColumn="0" w:lastRowFirstColumn="0" w:lastRowLastColumn="0"/>
               <w:rPr>
@@ -8474,21 +8487,21 @@
           </w:tcPr>
           <w:p>
             <w:pPr>
-              <w:pStyle w:val="a4"/>
-              <w:wordWrap/>
-              <w:spacing w:line="240" w:lineRule="atLeast"/>
-              <w:cnfStyle w:val="000000000000" w:firstRow="0" w:lastRow="0" w:firstColumn="0" w:lastColumn="0" w:oddVBand="0" w:evenVBand="0" w:oddHBand="0" w:evenHBand="0" w:firstRowFirstColumn="0" w:firstRowLastColumn="0" w:lastRowFirstColumn="0" w:lastRowLastColumn="0"/>
-              <w:rPr>
-                <w:rFonts w:ascii="SimSun" w:hAnsi="SimSun" w:cs="SimSun"/>
-                <w:color w:val="00B050"/>
-              </w:rPr>
-            </w:pPr>
-            <w:r>
-              <w:rPr>
-                <w:rFonts w:ascii="SimSun" w:hAnsi="SimSun" w:cs="SimSun" w:hint="eastAsia"/>
-                <w:color w:val="00B050"/>
-              </w:rPr>
-              <w:t xml:space="preserve">{{check_本地权限提升}}</w:t>
+              <w:pStyle w:val="af6"/>
+              <w:wordWrap/>
+              <w:spacing w:line="240" w:lineRule="atLeast"/>
+              <w:cnfStyle w:val="000000000000" w:firstRow="0" w:lastRow="0" w:firstColumn="0" w:lastColumn="0" w:oddVBand="0" w:evenVBand="0" w:oddHBand="0" w:evenHBand="0" w:firstRowFirstColumn="0" w:firstRowLastColumn="0" w:lastRowFirstColumn="0" w:lastRowLastColumn="0"/>
+              <w:rPr>
+                <w:rFonts w:ascii="宋体" w:hAnsi="宋体" w:cs="宋体" w:hint="eastAsia"/>
+                <w:color w:val="00B050"/>
+              </w:rPr>
+            </w:pPr>
+            <w:r>
+              <w:rPr>
+                <w:rFonts w:ascii="宋体" w:hAnsi="宋体" w:cs="宋体" w:hint="eastAsia"/>
+                <w:color w:val="00B050"/>
+              </w:rPr>
+              <w:t>{{check_本地权限提升}}</w:t>
             </w:r>
           </w:p>
         </w:tc>
@@ -8512,7 +8525,7 @@
           </w:tcPr>
           <w:p>
             <w:pPr>
-              <w:pStyle w:val="a4"/>
+              <w:pStyle w:val="af6"/>
               <w:wordWrap/>
               <w:spacing w:line="300" w:lineRule="auto"/>
               <w:rPr>
@@ -8535,7 +8548,7 @@
           </w:tcPr>
           <w:p>
             <w:pPr>
-              <w:pStyle w:val="a5"/>
+              <w:pStyle w:val="af7"/>
               <w:jc w:val="center"/>
               <w:cnfStyle w:val="000000000000" w:firstRow="0" w:lastRow="0" w:firstColumn="0" w:lastColumn="0" w:oddVBand="0" w:evenVBand="0" w:oddHBand="0" w:evenHBand="0" w:firstRowFirstColumn="0" w:firstRowLastColumn="0" w:lastRowFirstColumn="0" w:lastRowLastColumn="0"/>
               <w:rPr>
@@ -8565,21 +8578,21 @@
           </w:tcPr>
           <w:p>
             <w:pPr>
-              <w:pStyle w:val="a4"/>
-              <w:wordWrap/>
-              <w:spacing w:line="240" w:lineRule="atLeast"/>
-              <w:cnfStyle w:val="000000000000" w:firstRow="0" w:lastRow="0" w:firstColumn="0" w:lastColumn="0" w:oddVBand="0" w:evenVBand="0" w:oddHBand="0" w:evenHBand="0" w:firstRowFirstColumn="0" w:firstRowLastColumn="0" w:lastRowFirstColumn="0" w:lastRowLastColumn="0"/>
-              <w:rPr>
-                <w:rFonts w:ascii="SimSun" w:hAnsi="SimSun" w:cs="SimSun"/>
-                <w:color w:val="00B050"/>
-              </w:rPr>
-            </w:pPr>
-            <w:r>
-              <w:rPr>
-                <w:rFonts w:ascii="SimSun" w:hAnsi="SimSun" w:cs="SimSun" w:hint="eastAsia"/>
-                <w:color w:val="00B050"/>
-              </w:rPr>
-              <w:t xml:space="preserve">{{check_已存在的脚本_木马}}</w:t>
+              <w:pStyle w:val="af6"/>
+              <w:wordWrap/>
+              <w:spacing w:line="240" w:lineRule="atLeast"/>
+              <w:cnfStyle w:val="000000000000" w:firstRow="0" w:lastRow="0" w:firstColumn="0" w:lastColumn="0" w:oddVBand="0" w:evenVBand="0" w:oddHBand="0" w:evenHBand="0" w:firstRowFirstColumn="0" w:firstRowLastColumn="0" w:lastRowFirstColumn="0" w:lastRowLastColumn="0"/>
+              <w:rPr>
+                <w:rFonts w:ascii="宋体" w:hAnsi="宋体" w:cs="宋体" w:hint="eastAsia"/>
+                <w:color w:val="00B050"/>
+              </w:rPr>
+            </w:pPr>
+            <w:r>
+              <w:rPr>
+                <w:rFonts w:ascii="宋体" w:hAnsi="宋体" w:cs="宋体" w:hint="eastAsia"/>
+                <w:color w:val="00B050"/>
+              </w:rPr>
+              <w:t>{{check_已存在的脚本_木马}}</w:t>
             </w:r>
           </w:p>
         </w:tc>
@@ -8603,7 +8616,7 @@
           </w:tcPr>
           <w:p>
             <w:pPr>
-              <w:pStyle w:val="a4"/>
+              <w:pStyle w:val="af6"/>
               <w:wordWrap/>
               <w:spacing w:line="300" w:lineRule="auto"/>
               <w:rPr>
@@ -8626,7 +8639,7 @@
           </w:tcPr>
           <w:p>
             <w:pPr>
-              <w:pStyle w:val="a5"/>
+              <w:pStyle w:val="af7"/>
               <w:jc w:val="center"/>
               <w:cnfStyle w:val="000000000000" w:firstRow="0" w:lastRow="0" w:firstColumn="0" w:lastColumn="0" w:oddVBand="0" w:evenVBand="0" w:oddHBand="0" w:evenHBand="0" w:firstRowFirstColumn="0" w:firstRowLastColumn="0" w:lastRowFirstColumn="0" w:lastRowLastColumn="0"/>
               <w:rPr>
@@ -8656,21 +8669,21 @@
           </w:tcPr>
           <w:p>
             <w:pPr>
-              <w:pStyle w:val="a4"/>
-              <w:wordWrap/>
-              <w:spacing w:line="240" w:lineRule="atLeast"/>
-              <w:cnfStyle w:val="000000000000" w:firstRow="0" w:lastRow="0" w:firstColumn="0" w:lastColumn="0" w:oddVBand="0" w:evenVBand="0" w:oddHBand="0" w:evenHBand="0" w:firstRowFirstColumn="0" w:firstRowLastColumn="0" w:lastRowFirstColumn="0" w:lastRowLastColumn="0"/>
-              <w:rPr>
-                <w:rFonts w:ascii="SimSun" w:hAnsi="SimSun" w:cs="SimSun"/>
-                <w:color w:val="00B050"/>
-              </w:rPr>
-            </w:pPr>
-            <w:r>
-              <w:rPr>
-                <w:rFonts w:ascii="SimSun" w:hAnsi="SimSun" w:cs="SimSun" w:hint="eastAsia"/>
-                <w:color w:val="00B050"/>
-              </w:rPr>
-              <w:t xml:space="preserve">{{check_永恒之蓝_EternalBlue_利用}}</w:t>
+              <w:pStyle w:val="af6"/>
+              <w:wordWrap/>
+              <w:spacing w:line="240" w:lineRule="atLeast"/>
+              <w:cnfStyle w:val="000000000000" w:firstRow="0" w:lastRow="0" w:firstColumn="0" w:lastColumn="0" w:oddVBand="0" w:evenVBand="0" w:oddHBand="0" w:evenHBand="0" w:firstRowFirstColumn="0" w:firstRowLastColumn="0" w:lastRowFirstColumn="0" w:lastRowLastColumn="0"/>
+              <w:rPr>
+                <w:rFonts w:ascii="宋体" w:hAnsi="宋体" w:cs="宋体" w:hint="eastAsia"/>
+                <w:color w:val="00B050"/>
+              </w:rPr>
+            </w:pPr>
+            <w:r>
+              <w:rPr>
+                <w:rFonts w:ascii="宋体" w:hAnsi="宋体" w:cs="宋体" w:hint="eastAsia"/>
+                <w:color w:val="00B050"/>
+              </w:rPr>
+              <w:t>{{check_永恒之蓝_EternalBlue_利用}}</w:t>
             </w:r>
           </w:p>
         </w:tc>
@@ -8694,7 +8707,7 @@
           </w:tcPr>
           <w:p>
             <w:pPr>
-              <w:pStyle w:val="a4"/>
+              <w:pStyle w:val="af6"/>
               <w:wordWrap/>
               <w:spacing w:line="300" w:lineRule="auto"/>
               <w:rPr>
@@ -8717,7 +8730,7 @@
           </w:tcPr>
           <w:p>
             <w:pPr>
-              <w:pStyle w:val="a5"/>
+              <w:pStyle w:val="af7"/>
               <w:jc w:val="center"/>
               <w:cnfStyle w:val="000000000000" w:firstRow="0" w:lastRow="0" w:firstColumn="0" w:lastColumn="0" w:oddVBand="0" w:evenVBand="0" w:oddHBand="0" w:evenHBand="0" w:firstRowFirstColumn="0" w:firstRowLastColumn="0" w:lastRowFirstColumn="0" w:lastRowLastColumn="0"/>
               <w:rPr>
@@ -8756,21 +8769,21 @@
           </w:tcPr>
           <w:p>
             <w:pPr>
-              <w:pStyle w:val="a4"/>
-              <w:wordWrap/>
-              <w:spacing w:line="240" w:lineRule="atLeast"/>
-              <w:cnfStyle w:val="000000000000" w:firstRow="0" w:lastRow="0" w:firstColumn="0" w:lastColumn="0" w:oddVBand="0" w:evenVBand="0" w:oddHBand="0" w:evenHBand="0" w:firstRowFirstColumn="0" w:firstRowLastColumn="0" w:lastRowFirstColumn="0" w:lastRowLastColumn="0"/>
-              <w:rPr>
-                <w:rFonts w:ascii="SimSun" w:hAnsi="SimSun" w:cs="SimSun"/>
-                <w:color w:val="00B050"/>
-              </w:rPr>
-            </w:pPr>
-            <w:r>
-              <w:rPr>
-                <w:rFonts w:ascii="SimSun" w:hAnsi="SimSun" w:cs="SimSun" w:hint="eastAsia"/>
-                <w:color w:val="00B050"/>
-              </w:rPr>
-              <w:t xml:space="preserve">{{check_MSSQL_信息探测}}</w:t>
+              <w:pStyle w:val="af6"/>
+              <w:wordWrap/>
+              <w:spacing w:line="240" w:lineRule="atLeast"/>
+              <w:cnfStyle w:val="000000000000" w:firstRow="0" w:lastRow="0" w:firstColumn="0" w:lastColumn="0" w:oddVBand="0" w:evenVBand="0" w:oddHBand="0" w:evenHBand="0" w:firstRowFirstColumn="0" w:firstRowLastColumn="0" w:lastRowFirstColumn="0" w:lastRowLastColumn="0"/>
+              <w:rPr>
+                <w:rFonts w:ascii="宋体" w:hAnsi="宋体" w:cs="宋体" w:hint="eastAsia"/>
+                <w:color w:val="00B050"/>
+              </w:rPr>
+            </w:pPr>
+            <w:r>
+              <w:rPr>
+                <w:rFonts w:ascii="宋体" w:hAnsi="宋体" w:cs="宋体" w:hint="eastAsia"/>
+                <w:color w:val="00B050"/>
+              </w:rPr>
+              <w:t>{{check_MSSQL_信息探测}}</w:t>
             </w:r>
           </w:p>
         </w:tc>
@@ -8794,7 +8807,7 @@
           </w:tcPr>
           <w:p>
             <w:pPr>
-              <w:pStyle w:val="a4"/>
+              <w:pStyle w:val="af6"/>
               <w:wordWrap/>
               <w:spacing w:line="300" w:lineRule="auto"/>
               <w:rPr>
@@ -8817,7 +8830,7 @@
           </w:tcPr>
           <w:p>
             <w:pPr>
-              <w:pStyle w:val="a5"/>
+              <w:pStyle w:val="af7"/>
               <w:jc w:val="center"/>
               <w:cnfStyle w:val="000000000000" w:firstRow="0" w:lastRow="0" w:firstColumn="0" w:lastColumn="0" w:oddVBand="0" w:evenVBand="0" w:oddHBand="0" w:evenHBand="0" w:firstRowFirstColumn="0" w:firstRowLastColumn="0" w:lastRowFirstColumn="0" w:lastRowLastColumn="0"/>
               <w:rPr>
@@ -8854,21 +8867,21 @@
           </w:tcPr>
           <w:p>
             <w:pPr>
-              <w:pStyle w:val="a4"/>
-              <w:wordWrap/>
-              <w:spacing w:line="240" w:lineRule="atLeast"/>
-              <w:cnfStyle w:val="000000000000" w:firstRow="0" w:lastRow="0" w:firstColumn="0" w:lastColumn="0" w:oddVBand="0" w:evenVBand="0" w:oddHBand="0" w:evenHBand="0" w:firstRowFirstColumn="0" w:firstRowLastColumn="0" w:lastRowFirstColumn="0" w:lastRowLastColumn="0"/>
-              <w:rPr>
-                <w:rFonts w:ascii="SimSun" w:hAnsi="SimSun" w:cs="SimSun"/>
-                <w:color w:val="00B050"/>
-              </w:rPr>
-            </w:pPr>
-            <w:r>
-              <w:rPr>
-                <w:rFonts w:ascii="SimSun" w:hAnsi="SimSun" w:cs="SimSun" w:hint="eastAsia"/>
-                <w:color w:val="00B050"/>
-              </w:rPr>
-              <w:t xml:space="preserve">{{check_Windows_操作系统漏洞}}</w:t>
+              <w:pStyle w:val="af6"/>
+              <w:wordWrap/>
+              <w:spacing w:line="240" w:lineRule="atLeast"/>
+              <w:cnfStyle w:val="000000000000" w:firstRow="0" w:lastRow="0" w:firstColumn="0" w:lastColumn="0" w:oddVBand="0" w:evenVBand="0" w:oddHBand="0" w:evenHBand="0" w:firstRowFirstColumn="0" w:firstRowLastColumn="0" w:lastRowFirstColumn="0" w:lastRowLastColumn="0"/>
+              <w:rPr>
+                <w:rFonts w:ascii="宋体" w:hAnsi="宋体" w:cs="宋体" w:hint="eastAsia"/>
+                <w:color w:val="00B050"/>
+              </w:rPr>
+            </w:pPr>
+            <w:r>
+              <w:rPr>
+                <w:rFonts w:ascii="宋体" w:hAnsi="宋体" w:cs="宋体" w:hint="eastAsia"/>
+                <w:color w:val="00B050"/>
+              </w:rPr>
+              <w:t>{{check_Windows_操作系统漏洞}}</w:t>
             </w:r>
           </w:p>
         </w:tc>
@@ -8892,7 +8905,7 @@
           </w:tcPr>
           <w:p>
             <w:pPr>
-              <w:pStyle w:val="a4"/>
+              <w:pStyle w:val="af6"/>
               <w:wordWrap/>
               <w:spacing w:line="300" w:lineRule="auto"/>
               <w:rPr>
@@ -8915,7 +8928,7 @@
           </w:tcPr>
           <w:p>
             <w:pPr>
-              <w:pStyle w:val="a5"/>
+              <w:pStyle w:val="af7"/>
               <w:jc w:val="center"/>
               <w:cnfStyle w:val="000000000000" w:firstRow="0" w:lastRow="0" w:firstColumn="0" w:lastColumn="0" w:oddVBand="0" w:evenVBand="0" w:oddHBand="0" w:evenHBand="0" w:firstRowFirstColumn="0" w:firstRowLastColumn="0" w:lastRowFirstColumn="0" w:lastRowLastColumn="0"/>
               <w:rPr>
@@ -8945,21 +8958,21 @@
           </w:tcPr>
           <w:p>
             <w:pPr>
-              <w:pStyle w:val="a4"/>
-              <w:wordWrap/>
-              <w:spacing w:line="240" w:lineRule="atLeast"/>
-              <w:cnfStyle w:val="000000000000" w:firstRow="0" w:lastRow="0" w:firstColumn="0" w:lastColumn="0" w:oddVBand="0" w:evenVBand="0" w:oddHBand="0" w:evenHBand="0" w:firstRowFirstColumn="0" w:firstRowLastColumn="0" w:lastRowFirstColumn="0" w:lastRowLastColumn="0"/>
-              <w:rPr>
-                <w:rFonts w:ascii="SimSun" w:hAnsi="SimSun" w:cs="SimSun"/>
-                <w:color w:val="00B050"/>
-              </w:rPr>
-            </w:pPr>
-            <w:r>
-              <w:rPr>
-                <w:rFonts w:ascii="SimSun" w:hAnsi="SimSun" w:cs="SimSun" w:hint="eastAsia"/>
-                <w:color w:val="00B050"/>
-              </w:rPr>
-              <w:t xml:space="preserve">{{check_数据库远程连接暴露}}</w:t>
+              <w:pStyle w:val="af6"/>
+              <w:wordWrap/>
+              <w:spacing w:line="240" w:lineRule="atLeast"/>
+              <w:cnfStyle w:val="000000000000" w:firstRow="0" w:lastRow="0" w:firstColumn="0" w:lastColumn="0" w:oddVBand="0" w:evenVBand="0" w:oddHBand="0" w:evenHBand="0" w:firstRowFirstColumn="0" w:firstRowLastColumn="0" w:lastRowFirstColumn="0" w:lastRowLastColumn="0"/>
+              <w:rPr>
+                <w:rFonts w:ascii="宋体" w:hAnsi="宋体" w:cs="宋体" w:hint="eastAsia"/>
+                <w:color w:val="00B050"/>
+              </w:rPr>
+            </w:pPr>
+            <w:r>
+              <w:rPr>
+                <w:rFonts w:ascii="宋体" w:hAnsi="宋体" w:cs="宋体" w:hint="eastAsia"/>
+                <w:color w:val="00B050"/>
+              </w:rPr>
+              <w:t>{{check_数据库远程连接暴露}}</w:t>
             </w:r>
           </w:p>
         </w:tc>
@@ -8983,7 +8996,7 @@
           </w:tcPr>
           <w:p>
             <w:pPr>
-              <w:pStyle w:val="a4"/>
+              <w:pStyle w:val="af6"/>
               <w:wordWrap/>
               <w:spacing w:line="300" w:lineRule="auto"/>
               <w:rPr>
@@ -9006,7 +9019,7 @@
           </w:tcPr>
           <w:p>
             <w:pPr>
-              <w:pStyle w:val="a5"/>
+              <w:pStyle w:val="af7"/>
               <w:jc w:val="center"/>
               <w:cnfStyle w:val="000000000000" w:firstRow="0" w:lastRow="0" w:firstColumn="0" w:lastColumn="0" w:oddVBand="0" w:evenVBand="0" w:oddHBand="0" w:evenHBand="0" w:firstRowFirstColumn="0" w:firstRowLastColumn="0" w:lastRowFirstColumn="0" w:lastRowLastColumn="0"/>
               <w:rPr>
@@ -9036,21 +9049,21 @@
           </w:tcPr>
           <w:p>
             <w:pPr>
-              <w:pStyle w:val="a4"/>
-              <w:wordWrap/>
-              <w:spacing w:line="240" w:lineRule="atLeast"/>
-              <w:cnfStyle w:val="000000000000" w:firstRow="0" w:lastRow="0" w:firstColumn="0" w:lastColumn="0" w:oddVBand="0" w:evenVBand="0" w:oddHBand="0" w:evenHBand="0" w:firstRowFirstColumn="0" w:firstRowLastColumn="0" w:lastRowFirstColumn="0" w:lastRowLastColumn="0"/>
-              <w:rPr>
-                <w:rFonts w:ascii="SimSun" w:hAnsi="SimSun" w:cs="SimSun"/>
-                <w:color w:val="00B050"/>
-              </w:rPr>
-            </w:pPr>
-            <w:r>
-              <w:rPr>
-                <w:rFonts w:ascii="SimSun" w:hAnsi="SimSun" w:cs="SimSun" w:hint="eastAsia"/>
-                <w:color w:val="00B050"/>
-              </w:rPr>
-              <w:t xml:space="preserve">{{check_权限分配不合理}}</w:t>
+              <w:pStyle w:val="af6"/>
+              <w:wordWrap/>
+              <w:spacing w:line="240" w:lineRule="atLeast"/>
+              <w:cnfStyle w:val="000000000000" w:firstRow="0" w:lastRow="0" w:firstColumn="0" w:lastColumn="0" w:oddVBand="0" w:evenVBand="0" w:oddHBand="0" w:evenHBand="0" w:firstRowFirstColumn="0" w:firstRowLastColumn="0" w:lastRowFirstColumn="0" w:lastRowLastColumn="0"/>
+              <w:rPr>
+                <w:rFonts w:ascii="宋体" w:hAnsi="宋体" w:cs="宋体" w:hint="eastAsia"/>
+                <w:color w:val="00B050"/>
+              </w:rPr>
+            </w:pPr>
+            <w:r>
+              <w:rPr>
+                <w:rFonts w:ascii="宋体" w:hAnsi="宋体" w:cs="宋体" w:hint="eastAsia"/>
+                <w:color w:val="00B050"/>
+              </w:rPr>
+              <w:t>{{check_权限分配不合理}}</w:t>
             </w:r>
           </w:p>
         </w:tc>
@@ -9074,7 +9087,7 @@
           </w:tcPr>
           <w:p>
             <w:pPr>
-              <w:pStyle w:val="a4"/>
+              <w:pStyle w:val="af6"/>
               <w:wordWrap/>
               <w:spacing w:line="300" w:lineRule="auto"/>
               <w:rPr>
@@ -9118,7 +9131,7 @@
           </w:tcPr>
           <w:p>
             <w:pPr>
-              <w:pStyle w:val="a5"/>
+              <w:pStyle w:val="af7"/>
               <w:jc w:val="center"/>
               <w:cnfStyle w:val="000000000000" w:firstRow="0" w:lastRow="0" w:firstColumn="0" w:lastColumn="0" w:oddVBand="0" w:evenVBand="0" w:oddHBand="0" w:evenHBand="0" w:firstRowFirstColumn="0" w:firstRowLastColumn="0" w:lastRowFirstColumn="0" w:lastRowLastColumn="0"/>
               <w:rPr>
@@ -9155,21 +9168,21 @@
           </w:tcPr>
           <w:p>
             <w:pPr>
-              <w:pStyle w:val="a4"/>
-              <w:wordWrap/>
-              <w:spacing w:line="240" w:lineRule="atLeast"/>
-              <w:cnfStyle w:val="000000000000" w:firstRow="0" w:lastRow="0" w:firstColumn="0" w:lastColumn="0" w:oddVBand="0" w:evenVBand="0" w:oddHBand="0" w:evenHBand="0" w:firstRowFirstColumn="0" w:firstRowLastColumn="0" w:lastRowFirstColumn="0" w:lastRowLastColumn="0"/>
-              <w:rPr>
-                <w:rFonts w:ascii="SimSun" w:hAnsi="SimSun" w:cs="SimSun"/>
-                <w:color w:val="00B050"/>
-              </w:rPr>
-            </w:pPr>
-            <w:r>
-              <w:rPr>
-                <w:rFonts w:ascii="SimSun" w:hAnsi="SimSun" w:cs="SimSun" w:hint="eastAsia"/>
-                <w:color w:val="00B050"/>
-              </w:rPr>
-              <w:t xml:space="preserve">{{check_HTTP_sys_远程代码执行漏洞_相关补丁缺失}}</w:t>
+              <w:pStyle w:val="af6"/>
+              <w:wordWrap/>
+              <w:spacing w:line="240" w:lineRule="atLeast"/>
+              <w:cnfStyle w:val="000000000000" w:firstRow="0" w:lastRow="0" w:firstColumn="0" w:lastColumn="0" w:oddVBand="0" w:evenVBand="0" w:oddHBand="0" w:evenHBand="0" w:firstRowFirstColumn="0" w:firstRowLastColumn="0" w:lastRowFirstColumn="0" w:lastRowLastColumn="0"/>
+              <w:rPr>
+                <w:rFonts w:ascii="宋体" w:hAnsi="宋体" w:cs="宋体" w:hint="eastAsia"/>
+                <w:color w:val="00B050"/>
+              </w:rPr>
+            </w:pPr>
+            <w:r>
+              <w:rPr>
+                <w:rFonts w:ascii="宋体" w:hAnsi="宋体" w:cs="宋体" w:hint="eastAsia"/>
+                <w:color w:val="00B050"/>
+              </w:rPr>
+              <w:t>{{check_HTTP_sys_远程代码执行漏洞_相关补丁缺失}}</w:t>
             </w:r>
           </w:p>
         </w:tc>
@@ -9193,7 +9206,7 @@
           </w:tcPr>
           <w:p>
             <w:pPr>
-              <w:pStyle w:val="a4"/>
+              <w:pStyle w:val="af6"/>
               <w:wordWrap/>
               <w:spacing w:line="300" w:lineRule="auto"/>
               <w:rPr>
@@ -9216,7 +9229,7 @@
           </w:tcPr>
           <w:p>
             <w:pPr>
-              <w:pStyle w:val="a5"/>
+              <w:pStyle w:val="af7"/>
               <w:jc w:val="center"/>
               <w:cnfStyle w:val="000000000000" w:firstRow="0" w:lastRow="0" w:firstColumn="0" w:lastColumn="0" w:oddVBand="0" w:evenVBand="0" w:oddHBand="0" w:evenHBand="0" w:firstRowFirstColumn="0" w:firstRowLastColumn="0" w:lastRowFirstColumn="0" w:lastRowLastColumn="0"/>
               <w:rPr>
@@ -9260,21 +9273,21 @@
           </w:tcPr>
           <w:p>
             <w:pPr>
-              <w:pStyle w:val="a4"/>
-              <w:wordWrap/>
-              <w:spacing w:line="240" w:lineRule="atLeast"/>
-              <w:cnfStyle w:val="000000000000" w:firstRow="0" w:lastRow="0" w:firstColumn="0" w:lastColumn="0" w:oddVBand="0" w:evenVBand="0" w:oddHBand="0" w:evenHBand="0" w:firstRowFirstColumn="0" w:firstRowLastColumn="0" w:lastRowFirstColumn="0" w:lastRowLastColumn="0"/>
-              <w:rPr>
-                <w:rFonts w:ascii="SimSun" w:hAnsi="SimSun" w:cs="SimSun"/>
-                <w:color w:val="00B050"/>
-              </w:rPr>
-            </w:pPr>
-            <w:r>
-              <w:rPr>
-                <w:rFonts w:ascii="SimSun" w:hAnsi="SimSun" w:cs="SimSun" w:hint="eastAsia"/>
-                <w:color w:val="00B050"/>
-              </w:rPr>
-              <w:t xml:space="preserve">{{check_存储型跨站脚本}}</w:t>
+              <w:pStyle w:val="af6"/>
+              <w:wordWrap/>
+              <w:spacing w:line="240" w:lineRule="atLeast"/>
+              <w:cnfStyle w:val="000000000000" w:firstRow="0" w:lastRow="0" w:firstColumn="0" w:lastColumn="0" w:oddVBand="0" w:evenVBand="0" w:oddHBand="0" w:evenHBand="0" w:firstRowFirstColumn="0" w:firstRowLastColumn="0" w:lastRowFirstColumn="0" w:lastRowLastColumn="0"/>
+              <w:rPr>
+                <w:rFonts w:ascii="宋体" w:hAnsi="宋体" w:cs="宋体" w:hint="eastAsia"/>
+                <w:color w:val="00B050"/>
+              </w:rPr>
+            </w:pPr>
+            <w:r>
+              <w:rPr>
+                <w:rFonts w:ascii="宋体" w:hAnsi="宋体" w:cs="宋体" w:hint="eastAsia"/>
+                <w:color w:val="00B050"/>
+              </w:rPr>
+              <w:t>{{check_存储型跨站脚本}}</w:t>
             </w:r>
           </w:p>
         </w:tc>
@@ -9298,7 +9311,7 @@
           </w:tcPr>
           <w:p>
             <w:pPr>
-              <w:pStyle w:val="a4"/>
+              <w:pStyle w:val="af6"/>
               <w:wordWrap/>
               <w:spacing w:line="300" w:lineRule="auto"/>
               <w:rPr>
@@ -9321,7 +9334,7 @@
           </w:tcPr>
           <w:p>
             <w:pPr>
-              <w:pStyle w:val="a5"/>
+              <w:pStyle w:val="af7"/>
               <w:jc w:val="center"/>
               <w:cnfStyle w:val="000000000000" w:firstRow="0" w:lastRow="0" w:firstColumn="0" w:lastColumn="0" w:oddVBand="0" w:evenVBand="0" w:oddHBand="0" w:evenHBand="0" w:firstRowFirstColumn="0" w:firstRowLastColumn="0" w:lastRowFirstColumn="0" w:lastRowLastColumn="0"/>
               <w:rPr>
@@ -9358,21 +9371,21 @@
           </w:tcPr>
           <w:p>
             <w:pPr>
-              <w:pStyle w:val="a4"/>
-              <w:wordWrap/>
-              <w:spacing w:line="240" w:lineRule="atLeast"/>
-              <w:cnfStyle w:val="000000000000" w:firstRow="0" w:lastRow="0" w:firstColumn="0" w:lastColumn="0" w:oddVBand="0" w:evenVBand="0" w:oddHBand="0" w:evenHBand="0" w:firstRowFirstColumn="0" w:firstRowLastColumn="0" w:lastRowFirstColumn="0" w:lastRowLastColumn="0"/>
-              <w:rPr>
-                <w:rFonts w:ascii="SimSun" w:hAnsi="SimSun" w:cs="SimSun"/>
-                <w:color w:val="00B050"/>
-              </w:rPr>
-            </w:pPr>
-            <w:r>
-              <w:rPr>
-                <w:rFonts w:ascii="SimSun" w:hAnsi="SimSun" w:cs="SimSun" w:hint="eastAsia"/>
-                <w:color w:val="00B050"/>
-              </w:rPr>
-              <w:t xml:space="preserve">{{check_SNMP_使用默认团体字符串}}</w:t>
+              <w:pStyle w:val="af6"/>
+              <w:wordWrap/>
+              <w:spacing w:line="240" w:lineRule="atLeast"/>
+              <w:cnfStyle w:val="000000000000" w:firstRow="0" w:lastRow="0" w:firstColumn="0" w:lastColumn="0" w:oddVBand="0" w:evenVBand="0" w:oddHBand="0" w:evenHBand="0" w:firstRowFirstColumn="0" w:firstRowLastColumn="0" w:lastRowFirstColumn="0" w:lastRowLastColumn="0"/>
+              <w:rPr>
+                <w:rFonts w:ascii="宋体" w:hAnsi="宋体" w:cs="宋体" w:hint="eastAsia"/>
+                <w:color w:val="00B050"/>
+              </w:rPr>
+            </w:pPr>
+            <w:r>
+              <w:rPr>
+                <w:rFonts w:ascii="宋体" w:hAnsi="宋体" w:cs="宋体" w:hint="eastAsia"/>
+                <w:color w:val="00B050"/>
+              </w:rPr>
+              <w:t>{{check_SNMP_使用默认团体字符串}}</w:t>
             </w:r>
           </w:p>
         </w:tc>
@@ -9396,7 +9409,7 @@
           </w:tcPr>
           <w:p>
             <w:pPr>
-              <w:pStyle w:val="a4"/>
+              <w:pStyle w:val="af6"/>
               <w:wordWrap/>
               <w:spacing w:line="300" w:lineRule="auto"/>
               <w:rPr>
@@ -9419,7 +9432,7 @@
           </w:tcPr>
           <w:p>
             <w:pPr>
-              <w:pStyle w:val="a5"/>
+              <w:pStyle w:val="af7"/>
               <w:jc w:val="center"/>
               <w:cnfStyle w:val="000000000000" w:firstRow="0" w:lastRow="0" w:firstColumn="0" w:lastColumn="0" w:oddVBand="0" w:evenVBand="0" w:oddHBand="0" w:evenHBand="0" w:firstRowFirstColumn="0" w:firstRowLastColumn="0" w:lastRowFirstColumn="0" w:lastRowLastColumn="0"/>
               <w:rPr>
@@ -9463,21 +9476,21 @@
           </w:tcPr>
           <w:p>
             <w:pPr>
-              <w:pStyle w:val="a4"/>
-              <w:wordWrap/>
-              <w:spacing w:line="240" w:lineRule="atLeast"/>
-              <w:cnfStyle w:val="000000000000" w:firstRow="0" w:lastRow="0" w:firstColumn="0" w:lastColumn="0" w:oddVBand="0" w:evenVBand="0" w:oddHBand="0" w:evenHBand="0" w:firstRowFirstColumn="0" w:firstRowLastColumn="0" w:lastRowFirstColumn="0" w:lastRowLastColumn="0"/>
-              <w:rPr>
-                <w:rFonts w:ascii="SimSun" w:hAnsi="SimSun" w:cs="SimSun"/>
-                <w:color w:val="00B050"/>
-              </w:rPr>
-            </w:pPr>
-            <w:r>
-              <w:rPr>
-                <w:rFonts w:ascii="SimSun" w:hAnsi="SimSun" w:cs="SimSun" w:hint="eastAsia"/>
-                <w:color w:val="00B050"/>
-              </w:rPr>
-              <w:t xml:space="preserve">{{check_任意用户密码修改_重置_未授权}}</w:t>
+              <w:pStyle w:val="af6"/>
+              <w:wordWrap/>
+              <w:spacing w:line="240" w:lineRule="atLeast"/>
+              <w:cnfStyle w:val="000000000000" w:firstRow="0" w:lastRow="0" w:firstColumn="0" w:lastColumn="0" w:oddVBand="0" w:evenVBand="0" w:oddHBand="0" w:evenHBand="0" w:firstRowFirstColumn="0" w:firstRowLastColumn="0" w:lastRowFirstColumn="0" w:lastRowLastColumn="0"/>
+              <w:rPr>
+                <w:rFonts w:ascii="宋体" w:hAnsi="宋体" w:cs="宋体" w:hint="eastAsia"/>
+                <w:color w:val="00B050"/>
+              </w:rPr>
+            </w:pPr>
+            <w:r>
+              <w:rPr>
+                <w:rFonts w:ascii="宋体" w:hAnsi="宋体" w:cs="宋体" w:hint="eastAsia"/>
+                <w:color w:val="00B050"/>
+              </w:rPr>
+              <w:t>{{check_任意用户密码修改_重置_未授权}}</w:t>
             </w:r>
           </w:p>
         </w:tc>
@@ -9501,7 +9514,7 @@
           </w:tcPr>
           <w:p>
             <w:pPr>
-              <w:pStyle w:val="a4"/>
+              <w:pStyle w:val="af6"/>
               <w:wordWrap/>
               <w:spacing w:line="300" w:lineRule="auto"/>
               <w:rPr>
@@ -9524,7 +9537,7 @@
           </w:tcPr>
           <w:p>
             <w:pPr>
-              <w:pStyle w:val="a5"/>
+              <w:pStyle w:val="af7"/>
               <w:jc w:val="center"/>
               <w:cnfStyle w:val="000000000000" w:firstRow="0" w:lastRow="0" w:firstColumn="0" w:lastColumn="0" w:oddVBand="0" w:evenVBand="0" w:oddHBand="0" w:evenHBand="0" w:firstRowFirstColumn="0" w:firstRowLastColumn="0" w:lastRowFirstColumn="0" w:lastRowLastColumn="0"/>
               <w:rPr>
@@ -9561,21 +9574,21 @@
           </w:tcPr>
           <w:p>
             <w:pPr>
-              <w:pStyle w:val="a4"/>
-              <w:wordWrap/>
-              <w:spacing w:line="240" w:lineRule="atLeast"/>
-              <w:cnfStyle w:val="000000000000" w:firstRow="0" w:lastRow="0" w:firstColumn="0" w:lastColumn="0" w:oddVBand="0" w:evenVBand="0" w:oddHBand="0" w:evenHBand="0" w:firstRowFirstColumn="0" w:firstRowLastColumn="0" w:lastRowFirstColumn="0" w:lastRowLastColumn="0"/>
-              <w:rPr>
-                <w:rFonts w:ascii="SimSun" w:hAnsi="SimSun" w:cs="SimSun"/>
-                <w:color w:val="00B050"/>
-              </w:rPr>
-            </w:pPr>
-            <w:r>
-              <w:rPr>
-                <w:rFonts w:ascii="SimSun" w:hAnsi="SimSun" w:cs="SimSun" w:hint="eastAsia"/>
-                <w:color w:val="00B050"/>
-              </w:rPr>
-              <w:t xml:space="preserve">{{check_SSRF服务器端请求伪造}}</w:t>
+              <w:pStyle w:val="af6"/>
+              <w:wordWrap/>
+              <w:spacing w:line="240" w:lineRule="atLeast"/>
+              <w:cnfStyle w:val="000000000000" w:firstRow="0" w:lastRow="0" w:firstColumn="0" w:lastColumn="0" w:oddVBand="0" w:evenVBand="0" w:oddHBand="0" w:evenHBand="0" w:firstRowFirstColumn="0" w:firstRowLastColumn="0" w:lastRowFirstColumn="0" w:lastRowLastColumn="0"/>
+              <w:rPr>
+                <w:rFonts w:ascii="宋体" w:hAnsi="宋体" w:cs="宋体" w:hint="eastAsia"/>
+                <w:color w:val="00B050"/>
+              </w:rPr>
+            </w:pPr>
+            <w:r>
+              <w:rPr>
+                <w:rFonts w:ascii="宋体" w:hAnsi="宋体" w:cs="宋体" w:hint="eastAsia"/>
+                <w:color w:val="00B050"/>
+              </w:rPr>
+              <w:t>{{check_SSRF服务器端请求伪造}}</w:t>
             </w:r>
           </w:p>
         </w:tc>
@@ -9599,7 +9612,7 @@
           </w:tcPr>
           <w:p>
             <w:pPr>
-              <w:pStyle w:val="a4"/>
+              <w:pStyle w:val="af6"/>
               <w:wordWrap/>
               <w:spacing w:line="300" w:lineRule="auto"/>
               <w:rPr>
@@ -9622,7 +9635,7 @@
           </w:tcPr>
           <w:p>
             <w:pPr>
-              <w:pStyle w:val="a5"/>
+              <w:pStyle w:val="af7"/>
               <w:jc w:val="center"/>
               <w:cnfStyle w:val="000000000000" w:firstRow="0" w:lastRow="0" w:firstColumn="0" w:lastColumn="0" w:oddVBand="0" w:evenVBand="0" w:oddHBand="0" w:evenHBand="0" w:firstRowFirstColumn="0" w:firstRowLastColumn="0" w:lastRowFirstColumn="0" w:lastRowLastColumn="0"/>
               <w:rPr>
@@ -9659,21 +9672,21 @@
           </w:tcPr>
           <w:p>
             <w:pPr>
-              <w:pStyle w:val="a4"/>
-              <w:wordWrap/>
-              <w:spacing w:line="240" w:lineRule="atLeast"/>
-              <w:cnfStyle w:val="000000000000" w:firstRow="0" w:lastRow="0" w:firstColumn="0" w:lastColumn="0" w:oddVBand="0" w:evenVBand="0" w:oddHBand="0" w:evenHBand="0" w:firstRowFirstColumn="0" w:firstRowLastColumn="0" w:lastRowFirstColumn="0" w:lastRowLastColumn="0"/>
-              <w:rPr>
-                <w:rFonts w:ascii="SimSun" w:hAnsi="SimSun" w:cs="SimSun"/>
-                <w:color w:val="00B050"/>
-              </w:rPr>
-            </w:pPr>
-            <w:r>
-              <w:rPr>
-                <w:rFonts w:ascii="SimSun" w:hAnsi="SimSun" w:cs="SimSun" w:hint="eastAsia"/>
-                <w:color w:val="00B050"/>
-              </w:rPr>
-              <w:t xml:space="preserve">{{check_XML外部实体注入}}</w:t>
+              <w:pStyle w:val="af6"/>
+              <w:wordWrap/>
+              <w:spacing w:line="240" w:lineRule="atLeast"/>
+              <w:cnfStyle w:val="000000000000" w:firstRow="0" w:lastRow="0" w:firstColumn="0" w:lastColumn="0" w:oddVBand="0" w:evenVBand="0" w:oddHBand="0" w:evenHBand="0" w:firstRowFirstColumn="0" w:firstRowLastColumn="0" w:lastRowFirstColumn="0" w:lastRowLastColumn="0"/>
+              <w:rPr>
+                <w:rFonts w:ascii="宋体" w:hAnsi="宋体" w:cs="宋体" w:hint="eastAsia"/>
+                <w:color w:val="00B050"/>
+              </w:rPr>
+            </w:pPr>
+            <w:r>
+              <w:rPr>
+                <w:rFonts w:ascii="宋体" w:hAnsi="宋体" w:cs="宋体" w:hint="eastAsia"/>
+                <w:color w:val="00B050"/>
+              </w:rPr>
+              <w:t>{{check_XML外部实体注入}}</w:t>
             </w:r>
           </w:p>
         </w:tc>
@@ -9697,7 +9710,7 @@
           </w:tcPr>
           <w:p>
             <w:pPr>
-              <w:pStyle w:val="a4"/>
+              <w:pStyle w:val="af6"/>
               <w:wordWrap/>
               <w:spacing w:line="300" w:lineRule="auto"/>
               <w:rPr>
@@ -9720,7 +9733,7 @@
           </w:tcPr>
           <w:p>
             <w:pPr>
-              <w:pStyle w:val="a5"/>
+              <w:pStyle w:val="af7"/>
               <w:jc w:val="center"/>
               <w:cnfStyle w:val="000000000000" w:firstRow="0" w:lastRow="0" w:firstColumn="0" w:lastColumn="0" w:oddVBand="0" w:evenVBand="0" w:oddHBand="0" w:evenHBand="0" w:firstRowFirstColumn="0" w:firstRowLastColumn="0" w:lastRowFirstColumn="0" w:lastRowLastColumn="0"/>
               <w:rPr>
@@ -9750,21 +9763,21 @@
           </w:tcPr>
           <w:p>
             <w:pPr>
-              <w:pStyle w:val="a4"/>
-              <w:wordWrap/>
-              <w:spacing w:line="240" w:lineRule="atLeast"/>
-              <w:cnfStyle w:val="000000000000" w:firstRow="0" w:lastRow="0" w:firstColumn="0" w:lastColumn="0" w:oddVBand="0" w:evenVBand="0" w:oddHBand="0" w:evenHBand="0" w:firstRowFirstColumn="0" w:firstRowLastColumn="0" w:lastRowFirstColumn="0" w:lastRowLastColumn="0"/>
-              <w:rPr>
-                <w:rFonts w:ascii="SimSun" w:hAnsi="SimSun" w:cs="SimSun"/>
-                <w:color w:val="00B050"/>
-              </w:rPr>
-            </w:pPr>
-            <w:r>
-              <w:rPr>
-                <w:rFonts w:ascii="SimSun" w:hAnsi="SimSun" w:cs="SimSun" w:hint="eastAsia"/>
-                <w:color w:val="00B050"/>
-              </w:rPr>
-              <w:t xml:space="preserve">{{check_任意文件下载}}</w:t>
+              <w:pStyle w:val="af6"/>
+              <w:wordWrap/>
+              <w:spacing w:line="240" w:lineRule="atLeast"/>
+              <w:cnfStyle w:val="000000000000" w:firstRow="0" w:lastRow="0" w:firstColumn="0" w:lastColumn="0" w:oddVBand="0" w:evenVBand="0" w:oddHBand="0" w:evenHBand="0" w:firstRowFirstColumn="0" w:firstRowLastColumn="0" w:lastRowFirstColumn="0" w:lastRowLastColumn="0"/>
+              <w:rPr>
+                <w:rFonts w:ascii="宋体" w:hAnsi="宋体" w:cs="宋体" w:hint="eastAsia"/>
+                <w:color w:val="00B050"/>
+              </w:rPr>
+            </w:pPr>
+            <w:r>
+              <w:rPr>
+                <w:rFonts w:ascii="宋体" w:hAnsi="宋体" w:cs="宋体" w:hint="eastAsia"/>
+                <w:color w:val="00B050"/>
+              </w:rPr>
+              <w:t>{{check_任意文件下载}}</w:t>
             </w:r>
           </w:p>
         </w:tc>
@@ -9788,7 +9801,7 @@
           </w:tcPr>
           <w:p>
             <w:pPr>
-              <w:pStyle w:val="a4"/>
+              <w:pStyle w:val="af6"/>
               <w:wordWrap/>
               <w:spacing w:line="300" w:lineRule="auto"/>
               <w:rPr>
@@ -9811,7 +9824,7 @@
           </w:tcPr>
           <w:p>
             <w:pPr>
-              <w:pStyle w:val="a5"/>
+              <w:pStyle w:val="af7"/>
               <w:jc w:val="center"/>
               <w:cnfStyle w:val="000000000000" w:firstRow="0" w:lastRow="0" w:firstColumn="0" w:lastColumn="0" w:oddVBand="0" w:evenVBand="0" w:oddHBand="0" w:evenHBand="0" w:firstRowFirstColumn="0" w:firstRowLastColumn="0" w:lastRowFirstColumn="0" w:lastRowLastColumn="0"/>
               <w:rPr>
@@ -9841,21 +9854,21 @@
           </w:tcPr>
           <w:p>
             <w:pPr>
-              <w:pStyle w:val="a4"/>
-              <w:wordWrap/>
-              <w:spacing w:line="240" w:lineRule="atLeast"/>
-              <w:cnfStyle w:val="000000000000" w:firstRow="0" w:lastRow="0" w:firstColumn="0" w:lastColumn="0" w:oddVBand="0" w:evenVBand="0" w:oddHBand="0" w:evenHBand="0" w:firstRowFirstColumn="0" w:firstRowLastColumn="0" w:lastRowFirstColumn="0" w:lastRowLastColumn="0"/>
-              <w:rPr>
-                <w:rFonts w:ascii="SimSun" w:hAnsi="SimSun" w:cs="SimSun"/>
-                <w:color w:val="00B050"/>
-              </w:rPr>
-            </w:pPr>
-            <w:r>
-              <w:rPr>
-                <w:rFonts w:ascii="SimSun" w:hAnsi="SimSun" w:cs="SimSun" w:hint="eastAsia"/>
-                <w:color w:val="00B050"/>
-              </w:rPr>
-              <w:t xml:space="preserve">{{check_不安全的文件包含}}</w:t>
+              <w:pStyle w:val="af6"/>
+              <w:wordWrap/>
+              <w:spacing w:line="240" w:lineRule="atLeast"/>
+              <w:cnfStyle w:val="000000000000" w:firstRow="0" w:lastRow="0" w:firstColumn="0" w:lastColumn="0" w:oddVBand="0" w:evenVBand="0" w:oddHBand="0" w:evenHBand="0" w:firstRowFirstColumn="0" w:firstRowLastColumn="0" w:lastRowFirstColumn="0" w:lastRowLastColumn="0"/>
+              <w:rPr>
+                <w:rFonts w:ascii="宋体" w:hAnsi="宋体" w:cs="宋体" w:hint="eastAsia"/>
+                <w:color w:val="00B050"/>
+              </w:rPr>
+            </w:pPr>
+            <w:r>
+              <w:rPr>
+                <w:rFonts w:ascii="宋体" w:hAnsi="宋体" w:cs="宋体" w:hint="eastAsia"/>
+                <w:color w:val="00B050"/>
+              </w:rPr>
+              <w:t>{{check_不安全的文件包含}}</w:t>
             </w:r>
           </w:p>
         </w:tc>
@@ -9879,7 +9892,7 @@
           </w:tcPr>
           <w:p>
             <w:pPr>
-              <w:pStyle w:val="a4"/>
+              <w:pStyle w:val="af6"/>
               <w:wordWrap/>
               <w:spacing w:line="300" w:lineRule="auto"/>
               <w:rPr>
@@ -9902,7 +9915,7 @@
           </w:tcPr>
           <w:p>
             <w:pPr>
-              <w:pStyle w:val="a5"/>
+              <w:pStyle w:val="af7"/>
               <w:jc w:val="center"/>
               <w:cnfStyle w:val="000000000000" w:firstRow="0" w:lastRow="0" w:firstColumn="0" w:lastColumn="0" w:oddVBand="0" w:evenVBand="0" w:oddHBand="0" w:evenHBand="0" w:firstRowFirstColumn="0" w:firstRowLastColumn="0" w:lastRowFirstColumn="0" w:lastRowLastColumn="0"/>
               <w:rPr>
@@ -9939,21 +9952,21 @@
           </w:tcPr>
           <w:p>
             <w:pPr>
-              <w:pStyle w:val="a4"/>
-              <w:wordWrap/>
-              <w:spacing w:line="240" w:lineRule="atLeast"/>
-              <w:cnfStyle w:val="000000000000" w:firstRow="0" w:lastRow="0" w:firstColumn="0" w:lastColumn="0" w:oddVBand="0" w:evenVBand="0" w:oddHBand="0" w:evenHBand="0" w:firstRowFirstColumn="0" w:firstRowLastColumn="0" w:lastRowFirstColumn="0" w:lastRowLastColumn="0"/>
-              <w:rPr>
-                <w:rFonts w:ascii="SimSun" w:hAnsi="SimSun" w:cs="SimSun"/>
-                <w:color w:val="00B050"/>
-              </w:rPr>
-            </w:pPr>
-            <w:r>
-              <w:rPr>
-                <w:rFonts w:ascii="SimSun" w:hAnsi="SimSun" w:cs="SimSun" w:hint="eastAsia"/>
-                <w:color w:val="00B050"/>
-              </w:rPr>
-              <w:t xml:space="preserve">{{check_SQL注入}}</w:t>
+              <w:pStyle w:val="af6"/>
+              <w:wordWrap/>
+              <w:spacing w:line="240" w:lineRule="atLeast"/>
+              <w:cnfStyle w:val="000000000000" w:firstRow="0" w:lastRow="0" w:firstColumn="0" w:lastColumn="0" w:oddVBand="0" w:evenVBand="0" w:oddHBand="0" w:evenHBand="0" w:firstRowFirstColumn="0" w:firstRowLastColumn="0" w:lastRowFirstColumn="0" w:lastRowLastColumn="0"/>
+              <w:rPr>
+                <w:rFonts w:ascii="宋体" w:hAnsi="宋体" w:cs="宋体" w:hint="eastAsia"/>
+                <w:color w:val="00B050"/>
+              </w:rPr>
+            </w:pPr>
+            <w:r>
+              <w:rPr>
+                <w:rFonts w:ascii="宋体" w:hAnsi="宋体" w:cs="宋体" w:hint="eastAsia"/>
+                <w:color w:val="00B050"/>
+              </w:rPr>
+              <w:t>{{check_SQL注入}}</w:t>
             </w:r>
           </w:p>
         </w:tc>
@@ -9977,7 +9990,7 @@
           </w:tcPr>
           <w:p>
             <w:pPr>
-              <w:pStyle w:val="a4"/>
+              <w:pStyle w:val="af6"/>
               <w:wordWrap/>
               <w:spacing w:line="300" w:lineRule="auto"/>
               <w:rPr>
@@ -10000,7 +10013,7 @@
           </w:tcPr>
           <w:p>
             <w:pPr>
-              <w:pStyle w:val="a5"/>
+              <w:pStyle w:val="af7"/>
               <w:jc w:val="center"/>
               <w:cnfStyle w:val="000000000000" w:firstRow="0" w:lastRow="0" w:firstColumn="0" w:lastColumn="0" w:oddVBand="0" w:evenVBand="0" w:oddHBand="0" w:evenHBand="0" w:firstRowFirstColumn="0" w:firstRowLastColumn="0" w:lastRowFirstColumn="0" w:lastRowLastColumn="0"/>
               <w:rPr>
@@ -10044,21 +10057,21 @@
           </w:tcPr>
           <w:p>
             <w:pPr>
-              <w:pStyle w:val="a4"/>
-              <w:wordWrap/>
-              <w:spacing w:line="240" w:lineRule="atLeast"/>
-              <w:cnfStyle w:val="000000000000" w:firstRow="0" w:lastRow="0" w:firstColumn="0" w:lastColumn="0" w:oddVBand="0" w:evenVBand="0" w:oddHBand="0" w:evenHBand="0" w:firstRowFirstColumn="0" w:firstRowLastColumn="0" w:lastRowFirstColumn="0" w:lastRowLastColumn="0"/>
-              <w:rPr>
-                <w:rFonts w:ascii="SimSun" w:hAnsi="SimSun" w:cs="SimSun"/>
-                <w:color w:val="00B050"/>
-              </w:rPr>
-            </w:pPr>
-            <w:r>
-              <w:rPr>
-                <w:rFonts w:ascii="SimSun" w:hAnsi="SimSun" w:cs="SimSun" w:hint="eastAsia"/>
-                <w:color w:val="00B050"/>
-              </w:rPr>
-              <w:t xml:space="preserve">{{check_Apache_Struts2_远程命令执行_S2_045}}</w:t>
+              <w:pStyle w:val="af6"/>
+              <w:wordWrap/>
+              <w:spacing w:line="240" w:lineRule="atLeast"/>
+              <w:cnfStyle w:val="000000000000" w:firstRow="0" w:lastRow="0" w:firstColumn="0" w:lastColumn="0" w:oddVBand="0" w:evenVBand="0" w:oddHBand="0" w:evenHBand="0" w:firstRowFirstColumn="0" w:firstRowLastColumn="0" w:lastRowFirstColumn="0" w:lastRowLastColumn="0"/>
+              <w:rPr>
+                <w:rFonts w:ascii="宋体" w:hAnsi="宋体" w:cs="宋体" w:hint="eastAsia"/>
+                <w:color w:val="00B050"/>
+              </w:rPr>
+            </w:pPr>
+            <w:r>
+              <w:rPr>
+                <w:rFonts w:ascii="宋体" w:hAnsi="宋体" w:cs="宋体" w:hint="eastAsia"/>
+                <w:color w:val="00B050"/>
+              </w:rPr>
+              <w:t>{{check_Apache_Struts2_远程命令执行_S2_045}}</w:t>
             </w:r>
           </w:p>
         </w:tc>
@@ -10082,7 +10095,7 @@
           </w:tcPr>
           <w:p>
             <w:pPr>
-              <w:pStyle w:val="a4"/>
+              <w:pStyle w:val="af6"/>
               <w:wordWrap/>
               <w:spacing w:line="300" w:lineRule="auto"/>
               <w:rPr>
@@ -10105,7 +10118,7 @@
           </w:tcPr>
           <w:p>
             <w:pPr>
-              <w:pStyle w:val="a5"/>
+              <w:pStyle w:val="af7"/>
               <w:jc w:val="center"/>
               <w:cnfStyle w:val="000000000000" w:firstRow="0" w:lastRow="0" w:firstColumn="0" w:lastColumn="0" w:oddVBand="0" w:evenVBand="0" w:oddHBand="0" w:evenHBand="0" w:firstRowFirstColumn="0" w:firstRowLastColumn="0" w:lastRowFirstColumn="0" w:lastRowLastColumn="0"/>
               <w:rPr>
@@ -10142,21 +10155,21 @@
           </w:tcPr>
           <w:p>
             <w:pPr>
-              <w:pStyle w:val="a4"/>
-              <w:wordWrap/>
-              <w:spacing w:line="240" w:lineRule="atLeast"/>
-              <w:cnfStyle w:val="000000000000" w:firstRow="0" w:lastRow="0" w:firstColumn="0" w:lastColumn="0" w:oddVBand="0" w:evenVBand="0" w:oddHBand="0" w:evenHBand="0" w:firstRowFirstColumn="0" w:firstRowLastColumn="0" w:lastRowFirstColumn="0" w:lastRowLastColumn="0"/>
-              <w:rPr>
-                <w:rFonts w:ascii="SimSun" w:hAnsi="SimSun" w:cs="SimSun"/>
-                <w:color w:val="00B050"/>
-              </w:rPr>
-            </w:pPr>
-            <w:r>
-              <w:rPr>
-                <w:rFonts w:ascii="SimSun" w:hAnsi="SimSun" w:cs="SimSun" w:hint="eastAsia"/>
-                <w:color w:val="00B050"/>
-              </w:rPr>
-              <w:t xml:space="preserve">{{check_Drupal_版本过低导致多个漏洞}}</w:t>
+              <w:pStyle w:val="af6"/>
+              <w:wordWrap/>
+              <w:spacing w:line="240" w:lineRule="atLeast"/>
+              <w:cnfStyle w:val="000000000000" w:firstRow="0" w:lastRow="0" w:firstColumn="0" w:lastColumn="0" w:oddVBand="0" w:evenVBand="0" w:oddHBand="0" w:evenHBand="0" w:firstRowFirstColumn="0" w:firstRowLastColumn="0" w:lastRowFirstColumn="0" w:lastRowLastColumn="0"/>
+              <w:rPr>
+                <w:rFonts w:ascii="宋体" w:hAnsi="宋体" w:cs="宋体" w:hint="eastAsia"/>
+                <w:color w:val="00B050"/>
+              </w:rPr>
+            </w:pPr>
+            <w:r>
+              <w:rPr>
+                <w:rFonts w:ascii="宋体" w:hAnsi="宋体" w:cs="宋体" w:hint="eastAsia"/>
+                <w:color w:val="00B050"/>
+              </w:rPr>
+              <w:t>{{check_Drupal_版本过低导致多个漏洞}}</w:t>
             </w:r>
           </w:p>
         </w:tc>
@@ -10180,7 +10193,7 @@
           </w:tcPr>
           <w:p>
             <w:pPr>
-              <w:pStyle w:val="a4"/>
+              <w:pStyle w:val="af6"/>
               <w:wordWrap/>
               <w:spacing w:line="300" w:lineRule="auto"/>
               <w:rPr>
@@ -10203,7 +10216,7 @@
           </w:tcPr>
           <w:p>
             <w:pPr>
-              <w:pStyle w:val="a5"/>
+              <w:pStyle w:val="af7"/>
               <w:jc w:val="center"/>
               <w:cnfStyle w:val="000000000000" w:firstRow="0" w:lastRow="0" w:firstColumn="0" w:lastColumn="0" w:oddVBand="0" w:evenVBand="0" w:oddHBand="0" w:evenHBand="0" w:firstRowFirstColumn="0" w:firstRowLastColumn="0" w:lastRowFirstColumn="0" w:lastRowLastColumn="0"/>
               <w:rPr>
@@ -10240,21 +10253,21 @@
           </w:tcPr>
           <w:p>
             <w:pPr>
-              <w:pStyle w:val="a4"/>
-              <w:wordWrap/>
-              <w:spacing w:line="240" w:lineRule="atLeast"/>
-              <w:cnfStyle w:val="000000000000" w:firstRow="0" w:lastRow="0" w:firstColumn="0" w:lastColumn="0" w:oddVBand="0" w:evenVBand="0" w:oddHBand="0" w:evenHBand="0" w:firstRowFirstColumn="0" w:firstRowLastColumn="0" w:lastRowFirstColumn="0" w:lastRowLastColumn="0"/>
-              <w:rPr>
-                <w:rFonts w:ascii="SimSun" w:hAnsi="SimSun" w:cs="SimSun"/>
-                <w:color w:val="00B050"/>
-              </w:rPr>
-            </w:pPr>
-            <w:r>
-              <w:rPr>
-                <w:rFonts w:ascii="SimSun" w:hAnsi="SimSun" w:cs="SimSun" w:hint="eastAsia"/>
-                <w:color w:val="00B050"/>
-              </w:rPr>
-              <w:t xml:space="preserve">{{check_PHP_版本过低导致多个漏洞}}</w:t>
+              <w:pStyle w:val="af6"/>
+              <w:wordWrap/>
+              <w:spacing w:line="240" w:lineRule="atLeast"/>
+              <w:cnfStyle w:val="000000000000" w:firstRow="0" w:lastRow="0" w:firstColumn="0" w:lastColumn="0" w:oddVBand="0" w:evenVBand="0" w:oddHBand="0" w:evenHBand="0" w:firstRowFirstColumn="0" w:firstRowLastColumn="0" w:lastRowFirstColumn="0" w:lastRowLastColumn="0"/>
+              <w:rPr>
+                <w:rFonts w:ascii="宋体" w:hAnsi="宋体" w:cs="宋体" w:hint="eastAsia"/>
+                <w:color w:val="00B050"/>
+              </w:rPr>
+            </w:pPr>
+            <w:r>
+              <w:rPr>
+                <w:rFonts w:ascii="宋体" w:hAnsi="宋体" w:cs="宋体" w:hint="eastAsia"/>
+                <w:color w:val="00B050"/>
+              </w:rPr>
+              <w:t>{{check_PHP_版本过低导致多个漏洞}}</w:t>
             </w:r>
           </w:p>
         </w:tc>
@@ -10278,7 +10291,7 @@
           </w:tcPr>
           <w:p>
             <w:pPr>
-              <w:pStyle w:val="a4"/>
+              <w:pStyle w:val="af6"/>
               <w:wordWrap/>
               <w:spacing w:line="300" w:lineRule="auto"/>
               <w:rPr>
@@ -10301,7 +10314,7 @@
           </w:tcPr>
           <w:p>
             <w:pPr>
-              <w:pStyle w:val="a5"/>
+              <w:pStyle w:val="af7"/>
               <w:jc w:val="center"/>
               <w:cnfStyle w:val="000000000000" w:firstRow="0" w:lastRow="0" w:firstColumn="0" w:lastColumn="0" w:oddVBand="0" w:evenVBand="0" w:oddHBand="0" w:evenHBand="0" w:firstRowFirstColumn="0" w:firstRowLastColumn="0" w:lastRowFirstColumn="0" w:lastRowLastColumn="0"/>
               <w:rPr>
@@ -10331,21 +10344,21 @@
           </w:tcPr>
           <w:p>
             <w:pPr>
-              <w:pStyle w:val="a4"/>
-              <w:wordWrap/>
-              <w:spacing w:line="240" w:lineRule="atLeast"/>
-              <w:cnfStyle w:val="000000000000" w:firstRow="0" w:lastRow="0" w:firstColumn="0" w:lastColumn="0" w:oddVBand="0" w:evenVBand="0" w:oddHBand="0" w:evenHBand="0" w:firstRowFirstColumn="0" w:firstRowLastColumn="0" w:lastRowFirstColumn="0" w:lastRowLastColumn="0"/>
-              <w:rPr>
-                <w:rFonts w:ascii="SimSun" w:hAnsi="SimSun" w:cs="SimSun"/>
-                <w:color w:val="00B050"/>
-              </w:rPr>
-            </w:pPr>
-            <w:r>
-              <w:rPr>
-                <w:rFonts w:ascii="SimSun" w:hAnsi="SimSun" w:cs="SimSun" w:hint="eastAsia"/>
-                <w:color w:val="00B050"/>
-              </w:rPr>
-              <w:t xml:space="preserve">{{check_弱口令}}</w:t>
+              <w:pStyle w:val="af6"/>
+              <w:wordWrap/>
+              <w:spacing w:line="240" w:lineRule="atLeast"/>
+              <w:cnfStyle w:val="000000000000" w:firstRow="0" w:lastRow="0" w:firstColumn="0" w:lastColumn="0" w:oddVBand="0" w:evenVBand="0" w:oddHBand="0" w:evenHBand="0" w:firstRowFirstColumn="0" w:firstRowLastColumn="0" w:lastRowFirstColumn="0" w:lastRowLastColumn="0"/>
+              <w:rPr>
+                <w:rFonts w:ascii="宋体" w:hAnsi="宋体" w:cs="宋体" w:hint="eastAsia"/>
+                <w:color w:val="00B050"/>
+              </w:rPr>
+            </w:pPr>
+            <w:r>
+              <w:rPr>
+                <w:rFonts w:ascii="宋体" w:hAnsi="宋体" w:cs="宋体" w:hint="eastAsia"/>
+                <w:color w:val="00B050"/>
+              </w:rPr>
+              <w:t>{{check_弱口令}}</w:t>
             </w:r>
           </w:p>
         </w:tc>
@@ -10369,7 +10382,7 @@
           </w:tcPr>
           <w:p>
             <w:pPr>
-              <w:pStyle w:val="a4"/>
+              <w:pStyle w:val="af6"/>
               <w:wordWrap/>
               <w:spacing w:line="300" w:lineRule="auto"/>
               <w:rPr>
@@ -10392,7 +10405,7 @@
           </w:tcPr>
           <w:p>
             <w:pPr>
-              <w:pStyle w:val="a5"/>
+              <w:pStyle w:val="af7"/>
               <w:jc w:val="center"/>
               <w:cnfStyle w:val="000000000000" w:firstRow="0" w:lastRow="0" w:firstColumn="0" w:lastColumn="0" w:oddVBand="0" w:evenVBand="0" w:oddHBand="0" w:evenHBand="0" w:firstRowFirstColumn="0" w:firstRowLastColumn="0" w:lastRowFirstColumn="0" w:lastRowLastColumn="0"/>
               <w:rPr>
@@ -10422,21 +10435,21 @@
           </w:tcPr>
           <w:p>
             <w:pPr>
-              <w:pStyle w:val="a4"/>
-              <w:wordWrap/>
-              <w:spacing w:line="240" w:lineRule="atLeast"/>
-              <w:cnfStyle w:val="000000000000" w:firstRow="0" w:lastRow="0" w:firstColumn="0" w:lastColumn="0" w:oddVBand="0" w:evenVBand="0" w:oddHBand="0" w:evenHBand="0" w:firstRowFirstColumn="0" w:firstRowLastColumn="0" w:lastRowFirstColumn="0" w:lastRowLastColumn="0"/>
-              <w:rPr>
-                <w:rFonts w:ascii="SimSun" w:hAnsi="SimSun" w:cs="SimSun"/>
-                <w:color w:val="00B050"/>
-              </w:rPr>
-            </w:pPr>
-            <w:r>
-              <w:rPr>
-                <w:rFonts w:ascii="SimSun" w:hAnsi="SimSun" w:cs="SimSun" w:hint="eastAsia"/>
-                <w:color w:val="00B050"/>
-              </w:rPr>
-              <w:t xml:space="preserve">{{check_垂直越权}}</w:t>
+              <w:pStyle w:val="af6"/>
+              <w:wordWrap/>
+              <w:spacing w:line="240" w:lineRule="atLeast"/>
+              <w:cnfStyle w:val="000000000000" w:firstRow="0" w:lastRow="0" w:firstColumn="0" w:lastColumn="0" w:oddVBand="0" w:evenVBand="0" w:oddHBand="0" w:evenHBand="0" w:firstRowFirstColumn="0" w:firstRowLastColumn="0" w:lastRowFirstColumn="0" w:lastRowLastColumn="0"/>
+              <w:rPr>
+                <w:rFonts w:ascii="宋体" w:hAnsi="宋体" w:cs="宋体" w:hint="eastAsia"/>
+                <w:color w:val="00B050"/>
+              </w:rPr>
+            </w:pPr>
+            <w:r>
+              <w:rPr>
+                <w:rFonts w:ascii="宋体" w:hAnsi="宋体" w:cs="宋体" w:hint="eastAsia"/>
+                <w:color w:val="00B050"/>
+              </w:rPr>
+              <w:t>{{check_垂直越权}}</w:t>
             </w:r>
           </w:p>
         </w:tc>
@@ -10460,7 +10473,7 @@
           </w:tcPr>
           <w:p>
             <w:pPr>
-              <w:pStyle w:val="a4"/>
+              <w:pStyle w:val="af6"/>
               <w:wordWrap/>
               <w:spacing w:line="300" w:lineRule="auto"/>
               <w:rPr>
@@ -10483,7 +10496,7 @@
           </w:tcPr>
           <w:p>
             <w:pPr>
-              <w:pStyle w:val="a5"/>
+              <w:pStyle w:val="af7"/>
               <w:jc w:val="center"/>
               <w:cnfStyle w:val="000000000000" w:firstRow="0" w:lastRow="0" w:firstColumn="0" w:lastColumn="0" w:oddVBand="0" w:evenVBand="0" w:oddHBand="0" w:evenHBand="0" w:firstRowFirstColumn="0" w:firstRowLastColumn="0" w:lastRowFirstColumn="0" w:lastRowLastColumn="0"/>
               <w:rPr>
@@ -10527,21 +10540,21 @@
           </w:tcPr>
           <w:p>
             <w:pPr>
-              <w:pStyle w:val="a4"/>
-              <w:wordWrap/>
-              <w:spacing w:line="240" w:lineRule="atLeast"/>
-              <w:cnfStyle w:val="000000000000" w:firstRow="0" w:lastRow="0" w:firstColumn="0" w:lastColumn="0" w:oddVBand="0" w:evenVBand="0" w:oddHBand="0" w:evenHBand="0" w:firstRowFirstColumn="0" w:firstRowLastColumn="0" w:lastRowFirstColumn="0" w:lastRowLastColumn="0"/>
-              <w:rPr>
-                <w:rFonts w:ascii="SimSun" w:hAnsi="SimSun" w:cs="SimSun"/>
-                <w:color w:val="00B050"/>
-              </w:rPr>
-            </w:pPr>
-            <w:r>
-              <w:rPr>
-                <w:rFonts w:ascii="SimSun" w:hAnsi="SimSun" w:cs="SimSun" w:hint="eastAsia"/>
-                <w:color w:val="00B050"/>
-              </w:rPr>
-              <w:t xml:space="preserve">{{check_Apache_Tomcat_文件包含_读取_Ghostcat_CVE_2020_1938_CNVD_2020_10487}}</w:t>
+              <w:pStyle w:val="af6"/>
+              <w:wordWrap/>
+              <w:spacing w:line="240" w:lineRule="atLeast"/>
+              <w:cnfStyle w:val="000000000000" w:firstRow="0" w:lastRow="0" w:firstColumn="0" w:lastColumn="0" w:oddVBand="0" w:evenVBand="0" w:oddHBand="0" w:evenHBand="0" w:firstRowFirstColumn="0" w:firstRowLastColumn="0" w:lastRowFirstColumn="0" w:lastRowLastColumn="0"/>
+              <w:rPr>
+                <w:rFonts w:ascii="宋体" w:hAnsi="宋体" w:cs="宋体" w:hint="eastAsia"/>
+                <w:color w:val="00B050"/>
+              </w:rPr>
+            </w:pPr>
+            <w:r>
+              <w:rPr>
+                <w:rFonts w:ascii="宋体" w:hAnsi="宋体" w:cs="宋体" w:hint="eastAsia"/>
+                <w:color w:val="00B050"/>
+              </w:rPr>
+              <w:t>{{check_Apache_Tomcat_文件包含_读取_Ghostcat_CVE_2020_1938_CNVD_2020_10487}}</w:t>
             </w:r>
           </w:p>
         </w:tc>
@@ -10565,7 +10578,7 @@
           </w:tcPr>
           <w:p>
             <w:pPr>
-              <w:pStyle w:val="a4"/>
+              <w:pStyle w:val="af6"/>
               <w:wordWrap/>
               <w:spacing w:line="300" w:lineRule="auto"/>
               <w:rPr>
@@ -10588,7 +10601,7 @@
           </w:tcPr>
           <w:p>
             <w:pPr>
-              <w:pStyle w:val="a5"/>
+              <w:pStyle w:val="af7"/>
               <w:jc w:val="center"/>
               <w:cnfStyle w:val="000000000000" w:firstRow="0" w:lastRow="0" w:firstColumn="0" w:lastColumn="0" w:oddVBand="0" w:evenVBand="0" w:oddHBand="0" w:evenHBand="0" w:firstRowFirstColumn="0" w:firstRowLastColumn="0" w:lastRowFirstColumn="0" w:lastRowLastColumn="0"/>
               <w:rPr>
@@ -10625,21 +10638,21 @@
           </w:tcPr>
           <w:p>
             <w:pPr>
-              <w:pStyle w:val="a4"/>
-              <w:wordWrap/>
-              <w:spacing w:line="240" w:lineRule="atLeast"/>
-              <w:cnfStyle w:val="000000000000" w:firstRow="0" w:lastRow="0" w:firstColumn="0" w:lastColumn="0" w:oddVBand="0" w:evenVBand="0" w:oddHBand="0" w:evenHBand="0" w:firstRowFirstColumn="0" w:firstRowLastColumn="0" w:lastRowFirstColumn="0" w:lastRowLastColumn="0"/>
-              <w:rPr>
-                <w:rFonts w:ascii="SimSun" w:hAnsi="SimSun" w:cs="SimSun"/>
-                <w:color w:val="00B050"/>
-              </w:rPr>
-            </w:pPr>
-            <w:r>
-              <w:rPr>
-                <w:rFonts w:ascii="SimSun" w:hAnsi="SimSun" w:cs="SimSun" w:hint="eastAsia"/>
-                <w:color w:val="00B050"/>
-              </w:rPr>
-              <w:t xml:space="preserve">{{check_Apache_Tomcat_版本过低}}</w:t>
+              <w:pStyle w:val="af6"/>
+              <w:wordWrap/>
+              <w:spacing w:line="240" w:lineRule="atLeast"/>
+              <w:cnfStyle w:val="000000000000" w:firstRow="0" w:lastRow="0" w:firstColumn="0" w:lastColumn="0" w:oddVBand="0" w:evenVBand="0" w:oddHBand="0" w:evenHBand="0" w:firstRowFirstColumn="0" w:firstRowLastColumn="0" w:lastRowFirstColumn="0" w:lastRowLastColumn="0"/>
+              <w:rPr>
+                <w:rFonts w:ascii="宋体" w:hAnsi="宋体" w:cs="宋体" w:hint="eastAsia"/>
+                <w:color w:val="00B050"/>
+              </w:rPr>
+            </w:pPr>
+            <w:r>
+              <w:rPr>
+                <w:rFonts w:ascii="宋体" w:hAnsi="宋体" w:cs="宋体" w:hint="eastAsia"/>
+                <w:color w:val="00B050"/>
+              </w:rPr>
+              <w:t>{{check_Apache_Tomcat_版本过低}}</w:t>
             </w:r>
           </w:p>
         </w:tc>
@@ -10663,7 +10676,7 @@
           </w:tcPr>
           <w:p>
             <w:pPr>
-              <w:pStyle w:val="a4"/>
+              <w:pStyle w:val="af6"/>
               <w:wordWrap/>
               <w:spacing w:line="300" w:lineRule="auto"/>
               <w:rPr>
@@ -10686,7 +10699,7 @@
           </w:tcPr>
           <w:p>
             <w:pPr>
-              <w:pStyle w:val="a5"/>
+              <w:pStyle w:val="af7"/>
               <w:jc w:val="center"/>
               <w:cnfStyle w:val="000000000000" w:firstRow="0" w:lastRow="0" w:firstColumn="0" w:lastColumn="0" w:oddVBand="0" w:evenVBand="0" w:oddHBand="0" w:evenHBand="0" w:firstRowFirstColumn="0" w:firstRowLastColumn="0" w:lastRowFirstColumn="0" w:lastRowLastColumn="0"/>
               <w:rPr>
@@ -10739,21 +10752,21 @@
           </w:tcPr>
           <w:p>
             <w:pPr>
-              <w:pStyle w:val="a4"/>
-              <w:wordWrap/>
-              <w:spacing w:line="240" w:lineRule="atLeast"/>
-              <w:cnfStyle w:val="000000000000" w:firstRow="0" w:lastRow="0" w:firstColumn="0" w:lastColumn="0" w:oddVBand="0" w:evenVBand="0" w:oddHBand="0" w:evenHBand="0" w:firstRowFirstColumn="0" w:firstRowLastColumn="0" w:lastRowFirstColumn="0" w:lastRowLastColumn="0"/>
-              <w:rPr>
-                <w:rFonts w:ascii="SimSun" w:hAnsi="SimSun" w:cs="SimSun"/>
-                <w:color w:val="00B050"/>
-              </w:rPr>
-            </w:pPr>
-            <w:r>
-              <w:rPr>
-                <w:rFonts w:ascii="SimSun" w:hAnsi="SimSun" w:cs="SimSun" w:hint="eastAsia"/>
-                <w:color w:val="00B050"/>
-              </w:rPr>
-              <w:t xml:space="preserve">{{check_Apache_Shiro_RememberMe_反序列化命令执行}}</w:t>
+              <w:pStyle w:val="af6"/>
+              <w:wordWrap/>
+              <w:spacing w:line="240" w:lineRule="atLeast"/>
+              <w:cnfStyle w:val="000000000000" w:firstRow="0" w:lastRow="0" w:firstColumn="0" w:lastColumn="0" w:oddVBand="0" w:evenVBand="0" w:oddHBand="0" w:evenHBand="0" w:firstRowFirstColumn="0" w:firstRowLastColumn="0" w:lastRowFirstColumn="0" w:lastRowLastColumn="0"/>
+              <w:rPr>
+                <w:rFonts w:ascii="宋体" w:hAnsi="宋体" w:cs="宋体" w:hint="eastAsia"/>
+                <w:color w:val="00B050"/>
+              </w:rPr>
+            </w:pPr>
+            <w:r>
+              <w:rPr>
+                <w:rFonts w:ascii="宋体" w:hAnsi="宋体" w:cs="宋体" w:hint="eastAsia"/>
+                <w:color w:val="00B050"/>
+              </w:rPr>
+              <w:t>{{check_Apache_Shiro_RememberMe_反序列化命令执行}}</w:t>
             </w:r>
           </w:p>
         </w:tc>
@@ -10777,7 +10790,7 @@
           </w:tcPr>
           <w:p>
             <w:pPr>
-              <w:pStyle w:val="a4"/>
+              <w:pStyle w:val="af6"/>
               <w:wordWrap/>
               <w:spacing w:line="300" w:lineRule="auto"/>
               <w:rPr>
@@ -10800,7 +10813,7 @@
           </w:tcPr>
           <w:p>
             <w:pPr>
-              <w:pStyle w:val="a5"/>
+              <w:pStyle w:val="af7"/>
               <w:jc w:val="center"/>
               <w:cnfStyle w:val="000000000000" w:firstRow="0" w:lastRow="0" w:firstColumn="0" w:lastColumn="0" w:oddVBand="0" w:evenVBand="0" w:oddHBand="0" w:evenHBand="0" w:firstRowFirstColumn="0" w:firstRowLastColumn="0" w:lastRowFirstColumn="0" w:lastRowLastColumn="0"/>
               <w:rPr>
@@ -10853,21 +10866,21 @@
           </w:tcPr>
           <w:p>
             <w:pPr>
-              <w:pStyle w:val="a4"/>
-              <w:wordWrap/>
-              <w:spacing w:line="240" w:lineRule="atLeast"/>
-              <w:cnfStyle w:val="000000000000" w:firstRow="0" w:lastRow="0" w:firstColumn="0" w:lastColumn="0" w:oddVBand="0" w:evenVBand="0" w:oddHBand="0" w:evenHBand="0" w:firstRowFirstColumn="0" w:firstRowLastColumn="0" w:lastRowFirstColumn="0" w:lastRowLastColumn="0"/>
-              <w:rPr>
-                <w:rFonts w:ascii="SimSun" w:hAnsi="SimSun" w:cs="SimSun"/>
-                <w:color w:val="00B050"/>
-              </w:rPr>
-            </w:pPr>
-            <w:r>
-              <w:rPr>
-                <w:rFonts w:ascii="SimSun" w:hAnsi="SimSun" w:cs="SimSun" w:hint="eastAsia"/>
-                <w:color w:val="00B050"/>
-              </w:rPr>
-              <w:t xml:space="preserve">{{check_Fastjson_远程代码执行漏洞}}</w:t>
+              <w:pStyle w:val="af6"/>
+              <w:wordWrap/>
+              <w:spacing w:line="240" w:lineRule="atLeast"/>
+              <w:cnfStyle w:val="000000000000" w:firstRow="0" w:lastRow="0" w:firstColumn="0" w:lastColumn="0" w:oddVBand="0" w:evenVBand="0" w:oddHBand="0" w:evenHBand="0" w:firstRowFirstColumn="0" w:firstRowLastColumn="0" w:lastRowFirstColumn="0" w:lastRowLastColumn="0"/>
+              <w:rPr>
+                <w:rFonts w:ascii="宋体" w:hAnsi="宋体" w:cs="宋体" w:hint="eastAsia"/>
+                <w:color w:val="00B050"/>
+              </w:rPr>
+            </w:pPr>
+            <w:r>
+              <w:rPr>
+                <w:rFonts w:ascii="宋体" w:hAnsi="宋体" w:cs="宋体" w:hint="eastAsia"/>
+                <w:color w:val="00B050"/>
+              </w:rPr>
+              <w:t>{{check_Fastjson_远程代码执行漏洞}}</w:t>
             </w:r>
           </w:p>
         </w:tc>
@@ -10891,7 +10904,7 @@
           </w:tcPr>
           <w:p>
             <w:pPr>
-              <w:pStyle w:val="a4"/>
+              <w:pStyle w:val="af6"/>
               <w:wordWrap/>
               <w:spacing w:line="300" w:lineRule="auto"/>
               <w:rPr>
@@ -10914,7 +10927,7 @@
           </w:tcPr>
           <w:p>
             <w:pPr>
-              <w:pStyle w:val="a5"/>
+              <w:pStyle w:val="af7"/>
               <w:jc w:val="center"/>
               <w:cnfStyle w:val="000000000000" w:firstRow="0" w:lastRow="0" w:firstColumn="0" w:lastColumn="0" w:oddVBand="0" w:evenVBand="0" w:oddHBand="0" w:evenHBand="0" w:firstRowFirstColumn="0" w:firstRowLastColumn="0" w:lastRowFirstColumn="0" w:lastRowLastColumn="0"/>
               <w:rPr>
@@ -10951,21 +10964,21 @@
           </w:tcPr>
           <w:p>
             <w:pPr>
-              <w:pStyle w:val="a4"/>
-              <w:wordWrap/>
-              <w:spacing w:line="240" w:lineRule="atLeast"/>
-              <w:cnfStyle w:val="000000000000" w:firstRow="0" w:lastRow="0" w:firstColumn="0" w:lastColumn="0" w:oddVBand="0" w:evenVBand="0" w:oddHBand="0" w:evenHBand="0" w:firstRowFirstColumn="0" w:firstRowLastColumn="0" w:lastRowFirstColumn="0" w:lastRowLastColumn="0"/>
-              <w:rPr>
-                <w:rFonts w:ascii="SimSun" w:hAnsi="SimSun" w:cs="SimSun"/>
-                <w:color w:val="00B050"/>
-              </w:rPr>
-            </w:pPr>
-            <w:r>
-              <w:rPr>
-                <w:rFonts w:ascii="SimSun" w:hAnsi="SimSun" w:cs="SimSun" w:hint="eastAsia"/>
-                <w:color w:val="00B050"/>
-              </w:rPr>
-              <w:t xml:space="preserve">{{check_OpenSSL_版本过低导致多个漏洞}}</w:t>
+              <w:pStyle w:val="af6"/>
+              <w:wordWrap/>
+              <w:spacing w:line="240" w:lineRule="atLeast"/>
+              <w:cnfStyle w:val="000000000000" w:firstRow="0" w:lastRow="0" w:firstColumn="0" w:lastColumn="0" w:oddVBand="0" w:evenVBand="0" w:oddHBand="0" w:evenHBand="0" w:firstRowFirstColumn="0" w:firstRowLastColumn="0" w:lastRowFirstColumn="0" w:lastRowLastColumn="0"/>
+              <w:rPr>
+                <w:rFonts w:ascii="宋体" w:hAnsi="宋体" w:cs="宋体" w:hint="eastAsia"/>
+                <w:color w:val="00B050"/>
+              </w:rPr>
+            </w:pPr>
+            <w:r>
+              <w:rPr>
+                <w:rFonts w:ascii="宋体" w:hAnsi="宋体" w:cs="宋体" w:hint="eastAsia"/>
+                <w:color w:val="00B050"/>
+              </w:rPr>
+              <w:t>{{check_OpenSSL_版本过低导致多个漏洞}}</w:t>
             </w:r>
           </w:p>
         </w:tc>
@@ -10989,7 +11002,7 @@
           </w:tcPr>
           <w:p>
             <w:pPr>
-              <w:pStyle w:val="a4"/>
+              <w:pStyle w:val="af6"/>
               <w:wordWrap/>
               <w:spacing w:line="300" w:lineRule="auto"/>
               <w:rPr>
@@ -11033,7 +11046,7 @@
           </w:tcPr>
           <w:p>
             <w:pPr>
-              <w:pStyle w:val="a5"/>
+              <w:pStyle w:val="af7"/>
               <w:jc w:val="center"/>
               <w:cnfStyle w:val="000000000000" w:firstRow="0" w:lastRow="0" w:firstColumn="0" w:lastColumn="0" w:oddVBand="0" w:evenVBand="0" w:oddHBand="0" w:evenHBand="0" w:firstRowFirstColumn="0" w:firstRowLastColumn="0" w:lastRowFirstColumn="0" w:lastRowLastColumn="0"/>
               <w:rPr>
@@ -11070,21 +11083,21 @@
           </w:tcPr>
           <w:p>
             <w:pPr>
-              <w:pStyle w:val="a4"/>
-              <w:wordWrap/>
-              <w:spacing w:line="240" w:lineRule="atLeast"/>
-              <w:cnfStyle w:val="000000000000" w:firstRow="0" w:lastRow="0" w:firstColumn="0" w:lastColumn="0" w:oddVBand="0" w:evenVBand="0" w:oddHBand="0" w:evenHBand="0" w:firstRowFirstColumn="0" w:firstRowLastColumn="0" w:lastRowFirstColumn="0" w:lastRowLastColumn="0"/>
-              <w:rPr>
-                <w:rFonts w:ascii="SimSun" w:hAnsi="SimSun" w:cs="SimSun"/>
-                <w:color w:val="00B050"/>
-              </w:rPr>
-            </w:pPr>
-            <w:r>
-              <w:rPr>
-                <w:rFonts w:ascii="SimSun" w:hAnsi="SimSun" w:cs="SimSun" w:hint="eastAsia"/>
-                <w:color w:val="00B050"/>
-              </w:rPr>
-              <w:t xml:space="preserve">{{check_Host_头注入_Host_头攻击}}</w:t>
+              <w:pStyle w:val="af6"/>
+              <w:wordWrap/>
+              <w:spacing w:line="240" w:lineRule="atLeast"/>
+              <w:cnfStyle w:val="000000000000" w:firstRow="0" w:lastRow="0" w:firstColumn="0" w:lastColumn="0" w:oddVBand="0" w:evenVBand="0" w:oddHBand="0" w:evenHBand="0" w:firstRowFirstColumn="0" w:firstRowLastColumn="0" w:lastRowFirstColumn="0" w:lastRowLastColumn="0"/>
+              <w:rPr>
+                <w:rFonts w:ascii="宋体" w:hAnsi="宋体" w:cs="宋体" w:hint="eastAsia"/>
+                <w:color w:val="00B050"/>
+              </w:rPr>
+            </w:pPr>
+            <w:r>
+              <w:rPr>
+                <w:rFonts w:ascii="宋体" w:hAnsi="宋体" w:cs="宋体" w:hint="eastAsia"/>
+                <w:color w:val="00B050"/>
+              </w:rPr>
+              <w:t>{{check_Host_头注入_Host_头攻击}}</w:t>
             </w:r>
           </w:p>
         </w:tc>
@@ -11108,7 +11121,7 @@
           </w:tcPr>
           <w:p>
             <w:pPr>
-              <w:pStyle w:val="a4"/>
+              <w:pStyle w:val="af6"/>
               <w:wordWrap/>
               <w:spacing w:line="300" w:lineRule="auto"/>
               <w:rPr>
@@ -11131,7 +11144,7 @@
           </w:tcPr>
           <w:p>
             <w:pPr>
-              <w:pStyle w:val="a5"/>
+              <w:pStyle w:val="af7"/>
               <w:jc w:val="center"/>
               <w:cnfStyle w:val="000000000000" w:firstRow="0" w:lastRow="0" w:firstColumn="0" w:lastColumn="0" w:oddVBand="0" w:evenVBand="0" w:oddHBand="0" w:evenHBand="0" w:firstRowFirstColumn="0" w:firstRowLastColumn="0" w:lastRowFirstColumn="0" w:lastRowLastColumn="0"/>
               <w:rPr>
@@ -11168,21 +11181,21 @@
           </w:tcPr>
           <w:p>
             <w:pPr>
-              <w:pStyle w:val="a4"/>
-              <w:wordWrap/>
-              <w:spacing w:line="240" w:lineRule="atLeast"/>
-              <w:cnfStyle w:val="000000000000" w:firstRow="0" w:lastRow="0" w:firstColumn="0" w:lastColumn="0" w:oddVBand="0" w:evenVBand="0" w:oddHBand="0" w:evenHBand="0" w:firstRowFirstColumn="0" w:firstRowLastColumn="0" w:lastRowFirstColumn="0" w:lastRowLastColumn="0"/>
-              <w:rPr>
-                <w:rFonts w:ascii="SimSun" w:hAnsi="SimSun" w:cs="SimSun"/>
-                <w:color w:val="00B050"/>
-              </w:rPr>
-            </w:pPr>
-            <w:r>
-              <w:rPr>
-                <w:rFonts w:ascii="SimSun" w:hAnsi="SimSun" w:cs="SimSun" w:hint="eastAsia"/>
-                <w:color w:val="00B050"/>
-              </w:rPr>
-              <w:t xml:space="preserve">{{check_Flash_跨域_crossdomain_xml_配置过宽}}</w:t>
+              <w:pStyle w:val="af6"/>
+              <w:wordWrap/>
+              <w:spacing w:line="240" w:lineRule="atLeast"/>
+              <w:cnfStyle w:val="000000000000" w:firstRow="0" w:lastRow="0" w:firstColumn="0" w:lastColumn="0" w:oddVBand="0" w:evenVBand="0" w:oddHBand="0" w:evenHBand="0" w:firstRowFirstColumn="0" w:firstRowLastColumn="0" w:lastRowFirstColumn="0" w:lastRowLastColumn="0"/>
+              <w:rPr>
+                <w:rFonts w:ascii="宋体" w:hAnsi="宋体" w:cs="宋体" w:hint="eastAsia"/>
+                <w:color w:val="00B050"/>
+              </w:rPr>
+            </w:pPr>
+            <w:r>
+              <w:rPr>
+                <w:rFonts w:ascii="宋体" w:hAnsi="宋体" w:cs="宋体" w:hint="eastAsia"/>
+                <w:color w:val="00B050"/>
+              </w:rPr>
+              <w:t>{{check_Flash_跨域_crossdomain_xml_配置过宽}}</w:t>
             </w:r>
           </w:p>
         </w:tc>
@@ -11206,7 +11219,7 @@
           </w:tcPr>
           <w:p>
             <w:pPr>
-              <w:pStyle w:val="a4"/>
+              <w:pStyle w:val="af6"/>
               <w:wordWrap/>
               <w:spacing w:line="300" w:lineRule="auto"/>
               <w:rPr>
@@ -11229,7 +11242,7 @@
           </w:tcPr>
           <w:p>
             <w:pPr>
-              <w:pStyle w:val="a5"/>
+              <w:pStyle w:val="af7"/>
               <w:jc w:val="center"/>
               <w:cnfStyle w:val="000000000000" w:firstRow="0" w:lastRow="0" w:firstColumn="0" w:lastColumn="0" w:oddVBand="0" w:evenVBand="0" w:oddHBand="0" w:evenHBand="0" w:firstRowFirstColumn="0" w:firstRowLastColumn="0" w:lastRowFirstColumn="0" w:lastRowLastColumn="0"/>
               <w:rPr>
@@ -11266,21 +11279,21 @@
           </w:tcPr>
           <w:p>
             <w:pPr>
-              <w:pStyle w:val="a4"/>
-              <w:wordWrap/>
-              <w:spacing w:line="240" w:lineRule="atLeast"/>
-              <w:cnfStyle w:val="000000000000" w:firstRow="0" w:lastRow="0" w:firstColumn="0" w:lastColumn="0" w:oddVBand="0" w:evenVBand="0" w:oddHBand="0" w:evenHBand="0" w:firstRowFirstColumn="0" w:firstRowLastColumn="0" w:lastRowFirstColumn="0" w:lastRowLastColumn="0"/>
-              <w:rPr>
-                <w:rFonts w:ascii="SimSun" w:hAnsi="SimSun" w:cs="SimSun"/>
-                <w:color w:val="00B050"/>
-              </w:rPr>
-            </w:pPr>
-            <w:r>
-              <w:rPr>
-                <w:rFonts w:ascii="SimSun" w:hAnsi="SimSun" w:cs="SimSun" w:hint="eastAsia"/>
-                <w:color w:val="00B050"/>
-              </w:rPr>
-              <w:t xml:space="preserve">{{check_IIS_短文件名_8_3_泄露}}</w:t>
+              <w:pStyle w:val="af6"/>
+              <w:wordWrap/>
+              <w:spacing w:line="240" w:lineRule="atLeast"/>
+              <w:cnfStyle w:val="000000000000" w:firstRow="0" w:lastRow="0" w:firstColumn="0" w:lastColumn="0" w:oddVBand="0" w:evenVBand="0" w:oddHBand="0" w:evenHBand="0" w:firstRowFirstColumn="0" w:firstRowLastColumn="0" w:lastRowFirstColumn="0" w:lastRowLastColumn="0"/>
+              <w:rPr>
+                <w:rFonts w:ascii="宋体" w:hAnsi="宋体" w:cs="宋体" w:hint="eastAsia"/>
+                <w:color w:val="00B050"/>
+              </w:rPr>
+            </w:pPr>
+            <w:r>
+              <w:rPr>
+                <w:rFonts w:ascii="宋体" w:hAnsi="宋体" w:cs="宋体" w:hint="eastAsia"/>
+                <w:color w:val="00B050"/>
+              </w:rPr>
+              <w:t>{{check_IIS_短文件名_8_3_泄露}}</w:t>
             </w:r>
           </w:p>
         </w:tc>
@@ -11304,7 +11317,7 @@
           </w:tcPr>
           <w:p>
             <w:pPr>
-              <w:pStyle w:val="a4"/>
+              <w:pStyle w:val="af6"/>
               <w:wordWrap/>
               <w:spacing w:line="300" w:lineRule="auto"/>
               <w:rPr>
@@ -11327,7 +11340,7 @@
           </w:tcPr>
           <w:p>
             <w:pPr>
-              <w:pStyle w:val="a5"/>
+              <w:pStyle w:val="af7"/>
               <w:jc w:val="center"/>
               <w:cnfStyle w:val="000000000000" w:firstRow="0" w:lastRow="0" w:firstColumn="0" w:lastColumn="0" w:oddVBand="0" w:evenVBand="0" w:oddHBand="0" w:evenHBand="0" w:firstRowFirstColumn="0" w:firstRowLastColumn="0" w:lastRowFirstColumn="0" w:lastRowLastColumn="0"/>
               <w:rPr>
@@ -11364,21 +11377,21 @@
           </w:tcPr>
           <w:p>
             <w:pPr>
-              <w:pStyle w:val="a4"/>
-              <w:wordWrap/>
-              <w:spacing w:line="240" w:lineRule="atLeast"/>
-              <w:cnfStyle w:val="000000000000" w:firstRow="0" w:lastRow="0" w:firstColumn="0" w:lastColumn="0" w:oddVBand="0" w:evenVBand="0" w:oddHBand="0" w:evenHBand="0" w:firstRowFirstColumn="0" w:firstRowLastColumn="0" w:lastRowFirstColumn="0" w:lastRowLastColumn="0"/>
-              <w:rPr>
-                <w:rFonts w:ascii="SimSun" w:hAnsi="SimSun" w:cs="SimSun"/>
-                <w:color w:val="00B050"/>
-              </w:rPr>
-            </w:pPr>
-            <w:r>
-              <w:rPr>
-                <w:rFonts w:ascii="SimSun" w:hAnsi="SimSun" w:cs="SimSun" w:hint="eastAsia"/>
-                <w:color w:val="00B050"/>
-              </w:rPr>
-              <w:t xml:space="preserve">{{check_Apache_Tomcat_示例目录_示例应用泄露}}</w:t>
+              <w:pStyle w:val="af6"/>
+              <w:wordWrap/>
+              <w:spacing w:line="240" w:lineRule="atLeast"/>
+              <w:cnfStyle w:val="000000000000" w:firstRow="0" w:lastRow="0" w:firstColumn="0" w:lastColumn="0" w:oddVBand="0" w:evenVBand="0" w:oddHBand="0" w:evenHBand="0" w:firstRowFirstColumn="0" w:firstRowLastColumn="0" w:lastRowFirstColumn="0" w:lastRowLastColumn="0"/>
+              <w:rPr>
+                <w:rFonts w:ascii="宋体" w:hAnsi="宋体" w:cs="宋体" w:hint="eastAsia"/>
+                <w:color w:val="00B050"/>
+              </w:rPr>
+            </w:pPr>
+            <w:r>
+              <w:rPr>
+                <w:rFonts w:ascii="宋体" w:hAnsi="宋体" w:cs="宋体" w:hint="eastAsia"/>
+                <w:color w:val="00B050"/>
+              </w:rPr>
+              <w:t>{{check_Apache_Tomcat_示例目录_示例应用泄露}}</w:t>
             </w:r>
           </w:p>
         </w:tc>
@@ -11402,7 +11415,7 @@
           </w:tcPr>
           <w:p>
             <w:pPr>
-              <w:pStyle w:val="a4"/>
+              <w:pStyle w:val="af6"/>
               <w:wordWrap/>
               <w:spacing w:line="300" w:lineRule="auto"/>
               <w:rPr>
@@ -11425,7 +11438,7 @@
           </w:tcPr>
           <w:p>
             <w:pPr>
-              <w:pStyle w:val="a5"/>
+              <w:pStyle w:val="af7"/>
               <w:jc w:val="center"/>
               <w:cnfStyle w:val="000000000000" w:firstRow="0" w:lastRow="0" w:firstColumn="0" w:lastColumn="0" w:oddVBand="0" w:evenVBand="0" w:oddHBand="0" w:evenHBand="0" w:firstRowFirstColumn="0" w:firstRowLastColumn="0" w:lastRowFirstColumn="0" w:lastRowLastColumn="0"/>
               <w:rPr>
@@ -11462,21 +11475,21 @@
           </w:tcPr>
           <w:p>
             <w:pPr>
-              <w:pStyle w:val="a4"/>
-              <w:wordWrap/>
-              <w:spacing w:line="240" w:lineRule="atLeast"/>
-              <w:cnfStyle w:val="000000000000" w:firstRow="0" w:lastRow="0" w:firstColumn="0" w:lastColumn="0" w:oddVBand="0" w:evenVBand="0" w:oddHBand="0" w:evenHBand="0" w:firstRowFirstColumn="0" w:firstRowLastColumn="0" w:lastRowFirstColumn="0" w:lastRowLastColumn="0"/>
-              <w:rPr>
-                <w:rFonts w:ascii="SimSun" w:hAnsi="SimSun" w:cs="SimSun"/>
-                <w:color w:val="00B050"/>
-              </w:rPr>
-            </w:pPr>
-            <w:r>
-              <w:rPr>
-                <w:rFonts w:ascii="SimSun" w:hAnsi="SimSun" w:cs="SimSun" w:hint="eastAsia"/>
-                <w:color w:val="00B050"/>
-              </w:rPr>
-              <w:t xml:space="preserve">{{check_Apache_Tomcat_examples_目录可访问导致多个漏洞}}</w:t>
+              <w:pStyle w:val="af6"/>
+              <w:wordWrap/>
+              <w:spacing w:line="240" w:lineRule="atLeast"/>
+              <w:cnfStyle w:val="000000000000" w:firstRow="0" w:lastRow="0" w:firstColumn="0" w:lastColumn="0" w:oddVBand="0" w:evenVBand="0" w:oddHBand="0" w:evenHBand="0" w:firstRowFirstColumn="0" w:firstRowLastColumn="0" w:lastRowFirstColumn="0" w:lastRowLastColumn="0"/>
+              <w:rPr>
+                <w:rFonts w:ascii="宋体" w:hAnsi="宋体" w:cs="宋体" w:hint="eastAsia"/>
+                <w:color w:val="00B050"/>
+              </w:rPr>
+            </w:pPr>
+            <w:r>
+              <w:rPr>
+                <w:rFonts w:ascii="宋体" w:hAnsi="宋体" w:cs="宋体" w:hint="eastAsia"/>
+                <w:color w:val="00B050"/>
+              </w:rPr>
+              <w:t>{{check_Apache_Tomcat_examples_目录可访问导致多个漏洞}}</w:t>
             </w:r>
           </w:p>
         </w:tc>
@@ -11500,7 +11513,7 @@
           </w:tcPr>
           <w:p>
             <w:pPr>
-              <w:pStyle w:val="a4"/>
+              <w:pStyle w:val="af6"/>
               <w:wordWrap/>
               <w:spacing w:line="300" w:lineRule="auto"/>
               <w:rPr>
@@ -11523,7 +11536,7 @@
           </w:tcPr>
           <w:p>
             <w:pPr>
-              <w:pStyle w:val="a5"/>
+              <w:pStyle w:val="af7"/>
               <w:jc w:val="center"/>
               <w:cnfStyle w:val="000000000000" w:firstRow="0" w:lastRow="0" w:firstColumn="0" w:lastColumn="0" w:oddVBand="0" w:evenVBand="0" w:oddHBand="0" w:evenHBand="0" w:firstRowFirstColumn="0" w:firstRowLastColumn="0" w:lastRowFirstColumn="0" w:lastRowLastColumn="0"/>
               <w:rPr>
@@ -11553,21 +11566,21 @@
           </w:tcPr>
           <w:p>
             <w:pPr>
-              <w:pStyle w:val="a4"/>
-              <w:wordWrap/>
-              <w:spacing w:line="240" w:lineRule="atLeast"/>
-              <w:cnfStyle w:val="000000000000" w:firstRow="0" w:lastRow="0" w:firstColumn="0" w:lastColumn="0" w:oddVBand="0" w:evenVBand="0" w:oddHBand="0" w:evenHBand="0" w:firstRowFirstColumn="0" w:firstRowLastColumn="0" w:lastRowFirstColumn="0" w:lastRowLastColumn="0"/>
-              <w:rPr>
-                <w:rFonts w:ascii="SimSun" w:hAnsi="SimSun" w:cs="SimSun"/>
-                <w:color w:val="00B050"/>
-              </w:rPr>
-            </w:pPr>
-            <w:r>
-              <w:rPr>
-                <w:rFonts w:ascii="SimSun" w:hAnsi="SimSun" w:cs="SimSun" w:hint="eastAsia"/>
-                <w:color w:val="00B050"/>
-              </w:rPr>
-              <w:t xml:space="preserve">{{check_框架注入漏洞}}</w:t>
+              <w:pStyle w:val="af6"/>
+              <w:wordWrap/>
+              <w:spacing w:line="240" w:lineRule="atLeast"/>
+              <w:cnfStyle w:val="000000000000" w:firstRow="0" w:lastRow="0" w:firstColumn="0" w:lastColumn="0" w:oddVBand="0" w:evenVBand="0" w:oddHBand="0" w:evenHBand="0" w:firstRowFirstColumn="0" w:firstRowLastColumn="0" w:lastRowFirstColumn="0" w:lastRowLastColumn="0"/>
+              <w:rPr>
+                <w:rFonts w:ascii="宋体" w:hAnsi="宋体" w:cs="宋体" w:hint="eastAsia"/>
+                <w:color w:val="00B050"/>
+              </w:rPr>
+            </w:pPr>
+            <w:r>
+              <w:rPr>
+                <w:rFonts w:ascii="宋体" w:hAnsi="宋体" w:cs="宋体" w:hint="eastAsia"/>
+                <w:color w:val="00B050"/>
+              </w:rPr>
+              <w:t>{{check_框架注入漏洞}}</w:t>
             </w:r>
           </w:p>
         </w:tc>
@@ -11591,7 +11604,7 @@
           </w:tcPr>
           <w:p>
             <w:pPr>
-              <w:pStyle w:val="a4"/>
+              <w:pStyle w:val="af6"/>
               <w:wordWrap/>
               <w:spacing w:line="300" w:lineRule="auto"/>
               <w:rPr>
@@ -11614,7 +11627,7 @@
           </w:tcPr>
           <w:p>
             <w:pPr>
-              <w:pStyle w:val="a5"/>
+              <w:pStyle w:val="af7"/>
               <w:jc w:val="center"/>
               <w:cnfStyle w:val="000000000000" w:firstRow="0" w:lastRow="0" w:firstColumn="0" w:lastColumn="0" w:oddVBand="0" w:evenVBand="0" w:oddHBand="0" w:evenHBand="0" w:firstRowFirstColumn="0" w:firstRowLastColumn="0" w:lastRowFirstColumn="0" w:lastRowLastColumn="0"/>
               <w:rPr>
@@ -11644,21 +11657,21 @@
           </w:tcPr>
           <w:p>
             <w:pPr>
-              <w:pStyle w:val="a4"/>
-              <w:wordWrap/>
-              <w:spacing w:line="240" w:lineRule="atLeast"/>
-              <w:cnfStyle w:val="000000000000" w:firstRow="0" w:lastRow="0" w:firstColumn="0" w:lastColumn="0" w:oddVBand="0" w:evenVBand="0" w:oddHBand="0" w:evenHBand="0" w:firstRowFirstColumn="0" w:firstRowLastColumn="0" w:lastRowFirstColumn="0" w:lastRowLastColumn="0"/>
-              <w:rPr>
-                <w:rFonts w:ascii="SimSun" w:hAnsi="SimSun" w:cs="SimSun"/>
-                <w:color w:val="00B050"/>
-              </w:rPr>
-            </w:pPr>
-            <w:r>
-              <w:rPr>
-                <w:rFonts w:ascii="SimSun" w:hAnsi="SimSun" w:cs="SimSun" w:hint="eastAsia"/>
-                <w:color w:val="00B050"/>
-              </w:rPr>
-              <w:t xml:space="preserve">{{check_目录遍历}}</w:t>
+              <w:pStyle w:val="af6"/>
+              <w:wordWrap/>
+              <w:spacing w:line="240" w:lineRule="atLeast"/>
+              <w:cnfStyle w:val="000000000000" w:firstRow="0" w:lastRow="0" w:firstColumn="0" w:lastColumn="0" w:oddVBand="0" w:evenVBand="0" w:oddHBand="0" w:evenHBand="0" w:firstRowFirstColumn="0" w:firstRowLastColumn="0" w:lastRowFirstColumn="0" w:lastRowLastColumn="0"/>
+              <w:rPr>
+                <w:rFonts w:ascii="宋体" w:hAnsi="宋体" w:cs="宋体" w:hint="eastAsia"/>
+                <w:color w:val="00B050"/>
+              </w:rPr>
+            </w:pPr>
+            <w:r>
+              <w:rPr>
+                <w:rFonts w:ascii="宋体" w:hAnsi="宋体" w:cs="宋体" w:hint="eastAsia"/>
+                <w:color w:val="00B050"/>
+              </w:rPr>
+              <w:t>{{check_目录遍历}}</w:t>
             </w:r>
           </w:p>
         </w:tc>
@@ -11682,7 +11695,7 @@
           </w:tcPr>
           <w:p>
             <w:pPr>
-              <w:pStyle w:val="a4"/>
+              <w:pStyle w:val="af6"/>
               <w:wordWrap/>
               <w:spacing w:line="300" w:lineRule="auto"/>
               <w:rPr>
@@ -11705,7 +11718,7 @@
           </w:tcPr>
           <w:p>
             <w:pPr>
-              <w:pStyle w:val="a5"/>
+              <w:pStyle w:val="af7"/>
               <w:jc w:val="center"/>
               <w:cnfStyle w:val="000000000000" w:firstRow="0" w:lastRow="0" w:firstColumn="0" w:lastColumn="0" w:oddVBand="0" w:evenVBand="0" w:oddHBand="0" w:evenHBand="0" w:firstRowFirstColumn="0" w:firstRowLastColumn="0" w:lastRowFirstColumn="0" w:lastRowLastColumn="0"/>
               <w:rPr>
@@ -11744,21 +11757,21 @@
           </w:tcPr>
           <w:p>
             <w:pPr>
-              <w:pStyle w:val="a4"/>
-              <w:wordWrap/>
-              <w:spacing w:line="240" w:lineRule="atLeast"/>
-              <w:cnfStyle w:val="000000000000" w:firstRow="0" w:lastRow="0" w:firstColumn="0" w:lastColumn="0" w:oddVBand="0" w:evenVBand="0" w:oddHBand="0" w:evenHBand="0" w:firstRowFirstColumn="0" w:firstRowLastColumn="0" w:lastRowFirstColumn="0" w:lastRowLastColumn="0"/>
-              <w:rPr>
-                <w:rFonts w:ascii="SimSun" w:hAnsi="SimSun" w:cs="SimSun"/>
-                <w:color w:val="00B050"/>
-              </w:rPr>
-            </w:pPr>
-            <w:r>
-              <w:rPr>
-                <w:rFonts w:ascii="SimSun" w:hAnsi="SimSun" w:cs="SimSun" w:hint="eastAsia"/>
-                <w:color w:val="00B050"/>
-              </w:rPr>
-              <w:t xml:space="preserve">{{check_rsync_未授权访问}}</w:t>
+              <w:pStyle w:val="af6"/>
+              <w:wordWrap/>
+              <w:spacing w:line="240" w:lineRule="atLeast"/>
+              <w:cnfStyle w:val="000000000000" w:firstRow="0" w:lastRow="0" w:firstColumn="0" w:lastColumn="0" w:oddVBand="0" w:evenVBand="0" w:oddHBand="0" w:evenHBand="0" w:firstRowFirstColumn="0" w:firstRowLastColumn="0" w:lastRowFirstColumn="0" w:lastRowLastColumn="0"/>
+              <w:rPr>
+                <w:rFonts w:ascii="宋体" w:hAnsi="宋体" w:cs="宋体" w:hint="eastAsia"/>
+                <w:color w:val="00B050"/>
+              </w:rPr>
+            </w:pPr>
+            <w:r>
+              <w:rPr>
+                <w:rFonts w:ascii="宋体" w:hAnsi="宋体" w:cs="宋体" w:hint="eastAsia"/>
+                <w:color w:val="00B050"/>
+              </w:rPr>
+              <w:t>{{check_rsync_未授权访问}}</w:t>
             </w:r>
           </w:p>
         </w:tc>
@@ -11782,7 +11795,7 @@
           </w:tcPr>
           <w:p>
             <w:pPr>
-              <w:pStyle w:val="a4"/>
+              <w:pStyle w:val="af6"/>
               <w:wordWrap/>
               <w:spacing w:line="300" w:lineRule="auto"/>
               <w:rPr>
@@ -11805,7 +11818,7 @@
           </w:tcPr>
           <w:p>
             <w:pPr>
-              <w:pStyle w:val="a5"/>
+              <w:pStyle w:val="af7"/>
               <w:jc w:val="center"/>
               <w:cnfStyle w:val="000000000000" w:firstRow="0" w:lastRow="0" w:firstColumn="0" w:lastColumn="0" w:oddVBand="0" w:evenVBand="0" w:oddHBand="0" w:evenHBand="0" w:firstRowFirstColumn="0" w:firstRowLastColumn="0" w:lastRowFirstColumn="0" w:lastRowLastColumn="0"/>
               <w:rPr>
@@ -11842,21 +11855,21 @@
           </w:tcPr>
           <w:p>
             <w:pPr>
-              <w:pStyle w:val="a4"/>
-              <w:wordWrap/>
-              <w:spacing w:line="240" w:lineRule="atLeast"/>
-              <w:cnfStyle w:val="000000000000" w:firstRow="0" w:lastRow="0" w:firstColumn="0" w:lastColumn="0" w:oddVBand="0" w:evenVBand="0" w:oddHBand="0" w:evenHBand="0" w:firstRowFirstColumn="0" w:firstRowLastColumn="0" w:lastRowFirstColumn="0" w:lastRowLastColumn="0"/>
-              <w:rPr>
-                <w:rFonts w:ascii="SimSun" w:hAnsi="SimSun" w:cs="SimSun"/>
-                <w:color w:val="00B050"/>
-              </w:rPr>
-            </w:pPr>
-            <w:r>
-              <w:rPr>
-                <w:rFonts w:ascii="SimSun" w:hAnsi="SimSun" w:cs="SimSun" w:hint="eastAsia"/>
-                <w:color w:val="00B050"/>
-              </w:rPr>
-              <w:t xml:space="preserve">{{check_FTP_匿名登录}}</w:t>
+              <w:pStyle w:val="af6"/>
+              <w:wordWrap/>
+              <w:spacing w:line="240" w:lineRule="atLeast"/>
+              <w:cnfStyle w:val="000000000000" w:firstRow="0" w:lastRow="0" w:firstColumn="0" w:lastColumn="0" w:oddVBand="0" w:evenVBand="0" w:oddHBand="0" w:evenHBand="0" w:firstRowFirstColumn="0" w:firstRowLastColumn="0" w:lastRowFirstColumn="0" w:lastRowLastColumn="0"/>
+              <w:rPr>
+                <w:rFonts w:ascii="宋体" w:hAnsi="宋体" w:cs="宋体" w:hint="eastAsia"/>
+                <w:color w:val="00B050"/>
+              </w:rPr>
+            </w:pPr>
+            <w:r>
+              <w:rPr>
+                <w:rFonts w:ascii="宋体" w:hAnsi="宋体" w:cs="宋体" w:hint="eastAsia"/>
+                <w:color w:val="00B050"/>
+              </w:rPr>
+              <w:t>{{check_FTP_匿名登录}}</w:t>
             </w:r>
           </w:p>
         </w:tc>
@@ -11880,7 +11893,7 @@
           </w:tcPr>
           <w:p>
             <w:pPr>
-              <w:pStyle w:val="a4"/>
+              <w:pStyle w:val="af6"/>
               <w:wordWrap/>
               <w:spacing w:line="300" w:lineRule="auto"/>
               <w:rPr>
@@ -11903,7 +11916,7 @@
           </w:tcPr>
           <w:p>
             <w:pPr>
-              <w:pStyle w:val="a5"/>
+              <w:pStyle w:val="af7"/>
               <w:jc w:val="center"/>
               <w:cnfStyle w:val="000000000000" w:firstRow="0" w:lastRow="0" w:firstColumn="0" w:lastColumn="0" w:oddVBand="0" w:evenVBand="0" w:oddHBand="0" w:evenHBand="0" w:firstRowFirstColumn="0" w:firstRowLastColumn="0" w:lastRowFirstColumn="0" w:lastRowLastColumn="0"/>
               <w:rPr>
@@ -11933,21 +11946,21 @@
           </w:tcPr>
           <w:p>
             <w:pPr>
-              <w:pStyle w:val="a4"/>
-              <w:wordWrap/>
-              <w:spacing w:line="240" w:lineRule="atLeast"/>
-              <w:cnfStyle w:val="000000000000" w:firstRow="0" w:lastRow="0" w:firstColumn="0" w:lastColumn="0" w:oddVBand="0" w:evenVBand="0" w:oddHBand="0" w:evenHBand="0" w:firstRowFirstColumn="0" w:firstRowLastColumn="0" w:lastRowFirstColumn="0" w:lastRowLastColumn="0"/>
-              <w:rPr>
-                <w:rFonts w:ascii="SimSun" w:hAnsi="SimSun" w:cs="SimSun"/>
-                <w:color w:val="00B050"/>
-              </w:rPr>
-            </w:pPr>
-            <w:r>
-              <w:rPr>
-                <w:rFonts w:ascii="SimSun" w:hAnsi="SimSun" w:cs="SimSun" w:hint="eastAsia"/>
-                <w:color w:val="00B050"/>
-              </w:rPr>
-              <w:t xml:space="preserve">{{check_平行越权}}</w:t>
+              <w:pStyle w:val="af6"/>
+              <w:wordWrap/>
+              <w:spacing w:line="240" w:lineRule="atLeast"/>
+              <w:cnfStyle w:val="000000000000" w:firstRow="0" w:lastRow="0" w:firstColumn="0" w:lastColumn="0" w:oddVBand="0" w:evenVBand="0" w:oddHBand="0" w:evenHBand="0" w:firstRowFirstColumn="0" w:firstRowLastColumn="0" w:lastRowFirstColumn="0" w:lastRowLastColumn="0"/>
+              <w:rPr>
+                <w:rFonts w:ascii="宋体" w:hAnsi="宋体" w:cs="宋体" w:hint="eastAsia"/>
+                <w:color w:val="00B050"/>
+              </w:rPr>
+            </w:pPr>
+            <w:r>
+              <w:rPr>
+                <w:rFonts w:ascii="宋体" w:hAnsi="宋体" w:cs="宋体" w:hint="eastAsia"/>
+                <w:color w:val="00B050"/>
+              </w:rPr>
+              <w:t>{{check_平行越权}}</w:t>
             </w:r>
           </w:p>
         </w:tc>
@@ -11971,7 +11984,7 @@
           </w:tcPr>
           <w:p>
             <w:pPr>
-              <w:pStyle w:val="a4"/>
+              <w:pStyle w:val="af6"/>
               <w:wordWrap/>
               <w:spacing w:line="300" w:lineRule="auto"/>
               <w:rPr>
@@ -11994,7 +12007,7 @@
           </w:tcPr>
           <w:p>
             <w:pPr>
-              <w:pStyle w:val="a5"/>
+              <w:pStyle w:val="af7"/>
               <w:jc w:val="center"/>
               <w:cnfStyle w:val="000000000000" w:firstRow="0" w:lastRow="0" w:firstColumn="0" w:lastColumn="0" w:oddVBand="0" w:evenVBand="0" w:oddHBand="0" w:evenHBand="0" w:firstRowFirstColumn="0" w:firstRowLastColumn="0" w:lastRowFirstColumn="0" w:lastRowLastColumn="0"/>
               <w:rPr>
@@ -12024,21 +12037,21 @@
           </w:tcPr>
           <w:p>
             <w:pPr>
-              <w:pStyle w:val="a4"/>
-              <w:wordWrap/>
-              <w:spacing w:line="240" w:lineRule="atLeast"/>
-              <w:cnfStyle w:val="000000000000" w:firstRow="0" w:lastRow="0" w:firstColumn="0" w:lastColumn="0" w:oddVBand="0" w:evenVBand="0" w:oddHBand="0" w:evenHBand="0" w:firstRowFirstColumn="0" w:firstRowLastColumn="0" w:lastRowFirstColumn="0" w:lastRowLastColumn="0"/>
-              <w:rPr>
-                <w:rFonts w:ascii="SimSun" w:hAnsi="SimSun" w:cs="SimSun"/>
-                <w:color w:val="00B050"/>
-              </w:rPr>
-            </w:pPr>
-            <w:r>
-              <w:rPr>
-                <w:rFonts w:ascii="SimSun" w:hAnsi="SimSun" w:cs="SimSun" w:hint="eastAsia"/>
-                <w:color w:val="00B050"/>
-              </w:rPr>
-              <w:t xml:space="preserve">{{check_验证码绕过}}</w:t>
+              <w:pStyle w:val="af6"/>
+              <w:wordWrap/>
+              <w:spacing w:line="240" w:lineRule="atLeast"/>
+              <w:cnfStyle w:val="000000000000" w:firstRow="0" w:lastRow="0" w:firstColumn="0" w:lastColumn="0" w:oddVBand="0" w:evenVBand="0" w:oddHBand="0" w:evenHBand="0" w:firstRowFirstColumn="0" w:firstRowLastColumn="0" w:lastRowFirstColumn="0" w:lastRowLastColumn="0"/>
+              <w:rPr>
+                <w:rFonts w:ascii="宋体" w:hAnsi="宋体" w:cs="宋体" w:hint="eastAsia"/>
+                <w:color w:val="00B050"/>
+              </w:rPr>
+            </w:pPr>
+            <w:r>
+              <w:rPr>
+                <w:rFonts w:ascii="宋体" w:hAnsi="宋体" w:cs="宋体" w:hint="eastAsia"/>
+                <w:color w:val="00B050"/>
+              </w:rPr>
+              <w:t>{{check_验证码绕过}}</w:t>
             </w:r>
           </w:p>
         </w:tc>
@@ -12062,7 +12075,7 @@
           </w:tcPr>
           <w:p>
             <w:pPr>
-              <w:pStyle w:val="a4"/>
+              <w:pStyle w:val="af6"/>
               <w:wordWrap/>
               <w:spacing w:line="300" w:lineRule="auto"/>
               <w:rPr>
@@ -12085,7 +12098,7 @@
           </w:tcPr>
           <w:p>
             <w:pPr>
-              <w:pStyle w:val="a5"/>
+              <w:pStyle w:val="af7"/>
               <w:jc w:val="center"/>
               <w:cnfStyle w:val="000000000000" w:firstRow="0" w:lastRow="0" w:firstColumn="0" w:lastColumn="0" w:oddVBand="0" w:evenVBand="0" w:oddHBand="0" w:evenHBand="0" w:firstRowFirstColumn="0" w:firstRowLastColumn="0" w:lastRowFirstColumn="0" w:lastRowLastColumn="0"/>
               <w:rPr>
@@ -12124,21 +12137,21 @@
           </w:tcPr>
           <w:p>
             <w:pPr>
-              <w:pStyle w:val="a4"/>
-              <w:wordWrap/>
-              <w:spacing w:line="240" w:lineRule="atLeast"/>
-              <w:cnfStyle w:val="000000000000" w:firstRow="0" w:lastRow="0" w:firstColumn="0" w:lastColumn="0" w:oddVBand="0" w:evenVBand="0" w:oddHBand="0" w:evenHBand="0" w:firstRowFirstColumn="0" w:firstRowLastColumn="0" w:lastRowFirstColumn="0" w:lastRowLastColumn="0"/>
-              <w:rPr>
-                <w:rFonts w:ascii="SimSun" w:hAnsi="SimSun" w:cs="SimSun"/>
-                <w:color w:val="00B050"/>
-              </w:rPr>
-            </w:pPr>
-            <w:r>
-              <w:rPr>
-                <w:rFonts w:ascii="SimSun" w:hAnsi="SimSun" w:cs="SimSun" w:hint="eastAsia"/>
-                <w:color w:val="00B050"/>
-              </w:rPr>
-              <w:t xml:space="preserve">{{check_phpinfo_页面泄露}}</w:t>
+              <w:pStyle w:val="af6"/>
+              <w:wordWrap/>
+              <w:spacing w:line="240" w:lineRule="atLeast"/>
+              <w:cnfStyle w:val="000000000000" w:firstRow="0" w:lastRow="0" w:firstColumn="0" w:lastColumn="0" w:oddVBand="0" w:evenVBand="0" w:oddHBand="0" w:evenHBand="0" w:firstRowFirstColumn="0" w:firstRowLastColumn="0" w:lastRowFirstColumn="0" w:lastRowLastColumn="0"/>
+              <w:rPr>
+                <w:rFonts w:ascii="宋体" w:hAnsi="宋体" w:cs="宋体" w:hint="eastAsia"/>
+                <w:color w:val="00B050"/>
+              </w:rPr>
+            </w:pPr>
+            <w:r>
+              <w:rPr>
+                <w:rFonts w:ascii="宋体" w:hAnsi="宋体" w:cs="宋体" w:hint="eastAsia"/>
+                <w:color w:val="00B050"/>
+              </w:rPr>
+              <w:t>{{check_phpinfo_页面泄露}}</w:t>
             </w:r>
           </w:p>
         </w:tc>
@@ -12162,7 +12175,7 @@
           </w:tcPr>
           <w:p>
             <w:pPr>
-              <w:pStyle w:val="a4"/>
+              <w:pStyle w:val="af6"/>
               <w:wordWrap/>
               <w:spacing w:line="300" w:lineRule="auto"/>
               <w:rPr>
@@ -12185,7 +12198,7 @@
           </w:tcPr>
           <w:p>
             <w:pPr>
-              <w:pStyle w:val="a5"/>
+              <w:pStyle w:val="af7"/>
               <w:jc w:val="center"/>
               <w:cnfStyle w:val="000000000000" w:firstRow="0" w:lastRow="0" w:firstColumn="0" w:lastColumn="0" w:oddVBand="0" w:evenVBand="0" w:oddHBand="0" w:evenHBand="0" w:firstRowFirstColumn="0" w:firstRowLastColumn="0" w:lastRowFirstColumn="0" w:lastRowLastColumn="0"/>
               <w:rPr>
@@ -12222,21 +12235,21 @@
           </w:tcPr>
           <w:p>
             <w:pPr>
-              <w:pStyle w:val="a4"/>
-              <w:wordWrap/>
-              <w:spacing w:line="240" w:lineRule="atLeast"/>
-              <w:cnfStyle w:val="000000000000" w:firstRow="0" w:lastRow="0" w:firstColumn="0" w:lastColumn="0" w:oddVBand="0" w:evenVBand="0" w:oddHBand="0" w:evenHBand="0" w:firstRowFirstColumn="0" w:firstRowLastColumn="0" w:lastRowFirstColumn="0" w:lastRowLastColumn="0"/>
-              <w:rPr>
-                <w:rFonts w:ascii="SimSun" w:hAnsi="SimSun" w:cs="SimSun"/>
-                <w:color w:val="00B050"/>
-              </w:rPr>
-            </w:pPr>
-            <w:r>
-              <w:rPr>
-                <w:rFonts w:ascii="SimSun" w:hAnsi="SimSun" w:cs="SimSun" w:hint="eastAsia"/>
-                <w:color w:val="00B050"/>
-              </w:rPr>
-              <w:t xml:space="preserve">{{check_源码泄漏}}</w:t>
+              <w:pStyle w:val="af6"/>
+              <w:wordWrap/>
+              <w:spacing w:line="240" w:lineRule="atLeast"/>
+              <w:cnfStyle w:val="000000000000" w:firstRow="0" w:lastRow="0" w:firstColumn="0" w:lastColumn="0" w:oddVBand="0" w:evenVBand="0" w:oddHBand="0" w:evenHBand="0" w:firstRowFirstColumn="0" w:firstRowLastColumn="0" w:lastRowFirstColumn="0" w:lastRowLastColumn="0"/>
+              <w:rPr>
+                <w:rFonts w:ascii="宋体" w:hAnsi="宋体" w:cs="宋体" w:hint="eastAsia"/>
+                <w:color w:val="00B050"/>
+              </w:rPr>
+            </w:pPr>
+            <w:r>
+              <w:rPr>
+                <w:rFonts w:ascii="宋体" w:hAnsi="宋体" w:cs="宋体" w:hint="eastAsia"/>
+                <w:color w:val="00B050"/>
+              </w:rPr>
+              <w:t>{{check_源码泄漏}}</w:t>
             </w:r>
           </w:p>
         </w:tc>
@@ -12260,7 +12273,7 @@
           </w:tcPr>
           <w:p>
             <w:pPr>
-              <w:pStyle w:val="a4"/>
+              <w:pStyle w:val="af6"/>
               <w:wordWrap/>
               <w:spacing w:line="300" w:lineRule="auto"/>
               <w:rPr>
@@ -12283,7 +12296,7 @@
           </w:tcPr>
           <w:p>
             <w:pPr>
-              <w:pStyle w:val="a5"/>
+              <w:pStyle w:val="af7"/>
               <w:jc w:val="center"/>
               <w:cnfStyle w:val="000000000000" w:firstRow="0" w:lastRow="0" w:firstColumn="0" w:lastColumn="0" w:oddVBand="0" w:evenVBand="0" w:oddHBand="0" w:evenHBand="0" w:firstRowFirstColumn="0" w:firstRowLastColumn="0" w:lastRowFirstColumn="0" w:lastRowLastColumn="0"/>
               <w:rPr>
@@ -12327,21 +12340,21 @@
           </w:tcPr>
           <w:p>
             <w:pPr>
-              <w:pStyle w:val="a4"/>
-              <w:wordWrap/>
-              <w:spacing w:line="240" w:lineRule="atLeast"/>
-              <w:cnfStyle w:val="000000000000" w:firstRow="0" w:lastRow="0" w:firstColumn="0" w:lastColumn="0" w:oddVBand="0" w:evenVBand="0" w:oddHBand="0" w:evenHBand="0" w:firstRowFirstColumn="0" w:firstRowLastColumn="0" w:lastRowFirstColumn="0" w:lastRowLastColumn="0"/>
-              <w:rPr>
-                <w:rFonts w:ascii="SimSun" w:hAnsi="SimSun" w:cs="SimSun"/>
-                <w:color w:val="00B050"/>
-              </w:rPr>
-            </w:pPr>
-            <w:r>
-              <w:rPr>
-                <w:rFonts w:ascii="SimSun" w:hAnsi="SimSun" w:cs="SimSun" w:hint="eastAsia"/>
-                <w:color w:val="00B050"/>
-              </w:rPr>
-              <w:t xml:space="preserve">{{check_SSL_3_0_POODLE_攻击_CVE_2014_3566}}</w:t>
+              <w:pStyle w:val="af6"/>
+              <w:wordWrap/>
+              <w:spacing w:line="240" w:lineRule="atLeast"/>
+              <w:cnfStyle w:val="000000000000" w:firstRow="0" w:lastRow="0" w:firstColumn="0" w:lastColumn="0" w:oddVBand="0" w:evenVBand="0" w:oddHBand="0" w:evenHBand="0" w:firstRowFirstColumn="0" w:firstRowLastColumn="0" w:lastRowFirstColumn="0" w:lastRowLastColumn="0"/>
+              <w:rPr>
+                <w:rFonts w:ascii="宋体" w:hAnsi="宋体" w:cs="宋体" w:hint="eastAsia"/>
+                <w:color w:val="00B050"/>
+              </w:rPr>
+            </w:pPr>
+            <w:r>
+              <w:rPr>
+                <w:rFonts w:ascii="宋体" w:hAnsi="宋体" w:cs="宋体" w:hint="eastAsia"/>
+                <w:color w:val="00B050"/>
+              </w:rPr>
+              <w:t>{{check_SSL_3_0_POODLE_攻击_CVE_2014_3566}}</w:t>
             </w:r>
           </w:p>
         </w:tc>
@@ -12365,7 +12378,7 @@
           </w:tcPr>
           <w:p>
             <w:pPr>
-              <w:pStyle w:val="a4"/>
+              <w:pStyle w:val="af6"/>
               <w:wordWrap/>
               <w:spacing w:line="300" w:lineRule="auto"/>
               <w:rPr>
@@ -12388,7 +12401,7 @@
           </w:tcPr>
           <w:p>
             <w:pPr>
-              <w:pStyle w:val="a5"/>
+              <w:pStyle w:val="af7"/>
               <w:jc w:val="center"/>
               <w:cnfStyle w:val="000000000000" w:firstRow="0" w:lastRow="0" w:firstColumn="0" w:lastColumn="0" w:oddVBand="0" w:evenVBand="0" w:oddHBand="0" w:evenHBand="0" w:firstRowFirstColumn="0" w:firstRowLastColumn="0" w:lastRowFirstColumn="0" w:lastRowLastColumn="0"/>
               <w:rPr>
@@ -12418,21 +12431,21 @@
           </w:tcPr>
           <w:p>
             <w:pPr>
-              <w:pStyle w:val="a4"/>
-              <w:wordWrap/>
-              <w:spacing w:line="240" w:lineRule="atLeast"/>
-              <w:cnfStyle w:val="000000000000" w:firstRow="0" w:lastRow="0" w:firstColumn="0" w:lastColumn="0" w:oddVBand="0" w:evenVBand="0" w:oddHBand="0" w:evenHBand="0" w:firstRowFirstColumn="0" w:firstRowLastColumn="0" w:lastRowFirstColumn="0" w:lastRowLastColumn="0"/>
-              <w:rPr>
-                <w:rFonts w:ascii="SimSun" w:hAnsi="SimSun" w:cs="SimSun"/>
-                <w:color w:val="00B050"/>
-              </w:rPr>
-            </w:pPr>
-            <w:r>
-              <w:rPr>
-                <w:rFonts w:ascii="SimSun" w:hAnsi="SimSun" w:cs="SimSun" w:hint="eastAsia"/>
-                <w:color w:val="00B050"/>
-              </w:rPr>
-              <w:t xml:space="preserve">{{check_短信轰炸}}</w:t>
+              <w:pStyle w:val="af6"/>
+              <w:wordWrap/>
+              <w:spacing w:line="240" w:lineRule="atLeast"/>
+              <w:cnfStyle w:val="000000000000" w:firstRow="0" w:lastRow="0" w:firstColumn="0" w:lastColumn="0" w:oddVBand="0" w:evenVBand="0" w:oddHBand="0" w:evenHBand="0" w:firstRowFirstColumn="0" w:firstRowLastColumn="0" w:lastRowFirstColumn="0" w:lastRowLastColumn="0"/>
+              <w:rPr>
+                <w:rFonts w:ascii="宋体" w:hAnsi="宋体" w:cs="宋体" w:hint="eastAsia"/>
+                <w:color w:val="00B050"/>
+              </w:rPr>
+            </w:pPr>
+            <w:r>
+              <w:rPr>
+                <w:rFonts w:ascii="宋体" w:hAnsi="宋体" w:cs="宋体" w:hint="eastAsia"/>
+                <w:color w:val="00B050"/>
+              </w:rPr>
+              <w:t>{{check_短信轰炸}}</w:t>
             </w:r>
           </w:p>
         </w:tc>
@@ -12456,7 +12469,7 @@
           </w:tcPr>
           <w:p>
             <w:pPr>
-              <w:pStyle w:val="a4"/>
+              <w:pStyle w:val="af6"/>
               <w:wordWrap/>
               <w:spacing w:line="300" w:lineRule="auto"/>
               <w:rPr>
@@ -12479,7 +12492,7 @@
           </w:tcPr>
           <w:p>
             <w:pPr>
-              <w:pStyle w:val="a5"/>
+              <w:pStyle w:val="af7"/>
               <w:jc w:val="center"/>
               <w:cnfStyle w:val="000000000000" w:firstRow="0" w:lastRow="0" w:firstColumn="0" w:lastColumn="0" w:oddVBand="0" w:evenVBand="0" w:oddHBand="0" w:evenHBand="0" w:firstRowFirstColumn="0" w:firstRowLastColumn="0" w:lastRowFirstColumn="0" w:lastRowLastColumn="0"/>
               <w:rPr>
@@ -12509,21 +12522,21 @@
           </w:tcPr>
           <w:p>
             <w:pPr>
-              <w:pStyle w:val="a4"/>
-              <w:wordWrap/>
-              <w:spacing w:line="240" w:lineRule="atLeast"/>
-              <w:cnfStyle w:val="000000000000" w:firstRow="0" w:lastRow="0" w:firstColumn="0" w:lastColumn="0" w:oddVBand="0" w:evenVBand="0" w:oddHBand="0" w:evenHBand="0" w:firstRowFirstColumn="0" w:firstRowLastColumn="0" w:lastRowFirstColumn="0" w:lastRowLastColumn="0"/>
-              <w:rPr>
-                <w:rFonts w:ascii="SimSun" w:hAnsi="SimSun" w:cs="SimSun"/>
-                <w:color w:val="00B050"/>
-              </w:rPr>
-            </w:pPr>
-            <w:r>
-              <w:rPr>
-                <w:rFonts w:ascii="SimSun" w:hAnsi="SimSun" w:cs="SimSun" w:hint="eastAsia"/>
-                <w:color w:val="00B050"/>
-              </w:rPr>
-              <w:t xml:space="preserve">{{check_链接注入漏洞}}</w:t>
+              <w:pStyle w:val="af6"/>
+              <w:wordWrap/>
+              <w:spacing w:line="240" w:lineRule="atLeast"/>
+              <w:cnfStyle w:val="000000000000" w:firstRow="0" w:lastRow="0" w:firstColumn="0" w:lastColumn="0" w:oddVBand="0" w:evenVBand="0" w:oddHBand="0" w:evenHBand="0" w:firstRowFirstColumn="0" w:firstRowLastColumn="0" w:lastRowFirstColumn="0" w:lastRowLastColumn="0"/>
+              <w:rPr>
+                <w:rFonts w:ascii="宋体" w:hAnsi="宋体" w:cs="宋体" w:hint="eastAsia"/>
+                <w:color w:val="00B050"/>
+              </w:rPr>
+            </w:pPr>
+            <w:r>
+              <w:rPr>
+                <w:rFonts w:ascii="宋体" w:hAnsi="宋体" w:cs="宋体" w:hint="eastAsia"/>
+                <w:color w:val="00B050"/>
+              </w:rPr>
+              <w:t>{{check_链接注入漏洞}}</w:t>
             </w:r>
           </w:p>
         </w:tc>
@@ -12547,7 +12560,7 @@
           </w:tcPr>
           <w:p>
             <w:pPr>
-              <w:pStyle w:val="a4"/>
+              <w:pStyle w:val="af6"/>
               <w:wordWrap/>
               <w:spacing w:line="300" w:lineRule="auto"/>
               <w:rPr>
@@ -12570,7 +12583,7 @@
           </w:tcPr>
           <w:p>
             <w:pPr>
-              <w:pStyle w:val="a5"/>
+              <w:pStyle w:val="af7"/>
               <w:jc w:val="center"/>
               <w:cnfStyle w:val="000000000000" w:firstRow="0" w:lastRow="0" w:firstColumn="0" w:lastColumn="0" w:oddVBand="0" w:evenVBand="0" w:oddHBand="0" w:evenHBand="0" w:firstRowFirstColumn="0" w:firstRowLastColumn="0" w:lastRowFirstColumn="0" w:lastRowLastColumn="0"/>
               <w:rPr>
@@ -12600,21 +12613,21 @@
           </w:tcPr>
           <w:p>
             <w:pPr>
-              <w:pStyle w:val="a4"/>
-              <w:wordWrap/>
-              <w:spacing w:line="240" w:lineRule="atLeast"/>
-              <w:cnfStyle w:val="000000000000" w:firstRow="0" w:lastRow="0" w:firstColumn="0" w:lastColumn="0" w:oddVBand="0" w:evenVBand="0" w:oddHBand="0" w:evenHBand="0" w:firstRowFirstColumn="0" w:firstRowLastColumn="0" w:lastRowFirstColumn="0" w:lastRowLastColumn="0"/>
-              <w:rPr>
-                <w:rFonts w:ascii="SimSun" w:hAnsi="SimSun" w:cs="SimSun"/>
-                <w:color w:val="00B050"/>
-              </w:rPr>
-            </w:pPr>
-            <w:r>
-              <w:rPr>
-                <w:rFonts w:ascii="SimSun" w:hAnsi="SimSun" w:cs="SimSun" w:hint="eastAsia"/>
-                <w:color w:val="00B050"/>
-              </w:rPr>
-              <w:t xml:space="preserve">{{check_验证码失效}}</w:t>
+              <w:pStyle w:val="af6"/>
+              <w:wordWrap/>
+              <w:spacing w:line="240" w:lineRule="atLeast"/>
+              <w:cnfStyle w:val="000000000000" w:firstRow="0" w:lastRow="0" w:firstColumn="0" w:lastColumn="0" w:oddVBand="0" w:evenVBand="0" w:oddHBand="0" w:evenHBand="0" w:firstRowFirstColumn="0" w:firstRowLastColumn="0" w:lastRowFirstColumn="0" w:lastRowLastColumn="0"/>
+              <w:rPr>
+                <w:rFonts w:ascii="宋体" w:hAnsi="宋体" w:cs="宋体" w:hint="eastAsia"/>
+                <w:color w:val="00B050"/>
+              </w:rPr>
+            </w:pPr>
+            <w:r>
+              <w:rPr>
+                <w:rFonts w:ascii="宋体" w:hAnsi="宋体" w:cs="宋体" w:hint="eastAsia"/>
+                <w:color w:val="00B050"/>
+              </w:rPr>
+              <w:t>{{check_验证码失效}}</w:t>
             </w:r>
           </w:p>
         </w:tc>
@@ -12638,7 +12651,7 @@
           </w:tcPr>
           <w:p>
             <w:pPr>
-              <w:pStyle w:val="a4"/>
+              <w:pStyle w:val="af6"/>
               <w:wordWrap/>
               <w:spacing w:line="300" w:lineRule="auto"/>
               <w:rPr>
@@ -12682,7 +12695,7 @@
           </w:tcPr>
           <w:p>
             <w:pPr>
-              <w:pStyle w:val="a5"/>
+              <w:pStyle w:val="af7"/>
               <w:jc w:val="center"/>
               <w:cnfStyle w:val="000000000000" w:firstRow="0" w:lastRow="0" w:firstColumn="0" w:lastColumn="0" w:oddVBand="0" w:evenVBand="0" w:oddHBand="0" w:evenHBand="0" w:firstRowFirstColumn="0" w:firstRowLastColumn="0" w:lastRowFirstColumn="0" w:lastRowLastColumn="0"/>
               <w:rPr>
@@ -12712,21 +12725,21 @@
           </w:tcPr>
           <w:p>
             <w:pPr>
-              <w:pStyle w:val="a4"/>
-              <w:wordWrap/>
-              <w:spacing w:line="240" w:lineRule="atLeast"/>
-              <w:cnfStyle w:val="000000000000" w:firstRow="0" w:lastRow="0" w:firstColumn="0" w:lastColumn="0" w:oddVBand="0" w:evenVBand="0" w:oddHBand="0" w:evenHBand="0" w:firstRowFirstColumn="0" w:firstRowLastColumn="0" w:lastRowFirstColumn="0" w:lastRowLastColumn="0"/>
-              <w:rPr>
-                <w:rFonts w:ascii="SimSun" w:hAnsi="SimSun" w:cs="SimSun"/>
-                <w:color w:val="00B050"/>
-              </w:rPr>
-            </w:pPr>
-            <w:r>
-              <w:rPr>
-                <w:rFonts w:ascii="SimSun" w:hAnsi="SimSun" w:cs="SimSun" w:hint="eastAsia"/>
-                <w:color w:val="00B050"/>
-              </w:rPr>
-              <w:t xml:space="preserve">{{check_管理后台泄漏}}</w:t>
+              <w:pStyle w:val="af6"/>
+              <w:wordWrap/>
+              <w:spacing w:line="240" w:lineRule="atLeast"/>
+              <w:cnfStyle w:val="000000000000" w:firstRow="0" w:lastRow="0" w:firstColumn="0" w:lastColumn="0" w:oddVBand="0" w:evenVBand="0" w:oddHBand="0" w:evenHBand="0" w:firstRowFirstColumn="0" w:firstRowLastColumn="0" w:lastRowFirstColumn="0" w:lastRowLastColumn="0"/>
+              <w:rPr>
+                <w:rFonts w:ascii="宋体" w:hAnsi="宋体" w:cs="宋体" w:hint="eastAsia"/>
+                <w:color w:val="00B050"/>
+              </w:rPr>
+            </w:pPr>
+            <w:r>
+              <w:rPr>
+                <w:rFonts w:ascii="宋体" w:hAnsi="宋体" w:cs="宋体" w:hint="eastAsia"/>
+                <w:color w:val="00B050"/>
+              </w:rPr>
+              <w:t>{{check_管理后台泄漏}}</w:t>
             </w:r>
           </w:p>
         </w:tc>
@@ -12750,7 +12763,7 @@
           </w:tcPr>
           <w:p>
             <w:pPr>
-              <w:pStyle w:val="a4"/>
+              <w:pStyle w:val="af6"/>
               <w:wordWrap/>
               <w:spacing w:line="300" w:lineRule="auto"/>
               <w:rPr>
@@ -12773,7 +12786,7 @@
           </w:tcPr>
           <w:p>
             <w:pPr>
-              <w:pStyle w:val="a5"/>
+              <w:pStyle w:val="af7"/>
               <w:jc w:val="center"/>
               <w:cnfStyle w:val="000000000000" w:firstRow="0" w:lastRow="0" w:firstColumn="0" w:lastColumn="0" w:oddVBand="0" w:evenVBand="0" w:oddHBand="0" w:evenHBand="0" w:firstRowFirstColumn="0" w:firstRowLastColumn="0" w:lastRowFirstColumn="0" w:lastRowLastColumn="0"/>
               <w:rPr>
@@ -12803,21 +12816,21 @@
           </w:tcPr>
           <w:p>
             <w:pPr>
-              <w:pStyle w:val="a4"/>
-              <w:wordWrap/>
-              <w:spacing w:line="240" w:lineRule="atLeast"/>
-              <w:cnfStyle w:val="000000000000" w:firstRow="0" w:lastRow="0" w:firstColumn="0" w:lastColumn="0" w:oddVBand="0" w:evenVBand="0" w:oddHBand="0" w:evenHBand="0" w:firstRowFirstColumn="0" w:firstRowLastColumn="0" w:lastRowFirstColumn="0" w:lastRowLastColumn="0"/>
-              <w:rPr>
-                <w:rFonts w:ascii="SimSun" w:hAnsi="SimSun" w:cs="SimSun"/>
-                <w:color w:val="00B050"/>
-              </w:rPr>
-            </w:pPr>
-            <w:r>
-              <w:rPr>
-                <w:rFonts w:ascii="SimSun" w:hAnsi="SimSun" w:cs="SimSun" w:hint="eastAsia"/>
-                <w:color w:val="00B050"/>
-              </w:rPr>
-              <w:t xml:space="preserve">{{check_备份文件泄漏}}</w:t>
+              <w:pStyle w:val="af6"/>
+              <w:wordWrap/>
+              <w:spacing w:line="240" w:lineRule="atLeast"/>
+              <w:cnfStyle w:val="000000000000" w:firstRow="0" w:lastRow="0" w:firstColumn="0" w:lastColumn="0" w:oddVBand="0" w:evenVBand="0" w:oddHBand="0" w:evenHBand="0" w:firstRowFirstColumn="0" w:firstRowLastColumn="0" w:lastRowFirstColumn="0" w:lastRowLastColumn="0"/>
+              <w:rPr>
+                <w:rFonts w:ascii="宋体" w:hAnsi="宋体" w:cs="宋体" w:hint="eastAsia"/>
+                <w:color w:val="00B050"/>
+              </w:rPr>
+            </w:pPr>
+            <w:r>
+              <w:rPr>
+                <w:rFonts w:ascii="宋体" w:hAnsi="宋体" w:cs="宋体" w:hint="eastAsia"/>
+                <w:color w:val="00B050"/>
+              </w:rPr>
+              <w:t>{{check_备份文件泄漏}}</w:t>
             </w:r>
           </w:p>
         </w:tc>
@@ -12841,7 +12854,7 @@
           </w:tcPr>
           <w:p>
             <w:pPr>
-              <w:pStyle w:val="a4"/>
+              <w:pStyle w:val="af6"/>
               <w:wordWrap/>
               <w:spacing w:line="300" w:lineRule="auto"/>
               <w:rPr>
@@ -12864,7 +12877,7 @@
           </w:tcPr>
           <w:p>
             <w:pPr>
-              <w:pStyle w:val="a5"/>
+              <w:pStyle w:val="af7"/>
               <w:jc w:val="center"/>
               <w:cnfStyle w:val="000000000000" w:firstRow="0" w:lastRow="0" w:firstColumn="0" w:lastColumn="0" w:oddVBand="0" w:evenVBand="0" w:oddHBand="0" w:evenHBand="0" w:firstRowFirstColumn="0" w:firstRowLastColumn="0" w:lastRowFirstColumn="0" w:lastRowLastColumn="0"/>
               <w:rPr>
@@ -12894,21 +12907,21 @@
           </w:tcPr>
           <w:p>
             <w:pPr>
-              <w:pStyle w:val="a4"/>
-              <w:wordWrap/>
-              <w:spacing w:line="240" w:lineRule="atLeast"/>
-              <w:cnfStyle w:val="000000000000" w:firstRow="0" w:lastRow="0" w:firstColumn="0" w:lastColumn="0" w:oddVBand="0" w:evenVBand="0" w:oddHBand="0" w:evenHBand="0" w:firstRowFirstColumn="0" w:firstRowLastColumn="0" w:lastRowFirstColumn="0" w:lastRowLastColumn="0"/>
-              <w:rPr>
-                <w:rFonts w:ascii="SimSun" w:hAnsi="SimSun" w:cs="SimSun"/>
-                <w:color w:val="00B050"/>
-              </w:rPr>
-            </w:pPr>
-            <w:r>
-              <w:rPr>
-                <w:rFonts w:ascii="SimSun" w:hAnsi="SimSun" w:cs="SimSun" w:hint="eastAsia"/>
-                <w:color w:val="00B050"/>
-              </w:rPr>
-              <w:t xml:space="preserve">{{check_版本信息泄漏}}</w:t>
+              <w:pStyle w:val="af6"/>
+              <w:wordWrap/>
+              <w:spacing w:line="240" w:lineRule="atLeast"/>
+              <w:cnfStyle w:val="000000000000" w:firstRow="0" w:lastRow="0" w:firstColumn="0" w:lastColumn="0" w:oddVBand="0" w:evenVBand="0" w:oddHBand="0" w:evenHBand="0" w:firstRowFirstColumn="0" w:firstRowLastColumn="0" w:lastRowFirstColumn="0" w:lastRowLastColumn="0"/>
+              <w:rPr>
+                <w:rFonts w:ascii="宋体" w:hAnsi="宋体" w:cs="宋体" w:hint="eastAsia"/>
+                <w:color w:val="00B050"/>
+              </w:rPr>
+            </w:pPr>
+            <w:r>
+              <w:rPr>
+                <w:rFonts w:ascii="宋体" w:hAnsi="宋体" w:cs="宋体" w:hint="eastAsia"/>
+                <w:color w:val="00B050"/>
+              </w:rPr>
+              <w:t>{{check_版本信息泄漏}}</w:t>
             </w:r>
           </w:p>
         </w:tc>
@@ -12932,7 +12945,7 @@
           </w:tcPr>
           <w:p>
             <w:pPr>
-              <w:pStyle w:val="a4"/>
+              <w:pStyle w:val="af6"/>
               <w:wordWrap/>
               <w:spacing w:line="300" w:lineRule="auto"/>
               <w:rPr>
@@ -12955,7 +12968,7 @@
           </w:tcPr>
           <w:p>
             <w:pPr>
-              <w:pStyle w:val="a5"/>
+              <w:pStyle w:val="af7"/>
               <w:jc w:val="center"/>
               <w:cnfStyle w:val="000000000000" w:firstRow="0" w:lastRow="0" w:firstColumn="0" w:lastColumn="0" w:oddVBand="0" w:evenVBand="0" w:oddHBand="0" w:evenHBand="0" w:firstRowFirstColumn="0" w:firstRowLastColumn="0" w:lastRowFirstColumn="0" w:lastRowLastColumn="0"/>
               <w:rPr>
@@ -12999,21 +13012,21 @@
           </w:tcPr>
           <w:p>
             <w:pPr>
-              <w:pStyle w:val="a4"/>
-              <w:wordWrap/>
-              <w:spacing w:line="240" w:lineRule="atLeast"/>
-              <w:cnfStyle w:val="000000000000" w:firstRow="0" w:lastRow="0" w:firstColumn="0" w:lastColumn="0" w:oddVBand="0" w:evenVBand="0" w:oddHBand="0" w:evenHBand="0" w:firstRowFirstColumn="0" w:firstRowLastColumn="0" w:lastRowFirstColumn="0" w:lastRowLastColumn="0"/>
-              <w:rPr>
-                <w:rFonts w:ascii="SimSun" w:hAnsi="SimSun" w:cs="SimSun"/>
-                <w:color w:val="00B050"/>
-              </w:rPr>
-            </w:pPr>
-            <w:r>
-              <w:rPr>
-                <w:rFonts w:ascii="SimSun" w:hAnsi="SimSun" w:cs="SimSun" w:hint="eastAsia"/>
-                <w:color w:val="00B050"/>
-              </w:rPr>
-              <w:t xml:space="preserve">{{check_内网_IP_泄露}}</w:t>
+              <w:pStyle w:val="af6"/>
+              <w:wordWrap/>
+              <w:spacing w:line="240" w:lineRule="atLeast"/>
+              <w:cnfStyle w:val="000000000000" w:firstRow="0" w:lastRow="0" w:firstColumn="0" w:lastColumn="0" w:oddVBand="0" w:evenVBand="0" w:oddHBand="0" w:evenHBand="0" w:firstRowFirstColumn="0" w:firstRowLastColumn="0" w:lastRowFirstColumn="0" w:lastRowLastColumn="0"/>
+              <w:rPr>
+                <w:rFonts w:ascii="宋体" w:hAnsi="宋体" w:cs="宋体" w:hint="eastAsia"/>
+                <w:color w:val="00B050"/>
+              </w:rPr>
+            </w:pPr>
+            <w:r>
+              <w:rPr>
+                <w:rFonts w:ascii="宋体" w:hAnsi="宋体" w:cs="宋体" w:hint="eastAsia"/>
+                <w:color w:val="00B050"/>
+              </w:rPr>
+              <w:t>{{check_内网_IP_泄露}}</w:t>
             </w:r>
           </w:p>
         </w:tc>
@@ -13037,7 +13050,7 @@
           </w:tcPr>
           <w:p>
             <w:pPr>
-              <w:pStyle w:val="a4"/>
+              <w:pStyle w:val="af6"/>
               <w:wordWrap/>
               <w:spacing w:line="300" w:lineRule="auto"/>
               <w:rPr>
@@ -13060,7 +13073,7 @@
           </w:tcPr>
           <w:p>
             <w:pPr>
-              <w:pStyle w:val="a5"/>
+              <w:pStyle w:val="af7"/>
               <w:jc w:val="center"/>
               <w:cnfStyle w:val="000000000000" w:firstRow="0" w:lastRow="0" w:firstColumn="0" w:lastColumn="0" w:oddVBand="0" w:evenVBand="0" w:oddHBand="0" w:evenHBand="0" w:firstRowFirstColumn="0" w:firstRowLastColumn="0" w:lastRowFirstColumn="0" w:lastRowLastColumn="0"/>
               <w:rPr>
@@ -13097,21 +13110,21 @@
           </w:tcPr>
           <w:p>
             <w:pPr>
-              <w:pStyle w:val="a4"/>
-              <w:wordWrap/>
-              <w:spacing w:line="240" w:lineRule="atLeast"/>
-              <w:cnfStyle w:val="000000000000" w:firstRow="0" w:lastRow="0" w:firstColumn="0" w:lastColumn="0" w:oddVBand="0" w:evenVBand="0" w:oddHBand="0" w:evenHBand="0" w:firstRowFirstColumn="0" w:firstRowLastColumn="0" w:lastRowFirstColumn="0" w:lastRowLastColumn="0"/>
-              <w:rPr>
-                <w:rFonts w:ascii="SimSun" w:hAnsi="SimSun" w:cs="SimSun"/>
-                <w:color w:val="00B050"/>
-              </w:rPr>
-            </w:pPr>
-            <w:r>
-              <w:rPr>
-                <w:rFonts w:ascii="SimSun" w:hAnsi="SimSun" w:cs="SimSun" w:hint="eastAsia"/>
-                <w:color w:val="00B050"/>
-              </w:rPr>
-              <w:t xml:space="preserve">{{check_jQuery_版本过低}}</w:t>
+              <w:pStyle w:val="af6"/>
+              <w:wordWrap/>
+              <w:spacing w:line="240" w:lineRule="atLeast"/>
+              <w:cnfStyle w:val="000000000000" w:firstRow="0" w:lastRow="0" w:firstColumn="0" w:lastColumn="0" w:oddVBand="0" w:evenVBand="0" w:oddHBand="0" w:evenHBand="0" w:firstRowFirstColumn="0" w:firstRowLastColumn="0" w:lastRowFirstColumn="0" w:lastRowLastColumn="0"/>
+              <w:rPr>
+                <w:rFonts w:ascii="宋体" w:hAnsi="宋体" w:cs="宋体" w:hint="eastAsia"/>
+                <w:color w:val="00B050"/>
+              </w:rPr>
+            </w:pPr>
+            <w:r>
+              <w:rPr>
+                <w:rFonts w:ascii="宋体" w:hAnsi="宋体" w:cs="宋体" w:hint="eastAsia"/>
+                <w:color w:val="00B050"/>
+              </w:rPr>
+              <w:t>{{check_jQuery_版本过低}}</w:t>
             </w:r>
           </w:p>
         </w:tc>
@@ -13135,7 +13148,7 @@
           </w:tcPr>
           <w:p>
             <w:pPr>
-              <w:pStyle w:val="a4"/>
+              <w:pStyle w:val="af6"/>
               <w:wordWrap/>
               <w:spacing w:line="300" w:lineRule="auto"/>
               <w:rPr>
@@ -13158,7 +13171,7 @@
           </w:tcPr>
           <w:p>
             <w:pPr>
-              <w:pStyle w:val="a5"/>
+              <w:pStyle w:val="af7"/>
               <w:jc w:val="center"/>
               <w:cnfStyle w:val="000000000000" w:firstRow="0" w:lastRow="0" w:firstColumn="0" w:lastColumn="0" w:oddVBand="0" w:evenVBand="0" w:oddHBand="0" w:evenHBand="0" w:firstRowFirstColumn="0" w:firstRowLastColumn="0" w:lastRowFirstColumn="0" w:lastRowLastColumn="0"/>
               <w:rPr>
@@ -13188,21 +13201,21 @@
           </w:tcPr>
           <w:p>
             <w:pPr>
-              <w:pStyle w:val="a4"/>
-              <w:wordWrap/>
-              <w:spacing w:line="240" w:lineRule="atLeast"/>
-              <w:cnfStyle w:val="000000000000" w:firstRow="0" w:lastRow="0" w:firstColumn="0" w:lastColumn="0" w:oddVBand="0" w:evenVBand="0" w:oddHBand="0" w:evenHBand="0" w:firstRowFirstColumn="0" w:firstRowLastColumn="0" w:lastRowFirstColumn="0" w:lastRowLastColumn="0"/>
-              <w:rPr>
-                <w:rFonts w:ascii="SimSun" w:hAnsi="SimSun" w:cs="SimSun"/>
-                <w:color w:val="00B050"/>
-              </w:rPr>
-            </w:pPr>
-            <w:r>
-              <w:rPr>
-                <w:rFonts w:ascii="SimSun" w:hAnsi="SimSun" w:cs="SimSun" w:hint="eastAsia"/>
-                <w:color w:val="00B050"/>
-              </w:rPr>
-              <w:t xml:space="preserve">{{check_密码暴力破解风险}}</w:t>
+              <w:pStyle w:val="af6"/>
+              <w:wordWrap/>
+              <w:spacing w:line="240" w:lineRule="atLeast"/>
+              <w:cnfStyle w:val="000000000000" w:firstRow="0" w:lastRow="0" w:firstColumn="0" w:lastColumn="0" w:oddVBand="0" w:evenVBand="0" w:oddHBand="0" w:evenHBand="0" w:firstRowFirstColumn="0" w:firstRowLastColumn="0" w:lastRowFirstColumn="0" w:lastRowLastColumn="0"/>
+              <w:rPr>
+                <w:rFonts w:ascii="宋体" w:hAnsi="宋体" w:cs="宋体" w:hint="eastAsia"/>
+                <w:color w:val="00B050"/>
+              </w:rPr>
+            </w:pPr>
+            <w:r>
+              <w:rPr>
+                <w:rFonts w:ascii="宋体" w:hAnsi="宋体" w:cs="宋体" w:hint="eastAsia"/>
+                <w:color w:val="00B050"/>
+              </w:rPr>
+              <w:t>{{check_密码暴力破解风险}}</w:t>
             </w:r>
           </w:p>
         </w:tc>
@@ -13226,7 +13239,7 @@
           </w:tcPr>
           <w:p>
             <w:pPr>
-              <w:pStyle w:val="a4"/>
+              <w:pStyle w:val="af6"/>
               <w:wordWrap/>
               <w:spacing w:line="300" w:lineRule="auto"/>
               <w:rPr>
@@ -13249,7 +13262,7 @@
           </w:tcPr>
           <w:p>
             <w:pPr>
-              <w:pStyle w:val="a5"/>
+              <w:pStyle w:val="af7"/>
               <w:jc w:val="center"/>
               <w:cnfStyle w:val="000000000000" w:firstRow="0" w:lastRow="0" w:firstColumn="0" w:lastColumn="0" w:oddVBand="0" w:evenVBand="0" w:oddHBand="0" w:evenHBand="0" w:firstRowFirstColumn="0" w:firstRowLastColumn="0" w:lastRowFirstColumn="0" w:lastRowLastColumn="0"/>
               <w:rPr>
@@ -13286,21 +13299,21 @@
           </w:tcPr>
           <w:p>
             <w:pPr>
-              <w:pStyle w:val="a4"/>
-              <w:wordWrap/>
-              <w:spacing w:line="240" w:lineRule="atLeast"/>
-              <w:cnfStyle w:val="000000000000" w:firstRow="0" w:lastRow="0" w:firstColumn="0" w:lastColumn="0" w:oddVBand="0" w:evenVBand="0" w:oddHBand="0" w:evenHBand="0" w:firstRowFirstColumn="0" w:firstRowLastColumn="0" w:lastRowFirstColumn="0" w:lastRowLastColumn="0"/>
-              <w:rPr>
-                <w:rFonts w:ascii="SimSun" w:hAnsi="SimSun" w:cs="SimSun"/>
-                <w:color w:val="00B050"/>
-              </w:rPr>
-            </w:pPr>
-            <w:r>
-              <w:rPr>
-                <w:rFonts w:ascii="SimSun" w:hAnsi="SimSun" w:cs="SimSun" w:hint="eastAsia"/>
-                <w:color w:val="00B050"/>
-              </w:rPr>
-              <w:t xml:space="preserve">{{check_WEB_INF_web_xml_泄露}}</w:t>
+              <w:pStyle w:val="af6"/>
+              <w:wordWrap/>
+              <w:spacing w:line="240" w:lineRule="atLeast"/>
+              <w:cnfStyle w:val="000000000000" w:firstRow="0" w:lastRow="0" w:firstColumn="0" w:lastColumn="0" w:oddVBand="0" w:evenVBand="0" w:oddHBand="0" w:evenHBand="0" w:firstRowFirstColumn="0" w:firstRowLastColumn="0" w:lastRowFirstColumn="0" w:lastRowLastColumn="0"/>
+              <w:rPr>
+                <w:rFonts w:ascii="宋体" w:hAnsi="宋体" w:cs="宋体" w:hint="eastAsia"/>
+                <w:color w:val="00B050"/>
+              </w:rPr>
+            </w:pPr>
+            <w:r>
+              <w:rPr>
+                <w:rFonts w:ascii="宋体" w:hAnsi="宋体" w:cs="宋体" w:hint="eastAsia"/>
+                <w:color w:val="00B050"/>
+              </w:rPr>
+              <w:t>{{check_WEB_INF_web_xml_泄露}}</w:t>
             </w:r>
           </w:p>
         </w:tc>
@@ -13324,7 +13337,7 @@
           </w:tcPr>
           <w:p>
             <w:pPr>
-              <w:pStyle w:val="a4"/>
+              <w:pStyle w:val="af6"/>
               <w:wordWrap/>
               <w:spacing w:line="300" w:lineRule="auto"/>
               <w:rPr>
@@ -13347,7 +13360,7 @@
           </w:tcPr>
           <w:p>
             <w:pPr>
-              <w:pStyle w:val="a5"/>
+              <w:pStyle w:val="af7"/>
               <w:jc w:val="center"/>
               <w:cnfStyle w:val="000000000000" w:firstRow="0" w:lastRow="0" w:firstColumn="0" w:lastColumn="0" w:oddVBand="0" w:evenVBand="0" w:oddHBand="0" w:evenHBand="0" w:firstRowFirstColumn="0" w:firstRowLastColumn="0" w:lastRowFirstColumn="0" w:lastRowLastColumn="0"/>
               <w:rPr>
@@ -13384,21 +13397,21 @@
           </w:tcPr>
           <w:p>
             <w:pPr>
-              <w:pStyle w:val="a4"/>
-              <w:wordWrap/>
-              <w:spacing w:line="240" w:lineRule="atLeast"/>
-              <w:cnfStyle w:val="000000000000" w:firstRow="0" w:lastRow="0" w:firstColumn="0" w:lastColumn="0" w:oddVBand="0" w:evenVBand="0" w:oddHBand="0" w:evenHBand="0" w:firstRowFirstColumn="0" w:firstRowLastColumn="0" w:lastRowFirstColumn="0" w:lastRowLastColumn="0"/>
-              <w:rPr>
-                <w:rFonts w:ascii="SimSun" w:hAnsi="SimSun" w:cs="SimSun"/>
-                <w:color w:val="00B050"/>
-              </w:rPr>
-            </w:pPr>
-            <w:r>
-              <w:rPr>
-                <w:rFonts w:ascii="SimSun" w:hAnsi="SimSun" w:cs="SimSun" w:hint="eastAsia"/>
-                <w:color w:val="00B050"/>
-              </w:rPr>
-              <w:t xml:space="preserve">{{check_Bazaar_存储库泄露_bzr}}</w:t>
+              <w:pStyle w:val="af6"/>
+              <w:wordWrap/>
+              <w:spacing w:line="240" w:lineRule="atLeast"/>
+              <w:cnfStyle w:val="000000000000" w:firstRow="0" w:lastRow="0" w:firstColumn="0" w:lastColumn="0" w:oddVBand="0" w:evenVBand="0" w:oddHBand="0" w:evenHBand="0" w:firstRowFirstColumn="0" w:firstRowLastColumn="0" w:lastRowFirstColumn="0" w:lastRowLastColumn="0"/>
+              <w:rPr>
+                <w:rFonts w:ascii="宋体" w:hAnsi="宋体" w:cs="宋体" w:hint="eastAsia"/>
+                <w:color w:val="00B050"/>
+              </w:rPr>
+            </w:pPr>
+            <w:r>
+              <w:rPr>
+                <w:rFonts w:ascii="宋体" w:hAnsi="宋体" w:cs="宋体" w:hint="eastAsia"/>
+                <w:color w:val="00B050"/>
+              </w:rPr>
+              <w:t>{{check_Bazaar_存储库泄露_bzr}}</w:t>
             </w:r>
           </w:p>
         </w:tc>
@@ -13422,7 +13435,7 @@
           </w:tcPr>
           <w:p>
             <w:pPr>
-              <w:pStyle w:val="a4"/>
+              <w:pStyle w:val="af6"/>
               <w:wordWrap/>
               <w:spacing w:line="300" w:lineRule="auto"/>
               <w:rPr>
@@ -13445,7 +13458,7 @@
           </w:tcPr>
           <w:p>
             <w:pPr>
-              <w:pStyle w:val="a5"/>
+              <w:pStyle w:val="af7"/>
               <w:jc w:val="center"/>
               <w:cnfStyle w:val="000000000000" w:firstRow="0" w:lastRow="0" w:firstColumn="0" w:lastColumn="0" w:oddVBand="0" w:evenVBand="0" w:oddHBand="0" w:evenHBand="0" w:firstRowFirstColumn="0" w:firstRowLastColumn="0" w:lastRowFirstColumn="0" w:lastRowLastColumn="0"/>
               <w:rPr>
@@ -13482,21 +13495,21 @@
           </w:tcPr>
           <w:p>
             <w:pPr>
-              <w:pStyle w:val="a4"/>
-              <w:wordWrap/>
-              <w:spacing w:line="240" w:lineRule="atLeast"/>
-              <w:cnfStyle w:val="000000000000" w:firstRow="0" w:lastRow="0" w:firstColumn="0" w:lastColumn="0" w:oddVBand="0" w:evenVBand="0" w:oddHBand="0" w:evenHBand="0" w:firstRowFirstColumn="0" w:firstRowLastColumn="0" w:lastRowFirstColumn="0" w:lastRowLastColumn="0"/>
-              <w:rPr>
-                <w:rFonts w:ascii="SimSun" w:hAnsi="SimSun" w:cs="SimSun"/>
-                <w:color w:val="00B050"/>
-              </w:rPr>
-            </w:pPr>
-            <w:r>
-              <w:rPr>
-                <w:rFonts w:ascii="SimSun" w:hAnsi="SimSun" w:cs="SimSun" w:hint="eastAsia"/>
-                <w:color w:val="00B050"/>
-              </w:rPr>
-              <w:t xml:space="preserve">{{check_Snoop_Servlet_信息泄露}}</w:t>
+              <w:pStyle w:val="af6"/>
+              <w:wordWrap/>
+              <w:spacing w:line="240" w:lineRule="atLeast"/>
+              <w:cnfStyle w:val="000000000000" w:firstRow="0" w:lastRow="0" w:firstColumn="0" w:lastColumn="0" w:oddVBand="0" w:evenVBand="0" w:oddHBand="0" w:evenHBand="0" w:firstRowFirstColumn="0" w:firstRowLastColumn="0" w:lastRowFirstColumn="0" w:lastRowLastColumn="0"/>
+              <w:rPr>
+                <w:rFonts w:ascii="宋体" w:hAnsi="宋体" w:cs="宋体" w:hint="eastAsia"/>
+                <w:color w:val="00B050"/>
+              </w:rPr>
+            </w:pPr>
+            <w:r>
+              <w:rPr>
+                <w:rFonts w:ascii="宋体" w:hAnsi="宋体" w:cs="宋体" w:hint="eastAsia"/>
+                <w:color w:val="00B050"/>
+              </w:rPr>
+              <w:t>{{check_Snoop_Servlet_信息泄露}}</w:t>
             </w:r>
           </w:p>
         </w:tc>
@@ -13520,7 +13533,7 @@
           </w:tcPr>
           <w:p>
             <w:pPr>
-              <w:pStyle w:val="a4"/>
+              <w:pStyle w:val="af6"/>
               <w:wordWrap/>
               <w:spacing w:line="300" w:lineRule="auto"/>
               <w:rPr>
@@ -13543,7 +13556,7 @@
           </w:tcPr>
           <w:p>
             <w:pPr>
-              <w:pStyle w:val="a5"/>
+              <w:pStyle w:val="af7"/>
               <w:jc w:val="center"/>
               <w:cnfStyle w:val="000000000000" w:firstRow="0" w:lastRow="0" w:firstColumn="0" w:lastColumn="0" w:oddVBand="0" w:evenVBand="0" w:oddHBand="0" w:evenHBand="0" w:firstRowFirstColumn="0" w:firstRowLastColumn="0" w:lastRowFirstColumn="0" w:lastRowLastColumn="0"/>
               <w:rPr>
@@ -13589,21 +13602,21 @@
           </w:tcPr>
           <w:p>
             <w:pPr>
-              <w:pStyle w:val="a4"/>
-              <w:wordWrap/>
-              <w:spacing w:line="240" w:lineRule="atLeast"/>
-              <w:cnfStyle w:val="000000000000" w:firstRow="0" w:lastRow="0" w:firstColumn="0" w:lastColumn="0" w:oddVBand="0" w:evenVBand="0" w:oddHBand="0" w:evenHBand="0" w:firstRowFirstColumn="0" w:firstRowLastColumn="0" w:lastRowFirstColumn="0" w:lastRowLastColumn="0"/>
-              <w:rPr>
-                <w:rFonts w:ascii="SimSun" w:hAnsi="SimSun" w:cs="SimSun"/>
-                <w:color w:val="00B050"/>
-              </w:rPr>
-            </w:pPr>
-            <w:r>
-              <w:rPr>
-                <w:rFonts w:ascii="SimSun" w:hAnsi="SimSun" w:cs="SimSun" w:hint="eastAsia"/>
-                <w:color w:val="00B050"/>
-              </w:rPr>
-              <w:t xml:space="preserve">{{check_DS_Store_文件泄漏}}</w:t>
+              <w:pStyle w:val="af6"/>
+              <w:wordWrap/>
+              <w:spacing w:line="240" w:lineRule="atLeast"/>
+              <w:cnfStyle w:val="000000000000" w:firstRow="0" w:lastRow="0" w:firstColumn="0" w:lastColumn="0" w:oddVBand="0" w:evenVBand="0" w:oddHBand="0" w:evenHBand="0" w:firstRowFirstColumn="0" w:firstRowLastColumn="0" w:lastRowFirstColumn="0" w:lastRowLastColumn="0"/>
+              <w:rPr>
+                <w:rFonts w:ascii="宋体" w:hAnsi="宋体" w:cs="宋体" w:hint="eastAsia"/>
+                <w:color w:val="00B050"/>
+              </w:rPr>
+            </w:pPr>
+            <w:r>
+              <w:rPr>
+                <w:rFonts w:ascii="宋体" w:hAnsi="宋体" w:cs="宋体" w:hint="eastAsia"/>
+                <w:color w:val="00B050"/>
+              </w:rPr>
+              <w:t>{{check_DS_Store_文件泄漏}}</w:t>
             </w:r>
           </w:p>
         </w:tc>
@@ -13627,7 +13640,7 @@
           </w:tcPr>
           <w:p>
             <w:pPr>
-              <w:pStyle w:val="a4"/>
+              <w:pStyle w:val="af6"/>
               <w:wordWrap/>
               <w:spacing w:line="300" w:lineRule="auto"/>
               <w:rPr>
@@ -13650,7 +13663,7 @@
           </w:tcPr>
           <w:p>
             <w:pPr>
-              <w:pStyle w:val="a5"/>
+              <w:pStyle w:val="af7"/>
               <w:jc w:val="center"/>
               <w:cnfStyle w:val="000000000000" w:firstRow="0" w:lastRow="0" w:firstColumn="0" w:lastColumn="0" w:oddVBand="0" w:evenVBand="0" w:oddHBand="0" w:evenHBand="0" w:firstRowFirstColumn="0" w:firstRowLastColumn="0" w:lastRowFirstColumn="0" w:lastRowLastColumn="0"/>
               <w:rPr>
@@ -13696,21 +13709,21 @@
           </w:tcPr>
           <w:p>
             <w:pPr>
-              <w:pStyle w:val="a4"/>
-              <w:wordWrap/>
-              <w:spacing w:line="240" w:lineRule="atLeast"/>
-              <w:cnfStyle w:val="000000000000" w:firstRow="0" w:lastRow="0" w:firstColumn="0" w:lastColumn="0" w:oddVBand="0" w:evenVBand="0" w:oddHBand="0" w:evenHBand="0" w:firstRowFirstColumn="0" w:firstRowLastColumn="0" w:lastRowFirstColumn="0" w:lastRowLastColumn="0"/>
-              <w:rPr>
-                <w:rFonts w:ascii="SimSun" w:hAnsi="SimSun" w:cs="SimSun"/>
-                <w:color w:val="00B050"/>
-              </w:rPr>
-            </w:pPr>
-            <w:r>
-              <w:rPr>
-                <w:rFonts w:ascii="SimSun" w:hAnsi="SimSun" w:cs="SimSun" w:hint="eastAsia"/>
-                <w:color w:val="00B050"/>
-              </w:rPr>
-              <w:t xml:space="preserve">{{check_源码泄漏}}</w:t>
+              <w:pStyle w:val="af6"/>
+              <w:wordWrap/>
+              <w:spacing w:line="240" w:lineRule="atLeast"/>
+              <w:cnfStyle w:val="000000000000" w:firstRow="0" w:lastRow="0" w:firstColumn="0" w:lastColumn="0" w:oddVBand="0" w:evenVBand="0" w:oddHBand="0" w:evenHBand="0" w:firstRowFirstColumn="0" w:firstRowLastColumn="0" w:lastRowFirstColumn="0" w:lastRowLastColumn="0"/>
+              <w:rPr>
+                <w:rFonts w:ascii="宋体" w:hAnsi="宋体" w:cs="宋体" w:hint="eastAsia"/>
+                <w:color w:val="00B050"/>
+              </w:rPr>
+            </w:pPr>
+            <w:r>
+              <w:rPr>
+                <w:rFonts w:ascii="宋体" w:hAnsi="宋体" w:cs="宋体" w:hint="eastAsia"/>
+                <w:color w:val="00B050"/>
+              </w:rPr>
+              <w:t>{{check_源码泄漏}}</w:t>
             </w:r>
           </w:p>
         </w:tc>
@@ -13734,7 +13747,7 @@
           </w:tcPr>
           <w:p>
             <w:pPr>
-              <w:pStyle w:val="a4"/>
+              <w:pStyle w:val="af6"/>
               <w:wordWrap/>
               <w:spacing w:line="300" w:lineRule="auto"/>
               <w:rPr>
@@ -13757,7 +13770,7 @@
           </w:tcPr>
           <w:p>
             <w:pPr>
-              <w:pStyle w:val="a5"/>
+              <w:pStyle w:val="af7"/>
               <w:jc w:val="center"/>
               <w:cnfStyle w:val="000000000000" w:firstRow="0" w:lastRow="0" w:firstColumn="0" w:lastColumn="0" w:oddVBand="0" w:evenVBand="0" w:oddHBand="0" w:evenHBand="0" w:firstRowFirstColumn="0" w:firstRowLastColumn="0" w:lastRowFirstColumn="0" w:lastRowLastColumn="0"/>
               <w:rPr>
@@ -13801,21 +13814,21 @@
           </w:tcPr>
           <w:p>
             <w:pPr>
-              <w:pStyle w:val="a4"/>
-              <w:wordWrap/>
-              <w:spacing w:line="240" w:lineRule="atLeast"/>
-              <w:cnfStyle w:val="000000000000" w:firstRow="0" w:lastRow="0" w:firstColumn="0" w:lastColumn="0" w:oddVBand="0" w:evenVBand="0" w:oddHBand="0" w:evenHBand="0" w:firstRowFirstColumn="0" w:firstRowLastColumn="0" w:lastRowFirstColumn="0" w:lastRowLastColumn="0"/>
-              <w:rPr>
-                <w:rFonts w:ascii="SimSun" w:hAnsi="SimSun" w:cs="SimSun"/>
-                <w:color w:val="00B050"/>
-              </w:rPr>
-            </w:pPr>
-            <w:r>
-              <w:rPr>
-                <w:rFonts w:ascii="SimSun" w:hAnsi="SimSun" w:cs="SimSun" w:hint="eastAsia"/>
-                <w:color w:val="00B050"/>
-              </w:rPr>
-              <w:t xml:space="preserve">{{check_未配置_X_Frame_Options_响应头}}</w:t>
+              <w:pStyle w:val="af6"/>
+              <w:wordWrap/>
+              <w:spacing w:line="240" w:lineRule="atLeast"/>
+              <w:cnfStyle w:val="000000000000" w:firstRow="0" w:lastRow="0" w:firstColumn="0" w:lastColumn="0" w:oddVBand="0" w:evenVBand="0" w:oddHBand="0" w:evenHBand="0" w:firstRowFirstColumn="0" w:firstRowLastColumn="0" w:lastRowFirstColumn="0" w:lastRowLastColumn="0"/>
+              <w:rPr>
+                <w:rFonts w:ascii="宋体" w:hAnsi="宋体" w:cs="宋体" w:hint="eastAsia"/>
+                <w:color w:val="00B050"/>
+              </w:rPr>
+            </w:pPr>
+            <w:r>
+              <w:rPr>
+                <w:rFonts w:ascii="宋体" w:hAnsi="宋体" w:cs="宋体" w:hint="eastAsia"/>
+                <w:color w:val="00B050"/>
+              </w:rPr>
+              <w:t>{{check_未配置_X_Frame_Options_响应头}}</w:t>
             </w:r>
           </w:p>
         </w:tc>
@@ -13839,7 +13852,7 @@
           </w:tcPr>
           <w:p>
             <w:pPr>
-              <w:pStyle w:val="a4"/>
+              <w:pStyle w:val="af6"/>
               <w:wordWrap/>
               <w:spacing w:line="300" w:lineRule="auto"/>
               <w:rPr>
@@ -13862,7 +13875,7 @@
           </w:tcPr>
           <w:p>
             <w:pPr>
-              <w:pStyle w:val="a5"/>
+              <w:pStyle w:val="af7"/>
               <w:jc w:val="center"/>
               <w:cnfStyle w:val="000000000000" w:firstRow="0" w:lastRow="0" w:firstColumn="0" w:lastColumn="0" w:oddVBand="0" w:evenVBand="0" w:oddHBand="0" w:evenHBand="0" w:firstRowFirstColumn="0" w:firstRowLastColumn="0" w:lastRowFirstColumn="0" w:lastRowLastColumn="0"/>
               <w:rPr>
@@ -13920,21 +13933,21 @@
           </w:tcPr>
           <w:p>
             <w:pPr>
-              <w:pStyle w:val="a4"/>
-              <w:wordWrap/>
-              <w:spacing w:line="240" w:lineRule="atLeast"/>
-              <w:cnfStyle w:val="000000000000" w:firstRow="0" w:lastRow="0" w:firstColumn="0" w:lastColumn="0" w:oddVBand="0" w:evenVBand="0" w:oddHBand="0" w:evenHBand="0" w:firstRowFirstColumn="0" w:firstRowLastColumn="0" w:lastRowFirstColumn="0" w:lastRowLastColumn="0"/>
-              <w:rPr>
-                <w:rFonts w:ascii="SimSun" w:hAnsi="SimSun" w:cs="SimSun"/>
-                <w:color w:val="00B050"/>
-              </w:rPr>
-            </w:pPr>
-            <w:r>
-              <w:rPr>
-                <w:rFonts w:ascii="SimSun" w:hAnsi="SimSun" w:cs="SimSun" w:hint="eastAsia"/>
-                <w:color w:val="00B050"/>
-              </w:rPr>
-              <w:t xml:space="preserve">{{check_缺少CSRF保护}}</w:t>
+              <w:pStyle w:val="af6"/>
+              <w:wordWrap/>
+              <w:spacing w:line="240" w:lineRule="atLeast"/>
+              <w:cnfStyle w:val="000000000000" w:firstRow="0" w:lastRow="0" w:firstColumn="0" w:lastColumn="0" w:oddVBand="0" w:evenVBand="0" w:oddHBand="0" w:evenHBand="0" w:firstRowFirstColumn="0" w:firstRowLastColumn="0" w:lastRowFirstColumn="0" w:lastRowLastColumn="0"/>
+              <w:rPr>
+                <w:rFonts w:ascii="宋体" w:hAnsi="宋体" w:cs="宋体" w:hint="eastAsia"/>
+                <w:color w:val="00B050"/>
+              </w:rPr>
+            </w:pPr>
+            <w:r>
+              <w:rPr>
+                <w:rFonts w:ascii="宋体" w:hAnsi="宋体" w:cs="宋体" w:hint="eastAsia"/>
+                <w:color w:val="00B050"/>
+              </w:rPr>
+              <w:t>{{check_缺少CSRF保护}}</w:t>
             </w:r>
           </w:p>
         </w:tc>
@@ -13958,7 +13971,7 @@
           </w:tcPr>
           <w:p>
             <w:pPr>
-              <w:pStyle w:val="a4"/>
+              <w:pStyle w:val="af6"/>
               <w:wordWrap/>
               <w:spacing w:line="300" w:lineRule="auto"/>
               <w:rPr>
@@ -13981,7 +13994,7 @@
           </w:tcPr>
           <w:p>
             <w:pPr>
-              <w:pStyle w:val="a5"/>
+              <w:pStyle w:val="af7"/>
               <w:jc w:val="center"/>
               <w:cnfStyle w:val="000000000000" w:firstRow="0" w:lastRow="0" w:firstColumn="0" w:lastColumn="0" w:oddVBand="0" w:evenVBand="0" w:oddHBand="0" w:evenHBand="0" w:firstRowFirstColumn="0" w:firstRowLastColumn="0" w:lastRowFirstColumn="0" w:lastRowLastColumn="0"/>
               <w:rPr>
@@ -14011,21 +14024,21 @@
           </w:tcPr>
           <w:p>
             <w:pPr>
-              <w:pStyle w:val="a4"/>
-              <w:wordWrap/>
-              <w:spacing w:line="240" w:lineRule="atLeast"/>
-              <w:cnfStyle w:val="000000000000" w:firstRow="0" w:lastRow="0" w:firstColumn="0" w:lastColumn="0" w:oddVBand="0" w:evenVBand="0" w:oddHBand="0" w:evenHBand="0" w:firstRowFirstColumn="0" w:firstRowLastColumn="0" w:lastRowFirstColumn="0" w:lastRowLastColumn="0"/>
-              <w:rPr>
-                <w:rFonts w:ascii="SimSun" w:hAnsi="SimSun" w:cs="SimSun"/>
-                <w:color w:val="00B050"/>
-              </w:rPr>
-            </w:pPr>
-            <w:r>
-              <w:rPr>
-                <w:rFonts w:ascii="SimSun" w:hAnsi="SimSun" w:cs="SimSun" w:hint="eastAsia"/>
-                <w:color w:val="00B050"/>
-              </w:rPr>
-              <w:t xml:space="preserve">{{check_目录列表}}</w:t>
+              <w:pStyle w:val="af6"/>
+              <w:wordWrap/>
+              <w:spacing w:line="240" w:lineRule="atLeast"/>
+              <w:cnfStyle w:val="000000000000" w:firstRow="0" w:lastRow="0" w:firstColumn="0" w:lastColumn="0" w:oddVBand="0" w:evenVBand="0" w:oddHBand="0" w:evenHBand="0" w:firstRowFirstColumn="0" w:firstRowLastColumn="0" w:lastRowFirstColumn="0" w:lastRowLastColumn="0"/>
+              <w:rPr>
+                <w:rFonts w:ascii="宋体" w:hAnsi="宋体" w:cs="宋体" w:hint="eastAsia"/>
+                <w:color w:val="00B050"/>
+              </w:rPr>
+            </w:pPr>
+            <w:r>
+              <w:rPr>
+                <w:rFonts w:ascii="宋体" w:hAnsi="宋体" w:cs="宋体" w:hint="eastAsia"/>
+                <w:color w:val="00B050"/>
+              </w:rPr>
+              <w:t>{{check_目录列表}}</w:t>
             </w:r>
           </w:p>
         </w:tc>
@@ -14049,7 +14062,7 @@
           </w:tcPr>
           <w:p>
             <w:pPr>
-              <w:pStyle w:val="a4"/>
+              <w:pStyle w:val="af6"/>
               <w:wordWrap/>
               <w:spacing w:line="300" w:lineRule="auto"/>
               <w:rPr>
@@ -14072,7 +14085,7 @@
           </w:tcPr>
           <w:p>
             <w:pPr>
-              <w:pStyle w:val="a5"/>
+              <w:pStyle w:val="af7"/>
               <w:jc w:val="center"/>
               <w:cnfStyle w:val="000000000000" w:firstRow="0" w:lastRow="0" w:firstColumn="0" w:lastColumn="0" w:oddVBand="0" w:evenVBand="0" w:oddHBand="0" w:evenHBand="0" w:firstRowFirstColumn="0" w:firstRowLastColumn="0" w:lastRowFirstColumn="0" w:lastRowLastColumn="0"/>
               <w:rPr>
@@ -14109,21 +14122,21 @@
           </w:tcPr>
           <w:p>
             <w:pPr>
-              <w:pStyle w:val="a4"/>
-              <w:wordWrap/>
-              <w:spacing w:line="240" w:lineRule="atLeast"/>
-              <w:cnfStyle w:val="000000000000" w:firstRow="0" w:lastRow="0" w:firstColumn="0" w:lastColumn="0" w:oddVBand="0" w:evenVBand="0" w:oddHBand="0" w:evenHBand="0" w:firstRowFirstColumn="0" w:firstRowLastColumn="0" w:lastRowFirstColumn="0" w:lastRowLastColumn="0"/>
-              <w:rPr>
-                <w:rFonts w:ascii="SimSun" w:hAnsi="SimSun" w:cs="SimSun"/>
-                <w:color w:val="00B050"/>
-              </w:rPr>
-            </w:pPr>
-            <w:r>
-              <w:rPr>
-                <w:rFonts w:ascii="SimSun" w:hAnsi="SimSun" w:cs="SimSun" w:hint="eastAsia"/>
-                <w:color w:val="00B050"/>
-              </w:rPr>
-              <w:t xml:space="preserve">{{check_idea_目录信息泄露}}</w:t>
+              <w:pStyle w:val="af6"/>
+              <w:wordWrap/>
+              <w:spacing w:line="240" w:lineRule="atLeast"/>
+              <w:cnfStyle w:val="000000000000" w:firstRow="0" w:lastRow="0" w:firstColumn="0" w:lastColumn="0" w:oddVBand="0" w:evenVBand="0" w:oddHBand="0" w:evenHBand="0" w:firstRowFirstColumn="0" w:firstRowLastColumn="0" w:lastRowFirstColumn="0" w:lastRowLastColumn="0"/>
+              <w:rPr>
+                <w:rFonts w:ascii="宋体" w:hAnsi="宋体" w:cs="宋体" w:hint="eastAsia"/>
+                <w:color w:val="00B050"/>
+              </w:rPr>
+            </w:pPr>
+            <w:r>
+              <w:rPr>
+                <w:rFonts w:ascii="宋体" w:hAnsi="宋体" w:cs="宋体" w:hint="eastAsia"/>
+                <w:color w:val="00B050"/>
+              </w:rPr>
+              <w:t>{{check_idea_目录信息泄露}}</w:t>
             </w:r>
           </w:p>
         </w:tc>
@@ -14147,7 +14160,7 @@
           </w:tcPr>
           <w:p>
             <w:pPr>
-              <w:pStyle w:val="a4"/>
+              <w:pStyle w:val="af6"/>
               <w:wordWrap/>
               <w:spacing w:line="300" w:lineRule="auto"/>
               <w:rPr>
@@ -14170,7 +14183,7 @@
           </w:tcPr>
           <w:p>
             <w:pPr>
-              <w:pStyle w:val="a5"/>
+              <w:pStyle w:val="af7"/>
               <w:jc w:val="center"/>
               <w:cnfStyle w:val="000000000000" w:firstRow="0" w:lastRow="0" w:firstColumn="0" w:lastColumn="0" w:oddVBand="0" w:evenVBand="0" w:oddHBand="0" w:evenHBand="0" w:firstRowFirstColumn="0" w:firstRowLastColumn="0" w:lastRowFirstColumn="0" w:lastRowLastColumn="0"/>
               <w:rPr>
@@ -14200,21 +14213,21 @@
           </w:tcPr>
           <w:p>
             <w:pPr>
-              <w:pStyle w:val="a4"/>
-              <w:wordWrap/>
-              <w:spacing w:line="240" w:lineRule="atLeast"/>
-              <w:cnfStyle w:val="000000000000" w:firstRow="0" w:lastRow="0" w:firstColumn="0" w:lastColumn="0" w:oddVBand="0" w:evenVBand="0" w:oddHBand="0" w:evenHBand="0" w:firstRowFirstColumn="0" w:firstRowLastColumn="0" w:lastRowFirstColumn="0" w:lastRowLastColumn="0"/>
-              <w:rPr>
-                <w:rFonts w:ascii="SimSun" w:hAnsi="SimSun" w:cs="SimSun"/>
-                <w:color w:val="00B050"/>
-              </w:rPr>
-            </w:pPr>
-            <w:r>
-              <w:rPr>
-                <w:rFonts w:ascii="SimSun" w:hAnsi="SimSun" w:cs="SimSun" w:hint="eastAsia"/>
-                <w:color w:val="00B050"/>
-              </w:rPr>
-              <w:t xml:space="preserve">{{check_用户凭据明文传输}}</w:t>
+              <w:pStyle w:val="af6"/>
+              <w:wordWrap/>
+              <w:spacing w:line="240" w:lineRule="atLeast"/>
+              <w:cnfStyle w:val="000000000000" w:firstRow="0" w:lastRow="0" w:firstColumn="0" w:lastColumn="0" w:oddVBand="0" w:evenVBand="0" w:oddHBand="0" w:evenHBand="0" w:firstRowFirstColumn="0" w:firstRowLastColumn="0" w:lastRowFirstColumn="0" w:lastRowLastColumn="0"/>
+              <w:rPr>
+                <w:rFonts w:ascii="宋体" w:hAnsi="宋体" w:cs="宋体" w:hint="eastAsia"/>
+                <w:color w:val="00B050"/>
+              </w:rPr>
+            </w:pPr>
+            <w:r>
+              <w:rPr>
+                <w:rFonts w:ascii="宋体" w:hAnsi="宋体" w:cs="宋体" w:hint="eastAsia"/>
+                <w:color w:val="00B050"/>
+              </w:rPr>
+              <w:t>{{check_用户凭据明文传输}}</w:t>
             </w:r>
           </w:p>
         </w:tc>
@@ -14238,7 +14251,7 @@
           </w:tcPr>
           <w:p>
             <w:pPr>
-              <w:pStyle w:val="a4"/>
+              <w:pStyle w:val="af6"/>
               <w:wordWrap/>
               <w:spacing w:line="300" w:lineRule="auto"/>
               <w:rPr>
@@ -14261,7 +14274,7 @@
           </w:tcPr>
           <w:p>
             <w:pPr>
-              <w:pStyle w:val="a5"/>
+              <w:pStyle w:val="af7"/>
               <w:jc w:val="center"/>
               <w:cnfStyle w:val="000000000000" w:firstRow="0" w:lastRow="0" w:firstColumn="0" w:lastColumn="0" w:oddVBand="0" w:evenVBand="0" w:oddHBand="0" w:evenHBand="0" w:firstRowFirstColumn="0" w:firstRowLastColumn="0" w:lastRowFirstColumn="0" w:lastRowLastColumn="0"/>
               <w:rPr>
@@ -14298,21 +14311,21 @@
           </w:tcPr>
           <w:p>
             <w:pPr>
-              <w:pStyle w:val="a4"/>
-              <w:wordWrap/>
-              <w:spacing w:line="240" w:lineRule="atLeast"/>
-              <w:cnfStyle w:val="000000000000" w:firstRow="0" w:lastRow="0" w:firstColumn="0" w:lastColumn="0" w:oddVBand="0" w:evenVBand="0" w:oddHBand="0" w:evenHBand="0" w:firstRowFirstColumn="0" w:firstRowLastColumn="0" w:lastRowFirstColumn="0" w:lastRowLastColumn="0"/>
-              <w:rPr>
-                <w:rFonts w:ascii="SimSun" w:hAnsi="SimSun" w:cs="SimSun"/>
-                <w:color w:val="00B050"/>
-              </w:rPr>
-            </w:pPr>
-            <w:r>
-              <w:rPr>
-                <w:rFonts w:ascii="SimSun" w:hAnsi="SimSun" w:cs="SimSun" w:hint="eastAsia"/>
-                <w:color w:val="00B050"/>
-              </w:rPr>
-              <w:t xml:space="preserve">{{check_ASP_NET_调试模式已启用_Remote_Local_Debugging_customErrors_未关闭}}</w:t>
+              <w:pStyle w:val="af6"/>
+              <w:wordWrap/>
+              <w:spacing w:line="240" w:lineRule="atLeast"/>
+              <w:cnfStyle w:val="000000000000" w:firstRow="0" w:lastRow="0" w:firstColumn="0" w:lastColumn="0" w:oddVBand="0" w:evenVBand="0" w:oddHBand="0" w:evenHBand="0" w:firstRowFirstColumn="0" w:firstRowLastColumn="0" w:lastRowFirstColumn="0" w:lastRowLastColumn="0"/>
+              <w:rPr>
+                <w:rFonts w:ascii="宋体" w:hAnsi="宋体" w:cs="宋体" w:hint="eastAsia"/>
+                <w:color w:val="00B050"/>
+              </w:rPr>
+            </w:pPr>
+            <w:r>
+              <w:rPr>
+                <w:rFonts w:ascii="宋体" w:hAnsi="宋体" w:cs="宋体" w:hint="eastAsia"/>
+                <w:color w:val="00B050"/>
+              </w:rPr>
+              <w:t>{{check_ASP_NET_调试模式已启用_Remote_Local_Debugging_customErrors_未关闭}}</w:t>
             </w:r>
           </w:p>
         </w:tc>
@@ -14336,7 +14349,7 @@
           </w:tcPr>
           <w:p>
             <w:pPr>
-              <w:pStyle w:val="a4"/>
+              <w:pStyle w:val="af6"/>
               <w:wordWrap/>
               <w:spacing w:line="300" w:lineRule="auto"/>
               <w:rPr>
@@ -14359,7 +14372,7 @@
           </w:tcPr>
           <w:p>
             <w:pPr>
-              <w:pStyle w:val="a5"/>
+              <w:pStyle w:val="af7"/>
               <w:jc w:val="center"/>
               <w:cnfStyle w:val="000000000000" w:firstRow="0" w:lastRow="0" w:firstColumn="0" w:lastColumn="0" w:oddVBand="0" w:evenVBand="0" w:oddHBand="0" w:evenHBand="0" w:firstRowFirstColumn="0" w:firstRowLastColumn="0" w:lastRowFirstColumn="0" w:lastRowLastColumn="0"/>
               <w:rPr>
@@ -14424,21 +14437,21 @@
           </w:tcPr>
           <w:p>
             <w:pPr>
-              <w:pStyle w:val="a4"/>
-              <w:wordWrap/>
-              <w:spacing w:line="240" w:lineRule="atLeast"/>
-              <w:cnfStyle w:val="000000000000" w:firstRow="0" w:lastRow="0" w:firstColumn="0" w:lastColumn="0" w:oddVBand="0" w:evenVBand="0" w:oddHBand="0" w:evenHBand="0" w:firstRowFirstColumn="0" w:firstRowLastColumn="0" w:lastRowFirstColumn="0" w:lastRowLastColumn="0"/>
-              <w:rPr>
-                <w:rFonts w:ascii="SimSun" w:hAnsi="SimSun" w:cs="SimSun"/>
-                <w:color w:val="00B050"/>
-              </w:rPr>
-            </w:pPr>
-            <w:r>
-              <w:rPr>
-                <w:rFonts w:ascii="SimSun" w:hAnsi="SimSun" w:cs="SimSun" w:hint="eastAsia"/>
-                <w:color w:val="00B050"/>
-              </w:rPr>
-              <w:t xml:space="preserve">{{check_SSL_TLS_存在_Bar_Mitzvah_攻击风险_RC4_弱点}}</w:t>
+              <w:pStyle w:val="af6"/>
+              <w:wordWrap/>
+              <w:spacing w:line="240" w:lineRule="atLeast"/>
+              <w:cnfStyle w:val="000000000000" w:firstRow="0" w:lastRow="0" w:firstColumn="0" w:lastColumn="0" w:oddVBand="0" w:evenVBand="0" w:oddHBand="0" w:evenHBand="0" w:firstRowFirstColumn="0" w:firstRowLastColumn="0" w:lastRowFirstColumn="0" w:lastRowLastColumn="0"/>
+              <w:rPr>
+                <w:rFonts w:ascii="宋体" w:hAnsi="宋体" w:cs="宋体" w:hint="eastAsia"/>
+                <w:color w:val="00B050"/>
+              </w:rPr>
+            </w:pPr>
+            <w:r>
+              <w:rPr>
+                <w:rFonts w:ascii="宋体" w:hAnsi="宋体" w:cs="宋体" w:hint="eastAsia"/>
+                <w:color w:val="00B050"/>
+              </w:rPr>
+              <w:t>{{check_SSL_TLS_存在_Bar_Mitzvah_攻击风险_RC4_弱点}}</w:t>
             </w:r>
           </w:p>
         </w:tc>
@@ -14462,7 +14475,7 @@
           </w:tcPr>
           <w:p>
             <w:pPr>
-              <w:pStyle w:val="a4"/>
+              <w:pStyle w:val="af6"/>
               <w:wordWrap/>
               <w:spacing w:line="300" w:lineRule="auto"/>
               <w:rPr>
@@ -14485,7 +14498,7 @@
           </w:tcPr>
           <w:p>
             <w:pPr>
-              <w:pStyle w:val="a5"/>
+              <w:pStyle w:val="af7"/>
               <w:jc w:val="center"/>
               <w:cnfStyle w:val="000000000000" w:firstRow="0" w:lastRow="0" w:firstColumn="0" w:lastColumn="0" w:oddVBand="0" w:evenVBand="0" w:oddHBand="0" w:evenHBand="0" w:firstRowFirstColumn="0" w:firstRowLastColumn="0" w:lastRowFirstColumn="0" w:lastRowLastColumn="0"/>
               <w:rPr>
@@ -14550,21 +14563,21 @@
           </w:tcPr>
           <w:p>
             <w:pPr>
-              <w:pStyle w:val="a4"/>
-              <w:wordWrap/>
-              <w:spacing w:line="240" w:lineRule="atLeast"/>
-              <w:cnfStyle w:val="000000000000" w:firstRow="0" w:lastRow="0" w:firstColumn="0" w:lastColumn="0" w:oddVBand="0" w:evenVBand="0" w:oddHBand="0" w:evenHBand="0" w:firstRowFirstColumn="0" w:firstRowLastColumn="0" w:lastRowFirstColumn="0" w:lastRowLastColumn="0"/>
-              <w:rPr>
-                <w:rFonts w:ascii="SimSun" w:hAnsi="SimSun" w:cs="SimSun"/>
-                <w:color w:val="00B050"/>
-              </w:rPr>
-            </w:pPr>
-            <w:r>
-              <w:rPr>
-                <w:rFonts w:ascii="SimSun" w:hAnsi="SimSun" w:cs="SimSun" w:hint="eastAsia"/>
-                <w:color w:val="00B050"/>
-              </w:rPr>
-              <w:t xml:space="preserve">{{check_SSL_TLS_存在_FREAK_攻击风险_CVE_2015_0204}}</w:t>
+              <w:pStyle w:val="af6"/>
+              <w:wordWrap/>
+              <w:spacing w:line="240" w:lineRule="atLeast"/>
+              <w:cnfStyle w:val="000000000000" w:firstRow="0" w:lastRow="0" w:firstColumn="0" w:lastColumn="0" w:oddVBand="0" w:evenVBand="0" w:oddHBand="0" w:evenHBand="0" w:firstRowFirstColumn="0" w:firstRowLastColumn="0" w:lastRowFirstColumn="0" w:lastRowLastColumn="0"/>
+              <w:rPr>
+                <w:rFonts w:ascii="宋体" w:hAnsi="宋体" w:cs="宋体" w:hint="eastAsia"/>
+                <w:color w:val="00B050"/>
+              </w:rPr>
+            </w:pPr>
+            <w:r>
+              <w:rPr>
+                <w:rFonts w:ascii="宋体" w:hAnsi="宋体" w:cs="宋体" w:hint="eastAsia"/>
+                <w:color w:val="00B050"/>
+              </w:rPr>
+              <w:t>{{check_SSL_TLS_存在_FREAK_攻击风险_CVE_2015_0204}}</w:t>
             </w:r>
           </w:p>
         </w:tc>
@@ -14588,7 +14601,7 @@
           </w:tcPr>
           <w:p>
             <w:pPr>
-              <w:pStyle w:val="a4"/>
+              <w:pStyle w:val="af6"/>
               <w:wordWrap/>
               <w:spacing w:line="300" w:lineRule="auto"/>
               <w:rPr>
@@ -14611,7 +14624,7 @@
           </w:tcPr>
           <w:p>
             <w:pPr>
-              <w:pStyle w:val="a5"/>
+              <w:pStyle w:val="af7"/>
               <w:jc w:val="center"/>
               <w:cnfStyle w:val="000000000000" w:firstRow="0" w:lastRow="0" w:firstColumn="0" w:lastColumn="0" w:oddVBand="0" w:evenVBand="0" w:oddHBand="0" w:evenHBand="0" w:firstRowFirstColumn="0" w:firstRowLastColumn="0" w:lastRowFirstColumn="0" w:lastRowLastColumn="0"/>
               <w:rPr>
@@ -14655,21 +14668,21 @@
           </w:tcPr>
           <w:p>
             <w:pPr>
-              <w:pStyle w:val="a4"/>
-              <w:wordWrap/>
-              <w:spacing w:line="240" w:lineRule="atLeast"/>
-              <w:cnfStyle w:val="000000000000" w:firstRow="0" w:lastRow="0" w:firstColumn="0" w:lastColumn="0" w:oddVBand="0" w:evenVBand="0" w:oddHBand="0" w:evenHBand="0" w:firstRowFirstColumn="0" w:firstRowLastColumn="0" w:lastRowFirstColumn="0" w:lastRowLastColumn="0"/>
-              <w:rPr>
-                <w:rFonts w:ascii="SimSun" w:hAnsi="SimSun" w:cs="SimSun"/>
-                <w:color w:val="00B050"/>
-              </w:rPr>
-            </w:pPr>
-            <w:r>
-              <w:rPr>
-                <w:rFonts w:ascii="SimSun" w:hAnsi="SimSun" w:cs="SimSun" w:hint="eastAsia"/>
-                <w:color w:val="00B050"/>
-              </w:rPr>
-              <w:t xml:space="preserve">{{check_允许_HTTP_OPTIONS_方法}}</w:t>
+              <w:pStyle w:val="af6"/>
+              <w:wordWrap/>
+              <w:spacing w:line="240" w:lineRule="atLeast"/>
+              <w:cnfStyle w:val="000000000000" w:firstRow="0" w:lastRow="0" w:firstColumn="0" w:lastColumn="0" w:oddVBand="0" w:evenVBand="0" w:oddHBand="0" w:evenHBand="0" w:firstRowFirstColumn="0" w:firstRowLastColumn="0" w:lastRowFirstColumn="0" w:lastRowLastColumn="0"/>
+              <w:rPr>
+                <w:rFonts w:ascii="宋体" w:hAnsi="宋体" w:cs="宋体" w:hint="eastAsia"/>
+                <w:color w:val="00B050"/>
+              </w:rPr>
+            </w:pPr>
+            <w:r>
+              <w:rPr>
+                <w:rFonts w:ascii="宋体" w:hAnsi="宋体" w:cs="宋体" w:hint="eastAsia"/>
+                <w:color w:val="00B050"/>
+              </w:rPr>
+              <w:t>{{check_允许_HTTP_OPTIONS_方法}}</w:t>
             </w:r>
           </w:p>
         </w:tc>
@@ -14693,7 +14706,7 @@
           </w:tcPr>
           <w:p>
             <w:pPr>
-              <w:pStyle w:val="a4"/>
+              <w:pStyle w:val="af6"/>
               <w:wordWrap/>
               <w:spacing w:line="300" w:lineRule="auto"/>
               <w:rPr>
@@ -14716,7 +14729,7 @@
           </w:tcPr>
           <w:p>
             <w:pPr>
-              <w:pStyle w:val="a5"/>
+              <w:pStyle w:val="af7"/>
               <w:jc w:val="center"/>
               <w:cnfStyle w:val="000000000000" w:firstRow="0" w:lastRow="0" w:firstColumn="0" w:lastColumn="0" w:oddVBand="0" w:evenVBand="0" w:oddHBand="0" w:evenHBand="0" w:firstRowFirstColumn="0" w:firstRowLastColumn="0" w:lastRowFirstColumn="0" w:lastRowLastColumn="0"/>
               <w:rPr>
@@ -14760,21 +14773,21 @@
           </w:tcPr>
           <w:p>
             <w:pPr>
-              <w:pStyle w:val="a4"/>
-              <w:wordWrap/>
-              <w:spacing w:line="240" w:lineRule="atLeast"/>
-              <w:cnfStyle w:val="000000000000" w:firstRow="0" w:lastRow="0" w:firstColumn="0" w:lastColumn="0" w:oddVBand="0" w:evenVBand="0" w:oddHBand="0" w:evenHBand="0" w:firstRowFirstColumn="0" w:firstRowLastColumn="0" w:lastRowFirstColumn="0" w:lastRowLastColumn="0"/>
-              <w:rPr>
-                <w:rFonts w:ascii="SimSun" w:hAnsi="SimSun" w:cs="SimSun"/>
-                <w:color w:val="00B050"/>
-              </w:rPr>
-            </w:pPr>
-            <w:r>
-              <w:rPr>
-                <w:rFonts w:ascii="SimSun" w:hAnsi="SimSun" w:cs="SimSun" w:hint="eastAsia"/>
-                <w:color w:val="00B050"/>
-              </w:rPr>
-              <w:t xml:space="preserve">{{check_不安全的HTTP方法}}</w:t>
+              <w:pStyle w:val="af6"/>
+              <w:wordWrap/>
+              <w:spacing w:line="240" w:lineRule="atLeast"/>
+              <w:cnfStyle w:val="000000000000" w:firstRow="0" w:lastRow="0" w:firstColumn="0" w:lastColumn="0" w:oddVBand="0" w:evenVBand="0" w:oddHBand="0" w:evenHBand="0" w:firstRowFirstColumn="0" w:firstRowLastColumn="0" w:lastRowFirstColumn="0" w:lastRowLastColumn="0"/>
+              <w:rPr>
+                <w:rFonts w:ascii="宋体" w:hAnsi="宋体" w:cs="宋体" w:hint="eastAsia"/>
+                <w:color w:val="00B050"/>
+              </w:rPr>
+            </w:pPr>
+            <w:r>
+              <w:rPr>
+                <w:rFonts w:ascii="宋体" w:hAnsi="宋体" w:cs="宋体" w:hint="eastAsia"/>
+                <w:color w:val="00B050"/>
+              </w:rPr>
+              <w:t>{{check_不安全的HTTP方法}}</w:t>
             </w:r>
           </w:p>
         </w:tc>
@@ -14798,7 +14811,7 @@
           </w:tcPr>
           <w:p>
             <w:pPr>
-              <w:pStyle w:val="a4"/>
+              <w:pStyle w:val="af6"/>
               <w:wordWrap/>
               <w:spacing w:line="300" w:lineRule="auto"/>
               <w:rPr>
@@ -14821,7 +14834,7 @@
           </w:tcPr>
           <w:p>
             <w:pPr>
-              <w:pStyle w:val="a5"/>
+              <w:pStyle w:val="af7"/>
               <w:jc w:val="center"/>
               <w:cnfStyle w:val="000000000000" w:firstRow="0" w:lastRow="0" w:firstColumn="0" w:lastColumn="0" w:oddVBand="0" w:evenVBand="0" w:oddHBand="0" w:evenHBand="0" w:firstRowFirstColumn="0" w:firstRowLastColumn="0" w:lastRowFirstColumn="0" w:lastRowLastColumn="0"/>
               <w:rPr>
@@ -14851,21 +14864,21 @@
           </w:tcPr>
           <w:p>
             <w:pPr>
-              <w:pStyle w:val="a4"/>
-              <w:wordWrap/>
-              <w:spacing w:line="240" w:lineRule="atLeast"/>
-              <w:cnfStyle w:val="000000000000" w:firstRow="0" w:lastRow="0" w:firstColumn="0" w:lastColumn="0" w:oddVBand="0" w:evenVBand="0" w:oddHBand="0" w:evenHBand="0" w:firstRowFirstColumn="0" w:firstRowLastColumn="0" w:lastRowFirstColumn="0" w:lastRowLastColumn="0"/>
-              <w:rPr>
-                <w:rFonts w:ascii="SimSun" w:hAnsi="SimSun" w:cs="SimSun"/>
-                <w:color w:val="00B050"/>
-              </w:rPr>
-            </w:pPr>
-            <w:r>
-              <w:rPr>
-                <w:rFonts w:ascii="SimSun" w:hAnsi="SimSun" w:cs="SimSun" w:hint="eastAsia"/>
-                <w:color w:val="00B050"/>
-              </w:rPr>
-              <w:t xml:space="preserve">{{check_物理路径泄漏}}</w:t>
+              <w:pStyle w:val="af6"/>
+              <w:wordWrap/>
+              <w:spacing w:line="240" w:lineRule="atLeast"/>
+              <w:cnfStyle w:val="000000000000" w:firstRow="0" w:lastRow="0" w:firstColumn="0" w:lastColumn="0" w:oddVBand="0" w:evenVBand="0" w:oddHBand="0" w:evenHBand="0" w:firstRowFirstColumn="0" w:firstRowLastColumn="0" w:lastRowFirstColumn="0" w:lastRowLastColumn="0"/>
+              <w:rPr>
+                <w:rFonts w:ascii="宋体" w:hAnsi="宋体" w:cs="宋体" w:hint="eastAsia"/>
+                <w:color w:val="00B050"/>
+              </w:rPr>
+            </w:pPr>
+            <w:r>
+              <w:rPr>
+                <w:rFonts w:ascii="宋体" w:hAnsi="宋体" w:cs="宋体" w:hint="eastAsia"/>
+                <w:color w:val="00B050"/>
+              </w:rPr>
+              <w:t>{{check_物理路径泄漏}}</w:t>
             </w:r>
           </w:p>
         </w:tc>
@@ -14873,8 +14886,9 @@
     </w:tbl>
     <w:p>
       <w:pPr>
-        <w:pStyle w:val="Heading2"/>
-        <w:rPr>
+        <w:pStyle w:val="2"/>
+        <w:rPr>
+          <w:rFonts w:hint="eastAsia"/>
           <w:lang w:eastAsia="zh-CN"/>
         </w:rPr>
       </w:pPr>
@@ -14901,22 +14915,22 @@
       </w:pPr>
       <w:r>
         <w:rPr>
-          <w:rFonts w:ascii="SimSun" w:eastAsia="SimSun" w:hAnsi="SimSun"/>
+          <w:rFonts w:ascii="宋体" w:eastAsia="宋体" w:hAnsi="宋体"/>
           <w:szCs w:val="24"/>
           <w:lang w:eastAsia="zh-CN"/>
         </w:rPr>
-        <w:t xml:space="preserve">{{start_time}}至{{end_time}}</w:t>
+        <w:t>{{start_time}}至{{end_time}}</w:t>
       </w:r>
       <w:r>
         <w:rPr>
-          <w:rFonts w:ascii="SimSun" w:eastAsia="SimSun" w:hAnsi="SimSun" w:cs="SimSun"/>
+          <w:rFonts w:ascii="宋体" w:eastAsia="宋体" w:hAnsi="宋体" w:cs="宋体"/>
           <w:lang w:eastAsia="zh-CN"/>
         </w:rPr>
         <w:t>，</w:t>
       </w:r>
       <w:r>
         <w:rPr>
-          <w:rFonts w:ascii="SimSun" w:eastAsia="SimSun" w:hAnsi="SimSun"/>
+          <w:rFonts w:ascii="宋体" w:eastAsia="宋体" w:hAnsi="宋体"/>
           <w:szCs w:val="24"/>
           <w:lang w:eastAsia="zh-CN"/>
         </w:rPr>
@@ -14934,24 +14948,28 @@
       </w:pPr>
       <w:r>
         <w:rPr>
-          <w:rFonts w:ascii="SimSun" w:eastAsia="SimSun" w:hAnsi="SimSun"/>
+          <w:rFonts w:ascii="宋体" w:eastAsia="宋体" w:hAnsi="宋体"/>
           <w:szCs w:val="24"/>
           <w:lang w:eastAsia="zh-CN"/>
         </w:rPr>
         <w:t>{{today}}进行报告撰写。</w:t>
       </w:r>
       <w:r>
+        <w:rPr>
+          <w:lang w:eastAsia="zh-CN"/>
+        </w:rPr>
         <w:br w:type="page"/>
       </w:r>
     </w:p>
     <w:p>
       <w:pPr>
-        <w:pStyle w:val="Heading1"/>
+        <w:pStyle w:val="1"/>
         <w:numPr>
           <w:ilvl w:val="0"/>
           <w:numId w:val="1"/>
         </w:numPr>
         <w:rPr>
+          <w:rFonts w:hint="eastAsia"/>
           <w:lang w:eastAsia="zh-CN"/>
         </w:rPr>
       </w:pPr>
@@ -14982,8 +15000,9 @@
     </w:p>
     <w:p>
       <w:pPr>
-        <w:pStyle w:val="Heading2"/>
-        <w:rPr>
+        <w:pStyle w:val="2"/>
+        <w:rPr>
+          <w:rFonts w:hint="eastAsia"/>
           <w:lang w:eastAsia="zh-CN"/>
         </w:rPr>
       </w:pPr>
@@ -15019,37 +15038,14 @@
           <w:rFonts w:hint="eastAsia"/>
           <w:lang w:eastAsia="zh-CN"/>
         </w:rPr>
-        <w:t>漏洞</w:t>
-      </w:r>
-      <w:proofErr w:type="gramStart"/>
-      <w:r>
-        <w:rPr>
-          <w:rFonts w:hint="eastAsia"/>
-          <w:lang w:eastAsia="zh-CN"/>
-        </w:rPr>
-        <w:t>-(</w:t>
-      </w:r>
-      <w:proofErr w:type="gramEnd"/>
-      <w:r>
-        <w:rPr>
-          <w:rFonts w:hint="eastAsia"/>
-          <w:lang w:eastAsia="zh-CN"/>
-        </w:rPr>
-        <w:t>{{risk_level}}</w:t>
-      </w:r>
-      <w:r>
-        <w:rPr>
-          <w:rFonts w:hint="eastAsia"/>
-          <w:lang w:eastAsia="zh-CN"/>
-        </w:rPr>
-        <w:t>)</w:t>
+        <w:t>漏洞-({{risk_level}})</w:t>
       </w:r>
     </w:p>
     <w:p>
       <w:pPr>
         <w:spacing w:before="100" w:after="100" w:line="240" w:lineRule="auto"/>
         <w:rPr>
-          <w:rFonts w:ascii="SimSun" w:eastAsia="SimSun" w:hAnsi="SimSun" w:cs="SimSun"/>
+          <w:rFonts w:ascii="宋体" w:eastAsia="宋体" w:hAnsi="宋体" w:cs="宋体" w:hint="eastAsia"/>
           <w:b/>
           <w:sz w:val="28"/>
           <w:szCs w:val="28"/>
@@ -15058,7 +15054,7 @@
       </w:pPr>
       <w:r>
         <w:rPr>
-          <w:rFonts w:ascii="SimSun" w:eastAsia="SimSun" w:hAnsi="SimSun" w:cs="SimSun" w:hint="eastAsia"/>
+          <w:rFonts w:ascii="宋体" w:eastAsia="宋体" w:hAnsi="宋体" w:cs="宋体" w:hint="eastAsia"/>
           <w:b/>
           <w:sz w:val="28"/>
           <w:szCs w:val="28"/>
@@ -15071,7 +15067,7 @@
       <w:pPr>
         <w:spacing w:before="100" w:after="100" w:line="240" w:lineRule="auto"/>
         <w:rPr>
-          <w:rFonts w:ascii="SimSun" w:eastAsia="SimSun" w:hAnsi="SimSun" w:cs="SimSun"/>
+          <w:rFonts w:ascii="宋体" w:eastAsia="宋体" w:hAnsi="宋体" w:cs="宋体" w:hint="eastAsia"/>
           <w:b/>
           <w:sz w:val="28"/>
           <w:szCs w:val="28"/>
@@ -15080,7 +15076,7 @@
       </w:pPr>
       <w:r>
         <w:rPr>
-          <w:rFonts w:ascii="SimSun" w:eastAsia="SimSun" w:hAnsi="SimSun" w:cs="SimSun"/>
+          <w:rFonts w:ascii="宋体" w:eastAsia="宋体" w:hAnsi="宋体" w:cs="宋体"/>
           <w:b/>
           <w:sz w:val="28"/>
           <w:szCs w:val="28"/>
@@ -15092,7 +15088,7 @@
     <w:p>
       <w:pPr>
         <w:rPr>
-          <w:rFonts w:ascii="SimSun" w:eastAsia="SimSun" w:hAnsi="SimSun" w:cs="SimSun"/>
+          <w:rFonts w:ascii="宋体" w:eastAsia="宋体" w:hAnsi="宋体" w:cs="宋体" w:hint="eastAsia"/>
           <w:b/>
           <w:sz w:val="28"/>
           <w:szCs w:val="28"/>
@@ -15101,7 +15097,7 @@
       </w:pPr>
       <w:r>
         <w:rPr>
-          <w:rFonts w:ascii="SimSun" w:eastAsia="SimSun" w:hAnsi="SimSun" w:cs="SimSun" w:hint="eastAsia"/>
+          <w:rFonts w:ascii="宋体" w:eastAsia="宋体" w:hAnsi="宋体" w:cs="宋体" w:hint="eastAsia"/>
           <w:b/>
           <w:sz w:val="28"/>
           <w:szCs w:val="28"/>
@@ -15177,7 +15173,7 @@
     <w:p>
       <w:pPr>
         <w:rPr>
-          <w:rFonts w:ascii="SimSun" w:eastAsia="SimSun" w:hAnsi="SimSun" w:cs="SimSun"/>
+          <w:rFonts w:ascii="宋体" w:eastAsia="宋体" w:hAnsi="宋体" w:cs="宋体" w:hint="eastAsia"/>
           <w:b/>
           <w:sz w:val="28"/>
           <w:szCs w:val="28"/>
@@ -15187,7 +15183,7 @@
       </w:pPr>
       <w:r>
         <w:rPr>
-          <w:rFonts w:ascii="SimSun" w:eastAsia="SimSun" w:hAnsi="SimSun" w:cs="SimSun" w:hint="eastAsia"/>
+          <w:rFonts w:ascii="宋体" w:eastAsia="宋体" w:hAnsi="宋体" w:cs="宋体" w:hint="eastAsia"/>
           <w:b/>
           <w:sz w:val="28"/>
           <w:szCs w:val="28"/>
@@ -15220,7 +15216,7 @@
       </w:pPr>
       <w:r>
         <w:rPr>
-          <w:rFonts w:ascii="SimSun" w:eastAsia="SimSun" w:hAnsi="SimSun" w:cs="SimSun" w:hint="eastAsia"/>
+          <w:rFonts w:ascii="宋体" w:eastAsia="宋体" w:hAnsi="宋体" w:cs="宋体" w:hint="eastAsia"/>
           <w:b/>
           <w:sz w:val="28"/>
           <w:szCs w:val="28"/>
@@ -15273,13 +15269,13 @@
             <w:pPr>
               <w:spacing w:before="50" w:after="50" w:line="240" w:lineRule="auto"/>
               <w:rPr>
-                <w:rFonts w:ascii="SimSun" w:eastAsia="SimSun" w:hAnsi="SimSun"/>
+                <w:rFonts w:ascii="宋体" w:eastAsia="宋体" w:hAnsi="宋体" w:hint="eastAsia"/>
               </w:rPr>
             </w:pPr>
             <w:proofErr w:type="spellStart"/>
             <w:r>
               <w:rPr>
-                <w:rFonts w:ascii="SimSun" w:eastAsia="SimSun" w:hAnsi="SimSun"/>
+                <w:rFonts w:ascii="宋体" w:eastAsia="宋体" w:hAnsi="宋体"/>
               </w:rPr>
               <w:t>严重程度</w:t>
             </w:r>
@@ -15302,14 +15298,14 @@
               <w:spacing w:after="0" w:line="240" w:lineRule="auto"/>
               <w:jc w:val="center"/>
               <w:rPr>
-                <w:rFonts w:ascii="SimSun" w:eastAsia="SimSun" w:hAnsi="SimSun"/>
+                <w:rFonts w:ascii="宋体" w:eastAsia="宋体" w:hAnsi="宋体" w:hint="eastAsia"/>
                 <w:color w:val="FF0000"/>
                 <w:szCs w:val="48"/>
               </w:rPr>
             </w:pPr>
             <w:r>
               <w:rPr>
-                <w:rFonts w:ascii="SimSun" w:eastAsia="SimSun" w:hAnsi="SimSun" w:hint="eastAsia"/>
+                <w:rFonts w:ascii="宋体" w:eastAsia="宋体" w:hAnsi="宋体" w:hint="eastAsia"/>
                 <w:b/>
                 <w:bCs/>
                 <w:szCs w:val="48"/>
@@ -15334,7 +15330,7 @@
               <w:spacing w:after="0" w:line="240" w:lineRule="auto"/>
               <w:jc w:val="center"/>
               <w:rPr>
-                <w:rFonts w:ascii="SimSun" w:eastAsia="SimSun" w:hAnsi="SimSun"/>
+                <w:rFonts w:ascii="宋体" w:eastAsia="宋体" w:hAnsi="宋体" w:hint="eastAsia"/>
                 <w:color w:val="FF0000"/>
                 <w:szCs w:val="50"/>
                 <w:lang w:eastAsia="zh-CN"/>
@@ -15358,14 +15354,14 @@
               <w:spacing w:after="0" w:line="240" w:lineRule="auto"/>
               <w:jc w:val="center"/>
               <w:rPr>
-                <w:rFonts w:ascii="SimSun" w:eastAsia="SimSun" w:hAnsi="SimSun"/>
+                <w:rFonts w:ascii="宋体" w:eastAsia="宋体" w:hAnsi="宋体" w:hint="eastAsia"/>
                 <w:color w:val="FFC000"/>
                 <w:szCs w:val="48"/>
               </w:rPr>
             </w:pPr>
             <w:r>
               <w:rPr>
-                <w:rFonts w:ascii="SimSun" w:eastAsia="SimSun" w:hAnsi="SimSun" w:hint="eastAsia"/>
+                <w:rFonts w:ascii="宋体" w:eastAsia="宋体" w:hAnsi="宋体" w:hint="eastAsia"/>
                 <w:b/>
                 <w:bCs/>
                 <w:color w:val="000000" w:themeColor="text1"/>
@@ -15391,7 +15387,7 @@
               <w:spacing w:after="0" w:line="0" w:lineRule="atLeast"/>
               <w:ind w:firstLineChars="100" w:firstLine="240"/>
               <w:rPr>
-                <w:rFonts w:ascii="SimSun" w:eastAsia="SimSun" w:hAnsi="SimSun"/>
+                <w:rFonts w:ascii="宋体" w:eastAsia="宋体" w:hAnsi="宋体" w:hint="eastAsia"/>
                 <w:color w:val="FFC000"/>
                 <w:szCs w:val="48"/>
               </w:rPr>
@@ -15414,7 +15410,7 @@
               <w:spacing w:after="0" w:line="240" w:lineRule="auto"/>
               <w:jc w:val="center"/>
               <w:rPr>
-                <w:rFonts w:ascii="SimSun" w:eastAsia="SimSun" w:hAnsi="SimSun"/>
+                <w:rFonts w:ascii="宋体" w:eastAsia="宋体" w:hAnsi="宋体" w:hint="eastAsia"/>
                 <w:b/>
                 <w:bCs/>
                 <w:color w:val="000000" w:themeColor="text1"/>
@@ -15423,7 +15419,7 @@
             </w:pPr>
             <w:r>
               <w:rPr>
-                <w:rFonts w:ascii="SimSun" w:eastAsia="SimSun" w:hAnsi="SimSun" w:hint="eastAsia"/>
+                <w:rFonts w:ascii="宋体" w:eastAsia="宋体" w:hAnsi="宋体" w:hint="eastAsia"/>
                 <w:b/>
                 <w:bCs/>
                 <w:color w:val="000000" w:themeColor="text1"/>
@@ -15447,9 +15443,9 @@
           <w:p>
             <w:pPr>
               <w:spacing w:after="0" w:line="0" w:lineRule="atLeast"/>
-              <w:ind w:firstLineChars="100" w:firstLine="245"/>
-              <w:rPr>
-                <w:rFonts w:ascii="SimSun" w:eastAsia="SimSun" w:hAnsi="SimSun"/>
+              <w:ind w:firstLineChars="100" w:firstLine="241"/>
+              <w:rPr>
+                <w:rFonts w:ascii="宋体" w:eastAsia="宋体" w:hAnsi="宋体" w:hint="eastAsia"/>
                 <w:b/>
                 <w:bCs/>
                 <w:color w:val="000000" w:themeColor="text1"/>
@@ -15468,12 +15464,12 @@
     </w:p>
     <w:p>
       <w:r>
-        <w:lastRenderedPageBreak/>
         <w:t>{{#t}}</w:t>
       </w:r>
     </w:p>
     <w:p>
       <w:r>
+        <w:lastRenderedPageBreak/>
         <w:t>{{?$item.type === 'text'}}</w:t>
       </w:r>
     </w:p>
@@ -15527,8 +15523,9 @@
     </w:p>
     <w:p>
       <w:pPr>
-        <w:pStyle w:val="Heading1"/>
-        <w:rPr>
+        <w:pStyle w:val="1"/>
+        <w:rPr>
+          <w:rFonts w:hint="eastAsia"/>
           <w:lang w:eastAsia="zh-CN"/>
         </w:rPr>
       </w:pPr>
@@ -15554,7 +15551,7 @@
       </w:pPr>
       <w:r>
         <w:rPr>
-          <w:rFonts w:ascii="SimSun" w:eastAsia="SimSun" w:hAnsi="SimSun"/>
+          <w:rFonts w:ascii="宋体" w:eastAsia="宋体" w:hAnsi="宋体"/>
           <w:szCs w:val="24"/>
           <w:lang w:eastAsia="zh-CN"/>
         </w:rPr>
@@ -15562,7 +15559,7 @@
       </w:r>
       <w:r>
         <w:rPr>
-          <w:rFonts w:ascii="SimSun" w:eastAsia="SimSun" w:hAnsi="SimSun"/>
+          <w:rFonts w:ascii="宋体" w:eastAsia="宋体" w:hAnsi="宋体"/>
           <w:szCs w:val="24"/>
           <w:lang w:eastAsia="zh-CN"/>
         </w:rPr>
@@ -15570,7 +15567,7 @@
       </w:r>
       <w:r>
         <w:rPr>
-          <w:rFonts w:ascii="SimSun" w:eastAsia="SimSun" w:hAnsi="SimSun"/>
+          <w:rFonts w:ascii="宋体" w:eastAsia="宋体" w:hAnsi="宋体"/>
           <w:szCs w:val="24"/>
           <w:lang w:eastAsia="zh-CN"/>
         </w:rPr>
@@ -15578,7 +15575,7 @@
       </w:r>
       <w:r>
         <w:rPr>
-          <w:rFonts w:ascii="SimSun" w:eastAsia="SimSun" w:hAnsi="SimSun" w:hint="eastAsia"/>
+          <w:rFonts w:ascii="宋体" w:eastAsia="宋体" w:hAnsi="宋体" w:hint="eastAsia"/>
           <w:szCs w:val="24"/>
           <w:lang w:eastAsia="zh-CN"/>
         </w:rPr>
@@ -15586,7 +15583,7 @@
       </w:r>
       <w:r>
         <w:rPr>
-          <w:rFonts w:ascii="SimSun" w:eastAsia="SimSun" w:hAnsi="SimSun" w:hint="eastAsia"/>
+          <w:rFonts w:ascii="宋体" w:eastAsia="宋体" w:hAnsi="宋体" w:hint="eastAsia"/>
           <w:szCs w:val="24"/>
           <w:lang w:eastAsia="zh-CN"/>
         </w:rPr>
@@ -15594,7 +15591,7 @@
       </w:r>
       <w:r>
         <w:rPr>
-          <w:rFonts w:ascii="SimSun" w:eastAsia="SimSun" w:hAnsi="SimSun"/>
+          <w:rFonts w:ascii="宋体" w:eastAsia="宋体" w:hAnsi="宋体"/>
           <w:szCs w:val="24"/>
           <w:lang w:eastAsia="zh-CN"/>
         </w:rPr>
@@ -15608,14 +15605,14 @@
         <w:ind w:firstLine="480"/>
         <w:jc w:val="left"/>
         <w:rPr>
-          <w:rFonts w:ascii="SimSun" w:eastAsia="SimSun" w:hAnsi="SimSun"/>
+          <w:rFonts w:ascii="宋体" w:eastAsia="宋体" w:hAnsi="宋体" w:hint="eastAsia"/>
           <w:szCs w:val="24"/>
           <w:lang w:eastAsia="zh-CN"/>
         </w:rPr>
       </w:pPr>
       <w:r>
         <w:rPr>
-          <w:rFonts w:ascii="SimSun" w:eastAsia="SimSun" w:hAnsi="SimSun"/>
+          <w:rFonts w:ascii="宋体" w:eastAsia="宋体" w:hAnsi="宋体"/>
           <w:szCs w:val="24"/>
           <w:lang w:eastAsia="zh-CN"/>
         </w:rPr>
@@ -15629,7 +15626,7 @@
         <w:ind w:firstLine="480"/>
         <w:jc w:val="left"/>
         <w:rPr>
-          <w:rFonts w:ascii="SimSun" w:eastAsia="SimSun" w:hAnsi="SimSun"/>
+          <w:rFonts w:ascii="宋体" w:eastAsia="宋体" w:hAnsi="宋体" w:hint="eastAsia"/>
           <w:szCs w:val="24"/>
           <w:lang w:eastAsia="zh-CN"/>
         </w:rPr>
@@ -15637,8 +15634,9 @@
     </w:p>
     <w:p>
       <w:pPr>
-        <w:pStyle w:val="Heading2"/>
-        <w:rPr>
+        <w:pStyle w:val="2"/>
+        <w:rPr>
+          <w:rFonts w:hint="eastAsia"/>
           <w:lang w:eastAsia="zh-CN"/>
         </w:rPr>
       </w:pPr>
@@ -15666,7 +15664,7 @@
       </w:pPr>
       <w:r>
         <w:rPr>
-          <w:rFonts w:ascii="SimSun" w:eastAsia="SimSun" w:hAnsi="SimSun"/>
+          <w:rFonts w:ascii="宋体" w:eastAsia="宋体" w:hAnsi="宋体"/>
           <w:b/>
           <w:lang w:eastAsia="zh-CN"/>
         </w:rPr>
@@ -15694,7 +15692,7 @@
       </w:pPr>
       <w:r>
         <w:rPr>
-          <w:rFonts w:ascii="SimSun" w:eastAsia="SimSun" w:hAnsi="SimSun"/>
+          <w:rFonts w:ascii="宋体" w:eastAsia="宋体" w:hAnsi="宋体"/>
           <w:b/>
           <w:lang w:eastAsia="zh-CN"/>
         </w:rPr>
@@ -15708,31 +15706,30 @@
         <w:ind w:firstLine="480"/>
         <w:jc w:val="left"/>
         <w:rPr>
-          <w:rFonts w:ascii="SimSun" w:eastAsia="SimSun" w:hAnsi="SimSun"/>
+          <w:rFonts w:ascii="宋体" w:eastAsia="宋体" w:hAnsi="宋体" w:hint="eastAsia"/>
           <w:szCs w:val="24"/>
           <w:lang w:eastAsia="zh-CN"/>
         </w:rPr>
       </w:pPr>
       <w:r>
         <w:rPr>
-          <w:rFonts w:ascii="SimSun" w:eastAsia="SimSun" w:hAnsi="SimSun"/>
+          <w:rFonts w:ascii="宋体" w:eastAsia="宋体" w:hAnsi="宋体"/>
           <w:szCs w:val="24"/>
           <w:lang w:eastAsia="zh-CN"/>
         </w:rPr>
-        <w:lastRenderedPageBreak/>
         <w:t>通过本次规范性测试可以看到，</w:t>
       </w:r>
       <w:r>
         <w:rPr>
-          <w:rFonts w:ascii="SimSun" w:eastAsia="SimSun" w:hAnsi="SimSun"/>
+          <w:rFonts w:ascii="宋体" w:eastAsia="宋体" w:hAnsi="宋体"/>
           <w:szCs w:val="24"/>
           <w:lang w:eastAsia="zh-CN"/>
         </w:rPr>
-        <w:t xml:space="preserve">{{targets_text}}</w:t>
+        <w:t>{{targets_text}}</w:t>
       </w:r>
       <w:r>
         <w:rPr>
-          <w:rFonts w:ascii="SimSun" w:eastAsia="SimSun" w:hAnsi="SimSun" w:hint="eastAsia"/>
+          <w:rFonts w:ascii="宋体" w:eastAsia="宋体" w:hAnsi="宋体" w:hint="eastAsia"/>
           <w:szCs w:val="24"/>
           <w:lang w:eastAsia="zh-CN"/>
         </w:rPr>
@@ -15740,7 +15737,7 @@
       </w:r>
       <w:r>
         <w:rPr>
-          <w:rFonts w:ascii="SimSun" w:eastAsia="SimSun" w:hAnsi="SimSun"/>
+          <w:rFonts w:ascii="宋体" w:eastAsia="宋体" w:hAnsi="宋体"/>
           <w:szCs w:val="24"/>
           <w:lang w:eastAsia="zh-CN"/>
         </w:rPr>
@@ -15759,23 +15756,24 @@
       </w:pPr>
       <w:r>
         <w:rPr>
-          <w:rFonts w:ascii="SimSun" w:eastAsia="SimSun" w:hAnsi="SimSun"/>
+          <w:rFonts w:ascii="宋体" w:eastAsia="宋体" w:hAnsi="宋体"/>
           <w:szCs w:val="24"/>
           <w:lang w:eastAsia="zh-CN"/>
         </w:rPr>
+        <w:lastRenderedPageBreak/>
         <w:t>因此，我们认为在渗透测试期间，</w:t>
       </w:r>
       <w:r>
         <w:rPr>
-          <w:rFonts w:ascii="SimSun" w:eastAsia="SimSun" w:hAnsi="SimSun"/>
+          <w:rFonts w:ascii="宋体" w:eastAsia="宋体" w:hAnsi="宋体"/>
           <w:szCs w:val="24"/>
           <w:lang w:eastAsia="zh-CN"/>
         </w:rPr>
-        <w:t xml:space="preserve">{{targets_text}}</w:t>
+        <w:t>{{targets_text}}</w:t>
       </w:r>
       <w:r>
         <w:rPr>
-          <w:rFonts w:ascii="SimSun" w:eastAsia="SimSun" w:hAnsi="SimSun"/>
+          <w:rFonts w:ascii="宋体" w:eastAsia="宋体" w:hAnsi="宋体"/>
           <w:szCs w:val="24"/>
           <w:lang w:eastAsia="zh-CN"/>
         </w:rPr>
@@ -15783,7 +15781,7 @@
       </w:r>
       <w:r>
         <w:rPr>
-          <w:rFonts w:ascii="Microsoft YaHei" w:eastAsia="Microsoft YaHei" w:hAnsi="Microsoft YaHei" w:cs="Microsoft YaHei" w:hint="eastAsia"/>
+          <w:rFonts w:ascii="微软雅黑" w:eastAsia="微软雅黑" w:hAnsi="微软雅黑" w:cs="微软雅黑" w:hint="eastAsia"/>
           <w:b/>
           <w:color w:val="FF6600"/>
           <w:szCs w:val="21"/>
@@ -15793,7 +15791,7 @@
       </w:r>
       <w:r>
         <w:rPr>
-          <w:rFonts w:ascii="SimSun" w:eastAsia="SimSun" w:hAnsi="SimSun"/>
+          <w:rFonts w:ascii="宋体" w:eastAsia="宋体" w:hAnsi="宋体"/>
           <w:lang w:eastAsia="zh-CN"/>
         </w:rPr>
         <w:t>。</w:t>
@@ -15801,8 +15799,9 @@
     </w:p>
     <w:p>
       <w:pPr>
-        <w:pStyle w:val="Heading2"/>
-        <w:rPr>
+        <w:pStyle w:val="2"/>
+        <w:rPr>
+          <w:rFonts w:hint="eastAsia"/>
           <w:lang w:eastAsia="zh-CN"/>
         </w:rPr>
       </w:pPr>
@@ -15821,14 +15820,14 @@
       <w:pPr>
         <w:jc w:val="left"/>
         <w:rPr>
-          <w:rFonts w:ascii="SimSun" w:eastAsia="SimSun" w:hAnsi="SimSun"/>
+          <w:rFonts w:ascii="宋体" w:eastAsia="宋体" w:hAnsi="宋体" w:hint="eastAsia"/>
           <w:szCs w:val="24"/>
           <w:lang w:eastAsia="zh-CN"/>
         </w:rPr>
       </w:pPr>
       <w:r>
         <w:rPr>
-          <w:rFonts w:ascii="SimSun" w:eastAsia="SimSun" w:hAnsi="SimSun"/>
+          <w:rFonts w:ascii="宋体" w:eastAsia="宋体" w:hAnsi="宋体"/>
           <w:szCs w:val="24"/>
           <w:lang w:eastAsia="zh-CN"/>
         </w:rPr>
@@ -15839,14 +15838,14 @@
       <w:pPr>
         <w:jc w:val="left"/>
         <w:rPr>
-          <w:rFonts w:ascii="SimSun" w:eastAsia="SimSun" w:hAnsi="SimSun"/>
+          <w:rFonts w:ascii="宋体" w:eastAsia="宋体" w:hAnsi="宋体" w:hint="eastAsia"/>
           <w:szCs w:val="24"/>
           <w:lang w:eastAsia="zh-CN"/>
         </w:rPr>
       </w:pPr>
       <w:r>
         <w:rPr>
-          <w:rFonts w:ascii="SimSun" w:eastAsia="SimSun" w:hAnsi="SimSun"/>
+          <w:rFonts w:ascii="宋体" w:eastAsia="宋体" w:hAnsi="宋体"/>
           <w:szCs w:val="24"/>
           <w:lang w:eastAsia="zh-CN"/>
         </w:rPr>
@@ -15857,14 +15856,14 @@
       <w:pPr>
         <w:jc w:val="left"/>
         <w:rPr>
-          <w:rFonts w:ascii="SimSun" w:eastAsia="SimSun" w:hAnsi="SimSun"/>
+          <w:rFonts w:ascii="宋体" w:eastAsia="宋体" w:hAnsi="宋体" w:hint="eastAsia"/>
           <w:szCs w:val="24"/>
           <w:lang w:eastAsia="zh-CN"/>
         </w:rPr>
       </w:pPr>
       <w:r>
         <w:rPr>
-          <w:rFonts w:ascii="SimSun" w:eastAsia="SimSun" w:hAnsi="SimSun"/>
+          <w:rFonts w:ascii="宋体" w:eastAsia="宋体" w:hAnsi="宋体"/>
           <w:szCs w:val="24"/>
           <w:lang w:eastAsia="zh-CN"/>
         </w:rPr>
@@ -15875,14 +15874,14 @@
       <w:pPr>
         <w:jc w:val="left"/>
         <w:rPr>
-          <w:rFonts w:ascii="SimSun" w:eastAsia="SimSun" w:hAnsi="SimSun"/>
+          <w:rFonts w:ascii="宋体" w:eastAsia="宋体" w:hAnsi="宋体" w:hint="eastAsia"/>
           <w:szCs w:val="24"/>
           <w:lang w:eastAsia="zh-CN"/>
         </w:rPr>
       </w:pPr>
       <w:r>
         <w:rPr>
-          <w:rFonts w:ascii="SimSun" w:eastAsia="SimSun" w:hAnsi="SimSun"/>
+          <w:rFonts w:ascii="宋体" w:eastAsia="宋体" w:hAnsi="宋体"/>
           <w:szCs w:val="24"/>
           <w:lang w:eastAsia="zh-CN"/>
         </w:rPr>
@@ -15891,7 +15890,7 @@
       <w:proofErr w:type="spellStart"/>
       <w:r>
         <w:rPr>
-          <w:rFonts w:ascii="SimSun" w:eastAsia="SimSun" w:hAnsi="SimSun"/>
+          <w:rFonts w:ascii="宋体" w:eastAsia="宋体" w:hAnsi="宋体"/>
           <w:szCs w:val="24"/>
           <w:lang w:eastAsia="zh-CN"/>
         </w:rPr>
@@ -15900,7 +15899,7 @@
       <w:proofErr w:type="spellEnd"/>
       <w:r>
         <w:rPr>
-          <w:rFonts w:ascii="SimSun" w:eastAsia="SimSun" w:hAnsi="SimSun"/>
+          <w:rFonts w:ascii="宋体" w:eastAsia="宋体" w:hAnsi="宋体"/>
           <w:szCs w:val="24"/>
           <w:lang w:eastAsia="zh-CN"/>
         </w:rPr>
@@ -15911,14 +15910,14 @@
       <w:pPr>
         <w:jc w:val="left"/>
         <w:rPr>
-          <w:rFonts w:ascii="SimSun" w:eastAsia="SimSun" w:hAnsi="SimSun"/>
+          <w:rFonts w:ascii="宋体" w:eastAsia="宋体" w:hAnsi="宋体" w:hint="eastAsia"/>
           <w:szCs w:val="24"/>
           <w:lang w:eastAsia="zh-CN"/>
         </w:rPr>
       </w:pPr>
       <w:r>
         <w:rPr>
-          <w:rFonts w:ascii="SimSun" w:eastAsia="SimSun" w:hAnsi="SimSun"/>
+          <w:rFonts w:ascii="宋体" w:eastAsia="宋体" w:hAnsi="宋体"/>
           <w:szCs w:val="24"/>
           <w:lang w:eastAsia="zh-CN"/>
         </w:rPr>
@@ -15929,14 +15928,14 @@
       <w:pPr>
         <w:jc w:val="left"/>
         <w:rPr>
-          <w:rFonts w:ascii="SimSun" w:eastAsia="SimSun" w:hAnsi="SimSun"/>
+          <w:rFonts w:ascii="宋体" w:eastAsia="宋体" w:hAnsi="宋体" w:hint="eastAsia"/>
           <w:szCs w:val="24"/>
           <w:lang w:eastAsia="zh-CN"/>
         </w:rPr>
       </w:pPr>
       <w:r>
         <w:rPr>
-          <w:rFonts w:ascii="SimSun" w:eastAsia="SimSun" w:hAnsi="SimSun"/>
+          <w:rFonts w:ascii="宋体" w:eastAsia="宋体" w:hAnsi="宋体"/>
           <w:szCs w:val="24"/>
           <w:lang w:eastAsia="zh-CN"/>
         </w:rPr>
@@ -15947,14 +15946,14 @@
       <w:pPr>
         <w:jc w:val="left"/>
         <w:rPr>
-          <w:rFonts w:ascii="SimSun" w:eastAsia="SimSun" w:hAnsi="SimSun"/>
+          <w:rFonts w:ascii="宋体" w:eastAsia="宋体" w:hAnsi="宋体" w:hint="eastAsia"/>
           <w:szCs w:val="24"/>
           <w:lang w:eastAsia="zh-CN"/>
         </w:rPr>
       </w:pPr>
       <w:r>
         <w:rPr>
-          <w:rFonts w:ascii="SimSun" w:eastAsia="SimSun" w:hAnsi="SimSun"/>
+          <w:rFonts w:ascii="宋体" w:eastAsia="宋体" w:hAnsi="宋体"/>
           <w:szCs w:val="24"/>
           <w:lang w:eastAsia="zh-CN"/>
         </w:rPr>
@@ -15965,14 +15964,14 @@
       <w:pPr>
         <w:jc w:val="left"/>
         <w:rPr>
-          <w:rFonts w:ascii="SimSun" w:eastAsia="SimSun" w:hAnsi="SimSun"/>
+          <w:rFonts w:ascii="宋体" w:eastAsia="宋体" w:hAnsi="宋体" w:hint="eastAsia"/>
           <w:szCs w:val="24"/>
           <w:lang w:eastAsia="zh-CN"/>
         </w:rPr>
       </w:pPr>
       <w:r>
         <w:rPr>
-          <w:rFonts w:ascii="SimSun" w:eastAsia="SimSun" w:hAnsi="SimSun"/>
+          <w:rFonts w:ascii="宋体" w:eastAsia="宋体" w:hAnsi="宋体"/>
           <w:szCs w:val="24"/>
           <w:lang w:eastAsia="zh-CN"/>
         </w:rPr>
@@ -15981,7 +15980,7 @@
       <w:proofErr w:type="spellStart"/>
       <w:r>
         <w:rPr>
-          <w:rFonts w:ascii="SimSun" w:eastAsia="SimSun" w:hAnsi="SimSun"/>
+          <w:rFonts w:ascii="宋体" w:eastAsia="宋体" w:hAnsi="宋体"/>
           <w:szCs w:val="24"/>
           <w:lang w:eastAsia="zh-CN"/>
         </w:rPr>
@@ -15990,7 +15989,7 @@
       <w:proofErr w:type="spellEnd"/>
       <w:r>
         <w:rPr>
-          <w:rFonts w:ascii="SimSun" w:eastAsia="SimSun" w:hAnsi="SimSun"/>
+          <w:rFonts w:ascii="宋体" w:eastAsia="宋体" w:hAnsi="宋体"/>
           <w:szCs w:val="24"/>
           <w:lang w:eastAsia="zh-CN"/>
         </w:rPr>
@@ -16001,14 +16000,14 @@
       <w:pPr>
         <w:jc w:val="left"/>
         <w:rPr>
-          <w:rFonts w:ascii="SimSun" w:eastAsia="SimSun" w:hAnsi="SimSun"/>
+          <w:rFonts w:ascii="宋体" w:eastAsia="宋体" w:hAnsi="宋体" w:hint="eastAsia"/>
           <w:szCs w:val="24"/>
           <w:lang w:eastAsia="zh-CN"/>
         </w:rPr>
       </w:pPr>
       <w:r>
         <w:rPr>
-          <w:rFonts w:ascii="SimSun" w:eastAsia="SimSun" w:hAnsi="SimSun"/>
+          <w:rFonts w:ascii="宋体" w:eastAsia="宋体" w:hAnsi="宋体"/>
           <w:szCs w:val="24"/>
           <w:lang w:eastAsia="zh-CN"/>
         </w:rPr>
@@ -16019,14 +16018,14 @@
       <w:pPr>
         <w:jc w:val="left"/>
         <w:rPr>
-          <w:rFonts w:ascii="SimSun" w:eastAsia="SimSun" w:hAnsi="SimSun"/>
+          <w:rFonts w:ascii="宋体" w:eastAsia="宋体" w:hAnsi="宋体" w:hint="eastAsia"/>
           <w:szCs w:val="24"/>
           <w:lang w:eastAsia="zh-CN"/>
         </w:rPr>
       </w:pPr>
       <w:r>
         <w:rPr>
-          <w:rFonts w:ascii="SimSun" w:eastAsia="SimSun" w:hAnsi="SimSun"/>
+          <w:rFonts w:ascii="宋体" w:eastAsia="宋体" w:hAnsi="宋体"/>
           <w:szCs w:val="24"/>
           <w:lang w:eastAsia="zh-CN"/>
         </w:rPr>
@@ -16037,14 +16036,14 @@
       <w:pPr>
         <w:jc w:val="left"/>
         <w:rPr>
-          <w:rFonts w:ascii="SimSun" w:eastAsia="SimSun" w:hAnsi="SimSun"/>
+          <w:rFonts w:ascii="宋体" w:eastAsia="宋体" w:hAnsi="宋体" w:hint="eastAsia"/>
           <w:szCs w:val="24"/>
           <w:lang w:eastAsia="zh-CN"/>
         </w:rPr>
       </w:pPr>
       <w:r>
         <w:rPr>
-          <w:rFonts w:ascii="SimSun" w:eastAsia="SimSun" w:hAnsi="SimSun"/>
+          <w:rFonts w:ascii="宋体" w:eastAsia="宋体" w:hAnsi="宋体"/>
           <w:szCs w:val="24"/>
           <w:lang w:eastAsia="zh-CN"/>
         </w:rPr>
@@ -16060,7 +16059,7 @@
       </w:pPr>
       <w:r>
         <w:rPr>
-          <w:rFonts w:ascii="SimSun" w:eastAsia="SimSun" w:hAnsi="SimSun"/>
+          <w:rFonts w:ascii="宋体" w:eastAsia="宋体" w:hAnsi="宋体"/>
           <w:szCs w:val="24"/>
           <w:lang w:eastAsia="zh-CN"/>
         </w:rPr>
@@ -16069,8 +16068,9 @@
     </w:p>
     <w:p>
       <w:pPr>
-        <w:pStyle w:val="Heading2"/>
-        <w:rPr>
+        <w:pStyle w:val="2"/>
+        <w:rPr>
+          <w:rFonts w:hint="eastAsia"/>
           <w:lang w:eastAsia="zh-CN"/>
         </w:rPr>
       </w:pPr>
@@ -16092,25 +16092,17 @@
         <w:ind w:firstLineChars="200" w:firstLine="480"/>
         <w:jc w:val="left"/>
         <w:rPr>
-          <w:rFonts w:ascii="SimSun" w:eastAsia="SimSun" w:hAnsi="SimSun"/>
+          <w:rFonts w:ascii="宋体" w:eastAsia="宋体" w:hAnsi="宋体" w:hint="eastAsia"/>
           <w:szCs w:val="24"/>
           <w:lang w:eastAsia="zh-CN"/>
         </w:rPr>
       </w:pPr>
       <w:r>
         <w:rPr>
-          <w:rFonts w:ascii="SimSun" w:eastAsia="SimSun" w:hAnsi="SimSun"/>
+          <w:rFonts w:ascii="宋体" w:eastAsia="宋体" w:hAnsi="宋体"/>
           <w:lang w:eastAsia="zh-CN"/>
         </w:rPr>
-        <w:t>安全问题日新月异，为了应对这种高频率的变化及威胁，我们建议建立起科学规范的信息安全体系，包括全面的安全管理体系建设以及专业的信息安全服务，周期性的进行安全评估、安全培训以及安全审计，使用更新更有效的安全产品，这样才能与</w:t>
-      </w:r>
-      <w:r>
-        <w:rPr>
-          <w:rFonts w:ascii="SimSun" w:eastAsia="SimSun" w:hAnsi="SimSun"/>
-          <w:lang w:eastAsia="zh-CN"/>
-        </w:rPr>
-        <w:lastRenderedPageBreak/>
-        <w:t>时俱进的做好信息安全防范工作，建立更完善的信息安全防护体系结构，为将来的业务发展打造良好的基础。</w:t>
+        <w:t>安全问题日新月异，为了应对这种高频率的变化及威胁，我们建议建立起科学规范的信息安全体系，包括全面的安全管理体系建设以及专业的信息安全服务，周期性的进行安全评估、安全培训以及安全审计，使用更新更有效的安全产品，这样才能与时俱进的做好信息安全防范工作，建立更完善的信息安全防护体系结构，为将来的业务发展打造良好的基础。</w:t>
       </w:r>
     </w:p>
     <w:p>
@@ -16119,7 +16111,7 @@
         <w:spacing w:after="0"/>
         <w:jc w:val="left"/>
         <w:rPr>
-          <w:rFonts w:ascii="SimSun" w:eastAsia="SimSun" w:hAnsi="SimSun"/>
+          <w:rFonts w:ascii="宋体" w:eastAsia="宋体" w:hAnsi="宋体" w:hint="eastAsia"/>
           <w:szCs w:val="24"/>
           <w:lang w:eastAsia="zh-CN"/>
         </w:rPr>
@@ -16140,8 +16132,9 @@
     </w:p>
     <w:p>
       <w:pPr>
-        <w:pStyle w:val="Heading1"/>
-        <w:rPr>
+        <w:pStyle w:val="1"/>
+        <w:rPr>
+          <w:rFonts w:hint="eastAsia"/>
           <w:lang w:eastAsia="zh-CN"/>
         </w:rPr>
       </w:pPr>
@@ -16239,7 +16232,7 @@
               <w:spacing w:after="0" w:line="0" w:lineRule="atLeast"/>
               <w:jc w:val="center"/>
               <w:rPr>
-                <w:rFonts w:ascii="SimSun" w:hAnsi="SimSun" w:cs="SimSun"/>
+                <w:rFonts w:ascii="宋体" w:hAnsi="宋体" w:cs="宋体"/>
                 <w:b/>
                 <w:color w:val="339966"/>
                 <w:szCs w:val="21"/>
@@ -16247,7 +16240,7 @@
             </w:pPr>
             <w:r>
               <w:rPr>
-                <w:rFonts w:ascii="SimSun" w:hAnsi="SimSun" w:cs="SimSun" w:hint="eastAsia"/>
+                <w:rFonts w:ascii="宋体" w:hAnsi="宋体" w:cs="宋体" w:hint="eastAsia"/>
                 <w:b/>
                 <w:color w:val="339966"/>
                 <w:szCs w:val="21"/>
@@ -16333,7 +16326,7 @@
               <w:spacing w:after="0" w:line="0" w:lineRule="atLeast"/>
               <w:jc w:val="center"/>
               <w:rPr>
-                <w:rFonts w:ascii="SimSun" w:hAnsi="SimSun" w:cs="SimSun"/>
+                <w:rFonts w:ascii="宋体" w:hAnsi="宋体" w:cs="宋体"/>
                 <w:b/>
                 <w:color w:val="3366FF"/>
                 <w:szCs w:val="21"/>
@@ -16341,7 +16334,7 @@
             </w:pPr>
             <w:r>
               <w:rPr>
-                <w:rFonts w:ascii="SimSun" w:hAnsi="SimSun" w:cs="SimSun" w:hint="eastAsia"/>
+                <w:rFonts w:ascii="宋体" w:hAnsi="宋体" w:cs="宋体" w:hint="eastAsia"/>
                 <w:b/>
                 <w:color w:val="3366FF"/>
                 <w:szCs w:val="21"/>
@@ -16427,7 +16420,7 @@
               <w:spacing w:after="0" w:line="0" w:lineRule="atLeast"/>
               <w:jc w:val="center"/>
               <w:rPr>
-                <w:rFonts w:ascii="SimSun" w:hAnsi="SimSun" w:cs="SimSun"/>
+                <w:rFonts w:ascii="宋体" w:hAnsi="宋体" w:cs="宋体"/>
                 <w:b/>
                 <w:color w:val="FF6600"/>
                 <w:szCs w:val="21"/>
@@ -16435,7 +16428,7 @@
             </w:pPr>
             <w:r>
               <w:rPr>
-                <w:rFonts w:ascii="SimSun" w:hAnsi="SimSun" w:cs="SimSun" w:hint="eastAsia"/>
+                <w:rFonts w:ascii="宋体" w:hAnsi="宋体" w:cs="宋体" w:hint="eastAsia"/>
                 <w:b/>
                 <w:color w:val="FF6600"/>
                 <w:szCs w:val="21"/>
@@ -16521,7 +16514,7 @@
               <w:spacing w:after="0" w:line="0" w:lineRule="atLeast"/>
               <w:jc w:val="center"/>
               <w:rPr>
-                <w:rFonts w:ascii="SimSun" w:hAnsi="SimSun" w:cs="SimSun"/>
+                <w:rFonts w:ascii="宋体" w:hAnsi="宋体" w:cs="宋体"/>
                 <w:b/>
                 <w:color w:val="FF0000"/>
                 <w:szCs w:val="21"/>
@@ -16529,7 +16522,7 @@
             </w:pPr>
             <w:r>
               <w:rPr>
-                <w:rFonts w:ascii="SimSun" w:hAnsi="SimSun" w:cs="SimSun" w:hint="eastAsia"/>
+                <w:rFonts w:ascii="宋体" w:hAnsi="宋体" w:cs="宋体" w:hint="eastAsia"/>
                 <w:b/>
                 <w:color w:val="FF0000"/>
                 <w:szCs w:val="21"/>
@@ -16606,7 +16599,7 @@
           <w:lang w:eastAsia="zh-CN"/>
         </w:rPr>
         <w:drawing>
-          <wp:anchor distT="0" distB="0" distL="114300" distR="114300" simplePos="0" relativeHeight="251661312" behindDoc="1" locked="0" layoutInCell="0" allowOverlap="1">
+          <wp:anchor distT="0" distB="0" distL="114300" distR="114300" simplePos="0" relativeHeight="251661312" behindDoc="1" locked="0" layoutInCell="0" allowOverlap="1" wp14:anchorId="06783353" wp14:editId="4C55B5DE">
             <wp:simplePos x="0" y="0"/>
             <wp:positionH relativeFrom="margin">
               <wp:align>center</wp:align>
@@ -16661,8 +16654,12 @@
       </w:r>
     </w:p>
     <w:sectPr>
-      <w:headerReference w:type="default" r:id="rId9"/>
-      <w:footerReference w:type="default" r:id="rId10"/>
+      <w:headerReference w:type="even" r:id="rId9"/>
+      <w:headerReference w:type="default" r:id="rId10"/>
+      <w:footerReference w:type="even" r:id="rId11"/>
+      <w:footerReference w:type="default" r:id="rId12"/>
+      <w:headerReference w:type="first" r:id="rId13"/>
+      <w:footerReference w:type="first" r:id="rId14"/>
       <w:pgSz w:w="11907" w:h="16839"/>
       <w:pgMar w:top="1440" w:right="1440" w:bottom="1440" w:left="1440" w:header="720" w:footer="720" w:gutter="0"/>
       <w:cols w:space="720"/>
@@ -16701,8 +16698,18 @@
 <w:ftr xmlns:wpc="http://schemas.microsoft.com/office/word/2010/wordprocessingCanvas" xmlns:cx="http://schemas.microsoft.com/office/drawing/2014/chartex" xmlns:cx1="http://schemas.microsoft.com/office/drawing/2015/9/8/chartex" xmlns:cx2="http://schemas.microsoft.com/office/drawing/2015/10/21/chartex" xmlns:cx3="http://schemas.microsoft.com/office/drawing/2016/5/9/chartex" xmlns:cx4="http://schemas.microsoft.com/office/drawing/2016/5/10/chartex" xmlns:cx5="http://schemas.microsoft.com/office/drawing/2016/5/11/chartex" xmlns:cx6="http://schemas.microsoft.com/office/drawing/2016/5/12/chartex" xmlns:cx7="http://schemas.microsoft.com/office/drawing/2016/5/13/chartex" xmlns:cx8="http://schemas.microsoft.com/office/drawing/2016/5/14/chartex" xmlns:mc="http://schemas.openxmlformats.org/markup-compatibility/2006" xmlns:aink="http://schemas.microsoft.com/office/drawing/2016/ink" xmlns:am3d="http://schemas.microsoft.com/office/drawing/2017/model3d" xmlns:o="urn:schemas-microsoft-com:office:office" xmlns:oel="http://schemas.microsoft.com/office/2019/extlst" xmlns:r="http://schemas.openxmlformats.org/officeDocument/2006/relationships" xmlns:m="http://schemas.openxmlformats.org/officeDocument/2006/math" xmlns:v="urn:schemas-microsoft-com:vml" xmlns:wp14="http://schemas.microsoft.com/office/word/2010/wordprocessingDrawing" xmlns:wp="http://schemas.openxmlformats.org/drawingml/2006/wordprocessingDrawing" xmlns:w10="urn:schemas-microsoft-com:office:word" xmlns:w="http://schemas.openxmlformats.org/wordprocessingml/2006/main" xmlns:w14="http://schemas.microsoft.com/office/word/2010/wordml" xmlns:w15="http://schemas.microsoft.com/office/word/2012/wordml" xmlns:w16cex="http://schemas.microsoft.com/office/word/2018/wordml/cex" xmlns:w16cid="http://schemas.microsoft.com/office/word/2016/wordml/cid" xmlns:w16="http://schemas.microsoft.com/office/word/2018/wordml" xmlns:w16du="http://schemas.microsoft.com/office/word/2023/wordml/word16du" xmlns:w16sdtdh="http://schemas.microsoft.com/office/word/2020/wordml/sdtdatahash" xmlns:w16sdtfl="http://schemas.microsoft.com/office/word/2024/wordml/sdtformatlock" xmlns:w16se="http://schemas.microsoft.com/office/word/2015/wordml/symex" xmlns:wpg="http://schemas.microsoft.com/office/word/2010/wordprocessingGroup" xmlns:wpi="http://schemas.microsoft.com/office/word/2010/wordprocessingInk" xmlns:wne="http://schemas.microsoft.com/office/word/2006/wordml" xmlns:wps="http://schemas.microsoft.com/office/word/2010/wordprocessingShape" mc:Ignorable="w14 w15 w16se w16cid w16 w16cex w16sdtdh w16sdtfl w16du wp14">
   <w:p>
     <w:pPr>
+      <w:pStyle w:val="a6"/>
+    </w:pPr>
+  </w:p>
+</w:ftr>
+</file>
+
+<file path=word/footer2.xml><?xml version="1.0" encoding="utf-8"?>
+<w:ftr xmlns:wpc="http://schemas.microsoft.com/office/word/2010/wordprocessingCanvas" xmlns:cx="http://schemas.microsoft.com/office/drawing/2014/chartex" xmlns:cx1="http://schemas.microsoft.com/office/drawing/2015/9/8/chartex" xmlns:cx2="http://schemas.microsoft.com/office/drawing/2015/10/21/chartex" xmlns:cx3="http://schemas.microsoft.com/office/drawing/2016/5/9/chartex" xmlns:cx4="http://schemas.microsoft.com/office/drawing/2016/5/10/chartex" xmlns:cx5="http://schemas.microsoft.com/office/drawing/2016/5/11/chartex" xmlns:cx6="http://schemas.microsoft.com/office/drawing/2016/5/12/chartex" xmlns:cx7="http://schemas.microsoft.com/office/drawing/2016/5/13/chartex" xmlns:cx8="http://schemas.microsoft.com/office/drawing/2016/5/14/chartex" xmlns:mc="http://schemas.openxmlformats.org/markup-compatibility/2006" xmlns:aink="http://schemas.microsoft.com/office/drawing/2016/ink" xmlns:am3d="http://schemas.microsoft.com/office/drawing/2017/model3d" xmlns:o="urn:schemas-microsoft-com:office:office" xmlns:oel="http://schemas.microsoft.com/office/2019/extlst" xmlns:r="http://schemas.openxmlformats.org/officeDocument/2006/relationships" xmlns:m="http://schemas.openxmlformats.org/officeDocument/2006/math" xmlns:v="urn:schemas-microsoft-com:vml" xmlns:wp14="http://schemas.microsoft.com/office/word/2010/wordprocessingDrawing" xmlns:wp="http://schemas.openxmlformats.org/drawingml/2006/wordprocessingDrawing" xmlns:w10="urn:schemas-microsoft-com:office:word" xmlns:w="http://schemas.openxmlformats.org/wordprocessingml/2006/main" xmlns:w14="http://schemas.microsoft.com/office/word/2010/wordml" xmlns:w15="http://schemas.microsoft.com/office/word/2012/wordml" xmlns:w16cex="http://schemas.microsoft.com/office/word/2018/wordml/cex" xmlns:w16cid="http://schemas.microsoft.com/office/word/2016/wordml/cid" xmlns:w16="http://schemas.microsoft.com/office/word/2018/wordml" xmlns:w16du="http://schemas.microsoft.com/office/word/2023/wordml/word16du" xmlns:w16sdtdh="http://schemas.microsoft.com/office/word/2020/wordml/sdtdatahash" xmlns:w16sdtfl="http://schemas.microsoft.com/office/word/2024/wordml/sdtformatlock" xmlns:w16se="http://schemas.microsoft.com/office/word/2015/wordml/symex" xmlns:wpg="http://schemas.microsoft.com/office/word/2010/wordprocessingGroup" xmlns:wpi="http://schemas.microsoft.com/office/word/2010/wordprocessingInk" xmlns:wne="http://schemas.microsoft.com/office/word/2006/wordml" xmlns:wps="http://schemas.microsoft.com/office/word/2010/wordprocessingShape" mc:Ignorable="w14 w15 w16se w16cid w16 w16cex w16sdtdh w16sdtfl w16du wp14">
+  <w:p>
+    <w:pPr>
       <w:rPr>
-        <w:rFonts w:asciiTheme="majorEastAsia" w:eastAsiaTheme="majorEastAsia" w:hAnsiTheme="majorEastAsia"/>
+        <w:rFonts w:asciiTheme="majorEastAsia" w:eastAsiaTheme="majorEastAsia" w:hAnsiTheme="majorEastAsia" w:hint="eastAsia"/>
         <w:sz w:val="18"/>
         <w:szCs w:val="18"/>
         <w:lang w:eastAsia="zh-CN"/>
@@ -16715,7 +16722,27 @@
         <w:szCs w:val="18"/>
         <w:lang w:eastAsia="zh-CN"/>
       </w:rPr>
-      <w:t>北京天融信网络安全技术有限公司</w:t>
+      <w:t>北京</w:t>
+    </w:r>
+    <w:proofErr w:type="gramStart"/>
+    <w:r>
+      <w:rPr>
+        <w:rFonts w:asciiTheme="majorEastAsia" w:eastAsiaTheme="majorEastAsia" w:hAnsiTheme="majorEastAsia" w:hint="eastAsia"/>
+        <w:sz w:val="18"/>
+        <w:szCs w:val="18"/>
+        <w:lang w:eastAsia="zh-CN"/>
+      </w:rPr>
+      <w:t>天融信</w:t>
+    </w:r>
+    <w:proofErr w:type="gramEnd"/>
+    <w:r>
+      <w:rPr>
+        <w:rFonts w:asciiTheme="majorEastAsia" w:eastAsiaTheme="majorEastAsia" w:hAnsiTheme="majorEastAsia" w:hint="eastAsia"/>
+        <w:sz w:val="18"/>
+        <w:szCs w:val="18"/>
+        <w:lang w:eastAsia="zh-CN"/>
+      </w:rPr>
+      <w:t>网络安全技术有限公司</w:t>
     </w:r>
     <w:r>
       <w:rPr>
@@ -16850,6 +16877,16 @@
 </w:ftr>
 </file>
 
+<file path=word/footer3.xml><?xml version="1.0" encoding="utf-8"?>
+<w:ftr xmlns:wpc="http://schemas.microsoft.com/office/word/2010/wordprocessingCanvas" xmlns:cx="http://schemas.microsoft.com/office/drawing/2014/chartex" xmlns:cx1="http://schemas.microsoft.com/office/drawing/2015/9/8/chartex" xmlns:cx2="http://schemas.microsoft.com/office/drawing/2015/10/21/chartex" xmlns:cx3="http://schemas.microsoft.com/office/drawing/2016/5/9/chartex" xmlns:cx4="http://schemas.microsoft.com/office/drawing/2016/5/10/chartex" xmlns:cx5="http://schemas.microsoft.com/office/drawing/2016/5/11/chartex" xmlns:cx6="http://schemas.microsoft.com/office/drawing/2016/5/12/chartex" xmlns:cx7="http://schemas.microsoft.com/office/drawing/2016/5/13/chartex" xmlns:cx8="http://schemas.microsoft.com/office/drawing/2016/5/14/chartex" xmlns:mc="http://schemas.openxmlformats.org/markup-compatibility/2006" xmlns:aink="http://schemas.microsoft.com/office/drawing/2016/ink" xmlns:am3d="http://schemas.microsoft.com/office/drawing/2017/model3d" xmlns:o="urn:schemas-microsoft-com:office:office" xmlns:oel="http://schemas.microsoft.com/office/2019/extlst" xmlns:r="http://schemas.openxmlformats.org/officeDocument/2006/relationships" xmlns:m="http://schemas.openxmlformats.org/officeDocument/2006/math" xmlns:v="urn:schemas-microsoft-com:vml" xmlns:wp14="http://schemas.microsoft.com/office/word/2010/wordprocessingDrawing" xmlns:wp="http://schemas.openxmlformats.org/drawingml/2006/wordprocessingDrawing" xmlns:w10="urn:schemas-microsoft-com:office:word" xmlns:w="http://schemas.openxmlformats.org/wordprocessingml/2006/main" xmlns:w14="http://schemas.microsoft.com/office/word/2010/wordml" xmlns:w15="http://schemas.microsoft.com/office/word/2012/wordml" xmlns:w16cex="http://schemas.microsoft.com/office/word/2018/wordml/cex" xmlns:w16cid="http://schemas.microsoft.com/office/word/2016/wordml/cid" xmlns:w16="http://schemas.microsoft.com/office/word/2018/wordml" xmlns:w16du="http://schemas.microsoft.com/office/word/2023/wordml/word16du" xmlns:w16sdtdh="http://schemas.microsoft.com/office/word/2020/wordml/sdtdatahash" xmlns:w16sdtfl="http://schemas.microsoft.com/office/word/2024/wordml/sdtformatlock" xmlns:w16se="http://schemas.microsoft.com/office/word/2015/wordml/symex" xmlns:wpg="http://schemas.microsoft.com/office/word/2010/wordprocessingGroup" xmlns:wpi="http://schemas.microsoft.com/office/word/2010/wordprocessingInk" xmlns:wne="http://schemas.microsoft.com/office/word/2006/wordml" xmlns:wps="http://schemas.microsoft.com/office/word/2010/wordprocessingShape" mc:Ignorable="w14 w15 w16se w16cid w16 w16cex w16sdtdh w16sdtfl w16du wp14">
+  <w:p>
+    <w:pPr>
+      <w:pStyle w:val="a6"/>
+    </w:pPr>
+  </w:p>
+</w:ftr>
+</file>
+
 <file path=word/footnotes.xml><?xml version="1.0" encoding="utf-8"?>
 <w:footnotes xmlns:wpc="http://schemas.microsoft.com/office/word/2010/wordprocessingCanvas" xmlns:cx="http://schemas.microsoft.com/office/drawing/2014/chartex" xmlns:cx1="http://schemas.microsoft.com/office/drawing/2015/9/8/chartex" xmlns:cx2="http://schemas.microsoft.com/office/drawing/2015/10/21/chartex" xmlns:cx3="http://schemas.microsoft.com/office/drawing/2016/5/9/chartex" xmlns:cx4="http://schemas.microsoft.com/office/drawing/2016/5/10/chartex" xmlns:cx5="http://schemas.microsoft.com/office/drawing/2016/5/11/chartex" xmlns:cx6="http://schemas.microsoft.com/office/drawing/2016/5/12/chartex" xmlns:cx7="http://schemas.microsoft.com/office/drawing/2016/5/13/chartex" xmlns:cx8="http://schemas.microsoft.com/office/drawing/2016/5/14/chartex" xmlns:mc="http://schemas.openxmlformats.org/markup-compatibility/2006" xmlns:aink="http://schemas.microsoft.com/office/drawing/2016/ink" xmlns:am3d="http://schemas.microsoft.com/office/drawing/2017/model3d" xmlns:o="urn:schemas-microsoft-com:office:office" xmlns:oel="http://schemas.microsoft.com/office/2019/extlst" xmlns:r="http://schemas.openxmlformats.org/officeDocument/2006/relationships" xmlns:m="http://schemas.openxmlformats.org/officeDocument/2006/math" xmlns:v="urn:schemas-microsoft-com:vml" xmlns:wp14="http://schemas.microsoft.com/office/word/2010/wordprocessingDrawing" xmlns:wp="http://schemas.openxmlformats.org/drawingml/2006/wordprocessingDrawing" xmlns:w10="urn:schemas-microsoft-com:office:word" xmlns:w="http://schemas.openxmlformats.org/wordprocessingml/2006/main" xmlns:w14="http://schemas.microsoft.com/office/word/2010/wordml" xmlns:w15="http://schemas.microsoft.com/office/word/2012/wordml" xmlns:w16cex="http://schemas.microsoft.com/office/word/2018/wordml/cex" xmlns:w16cid="http://schemas.microsoft.com/office/word/2016/wordml/cid" xmlns:w16="http://schemas.microsoft.com/office/word/2018/wordml" xmlns:w16du="http://schemas.microsoft.com/office/word/2023/wordml/word16du" xmlns:w16sdtdh="http://schemas.microsoft.com/office/word/2020/wordml/sdtdatahash" xmlns:w16sdtfl="http://schemas.microsoft.com/office/word/2024/wordml/sdtformatlock" xmlns:w16se="http://schemas.microsoft.com/office/word/2015/wordml/symex" xmlns:wpg="http://schemas.microsoft.com/office/word/2010/wordprocessingGroup" xmlns:wpi="http://schemas.microsoft.com/office/word/2010/wordprocessingInk" xmlns:wne="http://schemas.microsoft.com/office/word/2006/wordml" xmlns:wps="http://schemas.microsoft.com/office/word/2010/wordprocessingShape" mc:Ignorable="w14 w15 w16se w16cid w16 w16cex w16sdtdh w16sdtfl w16du wp14">
   <w:footnote w:type="separator" w:id="-1">
@@ -16879,11 +16916,21 @@
 <w:hdr xmlns:wpc="http://schemas.microsoft.com/office/word/2010/wordprocessingCanvas" xmlns:cx="http://schemas.microsoft.com/office/drawing/2014/chartex" xmlns:cx1="http://schemas.microsoft.com/office/drawing/2015/9/8/chartex" xmlns:cx2="http://schemas.microsoft.com/office/drawing/2015/10/21/chartex" xmlns:cx3="http://schemas.microsoft.com/office/drawing/2016/5/9/chartex" xmlns:cx4="http://schemas.microsoft.com/office/drawing/2016/5/10/chartex" xmlns:cx5="http://schemas.microsoft.com/office/drawing/2016/5/11/chartex" xmlns:cx6="http://schemas.microsoft.com/office/drawing/2016/5/12/chartex" xmlns:cx7="http://schemas.microsoft.com/office/drawing/2016/5/13/chartex" xmlns:cx8="http://schemas.microsoft.com/office/drawing/2016/5/14/chartex" xmlns:mc="http://schemas.openxmlformats.org/markup-compatibility/2006" xmlns:aink="http://schemas.microsoft.com/office/drawing/2016/ink" xmlns:am3d="http://schemas.microsoft.com/office/drawing/2017/model3d" xmlns:o="urn:schemas-microsoft-com:office:office" xmlns:oel="http://schemas.microsoft.com/office/2019/extlst" xmlns:r="http://schemas.openxmlformats.org/officeDocument/2006/relationships" xmlns:m="http://schemas.openxmlformats.org/officeDocument/2006/math" xmlns:v="urn:schemas-microsoft-com:vml" xmlns:wp14="http://schemas.microsoft.com/office/word/2010/wordprocessingDrawing" xmlns:wp="http://schemas.openxmlformats.org/drawingml/2006/wordprocessingDrawing" xmlns:w10="urn:schemas-microsoft-com:office:word" xmlns:w="http://schemas.openxmlformats.org/wordprocessingml/2006/main" xmlns:w14="http://schemas.microsoft.com/office/word/2010/wordml" xmlns:w15="http://schemas.microsoft.com/office/word/2012/wordml" xmlns:w16cex="http://schemas.microsoft.com/office/word/2018/wordml/cex" xmlns:w16cid="http://schemas.microsoft.com/office/word/2016/wordml/cid" xmlns:w16="http://schemas.microsoft.com/office/word/2018/wordml" xmlns:w16du="http://schemas.microsoft.com/office/word/2023/wordml/word16du" xmlns:w16sdtdh="http://schemas.microsoft.com/office/word/2020/wordml/sdtdatahash" xmlns:w16sdtfl="http://schemas.microsoft.com/office/word/2024/wordml/sdtformatlock" xmlns:w16se="http://schemas.microsoft.com/office/word/2015/wordml/symex" xmlns:wpg="http://schemas.microsoft.com/office/word/2010/wordprocessingGroup" xmlns:wpi="http://schemas.microsoft.com/office/word/2010/wordprocessingInk" xmlns:wne="http://schemas.microsoft.com/office/word/2006/wordml" xmlns:wps="http://schemas.microsoft.com/office/word/2010/wordprocessingShape" mc:Ignorable="w14 w15 w16se w16cid w16 w16cex w16sdtdh w16sdtfl w16du wp14">
   <w:p>
     <w:pPr>
+      <w:pStyle w:val="a7"/>
+    </w:pPr>
+  </w:p>
+</w:hdr>
+</file>
+
+<file path=word/header2.xml><?xml version="1.0" encoding="utf-8"?>
+<w:hdr xmlns:wpc="http://schemas.microsoft.com/office/word/2010/wordprocessingCanvas" xmlns:cx="http://schemas.microsoft.com/office/drawing/2014/chartex" xmlns:cx1="http://schemas.microsoft.com/office/drawing/2015/9/8/chartex" xmlns:cx2="http://schemas.microsoft.com/office/drawing/2015/10/21/chartex" xmlns:cx3="http://schemas.microsoft.com/office/drawing/2016/5/9/chartex" xmlns:cx4="http://schemas.microsoft.com/office/drawing/2016/5/10/chartex" xmlns:cx5="http://schemas.microsoft.com/office/drawing/2016/5/11/chartex" xmlns:cx6="http://schemas.microsoft.com/office/drawing/2016/5/12/chartex" xmlns:cx7="http://schemas.microsoft.com/office/drawing/2016/5/13/chartex" xmlns:cx8="http://schemas.microsoft.com/office/drawing/2016/5/14/chartex" xmlns:mc="http://schemas.openxmlformats.org/markup-compatibility/2006" xmlns:aink="http://schemas.microsoft.com/office/drawing/2016/ink" xmlns:am3d="http://schemas.microsoft.com/office/drawing/2017/model3d" xmlns:o="urn:schemas-microsoft-com:office:office" xmlns:oel="http://schemas.microsoft.com/office/2019/extlst" xmlns:r="http://schemas.openxmlformats.org/officeDocument/2006/relationships" xmlns:m="http://schemas.openxmlformats.org/officeDocument/2006/math" xmlns:v="urn:schemas-microsoft-com:vml" xmlns:wp14="http://schemas.microsoft.com/office/word/2010/wordprocessingDrawing" xmlns:wp="http://schemas.openxmlformats.org/drawingml/2006/wordprocessingDrawing" xmlns:w10="urn:schemas-microsoft-com:office:word" xmlns:w="http://schemas.openxmlformats.org/wordprocessingml/2006/main" xmlns:w14="http://schemas.microsoft.com/office/word/2010/wordml" xmlns:w15="http://schemas.microsoft.com/office/word/2012/wordml" xmlns:w16cex="http://schemas.microsoft.com/office/word/2018/wordml/cex" xmlns:w16cid="http://schemas.microsoft.com/office/word/2016/wordml/cid" xmlns:w16="http://schemas.microsoft.com/office/word/2018/wordml" xmlns:w16du="http://schemas.microsoft.com/office/word/2023/wordml/word16du" xmlns:w16sdtdh="http://schemas.microsoft.com/office/word/2020/wordml/sdtdatahash" xmlns:w16sdtfl="http://schemas.microsoft.com/office/word/2024/wordml/sdtformatlock" xmlns:w16se="http://schemas.microsoft.com/office/word/2015/wordml/symex" xmlns:wpg="http://schemas.microsoft.com/office/word/2010/wordprocessingGroup" xmlns:wpi="http://schemas.microsoft.com/office/word/2010/wordprocessingInk" xmlns:wne="http://schemas.microsoft.com/office/word/2006/wordml" xmlns:wps="http://schemas.microsoft.com/office/word/2010/wordprocessingShape" mc:Ignorable="w14 w15 w16se w16cid w16 w16cex w16sdtdh w16sdtfl w16du wp14">
+  <w:p>
+    <w:pPr>
       <w:pBdr>
         <w:bottom w:val="single" w:sz="4" w:space="1" w:color="auto"/>
       </w:pBdr>
       <w:rPr>
-        <w:rFonts w:ascii="Microsoft YaHei UI" w:eastAsia="Microsoft YaHei UI" w:hAnsi="Microsoft YaHei UI"/>
+        <w:rFonts w:ascii="Microsoft YaHei UI" w:eastAsia="Microsoft YaHei UI" w:hAnsi="Microsoft YaHei UI" w:hint="eastAsia"/>
         <w:lang w:eastAsia="zh-CN"/>
       </w:rPr>
     </w:pPr>
@@ -16893,7 +16940,7 @@
         <w:lang w:eastAsia="zh-CN"/>
       </w:rPr>
       <w:drawing>
-        <wp:inline distT="0" distB="0" distL="0" distR="0">
+        <wp:inline distT="0" distB="0" distL="0" distR="0" wp14:anchorId="5D59BD3F" wp14:editId="56BDF346">
           <wp:extent cx="1143000" cy="405765"/>
           <wp:effectExtent l="0" t="0" r="0" b="0"/>
           <wp:docPr id="5" name="页眉图片" descr="topsechead1"/>
@@ -16938,6 +16985,16 @@
       </w:rPr>
       <w:t xml:space="preserve">可信网络  安全世界 </w:t>
     </w:r>
+  </w:p>
+</w:hdr>
+</file>
+
+<file path=word/header3.xml><?xml version="1.0" encoding="utf-8"?>
+<w:hdr xmlns:wpc="http://schemas.microsoft.com/office/word/2010/wordprocessingCanvas" xmlns:cx="http://schemas.microsoft.com/office/drawing/2014/chartex" xmlns:cx1="http://schemas.microsoft.com/office/drawing/2015/9/8/chartex" xmlns:cx2="http://schemas.microsoft.com/office/drawing/2015/10/21/chartex" xmlns:cx3="http://schemas.microsoft.com/office/drawing/2016/5/9/chartex" xmlns:cx4="http://schemas.microsoft.com/office/drawing/2016/5/10/chartex" xmlns:cx5="http://schemas.microsoft.com/office/drawing/2016/5/11/chartex" xmlns:cx6="http://schemas.microsoft.com/office/drawing/2016/5/12/chartex" xmlns:cx7="http://schemas.microsoft.com/office/drawing/2016/5/13/chartex" xmlns:cx8="http://schemas.microsoft.com/office/drawing/2016/5/14/chartex" xmlns:mc="http://schemas.openxmlformats.org/markup-compatibility/2006" xmlns:aink="http://schemas.microsoft.com/office/drawing/2016/ink" xmlns:am3d="http://schemas.microsoft.com/office/drawing/2017/model3d" xmlns:o="urn:schemas-microsoft-com:office:office" xmlns:oel="http://schemas.microsoft.com/office/2019/extlst" xmlns:r="http://schemas.openxmlformats.org/officeDocument/2006/relationships" xmlns:m="http://schemas.openxmlformats.org/officeDocument/2006/math" xmlns:v="urn:schemas-microsoft-com:vml" xmlns:wp14="http://schemas.microsoft.com/office/word/2010/wordprocessingDrawing" xmlns:wp="http://schemas.openxmlformats.org/drawingml/2006/wordprocessingDrawing" xmlns:w10="urn:schemas-microsoft-com:office:word" xmlns:w="http://schemas.openxmlformats.org/wordprocessingml/2006/main" xmlns:w14="http://schemas.microsoft.com/office/word/2010/wordml" xmlns:w15="http://schemas.microsoft.com/office/word/2012/wordml" xmlns:w16cex="http://schemas.microsoft.com/office/word/2018/wordml/cex" xmlns:w16cid="http://schemas.microsoft.com/office/word/2016/wordml/cid" xmlns:w16="http://schemas.microsoft.com/office/word/2018/wordml" xmlns:w16du="http://schemas.microsoft.com/office/word/2023/wordml/word16du" xmlns:w16sdtdh="http://schemas.microsoft.com/office/word/2020/wordml/sdtdatahash" xmlns:w16sdtfl="http://schemas.microsoft.com/office/word/2024/wordml/sdtformatlock" xmlns:w16se="http://schemas.microsoft.com/office/word/2015/wordml/symex" xmlns:wpg="http://schemas.microsoft.com/office/word/2010/wordprocessingGroup" xmlns:wpi="http://schemas.microsoft.com/office/word/2010/wordprocessingInk" xmlns:wne="http://schemas.microsoft.com/office/word/2006/wordml" xmlns:wps="http://schemas.microsoft.com/office/word/2010/wordprocessingShape" mc:Ignorable="w14 w15 w16se w16cid w16 w16cex w16sdtdh w16sdtfl w16du wp14">
+  <w:p>
+    <w:pPr>
+      <w:pStyle w:val="a7"/>
+    </w:pPr>
   </w:p>
 </w:hdr>
 </file>
@@ -17044,8 +17101,8 @@
   <w:docDefaults>
     <w:rPrDefault>
       <w:rPr>
-        <w:rFonts w:ascii="Times New Roman" w:eastAsia="SimSun" w:hAnsi="Times New Roman" w:cs="Times New Roman"/>
-        <w:lang w:val="en-CN" w:eastAsia="zh-CN" w:bidi="ar-SA"/>
+        <w:rFonts w:ascii="Times New Roman" w:eastAsia="宋体" w:hAnsi="Times New Roman" w:cs="Times New Roman"/>
+        <w:lang w:eastAsia="zh-CN" w:bidi="ar-SA"/>
       </w:rPr>
     </w:rPrDefault>
     <w:pPrDefault/>
@@ -17428,7 +17485,7 @@
     <w:lsdException w:name="Unresolved Mention" w:semiHidden="1" w:unhideWhenUsed="1"/>
     <w:lsdException w:name="Smart Link" w:semiHidden="1" w:unhideWhenUsed="1"/>
   </w:latentStyles>
-  <w:style w:type="paragraph" w:default="1" w:styleId="Normal">
+  <w:style w:type="paragraph" w:default="1" w:styleId="a">
     <w:name w:val="Normal"/>
     <w:qFormat/>
     <w:pPr>
@@ -17444,11 +17501,11 @@
       <w:lang w:val="en-US" w:eastAsia="en-US"/>
     </w:rPr>
   </w:style>
-  <w:style w:type="paragraph" w:styleId="Heading1">
+  <w:style w:type="paragraph" w:styleId="1">
     <w:name w:val="heading 1"/>
-    <w:basedOn w:val="Normal"/>
-    <w:next w:val="Normal"/>
-    <w:link w:val="Heading1Char"/>
+    <w:basedOn w:val="a"/>
+    <w:next w:val="a"/>
+    <w:link w:val="10"/>
     <w:uiPriority w:val="9"/>
     <w:qFormat/>
     <w:pPr>
@@ -17456,16 +17513,16 @@
       <w:outlineLvl w:val="0"/>
     </w:pPr>
     <w:rPr>
-      <w:rFonts w:ascii="SimSun" w:eastAsia="SimSun" w:hAnsi="SimSun"/>
+      <w:rFonts w:ascii="宋体" w:eastAsia="宋体" w:hAnsi="宋体"/>
       <w:b/>
       <w:sz w:val="44"/>
     </w:rPr>
   </w:style>
-  <w:style w:type="paragraph" w:styleId="Heading2">
+  <w:style w:type="paragraph" w:styleId="2">
     <w:name w:val="heading 2"/>
-    <w:basedOn w:val="Normal"/>
-    <w:next w:val="Normal"/>
-    <w:link w:val="Heading2Char"/>
+    <w:basedOn w:val="a"/>
+    <w:next w:val="a"/>
+    <w:link w:val="21"/>
     <w:uiPriority w:val="9"/>
     <w:unhideWhenUsed/>
     <w:qFormat/>
@@ -17476,16 +17533,16 @@
       <w:outlineLvl w:val="1"/>
     </w:pPr>
     <w:rPr>
-      <w:rFonts w:ascii="SimHei" w:eastAsia="SimHei" w:hAnsi="SimHei"/>
+      <w:rFonts w:ascii="黑体" w:eastAsia="黑体" w:hAnsi="黑体"/>
       <w:b/>
       <w:sz w:val="32"/>
     </w:rPr>
   </w:style>
-  <w:style w:type="paragraph" w:styleId="Heading3">
+  <w:style w:type="paragraph" w:styleId="3">
     <w:name w:val="heading 3"/>
-    <w:basedOn w:val="Normal"/>
-    <w:next w:val="Normal"/>
-    <w:link w:val="Heading3Char"/>
+    <w:basedOn w:val="a"/>
+    <w:next w:val="a"/>
+    <w:link w:val="30"/>
     <w:uiPriority w:val="9"/>
     <w:unhideWhenUsed/>
     <w:qFormat/>
@@ -17496,15 +17553,15 @@
       <w:outlineLvl w:val="2"/>
     </w:pPr>
     <w:rPr>
-      <w:rFonts w:ascii="SimHei" w:eastAsia="SimHei" w:hAnsi="SimHei"/>
+      <w:rFonts w:ascii="黑体" w:eastAsia="黑体" w:hAnsi="黑体"/>
       <w:sz w:val="28"/>
     </w:rPr>
   </w:style>
-  <w:style w:type="paragraph" w:styleId="Heading4">
+  <w:style w:type="paragraph" w:styleId="4">
     <w:name w:val="heading 4"/>
-    <w:basedOn w:val="Normal"/>
-    <w:next w:val="Normal"/>
-    <w:link w:val="Heading4Char"/>
+    <w:basedOn w:val="a"/>
+    <w:next w:val="a"/>
+    <w:link w:val="40"/>
     <w:uiPriority w:val="9"/>
     <w:unhideWhenUsed/>
     <w:qFormat/>
@@ -17523,13 +17580,12 @@
       <w:color w:val="4F81BD" w:themeColor="accent1"/>
     </w:rPr>
   </w:style>
-  <w:style w:type="character" w:default="1" w:styleId="DefaultParagraphFont">
+  <w:style w:type="character" w:default="1" w:styleId="a0">
     <w:name w:val="Default Paragraph Font"/>
     <w:uiPriority w:val="1"/>
-    <w:semiHidden/>
     <w:unhideWhenUsed/>
   </w:style>
-  <w:style w:type="table" w:default="1" w:styleId="TableNormal">
+  <w:style w:type="table" w:default="1" w:styleId="a1">
     <w:name w:val="Normal Table"/>
     <w:uiPriority w:val="99"/>
     <w:semiHidden/>
@@ -17544,15 +17600,15 @@
       </w:tblCellMar>
     </w:tblPr>
   </w:style>
-  <w:style w:type="numbering" w:default="1" w:styleId="NoList">
+  <w:style w:type="numbering" w:default="1" w:styleId="a2">
     <w:name w:val="No List"/>
     <w:uiPriority w:val="99"/>
     <w:semiHidden/>
     <w:unhideWhenUsed/>
   </w:style>
-  <w:style w:type="paragraph" w:styleId="NormalIndent">
+  <w:style w:type="paragraph" w:styleId="a3">
     <w:name w:val="Normal Indent"/>
-    <w:basedOn w:val="Normal"/>
+    <w:basedOn w:val="a"/>
     <w:uiPriority w:val="99"/>
     <w:unhideWhenUsed/>
     <w:qFormat/>
@@ -17560,10 +17616,10 @@
       <w:ind w:left="720"/>
     </w:pPr>
   </w:style>
-  <w:style w:type="paragraph" w:styleId="Caption">
+  <w:style w:type="paragraph" w:styleId="a4">
     <w:name w:val="caption"/>
-    <w:basedOn w:val="Normal"/>
-    <w:next w:val="Normal"/>
+    <w:basedOn w:val="a"/>
+    <w:next w:val="a"/>
     <w:uiPriority w:val="35"/>
     <w:semiHidden/>
     <w:unhideWhenUsed/>
@@ -17579,10 +17635,10 @@
       <w:szCs w:val="18"/>
     </w:rPr>
   </w:style>
-  <w:style w:type="paragraph" w:styleId="BalloonText">
+  <w:style w:type="paragraph" w:styleId="a5">
     <w:name w:val="Balloon Text"/>
-    <w:basedOn w:val="Normal"/>
-    <w:link w:val="BalloonTextChar"/>
+    <w:basedOn w:val="a"/>
+    <w:link w:val="11"/>
     <w:uiPriority w:val="99"/>
     <w:semiHidden/>
     <w:unhideWhenUsed/>
@@ -17595,10 +17651,10 @@
       <w:szCs w:val="18"/>
     </w:rPr>
   </w:style>
-  <w:style w:type="paragraph" w:styleId="Footer">
+  <w:style w:type="paragraph" w:styleId="a6">
     <w:name w:val="footer"/>
-    <w:basedOn w:val="Normal"/>
-    <w:link w:val="FooterChar"/>
+    <w:basedOn w:val="a"/>
+    <w:link w:val="12"/>
     <w:uiPriority w:val="99"/>
     <w:unhideWhenUsed/>
     <w:qFormat/>
@@ -17618,10 +17674,10 @@
       <w:lang w:eastAsia="zh-CN"/>
     </w:rPr>
   </w:style>
-  <w:style w:type="paragraph" w:styleId="Header">
+  <w:style w:type="paragraph" w:styleId="a7">
     <w:name w:val="header"/>
-    <w:basedOn w:val="Normal"/>
-    <w:link w:val="HeaderChar"/>
+    <w:basedOn w:val="a"/>
+    <w:link w:val="13"/>
     <w:uiPriority w:val="99"/>
     <w:unhideWhenUsed/>
     <w:qFormat/>
@@ -17646,17 +17702,17 @@
   </w:style>
   <w:style w:type="paragraph" w:styleId="TOC1">
     <w:name w:val="toc 1"/>
-    <w:basedOn w:val="Normal"/>
-    <w:next w:val="Normal"/>
+    <w:basedOn w:val="a"/>
+    <w:next w:val="a"/>
     <w:uiPriority w:val="39"/>
     <w:unhideWhenUsed/>
     <w:qFormat/>
   </w:style>
-  <w:style w:type="paragraph" w:styleId="Subtitle">
+  <w:style w:type="paragraph" w:styleId="a8">
     <w:name w:val="Subtitle"/>
-    <w:basedOn w:val="Normal"/>
-    <w:next w:val="Normal"/>
-    <w:link w:val="SubtitleChar"/>
+    <w:basedOn w:val="a"/>
+    <w:next w:val="a"/>
+    <w:link w:val="a9"/>
     <w:uiPriority w:val="11"/>
     <w:qFormat/>
     <w:pPr>
@@ -17673,8 +17729,8 @@
   </w:style>
   <w:style w:type="paragraph" w:styleId="TOC2">
     <w:name w:val="toc 2"/>
-    <w:basedOn w:val="Normal"/>
-    <w:next w:val="Normal"/>
+    <w:basedOn w:val="a"/>
+    <w:next w:val="a"/>
     <w:uiPriority w:val="39"/>
     <w:unhideWhenUsed/>
     <w:qFormat/>
@@ -17682,10 +17738,10 @@
       <w:ind w:leftChars="200" w:left="420"/>
     </w:pPr>
   </w:style>
-  <w:style w:type="paragraph" w:styleId="HTMLPreformatted">
+  <w:style w:type="paragraph" w:styleId="HTML">
     <w:name w:val="HTML Preformatted"/>
-    <w:basedOn w:val="Normal"/>
-    <w:link w:val="HTMLPreformattedChar"/>
+    <w:basedOn w:val="a"/>
+    <w:link w:val="HTML0"/>
     <w:uiPriority w:val="99"/>
     <w:unhideWhenUsed/>
     <w:qFormat/>
@@ -17713,15 +17769,15 @@
       <w:jc w:val="left"/>
     </w:pPr>
     <w:rPr>
-      <w:rFonts w:ascii="SimSun" w:eastAsia="SimSun" w:hAnsi="SimSun" w:cs="SimSun"/>
+      <w:rFonts w:ascii="宋体" w:eastAsia="宋体" w:hAnsi="宋体" w:cs="宋体"/>
       <w:kern w:val="0"/>
       <w:szCs w:val="24"/>
       <w:lang w:eastAsia="zh-CN"/>
     </w:rPr>
   </w:style>
-  <w:style w:type="paragraph" w:styleId="NormalWeb">
+  <w:style w:type="paragraph" w:styleId="aa">
     <w:name w:val="Normal (Web)"/>
-    <w:basedOn w:val="Normal"/>
+    <w:basedOn w:val="a"/>
     <w:uiPriority w:val="99"/>
     <w:semiHidden/>
     <w:unhideWhenUsed/>
@@ -17738,25 +17794,25 @@
       <w:lang w:eastAsia="zh-CN"/>
     </w:rPr>
   </w:style>
-  <w:style w:type="paragraph" w:styleId="Title">
+  <w:style w:type="paragraph" w:styleId="ab">
     <w:name w:val="Title"/>
-    <w:basedOn w:val="Normal"/>
-    <w:next w:val="Normal"/>
-    <w:link w:val="TitleChar"/>
+    <w:basedOn w:val="a"/>
+    <w:next w:val="a"/>
+    <w:link w:val="ac"/>
     <w:uiPriority w:val="10"/>
     <w:qFormat/>
     <w:pPr>
       <w:jc w:val="center"/>
     </w:pPr>
     <w:rPr>
-      <w:rFonts w:ascii="SimHei" w:eastAsia="SimHei" w:hAnsi="SimHei"/>
+      <w:rFonts w:ascii="黑体" w:eastAsia="黑体" w:hAnsi="黑体"/>
       <w:b/>
       <w:sz w:val="72"/>
     </w:rPr>
   </w:style>
-  <w:style w:type="table" w:styleId="TableGrid">
+  <w:style w:type="table" w:styleId="ad">
     <w:name w:val="Table Grid"/>
-    <w:basedOn w:val="TableNormal"/>
+    <w:basedOn w:val="a1"/>
     <w:uiPriority w:val="59"/>
     <w:qFormat/>
     <w:tblPr>
@@ -17770,9 +17826,9 @@
       </w:tblBorders>
     </w:tblPr>
   </w:style>
-  <w:style w:type="character" w:styleId="Strong">
+  <w:style w:type="character" w:styleId="ae">
     <w:name w:val="Strong"/>
-    <w:basedOn w:val="DefaultParagraphFont"/>
+    <w:basedOn w:val="a0"/>
     <w:uiPriority w:val="22"/>
     <w:qFormat/>
     <w:rPr>
@@ -17780,9 +17836,9 @@
       <w:bCs/>
     </w:rPr>
   </w:style>
-  <w:style w:type="character" w:styleId="Emphasis">
+  <w:style w:type="character" w:styleId="af">
     <w:name w:val="Emphasis"/>
-    <w:basedOn w:val="DefaultParagraphFont"/>
+    <w:basedOn w:val="a0"/>
     <w:uiPriority w:val="20"/>
     <w:qFormat/>
     <w:rPr>
@@ -17790,9 +17846,9 @@
       <w:iCs/>
     </w:rPr>
   </w:style>
-  <w:style w:type="character" w:styleId="Hyperlink">
+  <w:style w:type="character" w:styleId="af0">
     <w:name w:val="Hyperlink"/>
-    <w:basedOn w:val="DefaultParagraphFont"/>
+    <w:basedOn w:val="a0"/>
     <w:uiPriority w:val="99"/>
     <w:unhideWhenUsed/>
     <w:qFormat/>
@@ -17801,30 +17857,30 @@
       <w:u w:val="single"/>
     </w:rPr>
   </w:style>
-  <w:style w:type="character" w:styleId="HTMLCode">
+  <w:style w:type="character" w:styleId="HTML1">
     <w:name w:val="HTML Code"/>
-    <w:basedOn w:val="DefaultParagraphFont"/>
+    <w:basedOn w:val="a0"/>
     <w:uiPriority w:val="99"/>
     <w:semiHidden/>
     <w:unhideWhenUsed/>
     <w:qFormat/>
     <w:rPr>
-      <w:rFonts w:ascii="SimSun" w:eastAsia="SimSun" w:hAnsi="SimSun" w:cs="SimSun"/>
+      <w:rFonts w:ascii="宋体" w:eastAsia="宋体" w:hAnsi="宋体" w:cs="宋体"/>
       <w:sz w:val="24"/>
       <w:szCs w:val="24"/>
     </w:rPr>
   </w:style>
-  <w:style w:type="character" w:customStyle="1" w:styleId="HeaderChar">
-    <w:name w:val="Header Char"/>
-    <w:basedOn w:val="DefaultParagraphFont"/>
-    <w:link w:val="Header"/>
+  <w:style w:type="character" w:customStyle="1" w:styleId="13">
+    <w:name w:val="页眉 字符1"/>
+    <w:basedOn w:val="a0"/>
+    <w:link w:val="a7"/>
     <w:uiPriority w:val="99"/>
     <w:qFormat/>
   </w:style>
-  <w:style w:type="character" w:customStyle="1" w:styleId="Heading1Char">
-    <w:name w:val="Heading 1 Char"/>
-    <w:basedOn w:val="DefaultParagraphFont"/>
-    <w:link w:val="Heading1"/>
+  <w:style w:type="character" w:customStyle="1" w:styleId="10">
+    <w:name w:val="标题 1 字符"/>
+    <w:basedOn w:val="a0"/>
+    <w:link w:val="1"/>
     <w:uiPriority w:val="9"/>
     <w:qFormat/>
     <w:rPr>
@@ -17836,10 +17892,10 @@
       <w:szCs w:val="28"/>
     </w:rPr>
   </w:style>
-  <w:style w:type="character" w:customStyle="1" w:styleId="Heading2Char">
-    <w:name w:val="Heading 2 Char"/>
-    <w:basedOn w:val="DefaultParagraphFont"/>
-    <w:link w:val="Heading2"/>
+  <w:style w:type="character" w:customStyle="1" w:styleId="21">
+    <w:name w:val="标题 2 字符1"/>
+    <w:basedOn w:val="a0"/>
+    <w:link w:val="2"/>
     <w:uiPriority w:val="9"/>
     <w:qFormat/>
     <w:rPr>
@@ -17851,10 +17907,10 @@
       <w:szCs w:val="26"/>
     </w:rPr>
   </w:style>
-  <w:style w:type="character" w:customStyle="1" w:styleId="Heading3Char">
-    <w:name w:val="Heading 3 Char"/>
-    <w:basedOn w:val="DefaultParagraphFont"/>
-    <w:link w:val="Heading3"/>
+  <w:style w:type="character" w:customStyle="1" w:styleId="30">
+    <w:name w:val="标题 3 字符"/>
+    <w:basedOn w:val="a0"/>
+    <w:link w:val="3"/>
     <w:uiPriority w:val="9"/>
     <w:qFormat/>
     <w:rPr>
@@ -17864,10 +17920,10 @@
       <w:color w:val="4F81BD" w:themeColor="accent1"/>
     </w:rPr>
   </w:style>
-  <w:style w:type="character" w:customStyle="1" w:styleId="Heading4Char">
-    <w:name w:val="Heading 4 Char"/>
-    <w:basedOn w:val="DefaultParagraphFont"/>
-    <w:link w:val="Heading4"/>
+  <w:style w:type="character" w:customStyle="1" w:styleId="40">
+    <w:name w:val="标题 4 字符"/>
+    <w:basedOn w:val="a0"/>
+    <w:link w:val="4"/>
     <w:uiPriority w:val="9"/>
     <w:qFormat/>
     <w:rPr>
@@ -17879,10 +17935,10 @@
       <w:color w:val="4F81BD" w:themeColor="accent1"/>
     </w:rPr>
   </w:style>
-  <w:style w:type="character" w:customStyle="1" w:styleId="SubtitleChar">
-    <w:name w:val="Subtitle Char"/>
-    <w:basedOn w:val="DefaultParagraphFont"/>
-    <w:link w:val="Subtitle"/>
+  <w:style w:type="character" w:customStyle="1" w:styleId="a9">
+    <w:name w:val="副标题 字符"/>
+    <w:basedOn w:val="a0"/>
+    <w:link w:val="a8"/>
     <w:uiPriority w:val="11"/>
     <w:qFormat/>
     <w:rPr>
@@ -17895,10 +17951,10 @@
       <w:szCs w:val="24"/>
     </w:rPr>
   </w:style>
-  <w:style w:type="character" w:customStyle="1" w:styleId="TitleChar">
-    <w:name w:val="Title Char"/>
-    <w:basedOn w:val="DefaultParagraphFont"/>
-    <w:link w:val="Title"/>
+  <w:style w:type="character" w:customStyle="1" w:styleId="ac">
+    <w:name w:val="标题 字符"/>
+    <w:basedOn w:val="a0"/>
+    <w:link w:val="ab"/>
     <w:uiPriority w:val="10"/>
     <w:qFormat/>
     <w:rPr>
@@ -17925,21 +17981,21 @@
   </w:style>
   <w:style w:type="paragraph" w:customStyle="1" w:styleId="NERCIS-">
     <w:name w:val="NERCIS-正文"/>
-    <w:basedOn w:val="Normal"/>
+    <w:basedOn w:val="a"/>
     <w:qFormat/>
     <w:pPr>
       <w:ind w:firstLineChars="200" w:firstLine="480"/>
     </w:pPr>
     <w:rPr>
-      <w:rFonts w:ascii="SimSun" w:hAnsi="SimSun" w:cs="SimSun"/>
+      <w:rFonts w:ascii="宋体" w:hAnsi="宋体" w:cs="宋体"/>
       <w:kern w:val="0"/>
       <w:szCs w:val="20"/>
     </w:rPr>
   </w:style>
-  <w:style w:type="character" w:customStyle="1" w:styleId="FooterChar">
-    <w:name w:val="Footer Char"/>
-    <w:basedOn w:val="DefaultParagraphFont"/>
-    <w:link w:val="Footer"/>
+  <w:style w:type="character" w:customStyle="1" w:styleId="12">
+    <w:name w:val="页脚 字符1"/>
+    <w:basedOn w:val="a0"/>
+    <w:link w:val="a6"/>
     <w:uiPriority w:val="99"/>
     <w:qFormat/>
     <w:rPr>
@@ -17950,10 +18006,10 @@
       <w:lang w:eastAsia="en-US"/>
     </w:rPr>
   </w:style>
-  <w:style w:type="character" w:customStyle="1" w:styleId="BalloonTextChar">
-    <w:name w:val="Balloon Text Char"/>
-    <w:basedOn w:val="DefaultParagraphFont"/>
-    <w:link w:val="BalloonText"/>
+  <w:style w:type="character" w:customStyle="1" w:styleId="11">
+    <w:name w:val="批注框文本 字符1"/>
+    <w:basedOn w:val="a0"/>
+    <w:link w:val="a5"/>
     <w:uiPriority w:val="99"/>
     <w:semiHidden/>
     <w:qFormat/>
@@ -17967,8 +18023,8 @@
   </w:style>
   <w:style w:type="paragraph" w:customStyle="1" w:styleId="TOC10">
     <w:name w:val="TOC 标题1"/>
-    <w:basedOn w:val="Heading1"/>
-    <w:next w:val="Normal"/>
+    <w:basedOn w:val="1"/>
+    <w:next w:val="a"/>
     <w:uiPriority w:val="39"/>
     <w:unhideWhenUsed/>
     <w:qFormat/>
@@ -17990,19 +18046,19 @@
       <w:lang w:eastAsia="zh-CN"/>
     </w:rPr>
   </w:style>
-  <w:style w:type="character" w:customStyle="1" w:styleId="HTMLPreformattedChar">
-    <w:name w:val="HTML Preformatted Char"/>
-    <w:basedOn w:val="DefaultParagraphFont"/>
-    <w:link w:val="HTMLPreformatted"/>
+  <w:style w:type="character" w:customStyle="1" w:styleId="HTML0">
+    <w:name w:val="HTML 预设格式 字符"/>
+    <w:basedOn w:val="a0"/>
+    <w:link w:val="HTML"/>
     <w:uiPriority w:val="99"/>
     <w:qFormat/>
     <w:rPr>
-      <w:rFonts w:ascii="SimSun" w:hAnsi="SimSun" w:cs="SimSun"/>
+      <w:rFonts w:ascii="宋体" w:hAnsi="宋体" w:cs="宋体"/>
       <w:sz w:val="24"/>
       <w:szCs w:val="24"/>
     </w:rPr>
   </w:style>
-  <w:style w:type="character" w:customStyle="1" w:styleId="a">
+  <w:style w:type="character" w:customStyle="1" w:styleId="af1">
     <w:name w:val="页眉 字符"/>
     <w:uiPriority w:val="99"/>
     <w:qFormat/>
@@ -18011,7 +18067,7 @@
       <w:szCs w:val="18"/>
     </w:rPr>
   </w:style>
-  <w:style w:type="character" w:customStyle="1" w:styleId="a0">
+  <w:style w:type="character" w:customStyle="1" w:styleId="af2">
     <w:name w:val="页脚 字符"/>
     <w:uiPriority w:val="99"/>
     <w:qFormat/>
@@ -18020,18 +18076,18 @@
       <w:szCs w:val="18"/>
     </w:rPr>
   </w:style>
-  <w:style w:type="character" w:customStyle="1" w:styleId="2">
+  <w:style w:type="character" w:customStyle="1" w:styleId="20">
     <w:name w:val="标题 2 字符"/>
     <w:uiPriority w:val="9"/>
     <w:qFormat/>
     <w:rPr>
-      <w:rFonts w:ascii="SimHei" w:eastAsia="SimHei" w:hAnsi="SimHei"/>
+      <w:rFonts w:ascii="黑体" w:eastAsia="黑体" w:hAnsi="黑体"/>
       <w:b/>
       <w:sz w:val="32"/>
       <w:lang w:eastAsia="en-US"/>
     </w:rPr>
   </w:style>
-  <w:style w:type="character" w:customStyle="1" w:styleId="a1">
+  <w:style w:type="character" w:customStyle="1" w:styleId="af3">
     <w:name w:val="批注框文本 字符"/>
     <w:uiPriority w:val="99"/>
     <w:semiHidden/>
@@ -18043,7 +18099,7 @@
       <w:lang w:eastAsia="en-US"/>
     </w:rPr>
   </w:style>
-  <w:style w:type="character" w:customStyle="1" w:styleId="20">
+  <w:style w:type="character" w:customStyle="1" w:styleId="22">
     <w:name w:val="页眉 字符2"/>
     <w:uiPriority w:val="99"/>
     <w:qFormat/>
@@ -18052,7 +18108,7 @@
       <w:szCs w:val="18"/>
     </w:rPr>
   </w:style>
-  <w:style w:type="character" w:customStyle="1" w:styleId="21">
+  <w:style w:type="character" w:customStyle="1" w:styleId="23">
     <w:name w:val="页脚 字符2"/>
     <w:uiPriority w:val="99"/>
     <w:qFormat/>
@@ -18061,18 +18117,18 @@
       <w:szCs w:val="18"/>
     </w:rPr>
   </w:style>
-  <w:style w:type="character" w:customStyle="1" w:styleId="22">
+  <w:style w:type="character" w:customStyle="1" w:styleId="220">
     <w:name w:val="标题 2 字符2"/>
     <w:uiPriority w:val="9"/>
     <w:qFormat/>
     <w:rPr>
-      <w:rFonts w:ascii="SimHei" w:eastAsia="SimHei" w:hAnsi="SimHei"/>
+      <w:rFonts w:ascii="黑体" w:eastAsia="黑体" w:hAnsi="黑体"/>
       <w:b/>
       <w:sz w:val="32"/>
       <w:lang w:eastAsia="en-US"/>
     </w:rPr>
   </w:style>
-  <w:style w:type="character" w:customStyle="1" w:styleId="23">
+  <w:style w:type="character" w:customStyle="1" w:styleId="24">
     <w:name w:val="批注框文本 字符2"/>
     <w:uiPriority w:val="99"/>
     <w:semiHidden/>
@@ -18084,7 +18140,7 @@
       <w:lang w:eastAsia="en-US"/>
     </w:rPr>
   </w:style>
-  <w:style w:type="character" w:customStyle="1" w:styleId="3">
+  <w:style w:type="character" w:customStyle="1" w:styleId="31">
     <w:name w:val="页眉 字符3"/>
     <w:uiPriority w:val="99"/>
     <w:qFormat/>
@@ -18093,7 +18149,7 @@
       <w:szCs w:val="18"/>
     </w:rPr>
   </w:style>
-  <w:style w:type="character" w:customStyle="1" w:styleId="30">
+  <w:style w:type="character" w:customStyle="1" w:styleId="32">
     <w:name w:val="页脚 字符3"/>
     <w:uiPriority w:val="99"/>
     <w:qFormat/>
@@ -18107,13 +18163,13 @@
     <w:uiPriority w:val="9"/>
     <w:qFormat/>
     <w:rPr>
-      <w:rFonts w:ascii="SimHei" w:eastAsia="SimHei" w:hAnsi="SimHei"/>
+      <w:rFonts w:ascii="黑体" w:eastAsia="黑体" w:hAnsi="黑体"/>
       <w:b/>
       <w:sz w:val="32"/>
       <w:lang w:eastAsia="en-US"/>
     </w:rPr>
   </w:style>
-  <w:style w:type="character" w:customStyle="1" w:styleId="31">
+  <w:style w:type="character" w:customStyle="1" w:styleId="33">
     <w:name w:val="批注框文本 字符3"/>
     <w:uiPriority w:val="99"/>
     <w:semiHidden/>
@@ -18125,9 +18181,9 @@
       <w:lang w:eastAsia="en-US"/>
     </w:rPr>
   </w:style>
-  <w:style w:type="character" w:customStyle="1" w:styleId="1">
+  <w:style w:type="character" w:customStyle="1" w:styleId="14">
     <w:name w:val="未处理的提及1"/>
-    <w:basedOn w:val="DefaultParagraphFont"/>
+    <w:basedOn w:val="a0"/>
     <w:uiPriority w:val="99"/>
     <w:semiHidden/>
     <w:unhideWhenUsed/>
@@ -18139,10 +18195,10 @@
   </w:style>
   <w:style w:type="character" w:customStyle="1" w:styleId="apple-converted-space">
     <w:name w:val="apple-converted-space"/>
-    <w:basedOn w:val="DefaultParagraphFont"/>
+    <w:basedOn w:val="a0"/>
     <w:qFormat/>
   </w:style>
-  <w:style w:type="paragraph" w:customStyle="1" w:styleId="a2">
+  <w:style w:type="paragraph" w:customStyle="1" w:styleId="af4">
     <w:name w:val="正文（绿盟科技）"/>
     <w:link w:val="Char"/>
     <w:qFormat/>
@@ -18158,17 +18214,17 @@
   </w:style>
   <w:style w:type="character" w:customStyle="1" w:styleId="Char">
     <w:name w:val="正文（绿盟科技） Char"/>
-    <w:link w:val="a2"/>
+    <w:link w:val="af4"/>
     <w:qFormat/>
     <w:rPr>
-      <w:rFonts w:ascii="Arial" w:eastAsia="SimSun" w:hAnsi="Arial" w:cs="Times New Roman"/>
+      <w:rFonts w:ascii="Arial" w:eastAsia="宋体" w:hAnsi="Arial" w:cs="Times New Roman"/>
       <w:sz w:val="21"/>
       <w:szCs w:val="21"/>
     </w:rPr>
   </w:style>
   <w:style w:type="paragraph" w:customStyle="1" w:styleId="CNCERT">
     <w:name w:val="CNCERT_部检查_正文"/>
-    <w:basedOn w:val="Normal"/>
+    <w:basedOn w:val="a"/>
     <w:link w:val="CNCERTChar"/>
     <w:qFormat/>
     <w:pPr>
@@ -18176,7 +18232,7 @@
       <w:ind w:firstLineChars="200" w:firstLine="560"/>
     </w:pPr>
     <w:rPr>
-      <w:rFonts w:ascii="FangSong" w:eastAsia="FangSong" w:hAnsi="FangSong" w:cs="Times New Roman"/>
+      <w:rFonts w:ascii="仿宋" w:eastAsia="仿宋" w:hAnsi="仿宋" w:cs="Times New Roman"/>
       <w:sz w:val="28"/>
       <w:szCs w:val="28"/>
       <w:lang w:eastAsia="zh-CN"/>
@@ -18187,13 +18243,13 @@
     <w:link w:val="CNCERT"/>
     <w:qFormat/>
     <w:rPr>
-      <w:rFonts w:ascii="FangSong" w:eastAsia="FangSong" w:hAnsi="FangSong" w:cs="Times New Roman"/>
+      <w:rFonts w:ascii="仿宋" w:eastAsia="仿宋" w:hAnsi="仿宋" w:cs="Times New Roman"/>
       <w:kern w:val="2"/>
       <w:sz w:val="28"/>
       <w:szCs w:val="28"/>
     </w:rPr>
   </w:style>
-  <w:style w:type="paragraph" w:customStyle="1" w:styleId="a3">
+  <w:style w:type="paragraph" w:customStyle="1" w:styleId="af5">
     <w:name w:val="正文（）"/>
     <w:link w:val="Char0"/>
     <w:qFormat/>
@@ -18209,17 +18265,17 @@
   </w:style>
   <w:style w:type="character" w:customStyle="1" w:styleId="Char0">
     <w:name w:val="正文（） Char"/>
-    <w:link w:val="a3"/>
+    <w:link w:val="af5"/>
     <w:qFormat/>
     <w:rPr>
-      <w:rFonts w:ascii="Arial" w:eastAsia="SimSun" w:hAnsi="Arial" w:cs="Times New Roman"/>
+      <w:rFonts w:ascii="Arial" w:eastAsia="宋体" w:hAnsi="Arial" w:cs="Times New Roman"/>
       <w:sz w:val="21"/>
       <w:szCs w:val="21"/>
     </w:rPr>
   </w:style>
-  <w:style w:type="paragraph" w:customStyle="1" w:styleId="a4">
+  <w:style w:type="paragraph" w:customStyle="1" w:styleId="af6">
     <w:name w:val="表格内容居中（奇安信）"/>
-    <w:basedOn w:val="Normal"/>
+    <w:basedOn w:val="a"/>
     <w:qFormat/>
     <w:pPr>
       <w:widowControl/>
@@ -18228,16 +18284,16 @@
       <w:jc w:val="center"/>
     </w:pPr>
     <w:rPr>
-      <w:rFonts w:ascii="Times New Roman" w:eastAsia="SimSun" w:hAnsi="Times New Roman" w:cs="Times New Roman"/>
+      <w:rFonts w:ascii="Times New Roman" w:eastAsia="宋体" w:hAnsi="Times New Roman" w:cs="Times New Roman"/>
       <w:kern w:val="0"/>
       <w:sz w:val="21"/>
       <w:szCs w:val="21"/>
       <w:lang w:eastAsia="zh-CN"/>
     </w:rPr>
   </w:style>
-  <w:style w:type="paragraph" w:customStyle="1" w:styleId="a5">
+  <w:style w:type="paragraph" w:customStyle="1" w:styleId="af7">
     <w:name w:val="表格内容 靠左（奇安信）"/>
-    <w:basedOn w:val="Normal"/>
+    <w:basedOn w:val="a"/>
     <w:qFormat/>
     <w:pPr>
       <w:widowControl/>
@@ -18245,7 +18301,7 @@
       <w:jc w:val="left"/>
     </w:pPr>
     <w:rPr>
-      <w:rFonts w:ascii="Arial" w:eastAsia="SimSun" w:hAnsi="Arial" w:cs="Times New Roman"/>
+      <w:rFonts w:ascii="Arial" w:eastAsia="宋体" w:hAnsi="Arial" w:cs="Times New Roman"/>
       <w:kern w:val="0"/>
       <w:sz w:val="21"/>
       <w:szCs w:val="21"/>
@@ -18254,8 +18310,8 @@
   </w:style>
   <w:style w:type="paragraph" w:customStyle="1" w:styleId="-">
     <w:name w:val="表格-头 （奇安信）"/>
-    <w:basedOn w:val="Normal"/>
-    <w:next w:val="Normal"/>
+    <w:basedOn w:val="a"/>
+    <w:next w:val="a"/>
     <w:qFormat/>
     <w:pPr>
       <w:widowControl/>
@@ -18263,7 +18319,7 @@
       <w:jc w:val="center"/>
     </w:pPr>
     <w:rPr>
-      <w:rFonts w:ascii="Arial" w:eastAsia="SimSun" w:hAnsi="Arial" w:cs="Times New Roman"/>
+      <w:rFonts w:ascii="Arial" w:eastAsia="宋体" w:hAnsi="Arial" w:cs="Times New Roman"/>
       <w:b/>
       <w:kern w:val="0"/>
       <w:sz w:val="21"/>
@@ -18271,18 +18327,18 @@
       <w:lang w:eastAsia="zh-CN"/>
     </w:rPr>
   </w:style>
-  <w:style w:type="paragraph" w:styleId="ListParagraph">
+  <w:style w:type="paragraph" w:styleId="af8">
     <w:name w:val="List Paragraph"/>
-    <w:basedOn w:val="Normal"/>
+    <w:basedOn w:val="a"/>
     <w:uiPriority w:val="99"/>
     <w:qFormat/>
     <w:pPr>
       <w:ind w:firstLineChars="200" w:firstLine="420"/>
     </w:pPr>
   </w:style>
-  <w:style w:type="character" w:customStyle="1" w:styleId="24">
+  <w:style w:type="character" w:customStyle="1" w:styleId="25">
     <w:name w:val="未处理的提及2"/>
-    <w:basedOn w:val="DefaultParagraphFont"/>
+    <w:basedOn w:val="a0"/>
     <w:uiPriority w:val="99"/>
     <w:semiHidden/>
     <w:unhideWhenUsed/>
@@ -18294,7 +18350,7 @@
   </w:style>
   <w:style w:type="character" w:customStyle="1" w:styleId="UnresolvedMention1">
     <w:name w:val="Unresolved Mention1"/>
-    <w:basedOn w:val="DefaultParagraphFont"/>
+    <w:basedOn w:val="a0"/>
     <w:uiPriority w:val="99"/>
     <w:semiHidden/>
     <w:unhideWhenUsed/>
@@ -18306,7 +18362,7 @@
   </w:style>
   <w:style w:type="table" w:customStyle="1" w:styleId="GridTable2-Accent11">
     <w:name w:val="Grid Table 2 - Accent 11"/>
-    <w:basedOn w:val="TableNormal"/>
+    <w:basedOn w:val="a1"/>
     <w:uiPriority w:val="47"/>
     <w:qFormat/>
     <w:tblPr>
